--- a/dist/ML-Roadmap-24-Tuan-AWS-Cloud-Club.docx
+++ b/dist/ML-Roadmap-24-Tuan-AWS-Cloud-Club.docx
@@ -290,7 +290,7 @@
           </w:tcPr>
           <w:p>
             <w:r>
-              <w:t>Tabular AWS bắt buộc; CV transfer learning mở rộng</w:t>
+              <w:t>Tabular local-first; AWS deploy tùy plan/credit; CV transfer learning mở rộng</w:t>
             </w:r>
           </w:p>
         </w:tc>
@@ -350,51 +350,237 @@
       </w:r>
     </w:p>
     <w:p>
-      <w:r>
-        <w:t>1. Cách dùng và chuẩn đầu ra</w:t>
-      </w:r>
-    </w:p>
-    <w:p>
-      <w:r>
-        <w:t>2. Roadmap 24 tuần</w:t>
-      </w:r>
-    </w:p>
-    <w:p>
-      <w:r>
-        <w:t>3. Colab Free và Kaggle Free</w:t>
-      </w:r>
-    </w:p>
-    <w:p>
-      <w:r>
-        <w:t>4. AWS cost-safe capstone</w:t>
-      </w:r>
-    </w:p>
-    <w:p>
-      <w:r>
-        <w:t>5. Lab, mốc năng lực và rubric</w:t>
-      </w:r>
-    </w:p>
-    <w:p>
-      <w:r>
-        <w:t>6. Tổng kết năng lực</w:t>
-      </w:r>
-    </w:p>
-    <w:p>
-      <w:r>
-        <w:t>7. Glossary và nguồn</w:t>
-      </w:r>
-    </w:p>
-    <w:p>
+      <w:hyperlink w:anchor="quick-start">
+        <w:r>
+          <w:rPr>
+            <w:color w:val="2E74B5"/>
+            <w:u w:val="single"/>
+          </w:rPr>
+          <w:t>Bắt đầu trong 15 phút</w:t>
+        </w:r>
+      </w:hyperlink>
+    </w:p>
+    <w:p>
+      <w:hyperlink w:anchor="how-to-use">
+        <w:r>
+          <w:rPr>
+            <w:color w:val="2E74B5"/>
+            <w:u w:val="single"/>
+          </w:rPr>
+          <w:t>1. Cách dùng và chuẩn đầu ra</w:t>
+        </w:r>
+      </w:hyperlink>
+    </w:p>
+    <w:p>
+      <w:hyperlink w:anchor="roadmap">
+        <w:r>
+          <w:rPr>
+            <w:color w:val="2E74B5"/>
+            <w:u w:val="single"/>
+          </w:rPr>
+          <w:t>2. Roadmap 24 tuần</w:t>
+        </w:r>
+      </w:hyperlink>
+    </w:p>
+    <w:p>
+      <w:hyperlink w:anchor="free-compute">
+        <w:r>
+          <w:rPr>
+            <w:color w:val="2E74B5"/>
+            <w:u w:val="single"/>
+          </w:rPr>
+          <w:t>3. Colab Free và Kaggle Free</w:t>
+        </w:r>
+      </w:hyperlink>
+    </w:p>
+    <w:p>
+      <w:hyperlink w:anchor="aws-capstone">
+        <w:r>
+          <w:rPr>
+            <w:color w:val="2E74B5"/>
+            <w:u w:val="single"/>
+          </w:rPr>
+          <w:t>4. AWS cost-safe capstone</w:t>
+        </w:r>
+      </w:hyperlink>
+    </w:p>
+    <w:p>
+      <w:hyperlink w:anchor="assessment">
+        <w:r>
+          <w:rPr>
+            <w:color w:val="2E74B5"/>
+            <w:u w:val="single"/>
+          </w:rPr>
+          <w:t>5. Lab, mốc năng lực và rubric</w:t>
+        </w:r>
+      </w:hyperlink>
+    </w:p>
+    <w:p>
+      <w:hyperlink w:anchor="capability-summary">
+        <w:r>
+          <w:rPr>
+            <w:color w:val="2E74B5"/>
+            <w:u w:val="single"/>
+          </w:rPr>
+          <w:t>6. Tổng kết năng lực</w:t>
+        </w:r>
+      </w:hyperlink>
+    </w:p>
+    <w:p>
+      <w:hyperlink w:anchor="lab-directory">
+        <w:r>
+          <w:rPr>
+            <w:color w:val="2E74B5"/>
+            <w:u w:val="single"/>
+          </w:rPr>
+          <w:t>7. Danh mục lab</w:t>
+        </w:r>
+      </w:hyperlink>
+    </w:p>
+    <w:p>
+      <w:hyperlink w:anchor="glossary">
+        <w:r>
+          <w:rPr>
+            <w:color w:val="2E74B5"/>
+            <w:u w:val="single"/>
+          </w:rPr>
+          <w:t>8. Glossary và nguồn</w:t>
+        </w:r>
+      </w:hyperlink>
+    </w:p>
+    <w:p>
+      <w:bookmarkStart w:id="1" w:name="quick-start"/>
       <w:pPr>
         <w:pStyle w:val="Heading1"/>
       </w:pPr>
       <w:r>
-        <w:t>1. Cách dùng và chuẩn đầu ra</w:t>
-      </w:r>
-    </w:p>
-    <w:p>
-      <w:r>
-        <w:t>GitHub chỉ dùng để clone/download repo mẫu do chủ repo phát hành. Kết quả học tập và minh chứng được lưu cục bộ để người học tự đánh giá.</w:t>
+        <w:t>Bắt đầu trong 15 phút</w:t>
+      </w:r>
+      <w:bookmarkEnd w:id="1"/>
+    </w:p>
+    <w:p>
+      <w:r>
+        <w:t>Nếu đây là lần đầu bạn mở tài liệu, đừng cố đọc hết. Hãy tải bộ khung, kiểm tra môi trường và chạy lab đầu tiên. Khi thấy báo cáo môi trường xuất hiện, bạn đã sẵn sàng bước vào tuần 1.</w:t>
+      </w:r>
+    </w:p>
+    <w:p>
+      <w:r>
+        <w:t xml:space="preserve">Repo mẫu: </w:t>
+      </w:r>
+      <w:hyperlink r:id="rId11">
+        <w:r>
+          <w:rPr>
+            <w:color w:val="2E74B5"/>
+            <w:u w:val="single"/>
+          </w:rPr>
+          <w:t>Mở repository AWS-Cloud-Club</w:t>
+        </w:r>
+      </w:hyperlink>
+    </w:p>
+    <w:p>
+      <w:r>
+        <w:t>Địa chỉ: https://github.com/quanntm1206/AWS-Cloud-Club</w:t>
+      </w:r>
+    </w:p>
+    <w:p>
+      <w:pPr>
+        <w:ind w:left="317" w:right="144"/>
+        <w:shd w:fill="F3F6F8"/>
+      </w:pPr>
+      <w:r>
+        <w:rPr>
+          <w:rFonts w:ascii="Consolas" w:hAnsi="Consolas"/>
+          <w:sz w:val="18"/>
+        </w:rPr>
+        <w:t>git clone https://github.com/quanntm1206/AWS-Cloud-Club.git</w:t>
+      </w:r>
+    </w:p>
+    <w:p>
+      <w:r>
+        <w:t>Windows PowerShell:</w:t>
+      </w:r>
+    </w:p>
+    <w:p>
+      <w:pPr>
+        <w:ind w:left="317" w:right="144"/>
+        <w:shd w:fill="F3F6F8"/>
+      </w:pPr>
+      <w:r>
+        <w:rPr>
+          <w:rFonts w:ascii="Consolas" w:hAnsi="Consolas"/>
+          <w:sz w:val="18"/>
+        </w:rPr>
+        <w:t>pwsh scripts/setup.ps1 -Profile core</w:t>
+      </w:r>
+    </w:p>
+    <w:p>
+      <w:pPr>
+        <w:ind w:left="317" w:right="144"/>
+        <w:shd w:fill="F3F6F8"/>
+      </w:pPr>
+      <w:r>
+        <w:rPr>
+          <w:rFonts w:ascii="Consolas" w:hAnsi="Consolas"/>
+          <w:sz w:val="18"/>
+        </w:rPr>
+        <w:t>pwsh scripts/check.ps1 -Scope bootstrap</w:t>
+      </w:r>
+    </w:p>
+    <w:p>
+      <w:pPr>
+        <w:ind w:left="317" w:right="144"/>
+        <w:shd w:fill="F3F6F8"/>
+      </w:pPr>
+      <w:r>
+        <w:rPr>
+          <w:rFonts w:ascii="Consolas" w:hAnsi="Consolas"/>
+          <w:sz w:val="18"/>
+        </w:rPr>
+        <w:t>.venv\Scripts\python.exe scripts/run_lab.py --lab 0</w:t>
+      </w:r>
+    </w:p>
+    <w:p>
+      <w:r>
+        <w:t>macOS hoặc Linux:</w:t>
+      </w:r>
+    </w:p>
+    <w:p>
+      <w:pPr>
+        <w:ind w:left="317" w:right="144"/>
+        <w:shd w:fill="F3F6F8"/>
+      </w:pPr>
+      <w:r>
+        <w:rPr>
+          <w:rFonts w:ascii="Consolas" w:hAnsi="Consolas"/>
+          <w:sz w:val="18"/>
+        </w:rPr>
+        <w:t>bash scripts/setup.sh --profile core</w:t>
+      </w:r>
+    </w:p>
+    <w:p>
+      <w:pPr>
+        <w:ind w:left="317" w:right="144"/>
+        <w:shd w:fill="F3F6F8"/>
+      </w:pPr>
+      <w:r>
+        <w:rPr>
+          <w:rFonts w:ascii="Consolas" w:hAnsi="Consolas"/>
+          <w:sz w:val="18"/>
+        </w:rPr>
+        <w:t>bash scripts/check.sh --scope bootstrap</w:t>
+      </w:r>
+    </w:p>
+    <w:p>
+      <w:pPr>
+        <w:ind w:left="317" w:right="144"/>
+        <w:shd w:fill="F3F6F8"/>
+      </w:pPr>
+      <w:r>
+        <w:rPr>
+          <w:rFonts w:ascii="Consolas" w:hAnsi="Consolas"/>
+          <w:sz w:val="18"/>
+        </w:rPr>
+        <w:t>.venv/bin/python scripts/run_lab.py --lab 0</w:t>
       </w:r>
     </w:p>
     <w:p>
@@ -404,7 +590,7 @@
         <w:ind w:left="540" w:hanging="271"/>
       </w:pPr>
       <w:r>
-        <w:t>Mỗi tuần: 2 giờ lý thuyết, 2 giờ guided practice, 3-4 giờ lab, 1 giờ assessment, 1 giờ learning log.</w:t>
+        <w:t>Đọc roadmap/weeks/week-01.md để biết mục tiêu và nhịp học tuần đầu.</w:t>
       </w:r>
     </w:p>
     <w:p>
@@ -414,7 +600,7 @@
         <w:ind w:left="540" w:hanging="271"/>
       </w:pPr>
       <w:r>
-        <w:t>Core hoàn thành trước Stretch; không sweep và không mua compute để pass.</w:t>
+        <w:t>Mở labs/lab-00-environment-and-reproducibility/README.md để làm đúng từng bước.</w:t>
       </w:r>
     </w:p>
     <w:p>
@@ -424,7 +610,22 @@
         <w:ind w:left="540" w:hanging="271"/>
       </w:pPr>
       <w:r>
-        <w:t>Mọi experiment ghi question, baseline, split, seed, metric, runtime, artifact và limitation.</w:t>
+        <w:t>Không cần fork, commit, push hay nộp bài. Mọi kết quả được lưu cục bộ để bạn tự đối chiếu.</w:t>
+      </w:r>
+    </w:p>
+    <w:p>
+      <w:bookmarkStart w:id="2" w:name="how-to-use"/>
+      <w:pPr>
+        <w:pStyle w:val="Heading1"/>
+      </w:pPr>
+      <w:r>
+        <w:t>1. Cách dùng và chuẩn đầu ra</w:t>
+      </w:r>
+      <w:bookmarkEnd w:id="2"/>
+    </w:p>
+    <w:p>
+      <w:r>
+        <w:t>GitHub chỉ dùng để clone/download repo mẫu do chủ repo phát hành. Kết quả học tập và minh chứng được lưu cục bộ để người học tự đánh giá.</w:t>
       </w:r>
     </w:p>
     <w:p>
@@ -434,15 +635,7 @@
         <w:ind w:left="540" w:hanging="271"/>
       </w:pPr>
       <w:r>
-        <w:t>Mốc năng lực dùng sản phẩm chạy được để tự đánh giá; accuracy đơn lẻ không đủ.</w:t>
-      </w:r>
-    </w:p>
-    <w:p>
-      <w:pPr>
-        <w:pStyle w:val="Heading2"/>
-      </w:pPr>
-      <w:r>
-        <w:t>Chuẩn đầu ra sau 24 tuần</w:t>
+        <w:t>Mỗi tuần: khoảng 2 giờ đọc có mục tiêu, 2 giờ thực hành có hướng dẫn, 3-4 giờ lab, 1 giờ tự kiểm tra và 1 giờ ghi nhật ký học tập.</w:t>
       </w:r>
     </w:p>
     <w:p>
@@ -452,7 +645,7 @@
         <w:ind w:left="540" w:hanging="271"/>
       </w:pPr>
       <w:r>
-        <w:t>Xây pipeline tabular chống leakage và đánh giá theo constraint.</w:t>
+        <w:t>Làm phần cốt lõi trước phần mở rộng. Bạn không cần sweep tham số hay mua compute để hoàn thành roadmap.</w:t>
       </w:r>
     </w:p>
     <w:p>
@@ -462,7 +655,7 @@
         <w:ind w:left="540" w:hanging="271"/>
       </w:pPr>
       <w:r>
-        <w:t>Xây CV transfer-learning baseline với CPU fallback và failure analysis.</w:t>
+        <w:t>Mỗi thí nghiệm nên lưu câu hỏi, baseline, cách chia dữ liệu, seed, metric, runtime, artifact và điều còn hạn chế.</w:t>
       </w:r>
     </w:p>
     <w:p>
@@ -472,7 +665,15 @@
         <w:ind w:left="540" w:hanging="271"/>
       </w:pPr>
       <w:r>
-        <w:t>Đóng gói, test, phục vụ inference và quản lý artifact.</w:t>
+        <w:t>Mốc năng lực dùng sản phẩm chạy được để tự đánh giá; accuracy đơn lẻ không đủ.</w:t>
+      </w:r>
+    </w:p>
+    <w:p>
+      <w:pPr>
+        <w:pStyle w:val="Heading2"/>
+      </w:pPr>
+      <w:r>
+        <w:t>Chuẩn đầu ra sau 24 tuần</w:t>
       </w:r>
     </w:p>
     <w:p>
@@ -482,7 +683,7 @@
         <w:ind w:left="540" w:hanging="271"/>
       </w:pPr>
       <w:r>
-        <w:t>Triển khai Lambda private invoke, quan sát log, cleanup và cost audit trên AWS.</w:t>
+        <w:t>Xây pipeline tabular chống leakage và đánh giá theo constraint.</w:t>
       </w:r>
     </w:p>
     <w:p>
@@ -492,15 +693,37 @@
         <w:ind w:left="540" w:hanging="271"/>
       </w:pPr>
       <w:r>
+        <w:t>Xây CV transfer-learning baseline với CPU fallback và failure analysis.</w:t>
+      </w:r>
+    </w:p>
+    <w:p>
+      <w:pPr>
+        <w:pStyle w:val="ListBullet"/>
+        <w:spacing w:after="80" w:line="300" w:lineRule="auto"/>
+        <w:ind w:left="540" w:hanging="271"/>
+      </w:pPr>
+      <w:r>
+        <w:t>Đóng gói, test, phục vụ inference và quản lý artifact.</w:t>
+      </w:r>
+    </w:p>
+    <w:p>
+      <w:pPr>
+        <w:pStyle w:val="ListBullet"/>
+        <w:spacing w:after="80" w:line="300" w:lineRule="auto"/>
+        <w:ind w:left="540" w:hanging="271"/>
+      </w:pPr>
+      <w:r>
+        <w:t>Triển khai Lambda private invoke, quan sát log, cleanup và cost audit trên AWS.</w:t>
+      </w:r>
+    </w:p>
+    <w:p>
+      <w:pPr>
+        <w:pStyle w:val="ListBullet"/>
+        <w:spacing w:after="80" w:line="300" w:lineRule="auto"/>
+        <w:ind w:left="540" w:hanging="271"/>
+      </w:pPr>
+      <w:r>
         <w:t>Trình bày hai bộ tổng kết năng lực có model card và reproduction guide.</w:t>
-      </w:r>
-    </w:p>
-    <w:p>
-      <w:pPr>
-        <w:pStyle w:val="Heading1"/>
-      </w:pPr>
-      <w:r>
-        <w:t>2. Roadmap 24 tuần</w:t>
       </w:r>
     </w:p>
     <w:tbl>
@@ -513,9 +736,7 @@
         <w:tblInd w:w="120" w:type="dxa"/>
       </w:tblPr>
       <w:tblGrid>
-        <w:gridCol w:w="3600"/>
-        <w:gridCol w:w="1080"/>
-        <w:gridCol w:w="4680"/>
+        <w:gridCol w:w="9360"/>
       </w:tblGrid>
       <w:tr>
         <w:trPr>
@@ -524,7 +745,79 @@
         </w:trPr>
         <w:tc>
           <w:tcPr>
-            <w:tcW w:type="dxa" w:w="3600"/>
+            <w:tcW w:type="dxa" w:w="9360"/>
+            <w:shd w:fill="FFF2CC"/>
+            <w:tcBorders>
+              <w:top w:val="single" w:sz="12" w:color="C65911"/>
+              <w:left w:val="single" w:sz="12" w:color="C65911"/>
+              <w:bottom w:val="single" w:sz="12" w:color="C65911"/>
+              <w:right w:val="single" w:sz="12" w:color="C65911"/>
+            </w:tcBorders>
+            <w:vAlign w:val="center"/>
+            <w:tcMar>
+              <w:top w:w="80" w:type="dxa"/>
+              <w:start w:w="120" w:type="dxa"/>
+              <w:bottom w:w="80" w:type="dxa"/>
+              <w:end w:w="120" w:type="dxa"/>
+            </w:tcMar>
+          </w:tcPr>
+          <w:p>
+            <w:r>
+              <w:rPr>
+                <w:b/>
+                <w:color w:val="C65911"/>
+              </w:rPr>
+              <w:t>CẢNH BÁO CHI PHÍ - Khi bị kẹt / Khi mắc kẹt</w:t>
+              <w:br/>
+            </w:r>
+            <w:r>
+              <w:t>Thu nhỏ dữ liệu, chạy lại baseline, đọc lỗi từ dòng đầu và quay về mini profile. Nếu vẫn chưa rõ, ghi lại điều bạn kỳ vọng, điều thực tế xảy ra và thử nghiệm nhỏ nhất tiếp theo. Đừng mua thêm compute để che một lỗi chưa hiểu.</w:t>
+            </w:r>
+          </w:p>
+        </w:tc>
+      </w:tr>
+    </w:tbl>
+    <w:p/>
+    <w:p>
+      <w:bookmarkStart w:id="3" w:name="roadmap"/>
+      <w:pPr>
+        <w:pStyle w:val="Heading1"/>
+      </w:pPr>
+      <w:r>
+        <w:t>2. Roadmap 24 tuần</w:t>
+      </w:r>
+      <w:bookmarkEnd w:id="3"/>
+    </w:p>
+    <w:p>
+      <w:pPr>
+        <w:pStyle w:val="Heading2"/>
+      </w:pPr>
+      <w:r>
+        <w:t>Bản đồ 6 chặng</w:t>
+      </w:r>
+    </w:p>
+    <w:tbl>
+      <w:tblPr>
+        <w:tblStyle w:val="TableGrid"/>
+        <w:tblW w:type="dxa" w:w="9360"/>
+        <w:jc w:val="left"/>
+        <w:tblLayout w:type="fixed"/>
+        <w:tblLook w:firstColumn="1" w:firstRow="1" w:lastColumn="0" w:lastRow="0" w:noHBand="0" w:noVBand="1" w:val="04A0"/>
+        <w:tblInd w:w="120" w:type="dxa"/>
+      </w:tblPr>
+      <w:tblGrid>
+        <w:gridCol w:w="2880"/>
+        <w:gridCol w:w="936"/>
+        <w:gridCol w:w="5544"/>
+      </w:tblGrid>
+      <w:tr>
+        <w:trPr>
+          <w:trHeight w:hRule="atLeast"/>
+          <w:tblHeader/>
+        </w:trPr>
+        <w:tc>
+          <w:tcPr>
+            <w:tcW w:type="dxa" w:w="2880"/>
             <w:shd w:fill="E8EEF5"/>
             <w:vAlign w:val="center"/>
             <w:tcMar>
@@ -539,13 +832,13 @@
               <w:rPr>
                 <w:b/>
               </w:rPr>
-              <w:t>Giai đoạn</w:t>
-            </w:r>
-          </w:p>
-        </w:tc>
-        <w:tc>
-          <w:tcPr>
-            <w:tcW w:type="dxa" w:w="1080"/>
+              <w:t>Chặng</w:t>
+            </w:r>
+          </w:p>
+        </w:tc>
+        <w:tc>
+          <w:tcPr>
+            <w:tcW w:type="dxa" w:w="936"/>
             <w:shd w:fill="E8EEF5"/>
             <w:vAlign w:val="center"/>
             <w:tcMar>
@@ -566,7 +859,7 @@
         </w:tc>
         <w:tc>
           <w:tcPr>
-            <w:tcW w:type="dxa" w:w="4680"/>
+            <w:tcW w:type="dxa" w:w="5544"/>
             <w:shd w:fill="E8EEF5"/>
             <w:vAlign w:val="center"/>
             <w:tcMar>
@@ -581,7 +874,7 @@
               <w:rPr>
                 <w:b/>
               </w:rPr>
-              <w:t>Đầu ra</w:t>
+              <w:t>Bạn sẽ đi được đến đâu</w:t>
             </w:r>
           </w:p>
         </w:tc>
@@ -592,7 +885,7 @@
         </w:trPr>
         <w:tc>
           <w:tcPr>
-            <w:tcW w:type="dxa" w:w="3600"/>
+            <w:tcW w:type="dxa" w:w="2880"/>
             <w:vAlign w:val="center"/>
             <w:tcMar>
               <w:top w:w="80" w:type="dxa"/>
@@ -609,7 +902,7 @@
         </w:tc>
         <w:tc>
           <w:tcPr>
-            <w:tcW w:type="dxa" w:w="1080"/>
+            <w:tcW w:type="dxa" w:w="936"/>
             <w:vAlign w:val="center"/>
             <w:tcMar>
               <w:top w:w="80" w:type="dxa"/>
@@ -626,18 +919,18 @@
         </w:tc>
         <w:tc>
           <w:tcPr>
-            <w:tcW w:type="dxa" w:w="4680"/>
-            <w:vAlign w:val="center"/>
-            <w:tcMar>
-              <w:top w:w="80" w:type="dxa"/>
-              <w:start w:w="120" w:type="dxa"/>
-              <w:bottom w:w="80" w:type="dxa"/>
-              <w:end w:w="120" w:type="dxa"/>
-            </w:tcMar>
-          </w:tcPr>
-          <w:p>
-            <w:r>
-              <w:t>Xem mục tiêu và kết quả từng tuần</w:t>
+            <w:tcW w:type="dxa" w:w="5544"/>
+            <w:vAlign w:val="center"/>
+            <w:tcMar>
+              <w:top w:w="80" w:type="dxa"/>
+              <w:start w:w="120" w:type="dxa"/>
+              <w:bottom w:w="80" w:type="dxa"/>
+              <w:end w:w="120" w:type="dxa"/>
+            </w:tcMar>
+          </w:tcPr>
+          <w:p>
+            <w:r>
+              <w:t>Hiểu dữ liệu, vector và gradient qua ví dụ nhỏ.</w:t>
             </w:r>
           </w:p>
         </w:tc>
@@ -648,7 +941,7 @@
         </w:trPr>
         <w:tc>
           <w:tcPr>
-            <w:tcW w:type="dxa" w:w="3600"/>
+            <w:tcW w:type="dxa" w:w="2880"/>
             <w:vAlign w:val="center"/>
             <w:tcMar>
               <w:top w:w="80" w:type="dxa"/>
@@ -665,7 +958,7 @@
         </w:tc>
         <w:tc>
           <w:tcPr>
-            <w:tcW w:type="dxa" w:w="1080"/>
+            <w:tcW w:type="dxa" w:w="936"/>
             <w:vAlign w:val="center"/>
             <w:tcMar>
               <w:top w:w="80" w:type="dxa"/>
@@ -682,18 +975,18 @@
         </w:tc>
         <w:tc>
           <w:tcPr>
-            <w:tcW w:type="dxa" w:w="4680"/>
-            <w:vAlign w:val="center"/>
-            <w:tcMar>
-              <w:top w:w="80" w:type="dxa"/>
-              <w:start w:w="120" w:type="dxa"/>
-              <w:bottom w:w="80" w:type="dxa"/>
-              <w:end w:w="120" w:type="dxa"/>
-            </w:tcMar>
-          </w:tcPr>
-          <w:p>
-            <w:r>
-              <w:t>Xem mục tiêu và kết quả từng tuần</w:t>
+            <w:tcW w:type="dxa" w:w="5544"/>
+            <w:vAlign w:val="center"/>
+            <w:tcMar>
+              <w:top w:w="80" w:type="dxa"/>
+              <w:start w:w="120" w:type="dxa"/>
+              <w:bottom w:w="80" w:type="dxa"/>
+              <w:end w:w="120" w:type="dxa"/>
+            </w:tcMar>
+          </w:tcPr>
+          <w:p>
+            <w:r>
+              <w:t>Xây baseline, chống leakage và đánh giá đáng tin cậy.</w:t>
             </w:r>
           </w:p>
         </w:tc>
@@ -704,7 +997,7 @@
         </w:trPr>
         <w:tc>
           <w:tcPr>
-            <w:tcW w:type="dxa" w:w="3600"/>
+            <w:tcW w:type="dxa" w:w="2880"/>
             <w:vAlign w:val="center"/>
             <w:tcMar>
               <w:top w:w="80" w:type="dxa"/>
@@ -721,7 +1014,7 @@
         </w:tc>
         <w:tc>
           <w:tcPr>
-            <w:tcW w:type="dxa" w:w="1080"/>
+            <w:tcW w:type="dxa" w:w="936"/>
             <w:vAlign w:val="center"/>
             <w:tcMar>
               <w:top w:w="80" w:type="dxa"/>
@@ -738,18 +1031,18 @@
         </w:tc>
         <w:tc>
           <w:tcPr>
-            <w:tcW w:type="dxa" w:w="4680"/>
-            <w:vAlign w:val="center"/>
-            <w:tcMar>
-              <w:top w:w="80" w:type="dxa"/>
-              <w:start w:w="120" w:type="dxa"/>
-              <w:bottom w:w="80" w:type="dxa"/>
-              <w:end w:w="120" w:type="dxa"/>
-            </w:tcMar>
-          </w:tcPr>
-          <w:p>
-            <w:r>
-              <w:t>Xem mục tiêu và kết quả từng tuần</w:t>
+            <w:tcW w:type="dxa" w:w="5544"/>
+            <w:vAlign w:val="center"/>
+            <w:tcMar>
+              <w:top w:w="80" w:type="dxa"/>
+              <w:start w:w="120" w:type="dxa"/>
+              <w:bottom w:w="80" w:type="dxa"/>
+              <w:end w:w="120" w:type="dxa"/>
+            </w:tcMar>
+          </w:tcPr>
+          <w:p>
+            <w:r>
+              <w:t>So sánh model, phân tích lỗi, hoàn thiện mini-project.</w:t>
             </w:r>
           </w:p>
         </w:tc>
@@ -760,24 +1053,24 @@
         </w:trPr>
         <w:tc>
           <w:tcPr>
-            <w:tcW w:type="dxa" w:w="3600"/>
-            <w:vAlign w:val="center"/>
-            <w:tcMar>
-              <w:top w:w="80" w:type="dxa"/>
-              <w:start w:w="120" w:type="dxa"/>
-              <w:bottom w:w="80" w:type="dxa"/>
-              <w:end w:w="120" w:type="dxa"/>
-            </w:tcMar>
-          </w:tcPr>
-          <w:p>
-            <w:r>
-              <w:t>Engineering</w:t>
-            </w:r>
-          </w:p>
-        </w:tc>
-        <w:tc>
-          <w:tcPr>
-            <w:tcW w:type="dxa" w:w="1080"/>
+            <w:tcW w:type="dxa" w:w="2880"/>
+            <w:vAlign w:val="center"/>
+            <w:tcMar>
+              <w:top w:w="80" w:type="dxa"/>
+              <w:start w:w="120" w:type="dxa"/>
+              <w:bottom w:w="80" w:type="dxa"/>
+              <w:end w:w="120" w:type="dxa"/>
+            </w:tcMar>
+          </w:tcPr>
+          <w:p>
+            <w:r>
+              <w:t>ML engineering</w:t>
+            </w:r>
+          </w:p>
+        </w:tc>
+        <w:tc>
+          <w:tcPr>
+            <w:tcW w:type="dxa" w:w="936"/>
             <w:vAlign w:val="center"/>
             <w:tcMar>
               <w:top w:w="80" w:type="dxa"/>
@@ -794,18 +1087,18 @@
         </w:tc>
         <w:tc>
           <w:tcPr>
-            <w:tcW w:type="dxa" w:w="4680"/>
-            <w:vAlign w:val="center"/>
-            <w:tcMar>
-              <w:top w:w="80" w:type="dxa"/>
-              <w:start w:w="120" w:type="dxa"/>
-              <w:bottom w:w="80" w:type="dxa"/>
-              <w:end w:w="120" w:type="dxa"/>
-            </w:tcMar>
-          </w:tcPr>
-          <w:p>
-            <w:r>
-              <w:t>Xem mục tiêu và kết quả từng tuần</w:t>
+            <w:tcW w:type="dxa" w:w="5544"/>
+            <w:vAlign w:val="center"/>
+            <w:tcMar>
+              <w:top w:w="80" w:type="dxa"/>
+              <w:start w:w="120" w:type="dxa"/>
+              <w:bottom w:w="80" w:type="dxa"/>
+              <w:end w:w="120" w:type="dxa"/>
+            </w:tcMar>
+          </w:tcPr>
+          <w:p>
+            <w:r>
+              <w:t>Đưa notebook thành package, test, API và CI.</w:t>
             </w:r>
           </w:p>
         </w:tc>
@@ -816,7 +1109,7 @@
         </w:trPr>
         <w:tc>
           <w:tcPr>
-            <w:tcW w:type="dxa" w:w="3600"/>
+            <w:tcW w:type="dxa" w:w="2880"/>
             <w:vAlign w:val="center"/>
             <w:tcMar>
               <w:top w:w="80" w:type="dxa"/>
@@ -833,7 +1126,7 @@
         </w:tc>
         <w:tc>
           <w:tcPr>
-            <w:tcW w:type="dxa" w:w="1080"/>
+            <w:tcW w:type="dxa" w:w="936"/>
             <w:vAlign w:val="center"/>
             <w:tcMar>
               <w:top w:w="80" w:type="dxa"/>
@@ -850,18 +1143,18 @@
         </w:tc>
         <w:tc>
           <w:tcPr>
-            <w:tcW w:type="dxa" w:w="4680"/>
-            <w:vAlign w:val="center"/>
-            <w:tcMar>
-              <w:top w:w="80" w:type="dxa"/>
-              <w:start w:w="120" w:type="dxa"/>
-              <w:bottom w:w="80" w:type="dxa"/>
-              <w:end w:w="120" w:type="dxa"/>
-            </w:tcMar>
-          </w:tcPr>
-          <w:p>
-            <w:r>
-              <w:t>Xem mục tiêu và kết quả từng tuần</w:t>
+            <w:tcW w:type="dxa" w:w="5544"/>
+            <w:vAlign w:val="center"/>
+            <w:tcMar>
+              <w:top w:w="80" w:type="dxa"/>
+              <w:start w:w="120" w:type="dxa"/>
+              <w:bottom w:w="80" w:type="dxa"/>
+              <w:end w:w="120" w:type="dxa"/>
+            </w:tcMar>
+          </w:tcPr>
+          <w:p>
+            <w:r>
+              <w:t>Train tiết kiệm, lưu checkpoint, hiểu failure cases.</w:t>
             </w:r>
           </w:p>
         </w:tc>
@@ -872,7 +1165,7 @@
         </w:trPr>
         <w:tc>
           <w:tcPr>
-            <w:tcW w:type="dxa" w:w="3600"/>
+            <w:tcW w:type="dxa" w:w="2880"/>
             <w:vAlign w:val="center"/>
             <w:tcMar>
               <w:top w:w="80" w:type="dxa"/>
@@ -889,7 +1182,7 @@
         </w:tc>
         <w:tc>
           <w:tcPr>
-            <w:tcW w:type="dxa" w:w="1080"/>
+            <w:tcW w:type="dxa" w:w="936"/>
             <w:vAlign w:val="center"/>
             <w:tcMar>
               <w:top w:w="80" w:type="dxa"/>
@@ -906,18 +1199,18 @@
         </w:tc>
         <w:tc>
           <w:tcPr>
-            <w:tcW w:type="dxa" w:w="4680"/>
-            <w:vAlign w:val="center"/>
-            <w:tcMar>
-              <w:top w:w="80" w:type="dxa"/>
-              <w:start w:w="120" w:type="dxa"/>
-              <w:bottom w:w="80" w:type="dxa"/>
-              <w:end w:w="120" w:type="dxa"/>
-            </w:tcMar>
-          </w:tcPr>
-          <w:p>
-            <w:r>
-              <w:t>Xem mục tiêu và kết quả từng tuần</w:t>
+            <w:tcW w:type="dxa" w:w="5544"/>
+            <w:vAlign w:val="center"/>
+            <w:tcMar>
+              <w:top w:w="80" w:type="dxa"/>
+              <w:start w:w="120" w:type="dxa"/>
+              <w:bottom w:w="80" w:type="dxa"/>
+              <w:end w:w="120" w:type="dxa"/>
+            </w:tcMar>
+          </w:tcPr>
+          <w:p>
+            <w:r>
+              <w:t>Tích hợp serverless ngắn hạn, dọn sạch, kiểm chi phí.</w:t>
             </w:r>
           </w:p>
         </w:tc>
@@ -925,12 +1218,14 @@
     </w:tbl>
     <w:p/>
     <w:p>
+      <w:bookmarkStart w:id="4" w:name="week-01"/>
       <w:pPr>
         <w:pStyle w:val="Heading2"/>
       </w:pPr>
       <w:r>
         <w:t>Tuần 01 - ML workflow và môi trường tái lập</w:t>
       </w:r>
+      <w:bookmarkEnd w:id="4"/>
     </w:p>
     <w:tbl>
       <w:tblPr>
@@ -1192,7 +1487,13 @@
     <w:p/>
     <w:p>
       <w:r>
-        <w:t>Mô tả một ML workflow hoàn chỉnh; tạo môi trường tái lập.</w:t>
+        <w:rPr>
+          <w:b/>
+        </w:rPr>
+        <w:t xml:space="preserve">Tuần này bạn sẽ </w:t>
+      </w:r>
+      <w:r>
+        <w:t>mô tả một ML workflow hoàn chỉnh; tạo môi trường tái lập.</w:t>
       </w:r>
     </w:p>
     <w:p>
@@ -1200,7 +1501,23 @@
         <w:pStyle w:val="Heading3"/>
       </w:pPr>
       <w:r>
-        <w:t>Kiến thức cốt lõi</w:t>
+        <w:t>Vì sao phần này quan trọng</w:t>
+      </w:r>
+    </w:p>
+    <w:p>
+      <w:r>
+        <w:t>Một workflow rõ ràng giúp bạn biết model phục vụ quyết định nào, thay vì bắt đầu bằng thuật toán rồi mới đi tìm bài toán.</w:t>
+        <w:br/>
+        <w:br/>
+        <w:t>Ví dụ gần gũi: Hãy hình dung model churn dự đoán khách nào có thể rời đi vào đầu tháng; đội chăm sóc chỉ hành động sau thời điểm đó.</w:t>
+      </w:r>
+    </w:p>
+    <w:p>
+      <w:pPr>
+        <w:pStyle w:val="Heading3"/>
+      </w:pPr>
+      <w:r>
+        <w:t>Điều cần hiểu</w:t>
       </w:r>
     </w:p>
     <w:p>
@@ -1248,7 +1565,7 @@
         <w:pStyle w:val="Heading3"/>
       </w:pPr>
       <w:r>
-        <w:t>Guided practice</w:t>
+        <w:t>Thực hành có hướng dẫn</w:t>
       </w:r>
     </w:p>
     <w:p>
@@ -1300,7 +1617,7 @@
         <w:t xml:space="preserve">Kết quả hướng tới: </w:t>
       </w:r>
       <w:r>
-        <w:t>environment report lưu cục bộ; kèm config, command, metric, runtime và một failure/limitation.</w:t>
+        <w:t>environment report lưu cục bộ; lưu kèm lệnh đã chạy, cấu hình, metric, thời gian chạy và một điều còn hạn chế.</w:t>
       </w:r>
     </w:p>
     <w:p>
@@ -1308,7 +1625,7 @@
         <w:pStyle w:val="Heading3"/>
       </w:pPr>
       <w:r>
-        <w:t>Tự kiểm tra</w:t>
+        <w:t>Bạn đã sẵn sàng chuyển tuần khi</w:t>
       </w:r>
     </w:p>
     <w:p>
@@ -1318,7 +1635,7 @@
         <w:ind w:left="540" w:hanging="271"/>
       </w:pPr>
       <w:r>
-        <w:t>Model output khác quyết định sản phẩm thế nào?</w:t>
+        <w:t>Bạn có thể trả lời bằng lời của mình: Model output khác quyết định sản phẩm thế nào?</w:t>
       </w:r>
     </w:p>
     <w:p>
@@ -1328,7 +1645,7 @@
         <w:ind w:left="540" w:hanging="271"/>
       </w:pPr>
       <w:r>
-        <w:t>Vì sao test không dùng chọn model/threshold?</w:t>
+        <w:t>Bạn có thể trả lời bằng lời của mình: Vì sao test không dùng chọn model/threshold?</w:t>
       </w:r>
     </w:p>
     <w:p>
@@ -1338,7 +1655,12 @@
         <w:ind w:left="540" w:hanging="271"/>
       </w:pPr>
       <w:r>
-        <w:t>Experiment log tối thiểu gồm gì?</w:t>
+        <w:t>Bạn có thể trả lời bằng lời của mình: Experiment log tối thiểu gồm gì?</w:t>
+      </w:r>
+    </w:p>
+    <w:p>
+      <w:r>
+        <w:t>Dấu hiệu bạn đã hiểu: Bạn có thể kể lại đường đi từ câu hỏi đến artifact và chỉ ra test set được mở khi nào.</w:t>
       </w:r>
     </w:p>
     <w:p>
@@ -1346,19 +1668,21 @@
         <w:rPr>
           <w:b/>
         </w:rPr>
-        <w:t xml:space="preserve">Lỗi thường gặp: </w:t>
-      </w:r>
-      <w:r>
-        <w:t>Bắt đầu từ thuật toán thay vì câu hỏi.; Không khóa prediction time nên feature nhìn tương lai.</w:t>
-      </w:r>
-    </w:p>
-    <w:p>
+        <w:t xml:space="preserve">Nếu bạn bị kẹt: </w:t>
+      </w:r>
+      <w:r>
+        <w:t>Nếu các khái niệm còn trừu tượng, lấy một app quen thuộc rồi viết rõ: dự đoán ai, vào lúc nào, để làm gì.</w:t>
+      </w:r>
+    </w:p>
+    <w:p>
+      <w:bookmarkStart w:id="5" w:name="week-02"/>
       <w:pPr>
         <w:pStyle w:val="Heading2"/>
       </w:pPr>
       <w:r>
         <w:t>Tuần 02 - NumPy và vectorization</w:t>
       </w:r>
+      <w:bookmarkEnd w:id="5"/>
     </w:p>
     <w:tbl>
       <w:tblPr>
@@ -1620,7 +1944,13 @@
     <w:p/>
     <w:p>
       <w:r>
-        <w:t>Dùng vector, matrix, broadcasting; hiểu shape.</w:t>
+        <w:rPr>
+          <w:b/>
+        </w:rPr>
+        <w:t xml:space="preserve">Tuần này bạn sẽ </w:t>
+      </w:r>
+      <w:r>
+        <w:t>dùng vector, matrix, broadcasting; hiểu shape.</w:t>
       </w:r>
     </w:p>
     <w:p>
@@ -1628,7 +1958,23 @@
         <w:pStyle w:val="Heading3"/>
       </w:pPr>
       <w:r>
-        <w:t>Kiến thức cốt lõi</w:t>
+        <w:t>Vì sao phần này quan trọng</w:t>
+      </w:r>
+    </w:p>
+    <w:p>
+      <w:r>
+        <w:t>NumPy là ngôn ngữ chung của dữ liệu dạng số. Hiểu shape và axis sớm sẽ giúp bạn tránh nhiều lỗi model chạy được nhưng tính sai.</w:t>
+        <w:br/>
+        <w:br/>
+        <w:t>Ví dụ gần gũi: Một hàng là một khách hàng, một cột là một đặc trưng; `X @ w` tạo một điểm số cho từng khách hàng.</w:t>
+      </w:r>
+    </w:p>
+    <w:p>
+      <w:pPr>
+        <w:pStyle w:val="Heading3"/>
+      </w:pPr>
+      <w:r>
+        <w:t>Điều cần hiểu</w:t>
       </w:r>
     </w:p>
     <w:p>
@@ -1676,7 +2022,7 @@
         <w:pStyle w:val="Heading3"/>
       </w:pPr>
       <w:r>
-        <w:t>Guided practice</w:t>
+        <w:t>Thực hành có hướng dẫn</w:t>
       </w:r>
     </w:p>
     <w:p>
@@ -1728,7 +2074,7 @@
         <w:t xml:space="preserve">Kết quả hướng tới: </w:t>
       </w:r>
       <w:r>
-        <w:t>tested NumPy module; kèm config, command, metric, runtime và một failure/limitation.</w:t>
+        <w:t>tested NumPy module; lưu kèm lệnh đã chạy, cấu hình, metric, thời gian chạy và một điều còn hạn chế.</w:t>
       </w:r>
     </w:p>
     <w:p>
@@ -1736,7 +2082,7 @@
         <w:pStyle w:val="Heading3"/>
       </w:pPr>
       <w:r>
-        <w:t>Tự kiểm tra</w:t>
+        <w:t>Bạn đã sẵn sàng chuyển tuần khi</w:t>
       </w:r>
     </w:p>
     <w:p>
@@ -1746,7 +2092,7 @@
         <w:ind w:left="540" w:hanging="271"/>
       </w:pPr>
       <w:r>
-        <w:t>Shape X, w, X @ w với n mẫu/d feature?</w:t>
+        <w:t>Bạn có thể trả lời bằng lời của mình: Shape X, w, X @ w với n mẫu/d feature?</w:t>
       </w:r>
     </w:p>
     <w:p>
@@ -1756,7 +2102,7 @@
         <w:ind w:left="540" w:hanging="271"/>
       </w:pPr>
       <w:r>
-        <w:t>Broadcasting khác copy dữ liệu thế nào?</w:t>
+        <w:t>Bạn có thể trả lời bằng lời của mình: Broadcasting khác copy dữ liệu thế nào?</w:t>
       </w:r>
     </w:p>
     <w:p>
@@ -1766,7 +2112,12 @@
         <w:ind w:left="540" w:hanging="271"/>
       </w:pPr>
       <w:r>
-        <w:t>Vì sao dùng np.allclose?</w:t>
+        <w:t>Bạn có thể trả lời bằng lời của mình: Vì sao dùng np.allclose?</w:t>
+      </w:r>
+    </w:p>
+    <w:p>
+      <w:r>
+        <w:t>Dấu hiệu bạn đã hiểu: Bạn dự đoán được shape trước khi chạy code và giải thích vì sao loop với phép nhân ma trận cho cùng kết quả.</w:t>
       </w:r>
     </w:p>
     <w:p>
@@ -1774,19 +2125,21 @@
         <w:rPr>
           <w:b/>
         </w:rPr>
-        <w:t xml:space="preserve">Lỗi thường gặp: </w:t>
-      </w:r>
-      <w:r>
-        <w:t>Reshape để code chạy mà không hiểu axis.; Vectorize bằng mảng trung gian làm hết RAM.</w:t>
-      </w:r>
-    </w:p>
-    <w:p>
+        <w:t xml:space="preserve">Nếu bạn bị kẹt: </w:t>
+      </w:r>
+      <w:r>
+        <w:t>In `shape`, `dtype` sau từng bước. Giảm mảng xuống 2-3 hàng rồi tính tay trước khi sửa `reshape`.</w:t>
+      </w:r>
+    </w:p>
+    <w:p>
+      <w:bookmarkStart w:id="6" w:name="week-03"/>
       <w:pPr>
         <w:pStyle w:val="Heading2"/>
       </w:pPr>
       <w:r>
         <w:t>Tuần 03 - pandas, cleaning và EDA</w:t>
       </w:r>
+      <w:bookmarkEnd w:id="6"/>
     </w:p>
     <w:tbl>
       <w:tblPr>
@@ -2048,7 +2401,13 @@
     <w:p/>
     <w:p>
       <w:r>
-        <w:t>Làm sạch dữ liệu; phân biệt observed và suy diễn.</w:t>
+        <w:rPr>
+          <w:b/>
+        </w:rPr>
+        <w:t xml:space="preserve">Tuần này bạn sẽ </w:t>
+      </w:r>
+      <w:r>
+        <w:t>làm sạch dữ liệu; phân biệt observed và suy diễn.</w:t>
       </w:r>
     </w:p>
     <w:p>
@@ -2056,7 +2415,23 @@
         <w:pStyle w:val="Heading3"/>
       </w:pPr>
       <w:r>
-        <w:t>Kiến thức cốt lõi</w:t>
+        <w:t>Vì sao phần này quan trọng</w:t>
+      </w:r>
+    </w:p>
+    <w:p>
+      <w:r>
+        <w:t>EDA không phải cuộc thi vẽ nhiều biểu đồ. Đây là lúc bạn tìm xem dữ liệu có đáng tin để model học hay không.</w:t>
+        <w:br/>
+        <w:br/>
+        <w:t>Ví dụ gần gũi: Một cột tuổi âm hoặc customer ID bị lặp có thể làm metric đẹp giả, dù biểu đồ trông hoàn toàn bình thường.</w:t>
+      </w:r>
+    </w:p>
+    <w:p>
+      <w:pPr>
+        <w:pStyle w:val="Heading3"/>
+      </w:pPr>
+      <w:r>
+        <w:t>Điều cần hiểu</w:t>
       </w:r>
     </w:p>
     <w:p>
@@ -2104,7 +2479,7 @@
         <w:pStyle w:val="Heading3"/>
       </w:pPr>
       <w:r>
-        <w:t>Guided practice</w:t>
+        <w:t>Thực hành có hướng dẫn</w:t>
       </w:r>
     </w:p>
     <w:p>
@@ -2156,7 +2531,7 @@
         <w:t xml:space="preserve">Kết quả hướng tới: </w:t>
       </w:r>
       <w:r>
-        <w:t>EDA notebook/report; kèm config, command, metric, runtime và một failure/limitation.</w:t>
+        <w:t>EDA notebook/report; lưu kèm lệnh đã chạy, cấu hình, metric, thời gian chạy và một điều còn hạn chế.</w:t>
       </w:r>
     </w:p>
     <w:p>
@@ -2164,7 +2539,7 @@
         <w:pStyle w:val="Heading3"/>
       </w:pPr>
       <w:r>
-        <w:t>Tự kiểm tra</w:t>
+        <w:t>Bạn đã sẵn sàng chuyển tuần khi</w:t>
       </w:r>
     </w:p>
     <w:p>
@@ -2174,7 +2549,7 @@
         <w:ind w:left="540" w:hanging="271"/>
       </w:pPr>
       <w:r>
-        <w:t>Dtype suy ra có thể sai nghiệp vụ khi nào?</w:t>
+        <w:t>Bạn có thể trả lời bằng lời của mình: Dtype suy ra có thể sai nghiệp vụ khi nào?</w:t>
       </w:r>
     </w:p>
     <w:p>
@@ -2184,7 +2559,7 @@
         <w:ind w:left="540" w:hanging="271"/>
       </w:pPr>
       <w:r>
-        <w:t>Missing tổng thể che subgroup ra sao?</w:t>
+        <w:t>Bạn có thể trả lời bằng lời của mình: Missing tổng thể che subgroup ra sao?</w:t>
       </w:r>
     </w:p>
     <w:p>
@@ -2194,7 +2569,12 @@
         <w:ind w:left="540" w:hanging="271"/>
       </w:pPr>
       <w:r>
-        <w:t>EDA gây target leakage thế nào?</w:t>
+        <w:t>Bạn có thể trả lời bằng lời của mình: EDA gây target leakage thế nào?</w:t>
+      </w:r>
+    </w:p>
+    <w:p>
+      <w:r>
+        <w:t>Dấu hiệu bạn đã hiểu: Bạn phân biệt được điều quan sát thấy với giả thuyết cần kiểm tra thêm và không dùng test để thiết kế transform.</w:t>
       </w:r>
     </w:p>
     <w:p>
@@ -2202,19 +2582,21 @@
         <w:rPr>
           <w:b/>
         </w:rPr>
-        <w:t xml:space="preserve">Lỗi thường gặp: </w:t>
-      </w:r>
-      <w:r>
-        <w:t>Xóa outlier chỉ vì boxplot.; Nhìn test để thiết kế transform.</w:t>
-      </w:r>
-    </w:p>
-    <w:p>
+        <w:t xml:space="preserve">Nếu bạn bị kẹt: </w:t>
+      </w:r>
+      <w:r>
+        <w:t>Bắt đầu bằng bảng schema, missing, duplicate và range. Chỉ vẽ biểu đồ sau khi biết mỗi hàng đại diện cho gì.</w:t>
+      </w:r>
+    </w:p>
+    <w:p>
+      <w:bookmarkStart w:id="7" w:name="week-04"/>
       <w:pPr>
         <w:pStyle w:val="Heading2"/>
       </w:pPr>
       <w:r>
         <w:t>Tuần 04 - Toán trực giác và linear regression</w:t>
       </w:r>
+      <w:bookmarkEnd w:id="7"/>
     </w:p>
     <w:tbl>
       <w:tblPr>
@@ -2476,7 +2858,13 @@
     <w:p/>
     <w:p>
       <w:r>
-        <w:t>Hiểu dot product, loss, gradient và xác suất cơ bản.</w:t>
+        <w:rPr>
+          <w:b/>
+        </w:rPr>
+        <w:t xml:space="preserve">Tuần này bạn sẽ </w:t>
+      </w:r>
+      <w:r>
+        <w:t>tự viết linear regression nhỏ; đọc loss curve và dùng xác suất cơ bản để diễn giải kết quả.</w:t>
       </w:r>
     </w:p>
     <w:p>
@@ -2484,7 +2872,23 @@
         <w:pStyle w:val="Heading3"/>
       </w:pPr>
       <w:r>
-        <w:t>Kiến thức cốt lõi</w:t>
+        <w:t>Vì sao phần này quan trọng</w:t>
+      </w:r>
+    </w:p>
+    <w:p>
+      <w:r>
+        <w:t>Loss cho model biết đang sai bao nhiêu; gradient cho biết nên đổi tham số theo hướng nào. Nắm trực giác này giúp bạn debug mọi mô hình về sau.</w:t>
+        <w:br/>
+        <w:br/>
+        <w:t>Ví dụ gần gũi: Nếu learning rate quá lớn, mỗi bước có thể nhảy qua đáy loss như người xuống dốc nhưng bước dài quá mức.</w:t>
+      </w:r>
+    </w:p>
+    <w:p>
+      <w:pPr>
+        <w:pStyle w:val="Heading3"/>
+      </w:pPr>
+      <w:r>
+        <w:t>Điều cần hiểu</w:t>
       </w:r>
     </w:p>
     <w:p>
@@ -2529,10 +2933,20 @@
     </w:p>
     <w:p>
       <w:pPr>
+        <w:pStyle w:val="ListBullet"/>
+        <w:spacing w:after="80" w:line="300" w:lineRule="auto"/>
+        <w:ind w:left="540" w:hanging="271"/>
+      </w:pPr>
+      <w:r>
+        <w:t>Xác suất nằm trong [0, 1]; xác suất có điều kiện luôn gắn với một điều kiện, còn tần suất trên mẫu chỉ là ước lượng có sai số.</w:t>
+      </w:r>
+    </w:p>
+    <w:p>
+      <w:pPr>
         <w:pStyle w:val="Heading3"/>
       </w:pPr>
       <w:r>
-        <w:t>Guided practice</w:t>
+        <w:t>Thực hành có hướng dẫn</w:t>
       </w:r>
     </w:p>
     <w:p>
@@ -2584,7 +2998,7 @@
         <w:t xml:space="preserve">Kết quả hướng tới: </w:t>
       </w:r>
       <w:r>
-        <w:t>mốc năng lực 1; kèm config, command, metric, runtime và một failure/limitation.</w:t>
+        <w:t>mốc năng lực 1; lưu kèm lệnh đã chạy, cấu hình, metric, thời gian chạy và một điều còn hạn chế.</w:t>
       </w:r>
     </w:p>
     <w:p>
@@ -2592,7 +3006,7 @@
         <w:pStyle w:val="Heading3"/>
       </w:pPr>
       <w:r>
-        <w:t>Tự kiểm tra</w:t>
+        <w:t>Bạn đã sẵn sàng chuyển tuần khi</w:t>
       </w:r>
     </w:p>
     <w:p>
@@ -2602,7 +3016,7 @@
         <w:ind w:left="540" w:hanging="271"/>
       </w:pPr>
       <w:r>
-        <w:t>Gradient bằng 0 nói gì?</w:t>
+        <w:t>Bạn có thể trả lời bằng lời của mình: Gradient bằng 0 nói gì?</w:t>
       </w:r>
     </w:p>
     <w:p>
@@ -2612,7 +3026,7 @@
         <w:ind w:left="540" w:hanging="271"/>
       </w:pPr>
       <w:r>
-        <w:t>Epsilon quá nhỏ gây lỗi số nào?</w:t>
+        <w:t>Bạn có thể trả lời bằng lời của mình: Epsilon quá nhỏ gây lỗi số nào?</w:t>
       </w:r>
     </w:p>
     <w:p>
@@ -2622,7 +3036,12 @@
         <w:ind w:left="540" w:hanging="271"/>
       </w:pPr>
       <w:r>
-        <w:t>MSE khác MAE với outlier ra sao?</w:t>
+        <w:t>Bạn có thể trả lời bằng lời của mình: MSE khác MAE với outlier ra sao?</w:t>
+      </w:r>
+    </w:p>
+    <w:p>
+      <w:r>
+        <w:t>Dấu hiệu bạn đã hiểu: Bạn tự viết linear regression nhỏ, gradient check khớp và đọc loss curve để nói model đang học hay diverge.</w:t>
       </w:r>
     </w:p>
     <w:p>
@@ -2630,19 +3049,21 @@
         <w:rPr>
           <w:b/>
         </w:rPr>
-        <w:t xml:space="preserve">Lỗi thường gặp: </w:t>
-      </w:r>
-      <w:r>
-        <w:t>Tin gradient đúng chỉ vì loss giảm.; Tăng epoch để che learning rate quá lớn.</w:t>
-      </w:r>
-    </w:p>
-    <w:p>
+        <w:t xml:space="preserve">Nếu bạn bị kẹt: </w:t>
+      </w:r>
+      <w:r>
+        <w:t>Tính một bước trên bốn điểm bằng tay. Nếu gradient lệch, kiểm dấu, hệ số trung bình và nhiều giá trị `epsilon`.</w:t>
+      </w:r>
+    </w:p>
+    <w:p>
+      <w:bookmarkStart w:id="8" w:name="week-05"/>
       <w:pPr>
         <w:pStyle w:val="Heading2"/>
       </w:pPr>
       <w:r>
         <w:t>Tuần 05 - Supervised learning và baseline</w:t>
       </w:r>
+      <w:bookmarkEnd w:id="8"/>
     </w:p>
     <w:tbl>
       <w:tblPr>
@@ -2904,7 +3325,13 @@
     <w:p/>
     <w:p>
       <w:r>
-        <w:t>Đặt baseline; split train/validation/test đúng.</w:t>
+        <w:rPr>
+          <w:b/>
+        </w:rPr>
+        <w:t xml:space="preserve">Tuần này bạn sẽ </w:t>
+      </w:r>
+      <w:r>
+        <w:t>đặt baseline; split train/validation/test đúng.</w:t>
       </w:r>
     </w:p>
     <w:p>
@@ -2912,7 +3339,23 @@
         <w:pStyle w:val="Heading3"/>
       </w:pPr>
       <w:r>
-        <w:t>Kiến thức cốt lõi</w:t>
+        <w:t>Vì sao phần này quan trọng</w:t>
+      </w:r>
+    </w:p>
+    <w:p>
+      <w:r>
+        <w:t>Baseline tạo một vạch xuất phát trung thực. Nếu model chưa vượt cách đoán đơn giản, tăng độ phức tạp chưa mang lại giá trị.</w:t>
+        <w:br/>
+        <w:br/>
+        <w:t>Ví dụ gần gũi: Dataset có 90% khách không churn sẽ cho dummy accuracy 90%, nhưng gần như vô dụng khi cần tìm người sắp rời đi.</w:t>
+      </w:r>
+    </w:p>
+    <w:p>
+      <w:pPr>
+        <w:pStyle w:val="Heading3"/>
+      </w:pPr>
+      <w:r>
+        <w:t>Điều cần hiểu</w:t>
       </w:r>
     </w:p>
     <w:p>
@@ -2960,7 +3403,7 @@
         <w:pStyle w:val="Heading3"/>
       </w:pPr>
       <w:r>
-        <w:t>Guided practice</w:t>
+        <w:t>Thực hành có hướng dẫn</w:t>
       </w:r>
     </w:p>
     <w:p>
@@ -3012,7 +3455,7 @@
         <w:t xml:space="preserve">Kết quả hướng tới: </w:t>
       </w:r>
       <w:r>
-        <w:t>baseline report; kèm config, command, metric, runtime và một failure/limitation.</w:t>
+        <w:t>baseline report; lưu kèm lệnh đã chạy, cấu hình, metric, thời gian chạy và một điều còn hạn chế.</w:t>
       </w:r>
     </w:p>
     <w:p>
@@ -3020,7 +3463,7 @@
         <w:pStyle w:val="Heading3"/>
       </w:pPr>
       <w:r>
-        <w:t>Tự kiểm tra</w:t>
+        <w:t>Bạn đã sẵn sàng chuyển tuần khi</w:t>
       </w:r>
     </w:p>
     <w:p>
@@ -3030,7 +3473,7 @@
         <w:ind w:left="540" w:hanging="271"/>
       </w:pPr>
       <w:r>
-        <w:t>Dummy accuracy cao khi nào?</w:t>
+        <w:t>Bạn có thể trả lời bằng lời của mình: Dummy accuracy cao khi nào?</w:t>
       </w:r>
     </w:p>
     <w:p>
@@ -3040,7 +3483,7 @@
         <w:ind w:left="540" w:hanging="271"/>
       </w:pPr>
       <w:r>
-        <w:t>Logistic tuyến tính ở không gian nào?</w:t>
+        <w:t>Bạn có thể trả lời bằng lời của mình: Logistic tuyến tính ở không gian nào?</w:t>
       </w:r>
     </w:p>
     <w:p>
@@ -3050,7 +3493,12 @@
         <w:ind w:left="540" w:hanging="271"/>
       </w:pPr>
       <w:r>
-        <w:t>Random split gây leakage khi nào?</w:t>
+        <w:t>Bạn có thể trả lời bằng lời của mình: Random split gây leakage khi nào?</w:t>
+      </w:r>
+    </w:p>
+    <w:p>
+      <w:r>
+        <w:t>Dấu hiệu bạn đã hiểu: Bạn dùng cùng split và metric để so dummy với logistic regression; test set vẫn chưa tham gia chọn model.</w:t>
       </w:r>
     </w:p>
     <w:p>
@@ -3058,19 +3506,21 @@
         <w:rPr>
           <w:b/>
         </w:rPr>
-        <w:t xml:space="preserve">Lỗi thường gặp: </w:t>
-      </w:r>
-      <w:r>
-        <w:t>So model trên split khác nhau.; Bỏ baseline để chạy model phức tạp.</w:t>
-      </w:r>
-    </w:p>
-    <w:p>
+        <w:t xml:space="preserve">Nếu bạn bị kẹt: </w:t>
+      </w:r>
+      <w:r>
+        <w:t>Kiểm phân bố nhãn, ID trùng và thời gian trước. Khi nghi ngờ split, vẽ sơ đồ các tập thay vì đổi model.</w:t>
+      </w:r>
+    </w:p>
+    <w:p>
+      <w:bookmarkStart w:id="9" w:name="week-06"/>
       <w:pPr>
         <w:pStyle w:val="Heading2"/>
       </w:pPr>
       <w:r>
         <w:t>Tuần 06 - Preprocessing và chống leakage</w:t>
       </w:r>
+      <w:bookmarkEnd w:id="9"/>
     </w:p>
     <w:tbl>
       <w:tblPr>
@@ -3332,7 +3782,13 @@
     <w:p/>
     <w:p>
       <w:r>
-        <w:t>Xử lý missing/category bằng pipeline không leakage.</w:t>
+        <w:rPr>
+          <w:b/>
+        </w:rPr>
+        <w:t xml:space="preserve">Tuần này bạn sẽ </w:t>
+      </w:r>
+      <w:r>
+        <w:t>xử lý missing/category bằng pipeline không leakage.</w:t>
       </w:r>
     </w:p>
     <w:p>
@@ -3340,7 +3796,23 @@
         <w:pStyle w:val="Heading3"/>
       </w:pPr>
       <w:r>
-        <w:t>Kiến thức cốt lõi</w:t>
+        <w:t>Vì sao phần này quan trọng</w:t>
+      </w:r>
+    </w:p>
+    <w:p>
+      <w:r>
+        <w:t>Preprocessing cũng học từ dữ liệu. Đặt nó trong pipeline giữ ranh giới train/validation sạch và tránh model chạy khác lúc inference.</w:t>
+        <w:br/>
+        <w:br/>
+        <w:t>Ví dụ gần gũi: Giá trị trung bình dùng để điền missing phải đến từ train, không được nhìn trước khách hàng trong test.</w:t>
+      </w:r>
+    </w:p>
+    <w:p>
+      <w:pPr>
+        <w:pStyle w:val="Heading3"/>
+      </w:pPr>
+      <w:r>
+        <w:t>Điều cần hiểu</w:t>
       </w:r>
     </w:p>
     <w:p>
@@ -3388,7 +3860,7 @@
         <w:pStyle w:val="Heading3"/>
       </w:pPr>
       <w:r>
-        <w:t>Guided practice</w:t>
+        <w:t>Thực hành có hướng dẫn</w:t>
       </w:r>
     </w:p>
     <w:p>
@@ -3440,7 +3912,7 @@
         <w:t xml:space="preserve">Kết quả hướng tới: </w:t>
       </w:r>
       <w:r>
-        <w:t>pipeline + schema; kèm config, command, metric, runtime và một failure/limitation.</w:t>
+        <w:t>pipeline + schema; lưu kèm lệnh đã chạy, cấu hình, metric, thời gian chạy và một điều còn hạn chế.</w:t>
       </w:r>
     </w:p>
     <w:p>
@@ -3448,7 +3920,7 @@
         <w:pStyle w:val="Heading3"/>
       </w:pPr>
       <w:r>
-        <w:t>Tự kiểm tra</w:t>
+        <w:t>Bạn đã sẵn sàng chuyển tuần khi</w:t>
       </w:r>
     </w:p>
     <w:p>
@@ -3458,7 +3930,7 @@
         <w:ind w:left="540" w:hanging="271"/>
       </w:pPr>
       <w:r>
-        <w:t>Vì sao fit_transform trước split là leakage?</w:t>
+        <w:t>Bạn có thể trả lời bằng lời của mình: Vì sao fit_transform trước split là leakage?</w:t>
       </w:r>
     </w:p>
     <w:p>
@@ -3468,7 +3940,7 @@
         <w:ind w:left="540" w:hanging="271"/>
       </w:pPr>
       <w:r>
-        <w:t>handle_unknown có trade-off gì?</w:t>
+        <w:t>Bạn có thể trả lời bằng lời của mình: handle_unknown có trade-off gì?</w:t>
       </w:r>
     </w:p>
     <w:p>
@@ -3478,7 +3950,12 @@
         <w:ind w:left="540" w:hanging="271"/>
       </w:pPr>
       <w:r>
-        <w:t>Pipeline giảm train/serve skew thế nào?</w:t>
+        <w:t>Bạn có thể trả lời bằng lời của mình: Pipeline giảm train/serve skew thế nào?</w:t>
+      </w:r>
+    </w:p>
+    <w:p>
+      <w:r>
+        <w:t>Dấu hiệu bạn đã hiểu: Bạn xử lý được missing và category chưa từng thấy, đồng thời chứng minh scaler không học từ test.</w:t>
       </w:r>
     </w:p>
     <w:p>
@@ -3486,19 +3963,21 @@
         <w:rPr>
           <w:b/>
         </w:rPr>
-        <w:t xml:space="preserve">Lỗi thường gặp: </w:t>
-      </w:r>
-      <w:r>
-        <w:t>Lưu model nhưng quên transformer.; Impute theo test distribution.</w:t>
-      </w:r>
-    </w:p>
-    <w:p>
+        <w:t xml:space="preserve">Nếu bạn bị kẹt: </w:t>
+      </w:r>
+      <w:r>
+        <w:t>Tạo một validation row có category lạ. Nếu pipeline vỡ, sửa encoder và thêm kiểm tra trước khi train lại.</w:t>
+      </w:r>
+    </w:p>
+    <w:p>
+      <w:bookmarkStart w:id="10" w:name="week-07"/>
       <w:pPr>
         <w:pStyle w:val="Heading2"/>
       </w:pPr>
       <w:r>
         <w:t>Tuần 07 - Metrics, imbalance và threshold</w:t>
       </w:r>
+      <w:bookmarkEnd w:id="10"/>
     </w:p>
     <w:tbl>
       <w:tblPr>
@@ -3760,7 +4239,13 @@
     <w:p/>
     <w:p>
       <w:r>
-        <w:t>Chọn metric và threshold theo chi phí lỗi.</w:t>
+        <w:rPr>
+          <w:b/>
+        </w:rPr>
+        <w:t xml:space="preserve">Tuần này bạn sẽ </w:t>
+      </w:r>
+      <w:r>
+        <w:t>chọn metric và threshold theo chi phí lỗi.</w:t>
       </w:r>
     </w:p>
     <w:p>
@@ -3768,7 +4253,23 @@
         <w:pStyle w:val="Heading3"/>
       </w:pPr>
       <w:r>
-        <w:t>Kiến thức cốt lõi</w:t>
+        <w:t>Vì sao phần này quan trọng</w:t>
+      </w:r>
+    </w:p>
+    <w:p>
+      <w:r>
+        <w:t>Metric phải phản ánh loại sai lầm bạn thật sự quan tâm. Threshold là quyết định vận hành, không phải con số mặc định 0.5.</w:t>
+        <w:br/>
+        <w:br/>
+        <w:t>Ví dụ gần gũi: Trong sàng lọc rủi ro, bỏ sót một ca có thể đắt hơn cảnh báo nhầm; recall vì thế có thể quan trọng hơn accuracy.</w:t>
+      </w:r>
+    </w:p>
+    <w:p>
+      <w:pPr>
+        <w:pStyle w:val="Heading3"/>
+      </w:pPr>
+      <w:r>
+        <w:t>Điều cần hiểu</w:t>
       </w:r>
     </w:p>
     <w:p>
@@ -3813,10 +4314,20 @@
     </w:p>
     <w:p>
       <w:pPr>
+        <w:pStyle w:val="ListBullet"/>
+        <w:spacing w:after="80" w:line="300" w:lineRule="auto"/>
+        <w:ind w:left="540" w:hanging="271"/>
+      </w:pPr>
+      <w:r>
+        <w:t>Log loss phạt dự đoán tự tin nhưng sai; calibration hỏi liệu nhóm được dự đoán khoảng 0.7 có positive gần 70% hay không.</w:t>
+      </w:r>
+    </w:p>
+    <w:p>
+      <w:pPr>
         <w:pStyle w:val="Heading3"/>
       </w:pPr>
       <w:r>
-        <w:t>Guided practice</w:t>
+        <w:t>Thực hành có hướng dẫn</w:t>
       </w:r>
     </w:p>
     <w:p>
@@ -3868,7 +4379,7 @@
         <w:t xml:space="preserve">Kết quả hướng tới: </w:t>
       </w:r>
       <w:r>
-        <w:t>metric decision memo; kèm config, command, metric, runtime và một failure/limitation.</w:t>
+        <w:t>metric decision memo; lưu kèm lệnh đã chạy, cấu hình, metric, thời gian chạy và một điều còn hạn chế.</w:t>
       </w:r>
     </w:p>
     <w:p>
@@ -3876,7 +4387,7 @@
         <w:pStyle w:val="Heading3"/>
       </w:pPr>
       <w:r>
-        <w:t>Tự kiểm tra</w:t>
+        <w:t>Bạn đã sẵn sàng chuyển tuần khi</w:t>
       </w:r>
     </w:p>
     <w:p>
@@ -3886,7 +4397,7 @@
         <w:ind w:left="540" w:hanging="271"/>
       </w:pPr>
       <w:r>
-        <w:t>Tăng recall ảnh hưởng precision thế nào?</w:t>
+        <w:t>Bạn có thể trả lời bằng lời của mình: Tăng recall ảnh hưởng precision thế nào?</w:t>
       </w:r>
     </w:p>
     <w:p>
@@ -3896,7 +4407,7 @@
         <w:ind w:left="540" w:hanging="271"/>
       </w:pPr>
       <w:r>
-        <w:t>AUC cao có đảm bảo calibration?</w:t>
+        <w:t>Bạn có thể trả lời bằng lời của mình: AUC cao có đảm bảo calibration?</w:t>
       </w:r>
     </w:p>
     <w:p>
@@ -3906,7 +4417,12 @@
         <w:ind w:left="540" w:hanging="271"/>
       </w:pPr>
       <w:r>
-        <w:t>Vì sao không chọn threshold trên test?</w:t>
+        <w:t>Bạn có thể trả lời bằng lời của mình: Vì sao không chọn threshold trên test?</w:t>
+      </w:r>
+    </w:p>
+    <w:p>
+      <w:r>
+        <w:t>Dấu hiệu bạn đã hiểu: Bạn chọn threshold trên validation theo chi phí FP/FN, khóa nó rồi mới đánh giá test; giải thích được trade-off.</w:t>
       </w:r>
     </w:p>
     <w:p>
@@ -3914,19 +4430,21 @@
         <w:rPr>
           <w:b/>
         </w:rPr>
-        <w:t xml:space="preserve">Lỗi thường gặp: </w:t>
-      </w:r>
-      <w:r>
-        <w:t>Chỉ báo accuracy trên imbalance.; Sửa threshold sau khi xem test.</w:t>
-      </w:r>
-    </w:p>
-    <w:p>
+        <w:t xml:space="preserve">Nếu bạn bị kẹt: </w:t>
+      </w:r>
+      <w:r>
+        <w:t>Lập confusion matrix bằng số đếm trước. Nếu PR-AUC và ROC-AUC gây rối, quay lại hỏi positive class có hiếm không.</w:t>
+      </w:r>
+    </w:p>
+    <w:p>
+      <w:bookmarkStart w:id="11" w:name="week-08"/>
       <w:pPr>
         <w:pStyle w:val="Heading2"/>
       </w:pPr>
       <w:r>
         <w:t>Tuần 08 - Cross-validation và learning curve</w:t>
       </w:r>
+      <w:bookmarkEnd w:id="11"/>
     </w:p>
     <w:tbl>
       <w:tblPr>
@@ -4188,7 +4706,13 @@
     <w:p/>
     <w:p>
       <w:r>
-        <w:t>Dùng cross-validation và learning curve.</w:t>
+        <w:rPr>
+          <w:b/>
+        </w:rPr>
+        <w:t xml:space="preserve">Tuần này bạn sẽ </w:t>
+      </w:r>
+      <w:r>
+        <w:t>dùng cross-validation và learning curve.</w:t>
       </w:r>
     </w:p>
     <w:p>
@@ -4196,7 +4720,23 @@
         <w:pStyle w:val="Heading3"/>
       </w:pPr>
       <w:r>
-        <w:t>Kiến thức cốt lõi</w:t>
+        <w:t>Vì sao phần này quan trọng</w:t>
+      </w:r>
+    </w:p>
+    <w:p>
+      <w:r>
+        <w:t>Một lần chia dữ liệu có thể may hoặc rủi. Cross-validation giúp bạn thấy model ổn định đến đâu, còn learning curve gợi ý nên thêm dữ liệu hay đổi cách học.</w:t>
+        <w:br/>
+        <w:br/>
+        <w:t>Ví dụ gần gũi: Mean CV giống điểm trung bình; độ lệch giữa các fold cho biết kết quả phụ thuộc mạnh đến mức nào vào cách chia.</w:t>
+      </w:r>
+    </w:p>
+    <w:p>
+      <w:pPr>
+        <w:pStyle w:val="Heading3"/>
+      </w:pPr>
+      <w:r>
+        <w:t>Điều cần hiểu</w:t>
       </w:r>
     </w:p>
     <w:p>
@@ -4236,7 +4776,17 @@
         <w:ind w:left="540" w:hanging="271"/>
       </w:pPr>
       <w:r>
-        <w:t>Learning curve so train/validation theo lượng data để nhận diện high bias/high variance.</w:t>
+        <w:t>Learning curve so train/validation theo lượng data: cùng thấp gợi ý underfitting/high bias; train cao nhưng validation thấp gợi ý overfitting/high variance.</w:t>
+      </w:r>
+    </w:p>
+    <w:p>
+      <w:pPr>
+        <w:pStyle w:val="ListBullet"/>
+        <w:spacing w:after="80" w:line="300" w:lineRule="auto"/>
+        <w:ind w:left="540" w:hanging="271"/>
+      </w:pPr>
+      <w:r>
+        <w:t>Fold score là mẫu hữu hạn, không phải sự thật tuyệt đối; luôn báo độ phân tán và tránh kết luận mạnh từ chênh lệch nhỏ.</w:t>
       </w:r>
     </w:p>
     <w:p>
@@ -4244,7 +4794,7 @@
         <w:pStyle w:val="Heading3"/>
       </w:pPr>
       <w:r>
-        <w:t>Guided practice</w:t>
+        <w:t>Thực hành có hướng dẫn</w:t>
       </w:r>
     </w:p>
     <w:p>
@@ -4296,7 +4846,7 @@
         <w:t xml:space="preserve">Kết quả hướng tới: </w:t>
       </w:r>
       <w:r>
-        <w:t>mốc năng lực 2; kèm config, command, metric, runtime và một failure/limitation.</w:t>
+        <w:t>mốc năng lực 2; lưu kèm lệnh đã chạy, cấu hình, metric, thời gian chạy và một điều còn hạn chế.</w:t>
       </w:r>
     </w:p>
     <w:p>
@@ -4304,7 +4854,7 @@
         <w:pStyle w:val="Heading3"/>
       </w:pPr>
       <w:r>
-        <w:t>Tự kiểm tra</w:t>
+        <w:t>Bạn đã sẵn sàng chuyển tuần khi</w:t>
       </w:r>
     </w:p>
     <w:p>
@@ -4314,7 +4864,7 @@
         <w:ind w:left="540" w:hanging="271"/>
       </w:pPr>
       <w:r>
-        <w:t>Std giữa fold lớn gợi ý gì?</w:t>
+        <w:t>Bạn có thể trả lời bằng lời của mình: Std giữa fold lớn gợi ý gì?</w:t>
       </w:r>
     </w:p>
     <w:p>
@@ -4324,7 +4874,7 @@
         <w:ind w:left="540" w:hanging="271"/>
       </w:pPr>
       <w:r>
-        <w:t>CV có thay final test không?</w:t>
+        <w:t>Bạn có thể trả lời bằng lời của mình: CV có thay final test không?</w:t>
       </w:r>
     </w:p>
     <w:p>
@@ -4334,7 +4884,12 @@
         <w:ind w:left="540" w:hanging="271"/>
       </w:pPr>
       <w:r>
-        <w:t>Shuffle time series sai vì sao?</w:t>
+        <w:t>Bạn có thể trả lời bằng lời của mình: Shuffle time series sai vì sao?</w:t>
+      </w:r>
+    </w:p>
+    <w:p>
+      <w:r>
+        <w:t>Dấu hiệu bạn đã hiểu: Bạn báo từng fold, mean, std, runtime và biết chọn split theo entity hoặc thời gian khi cần.</w:t>
       </w:r>
     </w:p>
     <w:p>
@@ -4342,19 +4897,21 @@
         <w:rPr>
           <w:b/>
         </w:rPr>
-        <w:t xml:space="preserve">Lỗi thường gặp: </w:t>
-      </w:r>
-      <w:r>
-        <w:t>Tune rồi báo cùng CV như final test.; Dùng nhiều fold nhưng không thêm insight.</w:t>
-      </w:r>
-    </w:p>
-    <w:p>
+        <w:t xml:space="preserve">Nếu bạn bị kẹt: </w:t>
+      </w:r>
+      <w:r>
+        <w:t>Giảm còn 3 fold và mini data. Nếu score dao động, kiểm class/group theo fold trước khi tune model.</w:t>
+      </w:r>
+    </w:p>
+    <w:p>
+      <w:bookmarkStart w:id="12" w:name="week-09"/>
       <w:pPr>
         <w:pStyle w:val="Heading2"/>
       </w:pPr>
       <w:r>
         <w:t>Tuần 09 - Tree ensembles</w:t>
       </w:r>
+      <w:bookmarkEnd w:id="12"/>
     </w:p>
     <w:tbl>
       <w:tblPr>
@@ -4616,7 +5173,13 @@
     <w:p/>
     <w:p>
       <w:r>
-        <w:t>So sánh tree, random forest và boosting có giới hạn.</w:t>
+        <w:rPr>
+          <w:b/>
+        </w:rPr>
+        <w:t xml:space="preserve">Tuần này bạn sẽ </w:t>
+      </w:r>
+      <w:r>
+        <w:t>so sánh tree, random forest và boosting có giới hạn.</w:t>
       </w:r>
     </w:p>
     <w:p>
@@ -4624,7 +5187,23 @@
         <w:pStyle w:val="Heading3"/>
       </w:pPr>
       <w:r>
-        <w:t>Kiến thức cốt lõi</w:t>
+        <w:t>Vì sao phần này quan trọng</w:t>
+      </w:r>
+    </w:p>
+    <w:p>
+      <w:r>
+        <w:t>Tree ensembles cho bạn lựa chọn mạnh với dữ liệu bảng, nhưng mục tiêu vẫn là so sánh công bằng chứ không săn model thắng bằng mọi giá.</w:t>
+        <w:br/>
+        <w:br/>
+        <w:t>Ví dụ gần gũi: Random forest giảm dao động bằng nhiều cây; boosting để cây sau tập trung sửa lỗi cây trước.</w:t>
+      </w:r>
+    </w:p>
+    <w:p>
+      <w:pPr>
+        <w:pStyle w:val="Heading3"/>
+      </w:pPr>
+      <w:r>
+        <w:t>Điều cần hiểu</w:t>
       </w:r>
     </w:p>
     <w:p>
@@ -4664,6 +5243,16 @@
         <w:ind w:left="540" w:hanging="271"/>
       </w:pPr>
       <w:r>
+        <w:t>Giới hạn depth/leaves hoặc thêm regularization giúp model bớt học thuộc nhiễu; kiểm bằng khoảng cách train-validation, không chỉ train score.</w:t>
+      </w:r>
+    </w:p>
+    <w:p>
+      <w:pPr>
+        <w:pStyle w:val="ListBullet"/>
+        <w:spacing w:after="80" w:line="300" w:lineRule="auto"/>
+        <w:ind w:left="540" w:hanging="271"/>
+      </w:pPr>
+      <w:r>
         <w:t>So candidate bằng cùng split, pipeline, metric và runtime budget.</w:t>
       </w:r>
     </w:p>
@@ -4672,7 +5261,7 @@
         <w:pStyle w:val="Heading3"/>
       </w:pPr>
       <w:r>
-        <w:t>Guided practice</w:t>
+        <w:t>Thực hành có hướng dẫn</w:t>
       </w:r>
     </w:p>
     <w:p>
@@ -4724,7 +5313,7 @@
         <w:t xml:space="preserve">Kết quả hướng tới: </w:t>
       </w:r>
       <w:r>
-        <w:t>model comparison; kèm config, command, metric, runtime và một failure/limitation.</w:t>
+        <w:t>model comparison; lưu kèm lệnh đã chạy, cấu hình, metric, thời gian chạy và một điều còn hạn chế.</w:t>
       </w:r>
     </w:p>
     <w:p>
@@ -4732,7 +5321,7 @@
         <w:pStyle w:val="Heading3"/>
       </w:pPr>
       <w:r>
-        <w:t>Tự kiểm tra</w:t>
+        <w:t>Bạn đã sẵn sàng chuyển tuần khi</w:t>
       </w:r>
     </w:p>
     <w:p>
@@ -4742,7 +5331,7 @@
         <w:ind w:left="540" w:hanging="271"/>
       </w:pPr>
       <w:r>
-        <w:t>Bagging khác boosting thế nào?</w:t>
+        <w:t>Bạn có thể trả lời bằng lời của mình: Bagging khác boosting thế nào?</w:t>
       </w:r>
     </w:p>
     <w:p>
@@ -4752,7 +5341,7 @@
         <w:ind w:left="540" w:hanging="271"/>
       </w:pPr>
       <w:r>
-        <w:t>Tree cần preprocessing gì?</w:t>
+        <w:t>Bạn có thể trả lời bằng lời của mình: Tree cần preprocessing gì?</w:t>
       </w:r>
     </w:p>
     <w:p>
@@ -4762,7 +5351,12 @@
         <w:ind w:left="540" w:hanging="271"/>
       </w:pPr>
       <w:r>
-        <w:t>Depth tác động train/validation ra sao?</w:t>
+        <w:t>Bạn có thể trả lời bằng lời của mình: Depth tác động train/validation ra sao?</w:t>
+      </w:r>
+    </w:p>
+    <w:p>
+      <w:r>
+        <w:t>Dấu hiệu bạn đã hiểu: Bạn so ba candidate trên cùng harness, nêu được đổi chác giữa metric, runtime và artifact size.</w:t>
       </w:r>
     </w:p>
     <w:p>
@@ -4770,19 +5364,21 @@
         <w:rPr>
           <w:b/>
         </w:rPr>
-        <w:t xml:space="preserve">Lỗi thường gặp: </w:t>
-      </w:r>
-      <w:r>
-        <w:t>Hyperparameter sweep lớn.; Mỗi model dùng split khác.</w:t>
-      </w:r>
-    </w:p>
-    <w:p>
+        <w:t xml:space="preserve">Nếu bạn bị kẹt: </w:t>
+      </w:r>
+      <w:r>
+        <w:t>Khóa split, seed và metric. Chỉ đổi một tham số như `max_depth`; đừng mở sweep khi chưa hiểu kết quả đầu tiên.</w:t>
+      </w:r>
+    </w:p>
+    <w:p>
+      <w:bookmarkStart w:id="13" w:name="week-10"/>
       <w:pPr>
         <w:pStyle w:val="Heading2"/>
       </w:pPr>
       <w:r>
         <w:t>Tuần 10 - Feature engineering và ablation</w:t>
       </w:r>
+      <w:bookmarkEnd w:id="13"/>
     </w:p>
     <w:tbl>
       <w:tblPr>
@@ -5044,7 +5640,13 @@
     <w:p/>
     <w:p>
       <w:r>
-        <w:t>Feature engineering có giả thuyết; ablation một biến.</w:t>
+        <w:rPr>
+          <w:b/>
+        </w:rPr>
+        <w:t xml:space="preserve">Tuần này bạn sẽ </w:t>
+      </w:r>
+      <w:r>
+        <w:t>feature engineering có giả thuyết; ablation một biến.</w:t>
       </w:r>
     </w:p>
     <w:p>
@@ -5052,7 +5654,23 @@
         <w:pStyle w:val="Heading3"/>
       </w:pPr>
       <w:r>
-        <w:t>Kiến thức cốt lõi</w:t>
+        <w:t>Vì sao phần này quan trọng</w:t>
+      </w:r>
+    </w:p>
+    <w:p>
+      <w:r>
+        <w:t>Feature engineering biến hiểu biết về bài toán thành tín hiệu model dùng được. Ablation giúp kiểm xem feature mới thật sự có ích hay chỉ trùng với nhiễu.</w:t>
+        <w:br/>
+        <w:br/>
+        <w:t>Ví dụ gần gũi: Tỉ lệ chi tiêu trên thời gian gắn bó có thể hữu ích, nhưng phải xử lý mẫu số 0 và chỉ dùng dữ liệu có tại prediction time.</w:t>
+      </w:r>
+    </w:p>
+    <w:p>
+      <w:pPr>
+        <w:pStyle w:val="Heading3"/>
+      </w:pPr>
+      <w:r>
+        <w:t>Điều cần hiểu</w:t>
       </w:r>
     </w:p>
     <w:p>
@@ -5100,7 +5718,7 @@
         <w:pStyle w:val="Heading3"/>
       </w:pPr>
       <w:r>
-        <w:t>Guided practice</w:t>
+        <w:t>Thực hành có hướng dẫn</w:t>
       </w:r>
     </w:p>
     <w:p>
@@ -5152,7 +5770,7 @@
         <w:t xml:space="preserve">Kết quả hướng tới: </w:t>
       </w:r>
       <w:r>
-        <w:t>ablation report; kèm config, command, metric, runtime và một failure/limitation.</w:t>
+        <w:t>ablation report; lưu kèm lệnh đã chạy, cấu hình, metric, thời gian chạy và một điều còn hạn chế.</w:t>
       </w:r>
     </w:p>
     <w:p>
@@ -5160,7 +5778,7 @@
         <w:pStyle w:val="Heading3"/>
       </w:pPr>
       <w:r>
-        <w:t>Tự kiểm tra</w:t>
+        <w:t>Bạn đã sẵn sàng chuyển tuần khi</w:t>
       </w:r>
     </w:p>
     <w:p>
@@ -5170,7 +5788,7 @@
         <w:ind w:left="540" w:hanging="271"/>
       </w:pPr>
       <w:r>
-        <w:t>Availability khác correlation thế nào?</w:t>
+        <w:t>Bạn có thể trả lời bằng lời của mình: Availability khác correlation thế nào?</w:t>
       </w:r>
     </w:p>
     <w:p>
@@ -5180,7 +5798,7 @@
         <w:ind w:left="540" w:hanging="271"/>
       </w:pPr>
       <w:r>
-        <w:t>Ablation vì sao giữ seed/model?</w:t>
+        <w:t>Bạn có thể trả lời bằng lời của mình: Ablation vì sao giữ seed/model?</w:t>
       </w:r>
     </w:p>
     <w:p>
@@ -5190,7 +5808,12 @@
         <w:ind w:left="540" w:hanging="271"/>
       </w:pPr>
       <w:r>
-        <w:t>Khi nào bỏ feature dù metric tăng?</w:t>
+        <w:t>Bạn có thể trả lời bằng lời của mình: Khi nào bỏ feature dù metric tăng?</w:t>
+      </w:r>
+    </w:p>
+    <w:p>
+      <w:r>
+        <w:t>Dấu hiệu bạn đã hiểu: Mỗi feature có giả thuyết và thời điểm sẵn có; quyết định giữ/bỏ dựa trên cùng harness cùng variability.</w:t>
       </w:r>
     </w:p>
     <w:p>
@@ -5198,19 +5821,21 @@
         <w:rPr>
           <w:b/>
         </w:rPr>
-        <w:t xml:space="preserve">Lỗi thường gặp: </w:t>
-      </w:r>
-      <w:r>
-        <w:t>Dùng future/target-proxy feature.; Đổi feature lẫn hyperparameter cùng lúc.</w:t>
-      </w:r>
-    </w:p>
-    <w:p>
+        <w:t xml:space="preserve">Nếu bạn bị kẹt: </w:t>
+      </w:r>
+      <w:r>
+        <w:t>Viết feature bằng lời trước code. Nếu không nói được nó có sẵn khi nào, tạm loại khỏi model.</w:t>
+      </w:r>
+    </w:p>
+    <w:p>
+      <w:bookmarkStart w:id="14" w:name="week-11"/>
       <w:pPr>
         <w:pStyle w:val="Heading2"/>
       </w:pPr>
       <w:r>
         <w:t>Tuần 11 - Interpretability và error analysis</w:t>
       </w:r>
+      <w:bookmarkEnd w:id="14"/>
     </w:p>
     <w:tbl>
       <w:tblPr>
@@ -5472,7 +6097,13 @@
     <w:p/>
     <w:p>
       <w:r>
-        <w:t>Giải thích model thận trọng; phân tích subgroup/failure.</w:t>
+        <w:rPr>
+          <w:b/>
+        </w:rPr>
+        <w:t xml:space="preserve">Tuần này bạn sẽ </w:t>
+      </w:r>
+      <w:r>
+        <w:t>giải thích model thận trọng; phân tích subgroup/failure.</w:t>
       </w:r>
     </w:p>
     <w:p>
@@ -5480,7 +6111,23 @@
         <w:pStyle w:val="Heading3"/>
       </w:pPr>
       <w:r>
-        <w:t>Kiến thức cốt lõi</w:t>
+        <w:t>Vì sao phần này quan trọng</w:t>
+      </w:r>
+    </w:p>
+    <w:p>
+      <w:r>
+        <w:t>Model tốt trung bình vẫn có thể tệ với một nhóm nhỏ. Error analysis biến các lỗi riêng lẻ thành việc tiếp theo có thể kiểm chứng.</w:t>
+        <w:br/>
+        <w:br/>
+        <w:t>Ví dụ gần gũi: Accuracy chung ổn nhưng khách hợp đồng tháng có nhiều false negative; đây là tín hiệu cần xem dữ liệu hoặc threshold theo nhóm.</w:t>
+      </w:r>
+    </w:p>
+    <w:p>
+      <w:pPr>
+        <w:pStyle w:val="Heading3"/>
+      </w:pPr>
+      <w:r>
+        <w:t>Điều cần hiểu</w:t>
       </w:r>
     </w:p>
     <w:p>
@@ -5510,7 +6157,7 @@
         <w:ind w:left="540" w:hanging="271"/>
       </w:pPr>
       <w:r>
-        <w:t>Slice metric luôn kèm support để tránh kết luận từ nhóm quá nhỏ.</w:t>
+        <w:t>Slice metric luôn kèm support để tránh kết luận từ nhóm quá nhỏ; xem chênh lệch như tín hiệu điều tra fairness, không vội kết luận nguyên nhân.</w:t>
       </w:r>
     </w:p>
     <w:p>
@@ -5520,6 +6167,16 @@
         <w:ind w:left="540" w:hanging="271"/>
       </w:pPr>
       <w:r>
+        <w:t>Khi nhãn đến muộn, theo dõi schema, missing rate, prediction distribution và feature drift trước khi có quality metric.</w:t>
+      </w:r>
+    </w:p>
+    <w:p>
+      <w:pPr>
+        <w:pStyle w:val="ListBullet"/>
+        <w:spacing w:after="80" w:line="300" w:lineRule="auto"/>
+        <w:ind w:left="540" w:hanging="271"/>
+      </w:pPr>
+      <w:r>
         <w:t>Failure taxonomy nhóm lỗi thành data quality, boundary, missing signal, label noise hoặc shift.</w:t>
       </w:r>
     </w:p>
@@ -5528,7 +6185,7 @@
         <w:pStyle w:val="Heading3"/>
       </w:pPr>
       <w:r>
-        <w:t>Guided practice</w:t>
+        <w:t>Thực hành có hướng dẫn</w:t>
       </w:r>
     </w:p>
     <w:p>
@@ -5580,7 +6237,7 @@
         <w:t xml:space="preserve">Kết quả hướng tới: </w:t>
       </w:r>
       <w:r>
-        <w:t>error analysis; kèm config, command, metric, runtime và một failure/limitation.</w:t>
+        <w:t>error analysis; lưu kèm lệnh đã chạy, cấu hình, metric, thời gian chạy và một điều còn hạn chế.</w:t>
       </w:r>
     </w:p>
     <w:p>
@@ -5588,7 +6245,7 @@
         <w:pStyle w:val="Heading3"/>
       </w:pPr>
       <w:r>
-        <w:t>Tự kiểm tra</w:t>
+        <w:t>Bạn đã sẵn sàng chuyển tuần khi</w:t>
       </w:r>
     </w:p>
     <w:p>
@@ -5598,7 +6255,7 @@
         <w:ind w:left="540" w:hanging="271"/>
       </w:pPr>
       <w:r>
-        <w:t>Importance khác causality?</w:t>
+        <w:t>Bạn có thể trả lời bằng lời của mình: Importance khác causality?</w:t>
       </w:r>
     </w:p>
     <w:p>
@@ -5608,7 +6265,7 @@
         <w:ind w:left="540" w:hanging="271"/>
       </w:pPr>
       <w:r>
-        <w:t>Support nhỏ gây rủi ro gì?</w:t>
+        <w:t>Bạn có thể trả lời bằng lời của mình: Support nhỏ gây rủi ro gì?</w:t>
       </w:r>
     </w:p>
     <w:p>
@@ -5618,7 +6275,12 @@
         <w:ind w:left="540" w:hanging="271"/>
       </w:pPr>
       <w:r>
-        <w:t>Error analysis cần dẫn tới action nào?</w:t>
+        <w:t>Bạn có thể trả lời bằng lời của mình: Error analysis cần dẫn tới action nào?</w:t>
+      </w:r>
+    </w:p>
+    <w:p>
+      <w:r>
+        <w:t>Dấu hiệu bạn đã hiểu: Bạn báo slice metric kèm support, phân nhóm lỗi và đề xuất một data fix cùng một model fix có phép kiểm.</w:t>
       </w:r>
     </w:p>
     <w:p>
@@ -5626,19 +6288,21 @@
         <w:rPr>
           <w:b/>
         </w:rPr>
-        <w:t xml:space="preserve">Lỗi thường gặp: </w:t>
-      </w:r>
-      <w:r>
-        <w:t>Chọn lỗi thuận mắt.; Dùng explanation hợp thức hóa lỗi.</w:t>
-      </w:r>
-    </w:p>
-    <w:p>
+        <w:t xml:space="preserve">Nếu bạn bị kẹt: </w:t>
+      </w:r>
+      <w:r>
+        <w:t>Đừng chọn lỗi thuận mắt. Lấy mẫu theo quy tắc cố định và mô tả điều thấy trước khi giải thích nguyên nhân.</w:t>
+      </w:r>
+    </w:p>
+    <w:p>
+      <w:bookmarkStart w:id="15" w:name="week-12"/>
       <w:pPr>
         <w:pStyle w:val="Heading2"/>
       </w:pPr>
       <w:r>
         <w:t>Tuần 12 - Mini-project tabular</w:t>
       </w:r>
+      <w:bookmarkEnd w:id="15"/>
     </w:p>
     <w:tbl>
       <w:tblPr>
@@ -5900,7 +6564,13 @@
     <w:p/>
     <w:p>
       <w:r>
-        <w:t>Tổng hợp pipeline tabular có thể tái lập.</w:t>
+        <w:rPr>
+          <w:b/>
+        </w:rPr>
+        <w:t xml:space="preserve">Tuần này bạn sẽ </w:t>
+      </w:r>
+      <w:r>
+        <w:t>tổng hợp pipeline tabular có thể tái lập.</w:t>
       </w:r>
     </w:p>
     <w:p>
@@ -5908,7 +6578,23 @@
         <w:pStyle w:val="Heading3"/>
       </w:pPr>
       <w:r>
-        <w:t>Kiến thức cốt lõi</w:t>
+        <w:t>Vì sao phần này quan trọng</w:t>
+      </w:r>
+    </w:p>
+    <w:p>
+      <w:r>
+        <w:t>Mini-project là lúc ghép các mảnh thành một quy trình người khác có thể chạy lại, không phải lúc thêm thật nhiều thuật toán.</w:t>
+        <w:br/>
+        <w:br/>
+        <w:t>Ví dụ gần gũi: Một model file không đủ nếu thiếu schema, threshold, config và cách tái tạo đúng preprocessing.</w:t>
+      </w:r>
+    </w:p>
+    <w:p>
+      <w:pPr>
+        <w:pStyle w:val="Heading3"/>
+      </w:pPr>
+      <w:r>
+        <w:t>Điều cần hiểu</w:t>
       </w:r>
     </w:p>
     <w:p>
@@ -5956,7 +6642,7 @@
         <w:pStyle w:val="Heading3"/>
       </w:pPr>
       <w:r>
-        <w:t>Guided practice</w:t>
+        <w:t>Thực hành có hướng dẫn</w:t>
       </w:r>
     </w:p>
     <w:p>
@@ -6008,7 +6694,7 @@
         <w:t xml:space="preserve">Kết quả hướng tới: </w:t>
       </w:r>
       <w:r>
-        <w:t>mốc năng lực 3 + model card; kèm config, command, metric, runtime và một failure/limitation.</w:t>
+        <w:t>mốc năng lực 3 + model card; lưu kèm lệnh đã chạy, cấu hình, metric, thời gian chạy và một điều còn hạn chế.</w:t>
       </w:r>
     </w:p>
     <w:p>
@@ -6016,7 +6702,7 @@
         <w:pStyle w:val="Heading3"/>
       </w:pPr>
       <w:r>
-        <w:t>Tự kiểm tra</w:t>
+        <w:t>Bạn đã sẵn sàng chuyển tuần khi</w:t>
       </w:r>
     </w:p>
     <w:p>
@@ -6026,7 +6712,7 @@
         <w:ind w:left="540" w:hanging="271"/>
       </w:pPr>
       <w:r>
-        <w:t>Artifact cần gì ngoài weights?</w:t>
+        <w:t>Bạn có thể trả lời bằng lời của mình: Artifact cần gì ngoài weights?</w:t>
       </w:r>
     </w:p>
     <w:p>
@@ -6036,7 +6722,7 @@
         <w:ind w:left="540" w:hanging="271"/>
       </w:pPr>
       <w:r>
-        <w:t>Model card phải nêu misuse nào?</w:t>
+        <w:t>Bạn có thể trả lời bằng lời của mình: Model card phải nêu misuse nào?</w:t>
       </w:r>
     </w:p>
     <w:p>
@@ -6046,7 +6732,12 @@
         <w:ind w:left="540" w:hanging="271"/>
       </w:pPr>
       <w:r>
-        <w:t>Chứng minh run tái lập bằng gì?</w:t>
+        <w:t>Bạn có thể trả lời bằng lời của mình: Chứng minh run tái lập bằng gì?</w:t>
+      </w:r>
+    </w:p>
+    <w:p>
+      <w:r>
+        <w:t>Dấu hiệu bạn đã hiểu: Từ clean shell, bạn train, lưu, load lại artifact và tạo cùng prediction trong tolerance đã ghi.</w:t>
       </w:r>
     </w:p>
     <w:p>
@@ -6054,19 +6745,21 @@
         <w:rPr>
           <w:b/>
         </w:rPr>
-        <w:t xml:space="preserve">Lỗi thường gặp: </w:t>
-      </w:r>
-      <w:r>
-        <w:t>Chỉ lưu notebook phụ thuộc cell state, thiếu artifact tái lập.; Thiếu split manifest/config.</w:t>
-      </w:r>
-    </w:p>
-    <w:p>
+        <w:t xml:space="preserve">Nếu bạn bị kẹt: </w:t>
+      </w:r>
+      <w:r>
+        <w:t>Chạy `mini` trước, kiểm từng artifact. Khi parity sai, so config và feature order trước khi train lại.</w:t>
+      </w:r>
+    </w:p>
+    <w:p>
+      <w:bookmarkStart w:id="16" w:name="week-13"/>
       <w:pPr>
         <w:pStyle w:val="Heading2"/>
       </w:pPr>
       <w:r>
         <w:t>Tuần 13 - Notebook thành Python package</w:t>
       </w:r>
+      <w:bookmarkEnd w:id="16"/>
     </w:p>
     <w:tbl>
       <w:tblPr>
@@ -6328,7 +7021,13 @@
     <w:p/>
     <w:p>
       <w:r>
-        <w:t>Tách notebook thành module, config và CLI.</w:t>
+        <w:rPr>
+          <w:b/>
+        </w:rPr>
+        <w:t xml:space="preserve">Tuần này bạn sẽ </w:t>
+      </w:r>
+      <w:r>
+        <w:t>tách notebook thành module, config và CLI.</w:t>
       </w:r>
     </w:p>
     <w:p>
@@ -6336,7 +7035,23 @@
         <w:pStyle w:val="Heading3"/>
       </w:pPr>
       <w:r>
-        <w:t>Kiến thức cốt lõi</w:t>
+        <w:t>Vì sao phần này quan trọng</w:t>
+      </w:r>
+    </w:p>
+    <w:p>
+      <w:r>
+        <w:t>Notebook giúp khám phá nhanh; package giúp logic có đầu vào rõ, tái sử dụng được và dễ test. ML Engineer cần biết chuyển từ cái đầu sang cái sau.</w:t>
+        <w:br/>
+        <w:br/>
+        <w:t>Ví dụ gần gũi: Cell chạy đúng nhờ biến còn trong memory sẽ thất bại khi mở notebook mới; CLI buộc dependency phải hiện rõ.</w:t>
+      </w:r>
+    </w:p>
+    <w:p>
+      <w:pPr>
+        <w:pStyle w:val="Heading3"/>
+      </w:pPr>
+      <w:r>
+        <w:t>Điều cần hiểu</w:t>
       </w:r>
     </w:p>
     <w:p>
@@ -6384,7 +7099,7 @@
         <w:pStyle w:val="Heading3"/>
       </w:pPr>
       <w:r>
-        <w:t>Guided practice</w:t>
+        <w:t>Thực hành có hướng dẫn</w:t>
       </w:r>
     </w:p>
     <w:p>
@@ -6436,7 +7151,7 @@
         <w:t xml:space="preserve">Kết quả hướng tới: </w:t>
       </w:r>
       <w:r>
-        <w:t>installable package; kèm config, command, metric, runtime và một failure/limitation.</w:t>
+        <w:t>installable package; lưu kèm lệnh đã chạy, cấu hình, metric, thời gian chạy và một điều còn hạn chế.</w:t>
       </w:r>
     </w:p>
     <w:p>
@@ -6444,7 +7159,7 @@
         <w:pStyle w:val="Heading3"/>
       </w:pPr>
       <w:r>
-        <w:t>Tự kiểm tra</w:t>
+        <w:t>Bạn đã sẵn sàng chuyển tuần khi</w:t>
       </w:r>
     </w:p>
     <w:p>
@@ -6454,7 +7169,7 @@
         <w:ind w:left="540" w:hanging="271"/>
       </w:pPr>
       <w:r>
-        <w:t>Logic nào ở notebook/package?</w:t>
+        <w:t>Bạn có thể trả lời bằng lời của mình: Logic nào ở notebook/package?</w:t>
       </w:r>
     </w:p>
     <w:p>
@@ -6464,7 +7179,7 @@
         <w:ind w:left="540" w:hanging="271"/>
       </w:pPr>
       <w:r>
-        <w:t>Globals phá reproducibility ra sao?</w:t>
+        <w:t>Bạn có thể trả lời bằng lời của mình: Globals phá reproducibility ra sao?</w:t>
       </w:r>
     </w:p>
     <w:p>
@@ -6474,7 +7189,12 @@
         <w:ind w:left="540" w:hanging="271"/>
       </w:pPr>
       <w:r>
-        <w:t>CLI contract gồm gì?</w:t>
+        <w:t>Bạn có thể trả lời bằng lời của mình: CLI contract gồm gì?</w:t>
+      </w:r>
+    </w:p>
+    <w:p>
+      <w:r>
+        <w:t>Dấu hiệu bạn đã hiểu: Bạn chạy cùng logic từ CLI và notebook, không copy hai phiên bản, và có config thay cho global state.</w:t>
       </w:r>
     </w:p>
     <w:p>
@@ -6482,19 +7202,21 @@
         <w:rPr>
           <w:b/>
         </w:rPr>
-        <w:t xml:space="preserve">Lỗi thường gặp: </w:t>
-      </w:r>
-      <w:r>
-        <w:t>Copy logic ở hai nơi gây drift.; Ẩn input trong working directory.</w:t>
-      </w:r>
-    </w:p>
-    <w:p>
+        <w:t xml:space="preserve">Nếu bạn bị kẹt: </w:t>
+      </w:r>
+      <w:r>
+        <w:t>Restart kernel hoặc mở clean shell. Nếu chỉ notebook cũ chạy, lần theo biến ẩn và đường dẫn phụ thuộc working directory.</w:t>
+      </w:r>
+    </w:p>
+    <w:p>
+      <w:bookmarkStart w:id="17" w:name="week-14"/>
       <w:pPr>
         <w:pStyle w:val="Heading2"/>
       </w:pPr>
       <w:r>
         <w:t>Tuần 14 - Testing cho hệ thống ML</w:t>
       </w:r>
+      <w:bookmarkEnd w:id="17"/>
     </w:p>
     <w:tbl>
       <w:tblPr>
@@ -6756,7 +7478,13 @@
     <w:p/>
     <w:p>
       <w:r>
-        <w:t>Test schema, transform, model và artifact.</w:t>
+        <w:rPr>
+          <w:b/>
+        </w:rPr>
+        <w:t xml:space="preserve">Tuần này bạn sẽ </w:t>
+      </w:r>
+      <w:r>
+        <w:t>test schema, transform, model và artifact.</w:t>
       </w:r>
     </w:p>
     <w:p>
@@ -6764,7 +7492,23 @@
         <w:pStyle w:val="Heading3"/>
       </w:pPr>
       <w:r>
-        <w:t>Kiến thức cốt lõi</w:t>
+        <w:t>Vì sao phần này quan trọng</w:t>
+      </w:r>
+    </w:p>
+    <w:p>
+      <w:r>
+        <w:t>Hệ thống ML hỏng không chỉ vì model kém. Schema đổi, category lạ hoặc artifact lỗi thường xuất hiện trước khi metric tụt.</w:t>
+        <w:br/>
+        <w:br/>
+        <w:t>Ví dụ gần gũi: Một API nhận tuổi dạng chuỗi nên bị từ chối rõ ràng, thay vì âm thầm biến đổi rồi trả prediction khó tin.</w:t>
+      </w:r>
+    </w:p>
+    <w:p>
+      <w:pPr>
+        <w:pStyle w:val="Heading3"/>
+      </w:pPr>
+      <w:r>
+        <w:t>Điều cần hiểu</w:t>
       </w:r>
     </w:p>
     <w:p>
@@ -6812,7 +7556,7 @@
         <w:pStyle w:val="Heading3"/>
       </w:pPr>
       <w:r>
-        <w:t>Guided practice</w:t>
+        <w:t>Thực hành có hướng dẫn</w:t>
       </w:r>
     </w:p>
     <w:p>
@@ -6864,7 +7608,7 @@
         <w:t xml:space="preserve">Kết quả hướng tới: </w:t>
       </w:r>
       <w:r>
-        <w:t>test evidence; kèm config, command, metric, runtime và một failure/limitation.</w:t>
+        <w:t>test evidence; lưu kèm lệnh đã chạy, cấu hình, metric, thời gian chạy và một điều còn hạn chế.</w:t>
       </w:r>
     </w:p>
     <w:p>
@@ -6872,7 +7616,7 @@
         <w:pStyle w:val="Heading3"/>
       </w:pPr>
       <w:r>
-        <w:t>Tự kiểm tra</w:t>
+        <w:t>Bạn đã sẵn sàng chuyển tuần khi</w:t>
       </w:r>
     </w:p>
     <w:p>
@@ -6882,7 +7626,7 @@
         <w:ind w:left="540" w:hanging="271"/>
       </w:pPr>
       <w:r>
-        <w:t>Nguồn randomness nào cần seed?</w:t>
+        <w:t>Bạn có thể trả lời bằng lời của mình: Nguồn randomness nào cần seed?</w:t>
       </w:r>
     </w:p>
     <w:p>
@@ -6892,7 +7636,7 @@
         <w:ind w:left="540" w:hanging="271"/>
       </w:pPr>
       <w:r>
-        <w:t>Vì sao exact metric dễ flaky?</w:t>
+        <w:t>Bạn có thể trả lời bằng lời của mình: Vì sao exact metric dễ flaky?</w:t>
       </w:r>
     </w:p>
     <w:p>
@@ -6902,7 +7646,12 @@
         <w:ind w:left="540" w:hanging="271"/>
       </w:pPr>
       <w:r>
-        <w:t>Test nào bắt train/serve skew?</w:t>
+        <w:t>Bạn có thể trả lời bằng lời của mình: Test nào bắt train/serve skew?</w:t>
+      </w:r>
+    </w:p>
+    <w:p>
+      <w:r>
+        <w:t>Dấu hiệu bạn đã hiểu: Bạn có test cho happy path lẫn missing, wrong dtype, unseen category, NaN/Inf và save-load parity.</w:t>
       </w:r>
     </w:p>
     <w:p>
@@ -6910,19 +7659,21 @@
         <w:rPr>
           <w:b/>
         </w:rPr>
-        <w:t xml:space="preserve">Lỗi thường gặp: </w:t>
-      </w:r>
-      <w:r>
-        <w:t>Chỉ test happy path.; CI dùng production dataset lớn/nhạy cảm.</w:t>
-      </w:r>
-    </w:p>
-    <w:p>
+        <w:t xml:space="preserve">Nếu bạn bị kẹt: </w:t>
+      </w:r>
+      <w:r>
+        <w:t>Dùng synthetic data nhỏ và sửa một test mỗi lần. Tránh khóa exact metric nếu thuật toán có ngẫu nhiên.</w:t>
+      </w:r>
+    </w:p>
+    <w:p>
+      <w:bookmarkStart w:id="18" w:name="week-15"/>
       <w:pPr>
         <w:pStyle w:val="Heading2"/>
       </w:pPr>
       <w:r>
         <w:t>Tuần 15 - Inference API và contracts</w:t>
       </w:r>
+      <w:bookmarkEnd w:id="18"/>
     </w:p>
     <w:tbl>
       <w:tblPr>
@@ -7184,7 +7935,13 @@
     <w:p/>
     <w:p>
       <w:r>
-        <w:t>Thiết kế inference contract và error boundary.</w:t>
+        <w:rPr>
+          <w:b/>
+        </w:rPr>
+        <w:t xml:space="preserve">Tuần này bạn sẽ </w:t>
+      </w:r>
+      <w:r>
+        <w:t>thiết kế inference contract và error boundary.</w:t>
       </w:r>
     </w:p>
     <w:p>
@@ -7192,7 +7949,23 @@
         <w:pStyle w:val="Heading3"/>
       </w:pPr>
       <w:r>
-        <w:t>Kiến thức cốt lõi</w:t>
+        <w:t>Vì sao phần này quan trọng</w:t>
+      </w:r>
+    </w:p>
+    <w:p>
+      <w:r>
+        <w:t>Inference API là ranh giới giữa model và sản phẩm. Contract tốt giúp lỗi của client, lỗi artifact và giới hạn vận hành được xử lý khác nhau.</w:t>
+        <w:br/>
+        <w:br/>
+        <w:t>Ví dụ gần gũi: Payload thiếu cột nên trả 422; model chưa load là lỗi dịch vụ 503, không phải lỗi người gọi.</w:t>
+      </w:r>
+    </w:p>
+    <w:p>
+      <w:pPr>
+        <w:pStyle w:val="Heading3"/>
+      </w:pPr>
+      <w:r>
+        <w:t>Điều cần hiểu</w:t>
       </w:r>
     </w:p>
     <w:p>
@@ -7240,7 +8013,7 @@
         <w:pStyle w:val="Heading3"/>
       </w:pPr>
       <w:r>
-        <w:t>Guided practice</w:t>
+        <w:t>Thực hành có hướng dẫn</w:t>
       </w:r>
     </w:p>
     <w:p>
@@ -7292,7 +8065,7 @@
         <w:t xml:space="preserve">Kết quả hướng tới: </w:t>
       </w:r>
       <w:r>
-        <w:t>API demo; kèm config, command, metric, runtime và một failure/limitation.</w:t>
+        <w:t>API demo; lưu kèm lệnh đã chạy, cấu hình, metric, thời gian chạy và một điều còn hạn chế.</w:t>
       </w:r>
     </w:p>
     <w:p>
@@ -7300,7 +8073,7 @@
         <w:pStyle w:val="Heading3"/>
       </w:pPr>
       <w:r>
-        <w:t>Tự kiểm tra</w:t>
+        <w:t>Bạn đã sẵn sàng chuyển tuần khi</w:t>
       </w:r>
     </w:p>
     <w:p>
@@ -7310,7 +8083,7 @@
         <w:ind w:left="540" w:hanging="271"/>
       </w:pPr>
       <w:r>
-        <w:t>422 khác 500 thế nào?</w:t>
+        <w:t>Bạn có thể trả lời bằng lời của mình: 422 khác 500 thế nào?</w:t>
       </w:r>
     </w:p>
     <w:p>
@@ -7320,7 +8093,7 @@
         <w:ind w:left="540" w:hanging="271"/>
       </w:pPr>
       <w:r>
-        <w:t>Health khác readiness?</w:t>
+        <w:t>Bạn có thể trả lời bằng lời của mình: Health khác readiness?</w:t>
       </w:r>
     </w:p>
     <w:p>
@@ -7330,7 +8103,12 @@
         <w:ind w:left="540" w:hanging="271"/>
       </w:pPr>
       <w:r>
-        <w:t>Vì sao không log raw request?</w:t>
+        <w:t>Bạn có thể trả lời bằng lời của mình: Vì sao không log raw request?</w:t>
+      </w:r>
+    </w:p>
+    <w:p>
+      <w:r>
+        <w:t>Dấu hiệu bạn đã hiểu: Bạn gửi được payload đúng/sai, nhận status phù hợp và xác nhận API dùng chính preprocessing đã lưu.</w:t>
       </w:r>
     </w:p>
     <w:p>
@@ -7338,19 +8116,21 @@
         <w:rPr>
           <w:b/>
         </w:rPr>
-        <w:t xml:space="preserve">Lỗi thường gặp: </w:t>
-      </w:r>
-      <w:r>
-        <w:t>Lộ stack trace cho client.; API tự viết preprocessing khác training.</w:t>
-      </w:r>
-    </w:p>
-    <w:p>
+        <w:t xml:space="preserve">Nếu bạn bị kẹt: </w:t>
+      </w:r>
+      <w:r>
+        <w:t>Gọi handler hoặc API với một request tối thiểu. Khi có 500, đọc server log nhưng không đưa stack trace vào response.</w:t>
+      </w:r>
+    </w:p>
+    <w:p>
+      <w:bookmarkStart w:id="19" w:name="week-16"/>
       <w:pPr>
         <w:pStyle w:val="Heading2"/>
       </w:pPr>
       <w:r>
         <w:t>Tuần 16 - Docker, CI và artifact versioning</w:t>
       </w:r>
+      <w:bookmarkEnd w:id="19"/>
     </w:p>
     <w:tbl>
       <w:tblPr>
@@ -7612,7 +8392,13 @@
     <w:p/>
     <w:p>
       <w:r>
-        <w:t>Đóng gói, CI, version artifact; hiểu image trade-off.</w:t>
+        <w:rPr>
+          <w:b/>
+        </w:rPr>
+        <w:t xml:space="preserve">Tuần này bạn sẽ </w:t>
+      </w:r>
+      <w:r>
+        <w:t>đóng gói, CI, version artifact; hiểu image trade-off.</w:t>
       </w:r>
     </w:p>
     <w:p>
@@ -7620,7 +8406,23 @@
         <w:pStyle w:val="Heading3"/>
       </w:pPr>
       <w:r>
-        <w:t>Kiến thức cốt lõi</w:t>
+        <w:t>Vì sao phần này quan trọng</w:t>
+      </w:r>
+    </w:p>
+    <w:p>
+      <w:r>
+        <w:t>Docker đóng gói runtime; CI kiểm các quy tắc mỗi lần code đổi. Cả hai giúp model chạy nhất quán nhưng không thay thế kiểm tra chất lượng dữ liệu.</w:t>
+        <w:br/>
+        <w:br/>
+        <w:t>Ví dụ gần gũi: Image có checksum đúng vẫn có thể chứa model sai; manifest và test trả lời hai câu hỏi khác nhau.</w:t>
+      </w:r>
+    </w:p>
+    <w:p>
+      <w:pPr>
+        <w:pStyle w:val="Heading3"/>
+      </w:pPr>
+      <w:r>
+        <w:t>Điều cần hiểu</w:t>
       </w:r>
     </w:p>
     <w:p>
@@ -7665,10 +8467,20 @@
     </w:p>
     <w:p>
       <w:pPr>
+        <w:pStyle w:val="ListBullet"/>
+        <w:spacing w:after="80" w:line="300" w:lineRule="auto"/>
+        <w:ind w:left="540" w:hanging="271"/>
+      </w:pPr>
+      <w:r>
+        <w:t>Production monitoring cần cả service signals (latency/error) và ML signals (schema, drift, prediction distribution); drift là cảnh báo điều tra, không tự chứng minh model đã sai.</w:t>
+      </w:r>
+    </w:p>
+    <w:p>
+      <w:pPr>
         <w:pStyle w:val="Heading3"/>
       </w:pPr>
       <w:r>
-        <w:t>Guided practice</w:t>
+        <w:t>Thực hành có hướng dẫn</w:t>
       </w:r>
     </w:p>
     <w:p>
@@ -7720,7 +8532,7 @@
         <w:t xml:space="preserve">Kết quả hướng tới: </w:t>
       </w:r>
       <w:r>
-        <w:t>mốc năng lực 4; kèm config, command, metric, runtime và một failure/limitation.</w:t>
+        <w:t>mốc năng lực 4; lưu kèm lệnh đã chạy, cấu hình, metric, thời gian chạy và một điều còn hạn chế.</w:t>
       </w:r>
     </w:p>
     <w:p>
@@ -7728,7 +8540,7 @@
         <w:pStyle w:val="Heading3"/>
       </w:pPr>
       <w:r>
-        <w:t>Tự kiểm tra</w:t>
+        <w:t>Bạn đã sẵn sàng chuyển tuần khi</w:t>
       </w:r>
     </w:p>
     <w:p>
@@ -7738,7 +8550,7 @@
         <w:ind w:left="540" w:hanging="271"/>
       </w:pPr>
       <w:r>
-        <w:t>latest tag có rủi ro gì?</w:t>
+        <w:t>Bạn có thể trả lời bằng lời của mình: latest tag có rủi ro gì?</w:t>
       </w:r>
     </w:p>
     <w:p>
@@ -7748,7 +8560,7 @@
         <w:ind w:left="540" w:hanging="271"/>
       </w:pPr>
       <w:r>
-        <w:t>Image/model cần version riêng vì sao?</w:t>
+        <w:t>Bạn có thể trả lời bằng lời của mình: Image/model cần version riêng vì sao?</w:t>
       </w:r>
     </w:p>
     <w:p>
@@ -7758,7 +8570,12 @@
         <w:ind w:left="540" w:hanging="271"/>
       </w:pPr>
       <w:r>
-        <w:t>Checksum chứng minh gì?</w:t>
+        <w:t>Bạn có thể trả lời bằng lời của mình: Checksum chứng minh gì?</w:t>
+      </w:r>
+    </w:p>
+    <w:p>
+      <w:r>
+        <w:t>Dấu hiệu bạn đã hiểu: Bạn build image non-root, smoke `/health` và `/predict`, rồi phát hiện artifact bị đổi bằng checksum.</w:t>
       </w:r>
     </w:p>
     <w:p>
@@ -7766,19 +8583,21 @@
         <w:rPr>
           <w:b/>
         </w:rPr>
-        <w:t xml:space="preserve">Lỗi thường gặp: </w:t>
-      </w:r>
-      <w:r>
-        <w:t>Đưa secret/data vào image.; CI tự deploy cloud.</w:t>
-      </w:r>
-    </w:p>
-    <w:p>
+        <w:t xml:space="preserve">Nếu bạn bị kẹt: </w:t>
+      </w:r>
+      <w:r>
+        <w:t>Nếu Docker tốn thời gian, chạy test local trước. Kiểm `.dockerignore`, build context và log container theo thứ tự.</w:t>
+      </w:r>
+    </w:p>
+    <w:p>
+      <w:bookmarkStart w:id="20" w:name="week-17"/>
       <w:pPr>
         <w:pStyle w:val="Heading2"/>
       </w:pPr>
       <w:r>
         <w:t>Tuần 17 - Neural networks và PyTorch</w:t>
       </w:r>
+      <w:bookmarkEnd w:id="20"/>
     </w:p>
     <w:tbl>
       <w:tblPr>
@@ -8040,7 +8859,13 @@
     <w:p/>
     <w:p>
       <w:r>
-        <w:t>Hiểu tensor, autograd, loop và device.</w:t>
+        <w:rPr>
+          <w:b/>
+        </w:rPr>
+        <w:t xml:space="preserve">Tuần này bạn sẽ </w:t>
+      </w:r>
+      <w:r>
+        <w:t>hiểu tensor, autograd, loop và device.</w:t>
       </w:r>
     </w:p>
     <w:p>
@@ -8048,7 +8873,23 @@
         <w:pStyle w:val="Heading3"/>
       </w:pPr>
       <w:r>
-        <w:t>Kiến thức cốt lõi</w:t>
+        <w:t>Vì sao phần này quan trọng</w:t>
+      </w:r>
+    </w:p>
+    <w:p>
+      <w:r>
+        <w:t>PyTorch làm rõ điều thư viện cổ điển thường giấu: tensor đi qua model, loss tạo gradient và optimizer cập nhật parameter.</w:t>
+        <w:br/>
+        <w:br/>
+        <w:t>Ví dụ gần gũi: Quên `zero_grad()` khiến gradient của batch mới cộng lên batch cũ; quên `eval()` làm validation hành xử khác dự kiến.</w:t>
+      </w:r>
+    </w:p>
+    <w:p>
+      <w:pPr>
+        <w:pStyle w:val="Heading3"/>
+      </w:pPr>
+      <w:r>
+        <w:t>Điều cần hiểu</w:t>
       </w:r>
     </w:p>
     <w:p>
@@ -8106,7 +8947,7 @@
         <w:pStyle w:val="Heading3"/>
       </w:pPr>
       <w:r>
-        <w:t>Guided practice</w:t>
+        <w:t>Thực hành có hướng dẫn</w:t>
       </w:r>
     </w:p>
     <w:p>
@@ -8158,7 +8999,7 @@
         <w:t xml:space="preserve">Kết quả hướng tới: </w:t>
       </w:r>
       <w:r>
-        <w:t>seeded run; kèm config, command, metric, runtime và một failure/limitation.</w:t>
+        <w:t>seeded run; lưu kèm lệnh đã chạy, cấu hình, metric, thời gian chạy và một điều còn hạn chế.</w:t>
       </w:r>
     </w:p>
     <w:p>
@@ -8166,7 +9007,7 @@
         <w:pStyle w:val="Heading3"/>
       </w:pPr>
       <w:r>
-        <w:t>Tự kiểm tra</w:t>
+        <w:t>Bạn đã sẵn sàng chuyển tuần khi</w:t>
       </w:r>
     </w:p>
     <w:p>
@@ -8176,7 +9017,7 @@
         <w:ind w:left="540" w:hanging="271"/>
       </w:pPr>
       <w:r>
-        <w:t>requires_grad khác grad?</w:t>
+        <w:t>Bạn có thể trả lời bằng lời của mình: requires_grad khác grad?</w:t>
       </w:r>
     </w:p>
     <w:p>
@@ -8186,7 +9027,7 @@
         <w:ind w:left="540" w:hanging="271"/>
       </w:pPr>
       <w:r>
-        <w:t>eval có thay no_grad không?</w:t>
+        <w:t>Bạn có thể trả lời bằng lời của mình: eval có thay no_grad không?</w:t>
       </w:r>
     </w:p>
     <w:p>
@@ -8196,7 +9037,7 @@
         <w:ind w:left="540" w:hanging="271"/>
       </w:pPr>
       <w:r>
-        <w:t>CrossEntropyLoss cần shape/dtype gì?</w:t>
+        <w:t>Bạn có thể trả lời bằng lời của mình: CrossEntropyLoss cần shape/dtype gì?</w:t>
       </w:r>
     </w:p>
     <w:p>
@@ -8206,7 +9047,12 @@
         <w:ind w:left="540" w:hanging="271"/>
       </w:pPr>
       <w:r>
-        <w:t>Device mismatch phát sinh thế nào?</w:t>
+        <w:t>Bạn có thể trả lời bằng lời của mình: Device mismatch phát sinh thế nào?</w:t>
+      </w:r>
+    </w:p>
+    <w:p>
+      <w:r>
+        <w:t>Dấu hiệu bạn đã hiểu: Bạn giải thích được shape/dtype/device, viết loop nhỏ và thấy loss giảm mà không phụ thuộc GPU.</w:t>
       </w:r>
     </w:p>
     <w:p>
@@ -8214,19 +9060,21 @@
         <w:rPr>
           <w:b/>
         </w:rPr>
-        <w:t xml:space="preserve">Lỗi thường gặp: </w:t>
-      </w:r>
-      <w:r>
-        <w:t>Input lên GPU nhưng model/target ở CPU.; Validation trong train mode hoặc giữ graph.</w:t>
-      </w:r>
-    </w:p>
-    <w:p>
+        <w:t xml:space="preserve">Nếu bạn bị kẹt: </w:t>
+      </w:r>
+      <w:r>
+        <w:t>Chạy local one-epoch smoke. Nếu lỗi, in device của model, input, target và kiểm target dtype trước.</w:t>
+      </w:r>
+    </w:p>
+    <w:p>
+      <w:bookmarkStart w:id="21" w:name="week-18"/>
       <w:pPr>
         <w:pStyle w:val="Heading2"/>
       </w:pPr>
       <w:r>
         <w:t>Tuần 18 - CNN và transfer learning</w:t>
       </w:r>
+      <w:bookmarkEnd w:id="21"/>
     </w:p>
     <w:tbl>
       <w:tblPr>
@@ -8488,7 +9336,13 @@
     <w:p/>
     <w:p>
       <w:r>
-        <w:t>Hiểu CNN và transfer learning.</w:t>
+        <w:rPr>
+          <w:b/>
+        </w:rPr>
+        <w:t xml:space="preserve">Tuần này bạn sẽ </w:t>
+      </w:r>
+      <w:r>
+        <w:t>hiểu CNN và transfer learning.</w:t>
       </w:r>
     </w:p>
     <w:p>
@@ -8496,7 +9350,23 @@
         <w:pStyle w:val="Heading3"/>
       </w:pPr>
       <w:r>
-        <w:t>Kiến thức cốt lõi</w:t>
+        <w:t>Vì sao phần này quan trọng</w:t>
+      </w:r>
+    </w:p>
+    <w:p>
+      <w:r>
+        <w:t>Transfer learning tận dụng biểu diễn đã học để giảm dữ liệu và compute. Đây là con đường hợp lý cho người mới dùng free runtime.</w:t>
+        <w:br/>
+        <w:br/>
+        <w:t>Ví dụ gần gũi: Giữ backbone cố định giống dùng một bộ trích đặc trưng có sẵn; bạn chỉ dạy classifier head cho lớp mới.</w:t>
+      </w:r>
+    </w:p>
+    <w:p>
+      <w:pPr>
+        <w:pStyle w:val="Heading3"/>
+      </w:pPr>
+      <w:r>
+        <w:t>Điều cần hiểu</w:t>
       </w:r>
     </w:p>
     <w:p>
@@ -8536,7 +9406,7 @@
         <w:ind w:left="540" w:hanging="271"/>
       </w:pPr>
       <w:r>
-        <w:t>Notebook có CPU-mini và FakeData khi GPU/internet thiếu; FakeData chỉ smoke pipeline, không chứng minh accuracy.</w:t>
+        <w:t>Notebook có CPU-mini và FakeData khi GPU/dataset thiếu; CPU-mini vẫn cố dùng pretrained weights. Nếu weights không tải được, random-weight fallback chỉ smoke code và chưa đạt gate transfer learning. FakeData không chứng minh accuracy.</w:t>
       </w:r>
     </w:p>
     <w:p>
@@ -8544,7 +9414,7 @@
         <w:pStyle w:val="Heading3"/>
       </w:pPr>
       <w:r>
-        <w:t>Guided practice</w:t>
+        <w:t>Thực hành có hướng dẫn</w:t>
       </w:r>
     </w:p>
     <w:p>
@@ -8596,7 +9466,7 @@
         <w:t xml:space="preserve">Kết quả hướng tới: </w:t>
       </w:r>
       <w:r>
-        <w:t>CV baseline; kèm config, command, metric, runtime và một failure/limitation.</w:t>
+        <w:t>CV baseline; lưu kèm lệnh đã chạy, cấu hình, metric, thời gian chạy và một điều còn hạn chế.</w:t>
       </w:r>
     </w:p>
     <w:p>
@@ -8604,7 +9474,7 @@
         <w:pStyle w:val="Heading3"/>
       </w:pPr>
       <w:r>
-        <w:t>Tự kiểm tra</w:t>
+        <w:t>Bạn đã sẵn sàng chuyển tuần khi</w:t>
       </w:r>
     </w:p>
     <w:p>
@@ -8614,7 +9484,7 @@
         <w:ind w:left="540" w:hanging="271"/>
       </w:pPr>
       <w:r>
-        <w:t>Frozen backbone giảm compute vì sao?</w:t>
+        <w:t>Bạn có thể trả lời bằng lời của mình: Frozen backbone giảm compute vì sao?</w:t>
       </w:r>
     </w:p>
     <w:p>
@@ -8624,7 +9494,7 @@
         <w:ind w:left="540" w:hanging="271"/>
       </w:pPr>
       <w:r>
-        <w:t>Normalization sai ảnh hưởng gì?</w:t>
+        <w:t>Bạn có thể trả lời bằng lời của mình: Normalization sai ảnh hưởng gì?</w:t>
       </w:r>
     </w:p>
     <w:p>
@@ -8634,7 +9504,12 @@
         <w:ind w:left="540" w:hanging="271"/>
       </w:pPr>
       <w:r>
-        <w:t>FakeData chứng minh được gì?</w:t>
+        <w:t>Bạn có thể trả lời bằng lời của mình: FakeData chứng minh được gì?</w:t>
+      </w:r>
+    </w:p>
+    <w:p>
+      <w:r>
+        <w:t>Dấu hiệu bạn đã hiểu: Bạn chạy notebook thật, xác nhận chỉ head trainable và phân biệt FakeData smoke với kết quả CIFAR10.</w:t>
       </w:r>
     </w:p>
     <w:p>
@@ -8642,19 +9517,23 @@
         <w:rPr>
           <w:b/>
         </w:rPr>
-        <w:t xml:space="preserve">Lỗi thường gặp: </w:t>
-      </w:r>
-      <w:r>
-        <w:t>Báo transfer learning dù pretrained weights không tải.; Báo FakeData accuracy như chất lượng thật.</w:t>
-      </w:r>
-    </w:p>
-    <w:p>
+        <w:t xml:space="preserve">Nếu bạn bị kẹt: </w:t>
+      </w:r>
+      <w:r>
+        <w:t>Mở đúng notebook Colab/Kaggle, chạy `cpu-mini` trước. Nếu data không tải được, dùng FakeData smoke. Nếu</w:t>
+        <w:br/>
+        <w:t>pretrained weights không tải được, random-weight fallback chỉ kiểm code; ghi rõ chưa đạt transfer-learning gate.</w:t>
+      </w:r>
+    </w:p>
+    <w:p>
+      <w:bookmarkStart w:id="22" w:name="week-19"/>
       <w:pPr>
         <w:pStyle w:val="Heading2"/>
       </w:pPr>
       <w:r>
         <w:t>Tuần 19 - Fine-tuning tiết kiệm và checkpoint</w:t>
       </w:r>
+      <w:bookmarkEnd w:id="22"/>
     </w:p>
     <w:tbl>
       <w:tblPr>
@@ -8916,7 +9795,13 @@
     <w:p/>
     <w:p>
       <w:r>
-        <w:t>Checkpoint/resume; fine-tune tiết kiệm.</w:t>
+        <w:rPr>
+          <w:b/>
+        </w:rPr>
+        <w:t xml:space="preserve">Tuần này bạn sẽ </w:t>
+      </w:r>
+      <w:r>
+        <w:t>checkpoint/resume; fine-tune tiết kiệm.</w:t>
       </w:r>
     </w:p>
     <w:p>
@@ -8924,7 +9809,23 @@
         <w:pStyle w:val="Heading3"/>
       </w:pPr>
       <w:r>
-        <w:t>Kiến thức cốt lõi</w:t>
+        <w:t>Vì sao phần này quan trọng</w:t>
+      </w:r>
+    </w:p>
+    <w:p>
+      <w:r>
+        <w:t>Free runtime có thể ngắt bất cứ lúc nào. Checkpoint tốt biến một lần ngắt thành gián đoạn nhỏ thay vì mất toàn bộ buổi train.</w:t>
+        <w:br/>
+        <w:br/>
+        <w:t>Ví dụ gần gũi: Best checkpoint giữ epoch validation tốt nhất; last checkpoint chỉ phản ánh lần cập nhật gần nhất và có thể kém hơn.</w:t>
+      </w:r>
+    </w:p>
+    <w:p>
+      <w:pPr>
+        <w:pStyle w:val="Heading3"/>
+      </w:pPr>
+      <w:r>
+        <w:t>Điều cần hiểu</w:t>
       </w:r>
     </w:p>
     <w:p>
@@ -8982,7 +9883,7 @@
         <w:pStyle w:val="Heading3"/>
       </w:pPr>
       <w:r>
-        <w:t>Guided practice</w:t>
+        <w:t>Thực hành có hướng dẫn</w:t>
       </w:r>
     </w:p>
     <w:p>
@@ -9034,7 +9935,7 @@
         <w:t xml:space="preserve">Kết quả hướng tới: </w:t>
       </w:r>
       <w:r>
-        <w:t>checkpoint artifact; kèm config, command, metric, runtime và một failure/limitation.</w:t>
+        <w:t>checkpoint artifact; lưu kèm lệnh đã chạy, cấu hình, metric, thời gian chạy và một điều còn hạn chế.</w:t>
       </w:r>
     </w:p>
     <w:p>
@@ -9042,7 +9943,7 @@
         <w:pStyle w:val="Heading3"/>
       </w:pPr>
       <w:r>
-        <w:t>Tự kiểm tra</w:t>
+        <w:t>Bạn đã sẵn sàng chuyển tuần khi</w:t>
       </w:r>
     </w:p>
     <w:p>
@@ -9052,7 +9953,7 @@
         <w:ind w:left="540" w:hanging="271"/>
       </w:pPr>
       <w:r>
-        <w:t>Optimizer state cần vì sao?</w:t>
+        <w:t>Bạn có thể trả lời bằng lời của mình: Optimizer state cần vì sao?</w:t>
       </w:r>
     </w:p>
     <w:p>
@@ -9062,7 +9963,7 @@
         <w:ind w:left="540" w:hanging="271"/>
       </w:pPr>
       <w:r>
-        <w:t>Best khác last khi nào?</w:t>
+        <w:t>Bạn có thể trả lời bằng lời của mình: Best khác last khi nào?</w:t>
       </w:r>
     </w:p>
     <w:p>
@@ -9072,7 +9973,12 @@
         <w:ind w:left="540" w:hanging="271"/>
       </w:pPr>
       <w:r>
-        <w:t>Test có tham gia early stopping?</w:t>
+        <w:t>Bạn có thể trả lời bằng lời của mình: Test có tham gia early stopping?</w:t>
+      </w:r>
+    </w:p>
+    <w:p>
+      <w:r>
+        <w:t>Dấu hiệu bạn đã hiểu: Bạn lưu đủ model, optimizer, epoch, config và label mapping; dừng rồi resume thêm một epoch thành công.</w:t>
       </w:r>
     </w:p>
     <w:p>
@@ -9080,19 +9986,21 @@
         <w:rPr>
           <w:b/>
         </w:rPr>
-        <w:t xml:space="preserve">Lỗi thường gặp: </w:t>
-      </w:r>
-      <w:r>
-        <w:t>Chỉ lưu weights nhưng gọi resumable.; Giữ accelerator session chạy sau lab.</w:t>
-      </w:r>
-    </w:p>
-    <w:p>
+        <w:t xml:space="preserve">Nếu bạn bị kẹt: </w:t>
+      </w:r>
+      <w:r>
+        <w:t>Giảm data và epoch trước. Nếu resume sai, so architecture, label mapping và optimizer state thay vì chỉ load weights.</w:t>
+      </w:r>
+    </w:p>
+    <w:p>
+      <w:bookmarkStart w:id="23" w:name="week-20"/>
       <w:pPr>
         <w:pStyle w:val="Heading2"/>
       </w:pPr>
       <w:r>
         <w:t>Tuần 20 - CV evaluation và failure analysis</w:t>
       </w:r>
+      <w:bookmarkEnd w:id="23"/>
     </w:p>
     <w:tbl>
       <w:tblPr>
@@ -9354,7 +10262,13 @@
     <w:p/>
     <w:p>
       <w:r>
-        <w:t>Đánh giá per-class và phân nhóm failure.</w:t>
+        <w:rPr>
+          <w:b/>
+        </w:rPr>
+        <w:t xml:space="preserve">Tuần này bạn sẽ </w:t>
+      </w:r>
+      <w:r>
+        <w:t>đánh giá per-class và phân nhóm failure.</w:t>
       </w:r>
     </w:p>
     <w:p>
@@ -9362,7 +10276,23 @@
         <w:pStyle w:val="Heading3"/>
       </w:pPr>
       <w:r>
-        <w:t>Kiến thức cốt lõi</w:t>
+        <w:t>Vì sao phần này quan trọng</w:t>
+      </w:r>
+    </w:p>
+    <w:p>
+      <w:r>
+        <w:t>Metric tổng hợp không cho biết model sai ở đâu. Failure analysis giúp bạn quyết định nên sửa dữ liệu, nhãn, transform hay model.</w:t>
+        <w:br/>
+        <w:br/>
+        <w:t>Ví dụ gần gũi: Một class ít mẫu có thể bị bỏ qua trong weighted F1 nhưng hiện rõ trong macro F1 và confusion matrix theo hàng.</w:t>
+      </w:r>
+    </w:p>
+    <w:p>
+      <w:pPr>
+        <w:pStyle w:val="Heading3"/>
+      </w:pPr>
+      <w:r>
+        <w:t>Điều cần hiểu</w:t>
       </w:r>
     </w:p>
     <w:p>
@@ -9420,7 +10350,7 @@
         <w:pStyle w:val="Heading3"/>
       </w:pPr>
       <w:r>
-        <w:t>Guided practice</w:t>
+        <w:t>Thực hành có hướng dẫn</w:t>
       </w:r>
     </w:p>
     <w:p>
@@ -9472,7 +10402,7 @@
         <w:t xml:space="preserve">Kết quả hướng tới: </w:t>
       </w:r>
       <w:r>
-        <w:t>mốc năng lực 5 + model card; kèm config, command, metric, runtime và một failure/limitation.</w:t>
+        <w:t>mốc năng lực 5 + model card; lưu kèm lệnh đã chạy, cấu hình, metric, thời gian chạy và một điều còn hạn chế.</w:t>
       </w:r>
     </w:p>
     <w:p>
@@ -9480,7 +10410,7 @@
         <w:pStyle w:val="Heading3"/>
       </w:pPr>
       <w:r>
-        <w:t>Tự kiểm tra</w:t>
+        <w:t>Bạn đã sẵn sàng chuyển tuần khi</w:t>
       </w:r>
     </w:p>
     <w:p>
@@ -9490,7 +10420,7 @@
         <w:ind w:left="540" w:hanging="271"/>
       </w:pPr>
       <w:r>
-        <w:t>Macro khác weighted F1?</w:t>
+        <w:t>Bạn có thể trả lời bằng lời của mình: Macro khác weighted F1?</w:t>
       </w:r>
     </w:p>
     <w:p>
@@ -9500,7 +10430,7 @@
         <w:ind w:left="540" w:hanging="271"/>
       </w:pPr>
       <w:r>
-        <w:t>Normalize matrix theo hàng trả lời gì?</w:t>
+        <w:t>Bạn có thể trả lời bằng lời của mình: Normalize matrix theo hàng trả lời gì?</w:t>
       </w:r>
     </w:p>
     <w:p>
@@ -9510,7 +10440,12 @@
         <w:ind w:left="540" w:hanging="271"/>
       </w:pPr>
       <w:r>
-        <w:t>Sampling chỉ theo confidence bias gì?</w:t>
+        <w:t>Bạn có thể trả lời bằng lời của mình: Sampling chỉ theo confidence bias gì?</w:t>
+      </w:r>
+    </w:p>
+    <w:p>
+      <w:r>
+        <w:t>Dấu hiệu bạn đã hiểu: Bạn tạo bảng per-class, review lỗi theo quy tắc, viết limitation và một thí nghiệm tiếp theo có thể bác bỏ giả thuyết.</w:t>
       </w:r>
     </w:p>
     <w:p>
@@ -9518,19 +10453,21 @@
         <w:rPr>
           <w:b/>
         </w:rPr>
-        <w:t xml:space="preserve">Lỗi thường gặp: </w:t>
-      </w:r>
-      <w:r>
-        <w:t>Chỉ xem aggregate.; Đưa data không có quyền chia sẻ vào artifact công khai.</w:t>
-      </w:r>
-    </w:p>
-    <w:p>
+        <w:t xml:space="preserve">Nếu bạn bị kẹt: </w:t>
+      </w:r>
+      <w:r>
+        <w:t>Bắt đầu với 5-10 lỗi. Nếu ảnh nhạy cảm hoặc không có quyền chia sẻ, chỉ lưu ID và mô tả đã ẩn danh.</w:t>
+      </w:r>
+    </w:p>
+    <w:p>
+      <w:bookmarkStart w:id="24" w:name="week-21"/>
       <w:pPr>
         <w:pStyle w:val="Heading2"/>
       </w:pPr>
       <w:r>
         <w:t>Tuần 21 - AWS Free Plan, IAM, Budgets và S3</w:t>
       </w:r>
+      <w:bookmarkEnd w:id="24"/>
     </w:p>
     <w:tbl>
       <w:tblPr>
@@ -9792,7 +10729,13 @@
     <w:p/>
     <w:p>
       <w:r>
-        <w:t>Hiểu Free Plan, IAM least privilege, Budget caveat, S3.</w:t>
+        <w:rPr>
+          <w:b/>
+        </w:rPr>
+        <w:t xml:space="preserve">Tuần này bạn sẽ </w:t>
+      </w:r>
+      <w:r>
+        <w:t>hiểu account plan, credit, IAM, Budget và S3 trước khi tạo bất kỳ tài nguyên nào.</w:t>
       </w:r>
     </w:p>
     <w:p>
@@ -9800,7 +10743,22 @@
         <w:pStyle w:val="Heading3"/>
       </w:pPr>
       <w:r>
-        <w:t>Kiến thức cốt lõi</w:t>
+        <w:t>Vì sao phần này quan trọng</w:t>
+      </w:r>
+    </w:p>
+    <w:p>
+      <w:r>
+        <w:t>Một ML Engineer không chỉ biết deploy; họ còn biết lúc nào không nên deploy. Tuần này giúp bạn đọc</w:t>
+        <w:br/>
+        <w:t>màn hình Billing, nhận ra ranh giới Free/Paid Plan và dựng hàng rào an toàn trước khi chạm cloud.</w:t>
+      </w:r>
+    </w:p>
+    <w:p>
+      <w:pPr>
+        <w:pStyle w:val="Heading3"/>
+      </w:pPr>
+      <w:r>
+        <w:t>Điều cần hiểu</w:t>
       </w:r>
     </w:p>
     <w:p>
@@ -9810,7 +10768,7 @@
         <w:ind w:left="540" w:hanging="271"/>
       </w:pPr>
       <w:r>
-        <w:t>Account plan, credit và Free Tier eligibility có thể đổi; kiểm trực tiếp Billing/Free Tier trước lab. Credit không phải hard spending cap.</w:t>
+        <w:t>“Up to USD 200” là USD 100 khi đăng ký và có thể kiếm thêm tối đa USD 100 qua activity; không phải USD 200 được cấp hết ngay. Free Plan kết thúc sau 6 tháng hoặc khi hết credit.</w:t>
       </w:r>
     </w:p>
     <w:p>
@@ -9820,7 +10778,7 @@
         <w:ind w:left="540" w:hanging="271"/>
       </w:pPr>
       <w:r>
-        <w:t>AWS Budgets chỉ cảnh báo; billing/alert có thể trễ nên cleanup và residual scan vẫn bắt buộc.</w:t>
+        <w:t>Paid Plan là pay-as-you-go. Credit chỉ bù khoản đủ điều kiện; Budget alert không phải hard cap.</w:t>
       </w:r>
     </w:p>
     <w:p>
@@ -9830,7 +10788,7 @@
         <w:ind w:left="540" w:hanging="271"/>
       </w:pPr>
       <w:r>
-        <w:t>Dùng IAM least privilege, MFA root, không root access key; xác nhận account ID/Region trước lệnh.</w:t>
+        <w:t>Join AWS Organizations hoặc setup Control Tower có thể làm credit hết hiệu lực và Free Plan tự nâng Paid Plan. Không dùng hai tính năng này trong account học tập.</w:t>
       </w:r>
     </w:p>
     <w:p>
@@ -9840,7 +10798,7 @@
         <w:ind w:left="540" w:hanging="271"/>
       </w:pPr>
       <w:r>
-        <w:t>S3 có storage/request/transfer cost; chỉ upload artifact nhỏ, checksum, lifecycle ngắn, block public access.</w:t>
+        <w:t>IAM least privilege, MFA root, không root access key; luôn xác nhận account ID và Region trước lệnh.</w:t>
       </w:r>
     </w:p>
     <w:p>
@@ -9850,7 +10808,7 @@
         <w:ind w:left="540" w:hanging="271"/>
       </w:pPr>
       <w:r>
-        <w:t>Preflight fail-closed nếu thiếu acknowledgment, tag/expiry, allowlist hoặc cleanup path.</w:t>
+        <w:t>S3 tính theo storage, request và transfer. Artifact nhỏ, block public access, lifecycle ngắn. Nguồn AWS, kiểm ngày 2026-08-12: [plans](https://docs.aws.amazon.com/awsaccountbilling/latest/aboutv2/free-tier-plans.html), [FAQ](https://aws.amazon.com/free/free-tier-faqs/) và [tracking](https://docs.aws.amazon.com/awsaccountbilling/latest/aboutv2/tracking-free-tier-usage.html).</w:t>
       </w:r>
     </w:p>
     <w:p>
@@ -9858,7 +10816,7 @@
         <w:pStyle w:val="Heading3"/>
       </w:pPr>
       <w:r>
-        <w:t>Guided practice</w:t>
+        <w:t>Thực hành có hướng dẫn</w:t>
       </w:r>
     </w:p>
     <w:p>
@@ -9868,7 +10826,7 @@
         <w:ind w:left="540" w:hanging="271"/>
       </w:pPr>
       <w:r>
-        <w:t>Xác nhận plan/credit/Region; dừng nếu màn hình billing chưa rõ.</w:t>
+        <w:t>Nếu chưa có account, chỉ tạo ở tuần 20/21 để không lãng phí cửa sổ 6 tháng. Không tạo nhiều account để săn credit.</w:t>
       </w:r>
     </w:p>
     <w:p>
@@ -9878,7 +10836,7 @@
         <w:ind w:left="540" w:hanging="271"/>
       </w:pPr>
       <w:r>
-        <w:t>Chạy local preflight/dry-run, tạo checksum và manifest.</w:t>
+        <w:t>Mở Billing; ghi plan, credit còn lại, ngày hết hạn và days remaining. Nếu thông tin không rõ hoặc console bắt nâng Paid Plan, chọn local-only.</w:t>
       </w:r>
     </w:p>
     <w:p>
@@ -9888,7 +10846,17 @@
         <w:ind w:left="540" w:hanging="271"/>
       </w:pPr>
       <w:r>
-        <w:t>Tạo alert nhỏ nếu phù hợp; diễn tập cleanup không resource.</w:t>
+        <w:t>Tạo Cost budget với Actual và Forecasted email alerts ở ngưỡng thấp. Không tạo Budget Report hoặc Budget Action. Alert có độ trễ, không thay cleanup.</w:t>
+      </w:r>
+    </w:p>
+    <w:p>
+      <w:pPr>
+        <w:pStyle w:val="ListBullet"/>
+        <w:spacing w:after="80" w:line="300" w:lineRule="auto"/>
+        <w:ind w:left="540" w:hanging="271"/>
+      </w:pPr>
+      <w:r>
+        <w:t>Chạy cost-check và preflight local. Tập đọc lý do dừng thay vì vội bỏ qua guard.</w:t>
       </w:r>
     </w:p>
     <w:p>
@@ -9899,7 +10867,7 @@
         <w:t xml:space="preserve">Thực hành: </w:t>
       </w:r>
       <w:r>
-        <w:t>lab-20: Preflight, artifact checksum và cleanup thử. Môi trường chính: `local, aws`.</w:t>
+        <w:t>lab-20, phần chuẩn bị: checksum artifact, cost planning, preflight và cleanup dry-run. Chưa deploy.</w:t>
       </w:r>
     </w:p>
     <w:p>
@@ -9910,7 +10878,7 @@
         <w:t xml:space="preserve">Kết quả hướng tới: </w:t>
       </w:r>
       <w:r>
-        <w:t>AWS preflight evidence; kèm config, command, metric, runtime và một failure/limitation.</w:t>
+        <w:t>Bạn tự giải thích được plan/credit của account, tạo alert đúng loại và nhận ra các điều kiện buộc dừng.</w:t>
       </w:r>
     </w:p>
     <w:p>
@@ -9918,7 +10886,7 @@
         <w:pStyle w:val="Heading3"/>
       </w:pPr>
       <w:r>
-        <w:t>Tự kiểm tra</w:t>
+        <w:t>Bạn đã sẵn sàng chuyển tuần khi</w:t>
       </w:r>
     </w:p>
     <w:p>
@@ -9928,7 +10896,7 @@
         <w:ind w:left="540" w:hanging="271"/>
       </w:pPr>
       <w:r>
-        <w:t>Vì sao 200 USD không đồng nghĩa miễn phí?</w:t>
+        <w:t>Bạn có thể trả lời bằng lời của mình: Vì sao “up to USD 200” không phải USD 200 có sẵn?</w:t>
       </w:r>
     </w:p>
     <w:p>
@@ -9938,7 +10906,7 @@
         <w:ind w:left="540" w:hanging="271"/>
       </w:pPr>
       <w:r>
-        <w:t>Budget có thể báo muộn vì sao?</w:t>
+        <w:t>Bạn có thể trả lời bằng lời của mình: Free Plan khác Paid Plan ở rủi ro charge như thế nào?</w:t>
       </w:r>
     </w:p>
     <w:p>
@@ -9948,7 +10916,12 @@
         <w:ind w:left="540" w:hanging="271"/>
       </w:pPr>
       <w:r>
-        <w:t>Điều kiện nào buộc dừng deploy?</w:t>
+        <w:t>Bạn có thể trả lời bằng lời của mình: Vì sao Budget không thể thay cleanup?</w:t>
+      </w:r>
+    </w:p>
+    <w:p>
+      <w:r>
+        <w:t>Dấu hiệu bạn đã hiểu: Bạn phân biệt được credit, Free Plan, Paid Plan và Budget mà không gọi chung tất cả là “miễn phí”.</w:t>
       </w:r>
     </w:p>
     <w:p>
@@ -9956,10 +10929,12 @@
         <w:rPr>
           <w:b/>
         </w:rPr>
-        <w:t xml:space="preserve">Lỗi thường gặp: </w:t>
-      </w:r>
-      <w:r>
-        <w:t>Tin Free Tier tự chặn bill.; Sai account/Region hoặc thiếu tag.</w:t>
+        <w:t xml:space="preserve">Nếu bạn bị kẹt: </w:t>
+      </w:r>
+      <w:r>
+        <w:t>Không đoán trạng thái account. Chụp lại thông tin không nhạy cảm hoặc hỏi người quản lý club; tiếp tục</w:t>
+        <w:br/>
+        <w:t>local-only. Không gửi account ID, email billing hoặc credential.</w:t>
       </w:r>
     </w:p>
     <w:tbl>
@@ -10015,12 +10990,14 @@
     </w:tbl>
     <w:p/>
     <w:p>
+      <w:bookmarkStart w:id="25" w:name="week-22"/>
       <w:pPr>
         <w:pStyle w:val="Heading2"/>
       </w:pPr>
       <w:r>
         <w:t>Tuần 22 - Lambda inference và logging</w:t>
       </w:r>
+      <w:bookmarkEnd w:id="25"/>
     </w:p>
     <w:tbl>
       <w:tblPr>
@@ -10282,7 +11259,13 @@
     <w:p/>
     <w:p>
       <w:r>
-        <w:t>Triển khai inference serverless có giới hạn.</w:t>
+        <w:rPr>
+          <w:b/>
+        </w:rPr>
+        <w:t xml:space="preserve">Tuần này bạn sẽ </w:t>
+      </w:r>
+      <w:r>
+        <w:t>triển khai inference serverless nhỏ, gọi riêng tư, đọc log rồi dọn sạch trong cùng phiên.</w:t>
       </w:r>
     </w:p>
     <w:p>
@@ -10290,7 +11273,24 @@
         <w:pStyle w:val="Heading3"/>
       </w:pPr>
       <w:r>
-        <w:t>Kiến thức cốt lõi</w:t>
+        <w:t>Vì sao phần này quan trọng</w:t>
+      </w:r>
+    </w:p>
+    <w:p>
+      <w:r>
+        <w:t>Training model chỉ là nửa đầu công việc. Khi model chạy sau một service boundary, input sai, artifact</w:t>
+        <w:br/>
+        <w:t>lỗi và log nhạy cảm đều trở thành vấn đề engineering. Private invoke cho bạn học đúng phần này mà không</w:t>
+        <w:br/>
+        <w:t>cần mở endpoint ra Internet.</w:t>
+      </w:r>
+    </w:p>
+    <w:p>
+      <w:pPr>
+        <w:pStyle w:val="Heading3"/>
+      </w:pPr>
+      <w:r>
+        <w:t>Điều cần hiểu</w:t>
       </w:r>
     </w:p>
     <w:p>
@@ -10300,7 +11300,7 @@
         <w:ind w:left="540" w:hanging="271"/>
       </w:pPr>
       <w:r>
-        <w:t>Lambda handler nhận event/context và trả contract; package chứa code, portable model và runtime-compatible dependencies.</w:t>
+        <w:t>Lambda handler có contract rõ; lỗi JSON/type trả response có chủ đích.</w:t>
       </w:r>
     </w:p>
     <w:p>
@@ -10310,7 +11310,7 @@
         <w:ind w:left="540" w:hanging="271"/>
       </w:pPr>
       <w:r>
-        <w:t>Core dùng private invoke; concurrency 1, memory/timeout nhỏ để giới hạn blast radius.</w:t>
+        <w:t>Artifact portable nằm trong S3; checksum và schema được kiểm trước khi score.</w:t>
       </w:r>
     </w:p>
     <w:p>
@@ -10320,7 +11320,7 @@
         <w:ind w:left="540" w:hanging="271"/>
       </w:pPr>
       <w:r>
-        <w:t>JSON/type errors thành response; exception bất ngờ log correlation ID, không raw payload/secret.</w:t>
+        <w:t>Memory 512 MB, timeout 15 giây, reserved concurrency 1 giúp thu hẹp blast radius, nhưng không phải hard spending cap.</w:t>
       </w:r>
     </w:p>
     <w:p>
@@ -10330,7 +11330,7 @@
         <w:ind w:left="540" w:hanging="271"/>
       </w:pPr>
       <w:r>
-        <w:t>CloudWatch log retention hữu hạn; log group cũng phải cleanup/scan.</w:t>
+        <w:t>CloudWatch log không chứa raw payload/secret và có retention một ngày.</w:t>
       </w:r>
     </w:p>
     <w:p>
@@ -10340,7 +11340,7 @@
         <w:ind w:left="540" w:hanging="271"/>
       </w:pPr>
       <w:r>
-        <w:t>Estimate, deploy, verify, cleanup chạy liền phiên; không rời stack đang tồn tại.</w:t>
+        <w:t>Tag ExpiresAt chỉ là metadata nhắc cleanup, không tự xóa stack.</w:t>
       </w:r>
     </w:p>
     <w:p>
@@ -10348,7 +11348,7 @@
         <w:pStyle w:val="Heading3"/>
       </w:pPr>
       <w:r>
-        <w:t>Guided practice</w:t>
+        <w:t>Thực hành có hướng dẫn</w:t>
       </w:r>
     </w:p>
     <w:p>
@@ -10358,7 +11358,7 @@
         <w:ind w:left="540" w:hanging="271"/>
       </w:pPr>
       <w:r>
-        <w:t>Invoke local handler với valid, malformed JSON, wrong types.</w:t>
+        <w:t>Gọi handler local với valid JSON, malformed JSON, thiếu field và sai type.</w:t>
       </w:r>
     </w:p>
     <w:p>
@@ -10368,7 +11368,7 @@
         <w:ind w:left="540" w:hanging="271"/>
       </w:pPr>
       <w:r>
-        <w:t>Deploy guarded stack, private invoke ít lần, kiểm log.</w:t>
+        <w:t>Mở terminal riêng, đặt timer cleanup; chạy cost check và preflight trước deploy.</w:t>
       </w:r>
     </w:p>
     <w:p>
@@ -10378,7 +11378,17 @@
         <w:ind w:left="540" w:hanging="271"/>
       </w:pPr>
       <w:r>
-        <w:t>Cleanup ngay, residual scan fail-closed, audit billing sau độ trễ.</w:t>
+        <w:t>Deploy stack, invoke Lambda bằng AWS CLI tối đa vài lần, đọc log.</w:t>
+      </w:r>
+    </w:p>
+    <w:p>
+      <w:pPr>
+        <w:pStyle w:val="ListBullet"/>
+        <w:spacing w:after="80" w:line="300" w:lineRule="auto"/>
+        <w:ind w:left="540" w:hanging="271"/>
+      </w:pPr>
+      <w:r>
+        <w:t>Cleanup ngay; scan phải fail-closed nếu AWS CLI lỗi hoặc thiếu quyền.</w:t>
       </w:r>
     </w:p>
     <w:p>
@@ -10389,7 +11399,7 @@
         <w:t xml:space="preserve">Thực hành: </w:t>
       </w:r>
       <w:r>
-        <w:t>lab-20: Private Lambda invoke, logs, cleanup. Môi trường chính: `local, aws`.</w:t>
+        <w:t>lab-20: S3 + private Lambda invoke + Logs + cleanup. Không tạo API Gateway hay public URL.</w:t>
       </w:r>
     </w:p>
     <w:p>
@@ -10400,7 +11410,9 @@
         <w:t xml:space="preserve">Kết quả hướng tới: </w:t>
       </w:r>
       <w:r>
-        <w:t>deployment manifest + zero residual; kèm config, command, metric, runtime và một failure/limitation.</w:t>
+        <w:t>Một inference lifecycle nhỏ nhưng đầy đủ: artifact có checksum, contract chạy đúng, log sạch, residual</w:t>
+        <w:br/>
+        <w:t>scan sạch và có lịch kiểm Billing lại.</w:t>
       </w:r>
     </w:p>
     <w:p>
@@ -10408,7 +11420,7 @@
         <w:pStyle w:val="Heading3"/>
       </w:pPr>
       <w:r>
-        <w:t>Tự kiểm tra</w:t>
+        <w:t>Bạn đã sẵn sàng chuyển tuần khi</w:t>
       </w:r>
     </w:p>
     <w:p>
@@ -10418,7 +11430,7 @@
         <w:ind w:left="540" w:hanging="271"/>
       </w:pPr>
       <w:r>
-        <w:t>Private invoke bỏ cost/thành phần nào?</w:t>
+        <w:t>Bạn có thể trả lời bằng lời của mình: Private invoke loại bỏ rủi ro/thành phần nào?</w:t>
       </w:r>
     </w:p>
     <w:p>
@@ -10428,7 +11440,7 @@
         <w:ind w:left="540" w:hanging="271"/>
       </w:pPr>
       <w:r>
-        <w:t>Concurrency/timeout giảm rủi ro gì?</w:t>
+        <w:t>Bạn có thể trả lời bằng lời của mình: Vì sao concurrency 1 không phải giới hạn tổng chi phí?</w:t>
       </w:r>
     </w:p>
     <w:p>
@@ -10438,7 +11450,12 @@
         <w:ind w:left="540" w:hanging="271"/>
       </w:pPr>
       <w:r>
-        <w:t>Cleanup chứng minh bằng gì?</w:t>
+        <w:t>Bạn có thể trả lời bằng lời của mình: ExpiresAt khác TTL tự động ở điểm nào?</w:t>
+      </w:r>
+    </w:p>
+    <w:p>
+      <w:r>
+        <w:t>Dấu hiệu bạn đã hiểu: Bạn giải thích được vì sao private invoke vẫn cần contract, logs, giới hạn runtime và cleanup.</w:t>
       </w:r>
     </w:p>
     <w:p>
@@ -10446,10 +11463,12 @@
         <w:rPr>
           <w:b/>
         </w:rPr>
-        <w:t xml:space="preserve">Lỗi thường gặp: </w:t>
-      </w:r>
-      <w:r>
-        <w:t>Tạo public endpoint chỉ để demo.; Xóa stack nhưng bỏ log/bucket ngoài stack.</w:t>
+        <w:t xml:space="preserve">Nếu bạn bị kẹt: </w:t>
+      </w:r>
+      <w:r>
+        <w:t>Nếu bất kỳ lệnh nào lỗi sau khi deploy bắt đầu, dừng và chạy cleanup dry-run ngay. Đọc exact names, chạy</w:t>
+        <w:br/>
+        <w:t>execute, rồi residual scan. Nếu scan không hoàn tất, kiểm Console hoặc nhờ quản trị account; đừng đoán.</w:t>
       </w:r>
     </w:p>
     <w:tbl>
@@ -10505,12 +11524,14 @@
     </w:tbl>
     <w:p/>
     <w:p>
+      <w:bookmarkStart w:id="26" w:name="week-23"/>
       <w:pPr>
         <w:pStyle w:val="Heading2"/>
       </w:pPr>
       <w:r>
         <w:t>Tuần 23 - Capstone integration</w:t>
       </w:r>
+      <w:bookmarkEnd w:id="26"/>
     </w:p>
     <w:tbl>
       <w:tblPr>
@@ -10772,7 +11793,13 @@
     <w:p/>
     <w:p>
       <w:r>
-        <w:t>Kết nối capstone với lifecycle an toàn.</w:t>
+        <w:rPr>
+          <w:b/>
+        </w:rPr>
+        <w:t xml:space="preserve">Tuần này bạn sẽ </w:t>
+      </w:r>
+      <w:r>
+        <w:t>nối training local/Colab/Kaggle với artifact, manifest và private Lambda inference.</w:t>
       </w:r>
     </w:p>
     <w:p>
@@ -10780,7 +11807,22 @@
         <w:pStyle w:val="Heading3"/>
       </w:pPr>
       <w:r>
-        <w:t>Kiến thức cốt lõi</w:t>
+        <w:t>Vì sao phần này quan trọng</w:t>
+      </w:r>
+    </w:p>
+    <w:p>
+      <w:r>
+        <w:t>Một demo đáng tin không phải chuỗi lệnh chạy may mắn. Manifest giúp bạn trả lời: model nào, schema nào,</w:t>
+        <w:br/>
+        <w:t>threshold nào, được train từ run nào và artifact có bị thay đổi hay không.</w:t>
+      </w:r>
+    </w:p>
+    <w:p>
+      <w:pPr>
+        <w:pStyle w:val="Heading3"/>
+      </w:pPr>
+      <w:r>
+        <w:t>Điều cần hiểu</w:t>
       </w:r>
     </w:p>
     <w:p>
@@ -10790,7 +11832,7 @@
         <w:ind w:left="540" w:hanging="271"/>
       </w:pPr>
       <w:r>
-        <w:t>Training giữ local/Colab/Kaggle; AWS chỉ phục vụ portable logistic inference.</w:t>
+        <w:t>Training vẫn ở local/Colab/Kaggle. AWS chỉ lưu portable logistic model và chạy inference ngắn.</w:t>
       </w:r>
     </w:p>
     <w:p>
@@ -10800,7 +11842,7 @@
         <w:ind w:left="540" w:hanging="271"/>
       </w:pPr>
       <w:r>
-        <w:t>Manifest liên kết model version, schema, threshold, checksum và source run; handler từ chối contract sai.</w:t>
+        <w:t>Manifest liên kết model version, feature schema, threshold, checksum và source run.</w:t>
       </w:r>
     </w:p>
     <w:p>
@@ -10810,7 +11852,7 @@
         <w:ind w:left="540" w:hanging="271"/>
       </w:pPr>
       <w:r>
-        <w:t>CloudFormation quản allowlisted resources và ownership tags.</w:t>
+        <w:t>CloudFormation quản toàn bộ resource của lab; ownership tags hỗ trợ audit, không tự cleanup.</w:t>
       </w:r>
     </w:p>
     <w:p>
@@ -10820,7 +11862,7 @@
         <w:ind w:left="540" w:hanging="271"/>
       </w:pPr>
       <w:r>
-        <w:t>HTTP API optional, tắt mặc định; bật ngắn khi hiểu thêm resource/log/request cost.</w:t>
+        <w:t>Learner path chỉ có private aws lambda invoke. Public API là chủ đề kiến trúc để đọc, không thực hành.</w:t>
       </w:r>
     </w:p>
     <w:p>
@@ -10830,7 +11872,7 @@
         <w:ind w:left="540" w:hanging="271"/>
       </w:pPr>
       <w:r>
-        <w:t>Lifecycle bắt buộc: Pre-check -&gt; Estimate -&gt; Dry-run -&gt; Deploy -&gt; Verify -&gt; Cleanup -&gt; Residual scan -&gt; Cost audit.</w:t>
+        <w:t>Nếu deploy/upload/output lookup lỗi, stack có thể đã tồn tại; recovery cleanup là bắt buộc.</w:t>
       </w:r>
     </w:p>
     <w:p>
@@ -10838,7 +11880,7 @@
         <w:pStyle w:val="Heading3"/>
       </w:pPr>
       <w:r>
-        <w:t>Guided practice</w:t>
+        <w:t>Thực hành có hướng dẫn</w:t>
       </w:r>
     </w:p>
     <w:p>
@@ -10848,7 +11890,7 @@
         <w:ind w:left="540" w:hanging="271"/>
       </w:pPr>
       <w:r>
-        <w:t>Train local và kiểm portable/sklearn parity.</w:t>
+        <w:t>Train mini profile ngoài AWS; so portable model với sklearn trên cùng known requests.</w:t>
       </w:r>
     </w:p>
     <w:p>
@@ -10858,7 +11900,7 @@
         <w:ind w:left="540" w:hanging="271"/>
       </w:pPr>
       <w:r>
-        <w:t>End-to-end private invoke bằng known request.</w:t>
+        <w:t>Kiểm checksum, schema và threshold trước upload.</w:t>
       </w:r>
     </w:p>
     <w:p>
@@ -10868,7 +11910,17 @@
         <w:ind w:left="540" w:hanging="271"/>
       </w:pPr>
       <w:r>
-        <w:t>Nếu bật HTTP API, không load test, cleanup cùng phiên; nếu không ghi skipped có chủ đích.</w:t>
+        <w:t>Chạy end-to-end private invoke; không load test, không tạo public endpoint.</w:t>
+      </w:r>
+    </w:p>
+    <w:p>
+      <w:pPr>
+        <w:pStyle w:val="ListBullet"/>
+        <w:spacing w:after="80" w:line="300" w:lineRule="auto"/>
+        <w:ind w:left="540" w:hanging="271"/>
+      </w:pPr>
+      <w:r>
+        <w:t>Diễn tập một failure sau deploy và đọc recovery command trước khi cleanup.</w:t>
       </w:r>
     </w:p>
     <w:p>
@@ -10879,7 +11931,7 @@
         <w:t xml:space="preserve">Thực hành: </w:t>
       </w:r>
       <w:r>
-        <w:t>lab-20: End-to-end; HTTP API chỉ optional. Môi trường chính: `local, aws`.</w:t>
+        <w:t>lab-20: capstone end-to-end qua private Lambda. API Gateway chỉ được phân tích trên sơ đồ/pricing.</w:t>
       </w:r>
     </w:p>
     <w:p>
@@ -10890,7 +11942,9 @@
         <w:t xml:space="preserve">Kết quả hướng tới: </w:t>
       </w:r>
       <w:r>
-        <w:t>capstone demo; kèm config, command, metric, runtime và một failure/limitation.</w:t>
+        <w:t>Bạn demo được luồng train -&gt; portable artifact -&gt; S3 -&gt; private Lambda -&gt; cleanup, đồng thời giải thích</w:t>
+        <w:br/>
+        <w:t>được từng guard thay vì chỉ đọc output xanh.</w:t>
       </w:r>
     </w:p>
     <w:p>
@@ -10898,7 +11952,7 @@
         <w:pStyle w:val="Heading3"/>
       </w:pPr>
       <w:r>
-        <w:t>Tự kiểm tra</w:t>
+        <w:t>Bạn đã sẵn sàng chuyển tuần khi</w:t>
       </w:r>
     </w:p>
     <w:p>
@@ -10908,7 +11962,7 @@
         <w:ind w:left="540" w:hanging="271"/>
       </w:pPr>
       <w:r>
-        <w:t>Vì sao không ship sklearn joblib?</w:t>
+        <w:t>Bạn có thể trả lời bằng lời của mình: Vì sao không ship thẳng joblib phụ thuộc runtime?</w:t>
       </w:r>
     </w:p>
     <w:p>
@@ -10918,7 +11972,7 @@
         <w:ind w:left="540" w:hanging="271"/>
       </w:pPr>
       <w:r>
-        <w:t>Manifest ngăn drift nào?</w:t>
+        <w:t>Bạn có thể trả lời bằng lời của mình: Manifest ngăn loại drift nào?</w:t>
       </w:r>
     </w:p>
     <w:p>
@@ -10928,7 +11982,12 @@
         <w:ind w:left="540" w:hanging="271"/>
       </w:pPr>
       <w:r>
-        <w:t>HTTP optional cần guard nào?</w:t>
+        <w:t>Bạn có thể trả lời bằng lời của mình: Sau upload lỗi, vì sao vẫn phải kiểm stack?</w:t>
+      </w:r>
+    </w:p>
+    <w:p>
+      <w:r>
+        <w:t>Dấu hiệu bạn đã hiểu: Bạn lần ngược được một prediction về đúng artifact, schema, threshold và source run.</w:t>
       </w:r>
     </w:p>
     <w:p>
@@ -10936,10 +11995,12 @@
         <w:rPr>
           <w:b/>
         </w:rPr>
-        <w:t xml:space="preserve">Lỗi thường gặp: </w:t>
-      </w:r>
-      <w:r>
-        <w:t>Train SageMaker/EC2 vì có credit.; Để stack qua đêm.</w:t>
+        <w:t xml:space="preserve">Nếu bạn bị kẹt: </w:t>
+      </w:r>
+      <w:r>
+        <w:t>Quay về handler local và known request. Nếu AWS đã tạo stack, ưu tiên cleanup trước debugging. Một demo</w:t>
+        <w:br/>
+        <w:t>local có giải thích tốt an toàn hơn một stack sống mà bạn không kiểm soát.</w:t>
       </w:r>
     </w:p>
     <w:tbl>
@@ -10995,12 +12056,14 @@
     </w:tbl>
     <w:p/>
     <w:p>
+      <w:bookmarkStart w:id="27" w:name="week-24"/>
       <w:pPr>
         <w:pStyle w:val="Heading2"/>
       </w:pPr>
       <w:r>
         <w:t>Tuần 24 - Tổng kết năng lực, cost audit và demo</w:t>
       </w:r>
+      <w:bookmarkEnd w:id="27"/>
     </w:p>
     <w:tbl>
       <w:tblPr>
@@ -11262,7 +12325,13 @@
     <w:p/>
     <w:p>
       <w:r>
-        <w:t>Trình bày tổng kết năng lực; audit chi phí và tài nguyên.</w:t>
+        <w:rPr>
+          <w:b/>
+        </w:rPr>
+        <w:t xml:space="preserve">Tuần này bạn sẽ </w:t>
+      </w:r>
+      <w:r>
+        <w:t>trình bày quyết định kỹ thuật, audit tài nguyên/chi phí và lập kế hoạch 90 ngày tiếp theo.</w:t>
       </w:r>
     </w:p>
     <w:p>
@@ -11270,7 +12339,22 @@
         <w:pStyle w:val="Heading3"/>
       </w:pPr>
       <w:r>
-        <w:t>Kiến thức cốt lõi</w:t>
+        <w:t>Vì sao phần này quan trọng</w:t>
+      </w:r>
+    </w:p>
+    <w:p>
+      <w:r>
+        <w:t>ML Engineer giỏi không giữ cloud resource sống chỉ để slide đẹp. Một phần kết tốt phải cho thấy model</w:t>
+        <w:br/>
+        <w:t>tái lập được, giới hạn được nói thật, demo có fallback và hệ thống đã được dọn sạch.</w:t>
+      </w:r>
+    </w:p>
+    <w:p>
+      <w:pPr>
+        <w:pStyle w:val="Heading3"/>
+      </w:pPr>
+      <w:r>
+        <w:t>Điều cần hiểu</w:t>
       </w:r>
     </w:p>
     <w:p>
@@ -11280,7 +12364,7 @@
         <w:ind w:left="540" w:hanging="271"/>
       </w:pPr>
       <w:r>
-        <w:t>Tổng kết năng lực nêu problem, constraint, baseline, decision, evidence, failure, reproduction; không chỉ accuracy/screenshot.</w:t>
+        <w:t>Tổng kết theo problem, constraint, baseline, decision, evidence, failure và reproduction; không chỉ accuracy.</w:t>
       </w:r>
     </w:p>
     <w:p>
@@ -11290,7 +12374,7 @@
         <w:ind w:left="540" w:hanging="271"/>
       </w:pPr>
       <w:r>
-        <w:t>Demo 5-7 phút có fallback local, không cần AWS resource sống thường trực.</w:t>
+        <w:t>Demo 5-7 phút dùng local fallback. Không cần AWS resource sống thường trực.</w:t>
       </w:r>
     </w:p>
     <w:p>
@@ -11300,7 +12384,7 @@
         <w:ind w:left="540" w:hanging="271"/>
       </w:pPr>
       <w:r>
-        <w:t>Cost audit đối chiếu manifest, stack, residual scan và Billing; kiểm lại vì billing data có độ trễ.</w:t>
+        <w:t>Residual scan chứng minh state kỹ thuật; Billing chứng minh chi phí nhưng dữ liệu có độ trễ.</w:t>
       </w:r>
     </w:p>
     <w:p>
@@ -11310,7 +12394,7 @@
         <w:ind w:left="540" w:hanging="271"/>
       </w:pPr>
       <w:r>
-        <w:t>Incident drill: dừng deploy, xác định owner/tag, cleanup, scan lại, retrospective.</w:t>
+        <w:t>Budget alert được giữ có chủ đích không phải residual infrastructure. Review hoặc xóa thủ công cuối khóa.</w:t>
       </w:r>
     </w:p>
     <w:p>
@@ -11320,7 +12404,7 @@
         <w:ind w:left="540" w:hanging="271"/>
       </w:pPr>
       <w:r>
-        <w:t>Done khi tests/validators pass, model card cập nhật, zero known residual, secret scan sạch và limitation được nêu.</w:t>
+        <w:t>“Done” nghĩa tests pass, model card cập nhật, secret scan sạch, limitation rõ và zero known residual.</w:t>
       </w:r>
     </w:p>
     <w:p>
@@ -11328,7 +12412,7 @@
         <w:pStyle w:val="Heading3"/>
       </w:pPr>
       <w:r>
-        <w:t>Guided practice</w:t>
+        <w:t>Thực hành có hướng dẫn</w:t>
       </w:r>
     </w:p>
     <w:p>
@@ -11338,7 +12422,7 @@
         <w:ind w:left="540" w:hanging="271"/>
       </w:pPr>
       <w:r>
-        <w:t>Chạy demo từ clean environment và bấm giờ.</w:t>
+        <w:t>Demo từ clean environment, bấm giờ; tắt AWS rồi thử fallback local.</w:t>
       </w:r>
     </w:p>
     <w:p>
@@ -11348,7 +12432,7 @@
         <w:ind w:left="540" w:hanging="271"/>
       </w:pPr>
       <w:r>
-        <w:t>Cleanup + residual scan; lưu evidence không chứa account secret.</w:t>
+        <w:t>Chạy cleanup dry-run, execute, residual scan. Nếu scan lỗi, xử lý lỗi trước khi kết luận.</w:t>
       </w:r>
     </w:p>
     <w:p>
@@ -11358,7 +12442,17 @@
         <w:ind w:left="540" w:hanging="271"/>
       </w:pPr>
       <w:r>
-        <w:t>Review theo rubric và viết kế hoạch 90 ngày hướng ML Engineer.</w:t>
+        <w:t>Kiểm Billing ngay, đặt lịch kiểm lại sau khoảng 12 giờ và ngày kế tiếp.</w:t>
+      </w:r>
+    </w:p>
+    <w:p>
+      <w:pPr>
+        <w:pStyle w:val="ListBullet"/>
+        <w:spacing w:after="80" w:line="300" w:lineRule="auto"/>
+        <w:ind w:left="540" w:hanging="271"/>
+      </w:pPr>
+      <w:r>
+        <w:t>Review Budget alerts; giữ nếu còn học AWS, xóa thủ công nếu không cần nữa.</w:t>
       </w:r>
     </w:p>
     <w:p>
@@ -11369,7 +12463,7 @@
         <w:t xml:space="preserve">Thực hành: </w:t>
       </w:r>
       <w:r>
-        <w:t>lab-20: Incident drill, residual scan, retrospective. Môi trường chính: `local, aws`.</w:t>
+        <w:t>lab-20: incident drill, cleanup, residual scan và cost retrospective.</w:t>
       </w:r>
     </w:p>
     <w:p>
@@ -11380,7 +12474,7 @@
         <w:t xml:space="preserve">Kết quả hướng tới: </w:t>
       </w:r>
       <w:r>
-        <w:t>mốc năng lực 6 + tổng kết năng lực; kèm config, command, metric, runtime và một failure/limitation.</w:t>
+        <w:t>Mốc năng lực 6: capstone tái lập, demo có fallback, audit có timestamp và kế hoạch 90 ngày hướng ML Engineer.</w:t>
       </w:r>
     </w:p>
     <w:p>
@@ -11388,7 +12482,7 @@
         <w:pStyle w:val="Heading3"/>
       </w:pPr>
       <w:r>
-        <w:t>Tự kiểm tra</w:t>
+        <w:t>Bạn đã sẵn sàng chuyển tuần khi</w:t>
       </w:r>
     </w:p>
     <w:p>
@@ -11398,7 +12492,7 @@
         <w:ind w:left="540" w:hanging="271"/>
       </w:pPr>
       <w:r>
-        <w:t>Tổng kết năng lực chứng minh engineering bằng gì?</w:t>
+        <w:t>Bạn có thể trả lời bằng lời của mình: Tổng kết năng lực chứng minh engineering bằng gì ngoài metric?</w:t>
       </w:r>
     </w:p>
     <w:p>
@@ -11408,7 +12502,7 @@
         <w:ind w:left="540" w:hanging="271"/>
       </w:pPr>
       <w:r>
-        <w:t>Fallback demo cần gì?</w:t>
+        <w:t>Bạn có thể trả lời bằng lời của mình: Vì sao số 0 ngay sau cleanup chưa phải cost evidence cuối?</w:t>
       </w:r>
     </w:p>
     <w:p>
@@ -11418,7 +12512,12 @@
         <w:ind w:left="540" w:hanging="271"/>
       </w:pPr>
       <w:r>
-        <w:t>Vì sao audit billing sau cleanup?</w:t>
+        <w:t>Bạn có thể trả lời bằng lời của mình: Budget còn lại khác residual infrastructure như thế nào?</w:t>
+      </w:r>
+    </w:p>
+    <w:p>
+      <w:r>
+        <w:t>Dấu hiệu bạn đã hiểu: Bạn không gọi dự án là “xong” trước khi reproduction, cleanup, residual scan và limitation đều rõ.</w:t>
       </w:r>
     </w:p>
     <w:p>
@@ -11426,10 +12525,12 @@
         <w:rPr>
           <w:b/>
         </w:rPr>
-        <w:t xml:space="preserve">Lỗi thường gặp: </w:t>
-      </w:r>
-      <w:r>
-        <w:t>Giữ endpoint sống chỉ để trình diễn.; Đưa account ID/credential/raw billing vào artifact.</w:t>
+        <w:t xml:space="preserve">Nếu bạn bị kẹt: </w:t>
+      </w:r>
+      <w:r>
+        <w:t>Ưu tiên an toàn: dừng demo AWS, cleanup, dùng local fallback. Nếu Billing chưa cập nhật, ghi timestamp và</w:t>
+        <w:br/>
+        <w:t>lịch kiểm lại; đừng bịa kết luận để hoàn thành báo cáo.</w:t>
       </w:r>
     </w:p>
     <w:tbl>
@@ -11485,16 +12586,23 @@
     </w:tbl>
     <w:p/>
     <w:p>
+      <w:bookmarkStart w:id="28" w:name="free-compute"/>
       <w:pPr>
         <w:pStyle w:val="Heading1"/>
       </w:pPr>
       <w:r>
         <w:t>3. Colab Free và Kaggle Free</w:t>
       </w:r>
-    </w:p>
-    <w:p>
-      <w:r>
-        <w:t>Người học chọn một nền tảng. Resource miễn phí không được bảo đảm; accelerator, quota và runtime có thể thay đổi. Notebook tự phát hiện CUDA, dùng cpu-mini nếu GPU không có.</w:t>
+      <w:bookmarkEnd w:id="28"/>
+    </w:p>
+    <w:p>
+      <w:r>
+        <w:t>Bạn chỉ cần chọn một nền tảng, không cần dùng cả hai. Tài nguyên miễn phí không được bảo đảm; accelerator, quota và runtime có thể thay đổi. Notebook tự phát hiện CUDA và chuyển sang cpu-mini khi GPU không có.</w:t>
+      </w:r>
+    </w:p>
+    <w:p>
+      <w:r>
+        <w:t>Bắt đầu từ notebooks/colab-training.ipynb hoặc notebooks/kaggle-training.ipynb. Nếu tên notebook trong repo thay đổi, mở notebooks/README.md để chọn bản dành cho transfer learning.</w:t>
       </w:r>
     </w:p>
     <w:tbl>
@@ -11968,11 +13076,89 @@
     </w:p>
     <w:p>
       <w:pPr>
+        <w:pStyle w:val="Heading2"/>
+      </w:pPr>
+      <w:r>
+        <w:t>Khi runtime bị ngắt hoặc hết GPU</w:t>
+      </w:r>
+    </w:p>
+    <w:p>
+      <w:pPr>
+        <w:pStyle w:val="ListBullet"/>
+        <w:spacing w:after="80" w:line="300" w:lineRule="auto"/>
+        <w:ind w:left="540" w:hanging="271"/>
+      </w:pPr>
+      <w:r>
+        <w:t>Giảm về cpu-mini để kiểm tra luồng chạy; đây là đường hoàn thành hợp lệ, không phải phương án kém hơn.</w:t>
+      </w:r>
+    </w:p>
+    <w:p>
+      <w:pPr>
+        <w:pStyle w:val="ListBullet"/>
+        <w:spacing w:after="80" w:line="300" w:lineRule="auto"/>
+        <w:ind w:left="540" w:hanging="271"/>
+      </w:pPr>
+      <w:r>
+        <w:t>Resume từ checkpoint gần nhất thay vì train lại từ đầu; tải checkpoint về máy sau mỗi phiên quan trọng.</w:t>
+      </w:r>
+    </w:p>
+    <w:p>
+      <w:pPr>
+        <w:pStyle w:val="ListBullet"/>
+        <w:spacing w:after="80" w:line="300" w:lineRule="auto"/>
+        <w:ind w:left="540" w:hanging="271"/>
+      </w:pPr>
+      <w:r>
+        <w:t>Nếu quota chưa quay lại, tiếp tục error analysis và model card trên CPU. Không mua gói trả phí chỉ để theo kịp lịch.</w:t>
+      </w:r>
+    </w:p>
+    <w:p>
+      <w:pPr>
+        <w:pStyle w:val="Heading2"/>
+      </w:pPr>
+      <w:r>
+        <w:t>Bạn có thể kết thúc phiên khi</w:t>
+      </w:r>
+    </w:p>
+    <w:p>
+      <w:pPr>
+        <w:pStyle w:val="ListBullet"/>
+        <w:spacing w:after="80" w:line="300" w:lineRule="auto"/>
+        <w:ind w:left="540" w:hanging="271"/>
+      </w:pPr>
+      <w:r>
+        <w:t>Artifact và checkpoint đã tải về máy; config, seed, metric và runtime đã được ghi lại.</w:t>
+      </w:r>
+    </w:p>
+    <w:p>
+      <w:pPr>
+        <w:pStyle w:val="ListBullet"/>
+        <w:spacing w:after="80" w:line="300" w:lineRule="auto"/>
+        <w:ind w:left="540" w:hanging="271"/>
+      </w:pPr>
+      <w:r>
+        <w:t>Colab đã Disconnect and delete runtime hoặc Kaggle đã tắt accelerator/session.</w:t>
+      </w:r>
+    </w:p>
+    <w:p>
+      <w:pPr>
+        <w:pStyle w:val="ListBullet"/>
+        <w:spacing w:after="80" w:line="300" w:lineRule="auto"/>
+        <w:ind w:left="540" w:hanging="271"/>
+      </w:pPr>
+      <w:r>
+        <w:t>Không có token hay credential nằm trong cell, output hoặc artifact tải xuống.</w:t>
+      </w:r>
+    </w:p>
+    <w:p>
+      <w:bookmarkStart w:id="29" w:name="aws-capstone"/>
+      <w:pPr>
         <w:pStyle w:val="Heading1"/>
       </w:pPr>
       <w:r>
         <w:t>4. AWS cost-safe capstone</w:t>
       </w:r>
+      <w:bookmarkEnd w:id="29"/>
     </w:p>
     <w:tbl>
       <w:tblPr>
@@ -12019,13 +13205,23 @@
               <w:br/>
             </w:r>
             <w:r>
-              <w:t>Core chỉ IAM, S3, Lambda, CloudWatch Logs và Budgets. HTTP API optional, tắt mặc định. Cấm GPU, EC2, NAT Gateway, SageMaker notebook/training/endpoint và resource chạy nền ngoài allowlist.</w:t>
+              <w:t>Core chỉ IAM, S3, Lambda, CloudWatch Logs và Budgets. HTTP API optional, tắt mặc định. Không bật public HTTP API trong đường học cốt lõi. Cấm GPU, EC2, NAT Gateway, SageMaker notebook/training/endpoint và resource chạy nền ngoài allowlist.</w:t>
             </w:r>
           </w:p>
         </w:tc>
       </w:tr>
     </w:tbl>
     <w:p/>
+    <w:p>
+      <w:r>
+        <w:t>Trước khi tạo tài nguyên, đọc aws/README.md và xác nhận đúng account, Region, plan cùng số dư credit. Chương trình không giả định bạn có USD 200. Một số ưu đãi mới có thể cấp USD 100 ban đầu và cho phép kiếm thêm tối đa USD 100 qua hoạt động; điều kiện có thể đổi, vì vậy màn hình Billing của chính tài khoản là nguồn quyết định.</w:t>
+      </w:r>
+    </w:p>
+    <w:p>
+      <w:r>
+        <w:t>AWS Organizations và Control Tower không thuộc đường lab cốt lõi. Đừng bật chỉ để học capstone này: chúng mở rộng phạm vi quản trị, không giúp model tốt hơn và có thể kéo theo cấu hình ngoài allowlist.</w:t>
+      </w:r>
+    </w:p>
     <w:tbl>
       <w:tblPr>
         <w:tblStyle w:val="TableGrid"/>
@@ -12372,7 +13568,109 @@
     </w:p>
     <w:p>
       <w:r>
-        <w:t>1) Tạo actual + forecast Budget alerts trên Billing console. 2) Chạy preflight với AcknowledgeBudgetConfigured. 3) Deploy private Lambda bằng portable_model.json. 4) Invoke valid/invalid events. 5) Kiểm logs. 6) Cleanup dry-run rồi execute. 7) Residual scan CloudFormation/S3/Lambda/Logs/IAM/API Gateway và audit Billing.</w:t>
+        <w:t>1) Tạo actual + forecast Budget alerts trên Billing console. 2) Chạy cost check. 3) Chạy preflight với AcknowledgeBudgetConfigured. 4) Deploy private Lambda bằng portable_model.json. 5) Invoke valid/invalid events và kiểm log. 6) Cleanup. 7) Residual scan CloudFormation/S3/Lambda/Logs/IAM và audit Billing.</w:t>
+      </w:r>
+    </w:p>
+    <w:p>
+      <w:r>
+        <w:t>Mở aws/README.md để lấy tham số hiện hành. Chạy lệnh theo đúng thứ tự, cùng một ProjectId:</w:t>
+      </w:r>
+    </w:p>
+    <w:p>
+      <w:pPr>
+        <w:ind w:left="317" w:right="144"/>
+        <w:shd w:fill="F3F6F8"/>
+      </w:pPr>
+      <w:r>
+        <w:rPr>
+          <w:rFonts w:ascii="Consolas" w:hAnsi="Consolas"/>
+          <w:sz w:val="18"/>
+        </w:rPr>
+        <w:t>$project='student01'</w:t>
+        <w:br/>
+        <w:t>$region='us-east-1'</w:t>
+        <w:br/>
+        <w:t>$artifact='.artifacts/churn-model/portable_model.json'</w:t>
+        <w:br/>
+        <w:t>$expires=(Get-Date).AddDays(1).ToString('yyyy-MM-dd')</w:t>
+      </w:r>
+    </w:p>
+    <w:p>
+      <w:pPr>
+        <w:ind w:left="317" w:right="144"/>
+        <w:shd w:fill="F3F6F8"/>
+      </w:pPr>
+      <w:r>
+        <w:rPr>
+          <w:rFonts w:ascii="Consolas" w:hAnsi="Consolas"/>
+          <w:sz w:val="18"/>
+        </w:rPr>
+        <w:t>pwsh aws/scripts/cost-check.ps1 -ProjectId $project -Region $region</w:t>
+      </w:r>
+    </w:p>
+    <w:p>
+      <w:pPr>
+        <w:ind w:left="317" w:right="144"/>
+        <w:shd w:fill="F3F6F8"/>
+      </w:pPr>
+      <w:r>
+        <w:rPr>
+          <w:rFonts w:ascii="Consolas" w:hAnsi="Consolas"/>
+          <w:sz w:val="18"/>
+        </w:rPr>
+        <w:t>pwsh aws/scripts/preflight.ps1 -ProjectId $project -Region $region -ArtifactPath $artifact -AcknowledgeBudgetConfigured</w:t>
+      </w:r>
+    </w:p>
+    <w:p>
+      <w:pPr>
+        <w:ind w:left="317" w:right="144"/>
+        <w:shd w:fill="F3F6F8"/>
+      </w:pPr>
+      <w:r>
+        <w:rPr>
+          <w:rFonts w:ascii="Consolas" w:hAnsi="Consolas"/>
+          <w:sz w:val="18"/>
+        </w:rPr>
+        <w:t>pwsh aws/scripts/deploy.ps1 -ProjectId $project -Owner $project -ExpiresAt $expires -ArtifactPath $artifact -Region $region -AcknowledgeBudgetConfigured</w:t>
+      </w:r>
+    </w:p>
+    <w:p>
+      <w:pPr>
+        <w:ind w:left="317" w:right="144"/>
+        <w:shd w:fill="F3F6F8"/>
+      </w:pPr>
+      <w:r>
+        <w:rPr>
+          <w:rFonts w:ascii="Consolas" w:hAnsi="Consolas"/>
+          <w:sz w:val="18"/>
+        </w:rPr>
+        <w:t>pwsh aws/scripts/cleanup.ps1 -ProjectId $project -Region $region</w:t>
+      </w:r>
+    </w:p>
+    <w:p>
+      <w:pPr>
+        <w:ind w:left="317" w:right="144"/>
+        <w:shd w:fill="F3F6F8"/>
+      </w:pPr>
+      <w:r>
+        <w:rPr>
+          <w:rFonts w:ascii="Consolas" w:hAnsi="Consolas"/>
+          <w:sz w:val="18"/>
+        </w:rPr>
+        <w:t>pwsh aws/scripts/cleanup.ps1 -ProjectId $project -Region $region -Execute -ConfirmProjectId $project</w:t>
+      </w:r>
+    </w:p>
+    <w:p>
+      <w:pPr>
+        <w:ind w:left="317" w:right="144"/>
+        <w:shd w:fill="F3F6F8"/>
+      </w:pPr>
+      <w:r>
+        <w:rPr>
+          <w:rFonts w:ascii="Consolas" w:hAnsi="Consolas"/>
+          <w:sz w:val="18"/>
+        </w:rPr>
+        <w:t>pwsh aws/scripts/residual-scan.ps1 -ProjectId $project -Region $region -Json</w:t>
       </w:r>
     </w:p>
     <w:tbl>
@@ -12462,7 +13760,7 @@
         <w:ind w:left="540" w:hanging="271"/>
       </w:pPr>
       <w:r>
-        <w:t>Private invoke là core; public HTTP API chỉ optional trong một phiên lab.</w:t>
+        <w:t>Private invoke là đường thực hành duy nhất; public HTTP API chỉ được phân tích trên sơ đồ, không triển khai.</w:t>
       </w:r>
     </w:p>
     <w:p>
@@ -12490,7 +13788,7 @@
         <w:ind w:left="540" w:hanging="271"/>
       </w:pPr>
       <w:r>
-        <w:t>Train trên một trong Colab/Kaggle; frozen backbone baseline; optional unfreeze block cuối; CPU mini fallback.</w:t>
+        <w:t>Train trên một trong Colab/Kaggle; frozen backbone baseline; optional unfreeze block cuối; CPU mini path.</w:t>
       </w:r>
     </w:p>
     <w:p>
@@ -12510,7 +13808,7 @@
         <w:ind w:left="540" w:hanging="271"/>
       </w:pPr>
       <w:r>
-        <w:t>Checkpoint gồm model, optimizer, epoch, best metric, history, config, seed và class mapping; có resume path.</w:t>
+        <w:t>Notebook lưu last checkpoint sau mọi epoch để resume và best checkpoint khi validation loss tốt hơn để đánh giá. Checkpoint gồm model, optimizer, epoch, best metric, history, config, seed và class mapping. Checkpoint/resume là cơ chế kỹ thuật để tiếp tục training, không phải mốc năng lực.</w:t>
       </w:r>
     </w:p>
     <w:p>
@@ -12534,12 +13832,14 @@
       </w:r>
     </w:p>
     <w:p>
+      <w:bookmarkStart w:id="30" w:name="assessment"/>
       <w:pPr>
         <w:pStyle w:val="Heading1"/>
       </w:pPr>
       <w:r>
         <w:t>5. Lab, mốc năng lực và rubric</w:t>
       </w:r>
+      <w:bookmarkEnd w:id="30"/>
     </w:p>
     <w:tbl>
       <w:tblPr>
@@ -12658,7 +13958,7 @@
           </w:tcPr>
           <w:p>
             <w:r>
-              <w:t>20 + setup lab</w:t>
+              <w:t>21 lab</w:t>
             </w:r>
           </w:p>
         </w:tc>
@@ -12799,85 +14099,329 @@
         <w:pStyle w:val="Heading2"/>
       </w:pPr>
       <w:r>
-        <w:t>Mốc năng lực 01 - tuần 4</w:t>
-      </w:r>
-    </w:p>
-    <w:p>
-      <w:r>
-        <w:t>Trọng tâm: data-and-math. Điểm đạt: 70/100. Minh chứng đạt mốc: README, code/notebook, test evidence, metric, learning log và limitations; lưu cục bộ để tự kiểm tra.</w:t>
-      </w:r>
-    </w:p>
+        <w:t>Cách tự chấm</w:t>
+      </w:r>
+    </w:p>
+    <w:p>
+      <w:r>
+        <w:t>Bạn tự chấm từng tiêu chí theo bốn mức bên dưới, rồi nhân trọng số tiêu chí với hệ số của mức. Tổng tối đa được giới hạn ở 100. Điểm số giúp nhìn ra phần cần ôn; gate bắt buộc vẫn có quyền dừng mốc.</w:t>
+      </w:r>
+    </w:p>
+    <w:tbl>
+      <w:tblPr>
+        <w:tblStyle w:val="TableGrid"/>
+        <w:tblW w:type="dxa" w:w="9360"/>
+        <w:jc w:val="left"/>
+        <w:tblLayout w:type="fixed"/>
+        <w:tblLook w:firstColumn="1" w:firstRow="1" w:lastColumn="0" w:lastRow="0" w:noHBand="0" w:noVBand="1" w:val="04A0"/>
+        <w:tblInd w:w="120" w:type="dxa"/>
+      </w:tblPr>
+      <w:tblGrid>
+        <w:gridCol w:w="1800"/>
+        <w:gridCol w:w="936"/>
+        <w:gridCol w:w="6624"/>
+      </w:tblGrid>
+      <w:tr>
+        <w:trPr>
+          <w:trHeight w:hRule="atLeast"/>
+          <w:tblHeader/>
+        </w:trPr>
+        <w:tc>
+          <w:tcPr>
+            <w:tcW w:type="dxa" w:w="1800"/>
+            <w:shd w:fill="E8EEF5"/>
+            <w:vAlign w:val="center"/>
+            <w:tcMar>
+              <w:top w:w="80" w:type="dxa"/>
+              <w:start w:w="120" w:type="dxa"/>
+              <w:bottom w:w="80" w:type="dxa"/>
+              <w:end w:w="120" w:type="dxa"/>
+            </w:tcMar>
+          </w:tcPr>
+          <w:p>
+            <w:r>
+              <w:rPr>
+                <w:b/>
+              </w:rPr>
+              <w:t>Mức</w:t>
+            </w:r>
+          </w:p>
+        </w:tc>
+        <w:tc>
+          <w:tcPr>
+            <w:tcW w:type="dxa" w:w="936"/>
+            <w:shd w:fill="E8EEF5"/>
+            <w:vAlign w:val="center"/>
+            <w:tcMar>
+              <w:top w:w="80" w:type="dxa"/>
+              <w:start w:w="120" w:type="dxa"/>
+              <w:bottom w:w="80" w:type="dxa"/>
+              <w:end w:w="120" w:type="dxa"/>
+            </w:tcMar>
+          </w:tcPr>
+          <w:p>
+            <w:r>
+              <w:rPr>
+                <w:b/>
+              </w:rPr>
+              <w:t>Hệ số</w:t>
+            </w:r>
+          </w:p>
+        </w:tc>
+        <w:tc>
+          <w:tcPr>
+            <w:tcW w:type="dxa" w:w="6624"/>
+            <w:shd w:fill="E8EEF5"/>
+            <w:vAlign w:val="center"/>
+            <w:tcMar>
+              <w:top w:w="80" w:type="dxa"/>
+              <w:start w:w="120" w:type="dxa"/>
+              <w:bottom w:w="80" w:type="dxa"/>
+              <w:end w:w="120" w:type="dxa"/>
+            </w:tcMar>
+          </w:tcPr>
+          <w:p>
+            <w:r>
+              <w:rPr>
+                <w:b/>
+              </w:rPr>
+              <w:t>Cách hiểu</w:t>
+            </w:r>
+          </w:p>
+        </w:tc>
+      </w:tr>
+      <w:tr>
+        <w:trPr>
+          <w:trHeight w:hRule="atLeast"/>
+        </w:trPr>
+        <w:tc>
+          <w:tcPr>
+            <w:tcW w:type="dxa" w:w="1800"/>
+            <w:vAlign w:val="center"/>
+            <w:tcMar>
+              <w:top w:w="80" w:type="dxa"/>
+              <w:start w:w="120" w:type="dxa"/>
+              <w:bottom w:w="80" w:type="dxa"/>
+              <w:end w:w="120" w:type="dxa"/>
+            </w:tcMar>
+          </w:tcPr>
+          <w:p>
+            <w:r>
+              <w:t>Chưa vững</w:t>
+            </w:r>
+          </w:p>
+        </w:tc>
+        <w:tc>
+          <w:tcPr>
+            <w:tcW w:type="dxa" w:w="936"/>
+            <w:vAlign w:val="center"/>
+            <w:tcMar>
+              <w:top w:w="80" w:type="dxa"/>
+              <w:start w:w="120" w:type="dxa"/>
+              <w:bottom w:w="80" w:type="dxa"/>
+              <w:end w:w="120" w:type="dxa"/>
+            </w:tcMar>
+          </w:tcPr>
+          <w:p>
+            <w:r>
+              <w:t>0.4</w:t>
+            </w:r>
+          </w:p>
+        </w:tc>
+        <w:tc>
+          <w:tcPr>
+            <w:tcW w:type="dxa" w:w="6624"/>
+            <w:vAlign w:val="center"/>
+            <w:tcMar>
+              <w:top w:w="80" w:type="dxa"/>
+              <w:start w:w="120" w:type="dxa"/>
+              <w:bottom w:w="80" w:type="dxa"/>
+              <w:end w:w="120" w:type="dxa"/>
+            </w:tcMar>
+          </w:tcPr>
+          <w:p>
+            <w:r>
+              <w:t>Chưa tạo được đầu ra đúng contract hoặc cần làm lại phần cốt lõi.</w:t>
+            </w:r>
+          </w:p>
+        </w:tc>
+      </w:tr>
+      <w:tr>
+        <w:trPr>
+          <w:trHeight w:hRule="atLeast"/>
+        </w:trPr>
+        <w:tc>
+          <w:tcPr>
+            <w:tcW w:type="dxa" w:w="1800"/>
+            <w:vAlign w:val="center"/>
+            <w:tcMar>
+              <w:top w:w="80" w:type="dxa"/>
+              <w:start w:w="120" w:type="dxa"/>
+              <w:bottom w:w="80" w:type="dxa"/>
+              <w:end w:w="120" w:type="dxa"/>
+            </w:tcMar>
+          </w:tcPr>
+          <w:p>
+            <w:r>
+              <w:t>Đang tiến bộ</w:t>
+            </w:r>
+          </w:p>
+        </w:tc>
+        <w:tc>
+          <w:tcPr>
+            <w:tcW w:type="dxa" w:w="936"/>
+            <w:vAlign w:val="center"/>
+            <w:tcMar>
+              <w:top w:w="80" w:type="dxa"/>
+              <w:start w:w="120" w:type="dxa"/>
+              <w:bottom w:w="80" w:type="dxa"/>
+              <w:end w:w="120" w:type="dxa"/>
+            </w:tcMar>
+          </w:tcPr>
+          <w:p>
+            <w:r>
+              <w:t>0.7</w:t>
+            </w:r>
+          </w:p>
+        </w:tc>
+        <w:tc>
+          <w:tcPr>
+            <w:tcW w:type="dxa" w:w="6624"/>
+            <w:vAlign w:val="center"/>
+            <w:tcMar>
+              <w:top w:w="80" w:type="dxa"/>
+              <w:start w:w="120" w:type="dxa"/>
+              <w:bottom w:w="80" w:type="dxa"/>
+              <w:end w:w="120" w:type="dxa"/>
+            </w:tcMar>
+          </w:tcPr>
+          <w:p>
+            <w:r>
+              <w:t>Chạy được nhưng bằng chứng</w:t>
+            </w:r>
+          </w:p>
+        </w:tc>
+      </w:tr>
+      <w:tr>
+        <w:trPr>
+          <w:trHeight w:hRule="atLeast"/>
+        </w:trPr>
+        <w:tc>
+          <w:tcPr>
+            <w:tcW w:type="dxa" w:w="1800"/>
+            <w:vAlign w:val="center"/>
+            <w:tcMar>
+              <w:top w:w="80" w:type="dxa"/>
+              <w:start w:w="120" w:type="dxa"/>
+              <w:bottom w:w="80" w:type="dxa"/>
+              <w:end w:w="120" w:type="dxa"/>
+            </w:tcMar>
+          </w:tcPr>
+          <w:p>
+            <w:r>
+              <w:t>Đạt yêu cầu</w:t>
+            </w:r>
+          </w:p>
+        </w:tc>
+        <w:tc>
+          <w:tcPr>
+            <w:tcW w:type="dxa" w:w="936"/>
+            <w:vAlign w:val="center"/>
+            <w:tcMar>
+              <w:top w:w="80" w:type="dxa"/>
+              <w:start w:w="120" w:type="dxa"/>
+              <w:bottom w:w="80" w:type="dxa"/>
+              <w:end w:w="120" w:type="dxa"/>
+            </w:tcMar>
+          </w:tcPr>
+          <w:p>
+            <w:r>
+              <w:t>1.0</w:t>
+            </w:r>
+          </w:p>
+        </w:tc>
+        <w:tc>
+          <w:tcPr>
+            <w:tcW w:type="dxa" w:w="6624"/>
+            <w:vAlign w:val="center"/>
+            <w:tcMar>
+              <w:top w:w="80" w:type="dxa"/>
+              <w:start w:w="120" w:type="dxa"/>
+              <w:bottom w:w="80" w:type="dxa"/>
+              <w:end w:w="120" w:type="dxa"/>
+            </w:tcMar>
+          </w:tcPr>
+          <w:p>
+            <w:r>
+              <w:t>Đúng</w:t>
+            </w:r>
+          </w:p>
+        </w:tc>
+      </w:tr>
+      <w:tr>
+        <w:trPr>
+          <w:trHeight w:hRule="atLeast"/>
+        </w:trPr>
+        <w:tc>
+          <w:tcPr>
+            <w:tcW w:type="dxa" w:w="1800"/>
+            <w:vAlign w:val="center"/>
+            <w:tcMar>
+              <w:top w:w="80" w:type="dxa"/>
+              <w:start w:w="120" w:type="dxa"/>
+              <w:bottom w:w="80" w:type="dxa"/>
+              <w:end w:w="120" w:type="dxa"/>
+            </w:tcMar>
+          </w:tcPr>
+          <w:p>
+            <w:r>
+              <w:t>Vượt mong đợi</w:t>
+            </w:r>
+          </w:p>
+        </w:tc>
+        <w:tc>
+          <w:tcPr>
+            <w:tcW w:type="dxa" w:w="936"/>
+            <w:vAlign w:val="center"/>
+            <w:tcMar>
+              <w:top w:w="80" w:type="dxa"/>
+              <w:start w:w="120" w:type="dxa"/>
+              <w:bottom w:w="80" w:type="dxa"/>
+              <w:end w:w="120" w:type="dxa"/>
+            </w:tcMar>
+          </w:tcPr>
+          <w:p>
+            <w:r>
+              <w:t>1.1</w:t>
+            </w:r>
+          </w:p>
+        </w:tc>
+        <w:tc>
+          <w:tcPr>
+            <w:tcW w:type="dxa" w:w="6624"/>
+            <w:vAlign w:val="center"/>
+            <w:tcMar>
+              <w:top w:w="80" w:type="dxa"/>
+              <w:start w:w="120" w:type="dxa"/>
+              <w:bottom w:w="80" w:type="dxa"/>
+              <w:end w:w="120" w:type="dxa"/>
+            </w:tcMar>
+          </w:tcPr>
+          <w:p>
+            <w:r>
+              <w:t>Có phân tích lỗi sâu</w:t>
+            </w:r>
+          </w:p>
+        </w:tc>
+      </w:tr>
+    </w:tbl>
+    <w:p/>
     <w:p>
       <w:pPr>
         <w:pStyle w:val="Heading2"/>
       </w:pPr>
       <w:r>
-        <w:t>Mốc năng lực 02 - tuần 8</w:t>
-      </w:r>
-    </w:p>
-    <w:p>
-      <w:r>
-        <w:t>Trọng tâm: evaluation. Điểm đạt: 70/100. Minh chứng đạt mốc: README, code/notebook, test evidence, metric, learning log và limitations; lưu cục bộ để tự kiểm tra.</w:t>
-      </w:r>
-    </w:p>
-    <w:p>
-      <w:pPr>
-        <w:pStyle w:val="Heading2"/>
-      </w:pPr>
-      <w:r>
-        <w:t>Mốc năng lực 03 - tuần 12</w:t>
-      </w:r>
-    </w:p>
-    <w:p>
-      <w:r>
-        <w:t>Trọng tâm: applied-tabular. Điểm đạt: 70/100. Minh chứng đạt mốc: README, code/notebook, test evidence, metric, learning log và limitations; lưu cục bộ để tự kiểm tra.</w:t>
-      </w:r>
-    </w:p>
-    <w:p>
-      <w:pPr>
-        <w:pStyle w:val="Heading2"/>
-      </w:pPr>
-      <w:r>
-        <w:t>Mốc năng lực 04 - tuần 16</w:t>
-      </w:r>
-    </w:p>
-    <w:p>
-      <w:r>
-        <w:t>Trọng tâm: ml-engineering. Điểm đạt: 70/100. Minh chứng đạt mốc: README, code/notebook, test evidence, metric, learning log và limitations; lưu cục bộ để tự kiểm tra.</w:t>
-      </w:r>
-    </w:p>
-    <w:p>
-      <w:pPr>
-        <w:pStyle w:val="Heading2"/>
-      </w:pPr>
-      <w:r>
-        <w:t>Mốc năng lực 05 - tuần 20</w:t>
-      </w:r>
-    </w:p>
-    <w:p>
-      <w:r>
-        <w:t>Trọng tâm: computer-vision. Điểm đạt: 70/100. Minh chứng đạt mốc: README, code/notebook, test evidence, metric, learning log và limitations; lưu cục bộ để tự kiểm tra.</w:t>
-      </w:r>
-    </w:p>
-    <w:p>
-      <w:pPr>
-        <w:pStyle w:val="Heading2"/>
-      </w:pPr>
-      <w:r>
-        <w:t>Mốc năng lực 06 - tuần 24</w:t>
-      </w:r>
-    </w:p>
-    <w:p>
-      <w:r>
-        <w:t>Trọng tâm: capability-summary-and-cost-safety. Điểm đạt: 75/100. Minh chứng đạt mốc: README, code/notebook, test evidence, metric, learning log và limitations; lưu cục bộ để tự kiểm tra.</w:t>
-      </w:r>
-    </w:p>
-    <w:p>
-      <w:pPr>
-        <w:pStyle w:val="Heading1"/>
-      </w:pPr>
-      <w:r>
-        <w:t>6. Tổng kết năng lực</w:t>
+        <w:t>Gate bắt buộc</w:t>
       </w:r>
     </w:p>
     <w:p>
@@ -12887,7 +14431,7 @@
         <w:ind w:left="540" w:hanging="271"/>
       </w:pPr>
       <w:r>
-        <w:t>README có problem, architecture, quickstart, metric, demo, limitations và cost note.</w:t>
+        <w:t>Không data leakage: mọi transform học từ dữ liệu phải fit trên train.</w:t>
       </w:r>
     </w:p>
     <w:p>
@@ -12897,7 +14441,7 @@
         <w:ind w:left="540" w:hanging="271"/>
       </w:pPr>
       <w:r>
-        <w:t>Repository không chứa secret, raw data/model lớn hoặc notebook output dư thừa.</w:t>
+        <w:t>Không secret: credential, token, account ID và dữ liệu nhạy cảm không nằm trong code hay artifact.</w:t>
       </w:r>
     </w:p>
     <w:p>
@@ -12907,7 +14451,7 @@
         <w:ind w:left="540" w:hanging="271"/>
       </w:pPr>
       <w:r>
-        <w:t>Experiment report ghi baseline, controlled candidates, negative results và reproduction command.</w:t>
+        <w:t>Mini run tái lập: một lệnh chạy lại được với config, seed và tolerance đã ghi.</w:t>
       </w:r>
     </w:p>
     <w:p>
@@ -12917,8 +14461,1410 @@
         <w:ind w:left="540" w:hanging="271"/>
       </w:pPr>
       <w:r>
-        <w:t>Model card ghi intended use, out-of-scope, subgroup/failure behavior, safety/privacy và artifact checksum.</w:t>
-      </w:r>
+        <w:t>Nếu dùng AWS: cleanup hoàn tất và residual scan không còn tài nguyên đã biết.</w:t>
+      </w:r>
+    </w:p>
+    <w:p>
+      <w:pPr>
+        <w:pStyle w:val="Heading2"/>
+      </w:pPr>
+      <w:r>
+        <w:t>Mốc năng lực 01 - tuần 4</w:t>
+      </w:r>
+    </w:p>
+    <w:p>
+      <w:r>
+        <w:t>Trọng tâm: Nền tảng dữ liệu và toán. Điểm đạt: 70/100. Minh chứng đạt mốc: README, code/notebook, test evidence, metric, learning log và limitations; lưu cục bộ để tự kiểm tra.</w:t>
+      </w:r>
+    </w:p>
+    <w:tbl>
+      <w:tblPr>
+        <w:tblStyle w:val="TableGrid"/>
+        <w:tblW w:type="dxa" w:w="9360"/>
+        <w:jc w:val="left"/>
+        <w:tblLayout w:type="fixed"/>
+        <w:tblLook w:firstColumn="1" w:firstRow="1" w:lastColumn="0" w:lastRow="0" w:noHBand="0" w:noVBand="1" w:val="04A0"/>
+        <w:tblInd w:w="120" w:type="dxa"/>
+      </w:tblPr>
+      <w:tblGrid>
+        <w:gridCol w:w="7560"/>
+        <w:gridCol w:w="1800"/>
+      </w:tblGrid>
+      <w:tr>
+        <w:trPr>
+          <w:trHeight w:hRule="atLeast"/>
+          <w:tblHeader/>
+        </w:trPr>
+        <w:tc>
+          <w:tcPr>
+            <w:tcW w:type="dxa" w:w="7560"/>
+            <w:shd w:fill="E8EEF5"/>
+            <w:vAlign w:val="center"/>
+            <w:tcMar>
+              <w:top w:w="80" w:type="dxa"/>
+              <w:start w:w="120" w:type="dxa"/>
+              <w:bottom w:w="80" w:type="dxa"/>
+              <w:end w:w="120" w:type="dxa"/>
+            </w:tcMar>
+          </w:tcPr>
+          <w:p>
+            <w:r>
+              <w:rPr>
+                <w:b/>
+              </w:rPr>
+              <w:t>Tiêu chí</w:t>
+            </w:r>
+          </w:p>
+        </w:tc>
+        <w:tc>
+          <w:tcPr>
+            <w:tcW w:type="dxa" w:w="1800"/>
+            <w:shd w:fill="E8EEF5"/>
+            <w:vAlign w:val="center"/>
+            <w:tcMar>
+              <w:top w:w="80" w:type="dxa"/>
+              <w:start w:w="120" w:type="dxa"/>
+              <w:bottom w:w="80" w:type="dxa"/>
+              <w:end w:w="120" w:type="dxa"/>
+            </w:tcMar>
+          </w:tcPr>
+          <w:p>
+            <w:r>
+              <w:rPr>
+                <w:b/>
+              </w:rPr>
+              <w:t>Trọng số</w:t>
+            </w:r>
+          </w:p>
+        </w:tc>
+      </w:tr>
+      <w:tr>
+        <w:trPr>
+          <w:trHeight w:hRule="atLeast"/>
+        </w:trPr>
+        <w:tc>
+          <w:tcPr>
+            <w:tcW w:type="dxa" w:w="7560"/>
+            <w:vAlign w:val="center"/>
+            <w:tcMar>
+              <w:top w:w="80" w:type="dxa"/>
+              <w:start w:w="120" w:type="dxa"/>
+              <w:bottom w:w="80" w:type="dxa"/>
+              <w:end w:w="120" w:type="dxa"/>
+            </w:tcMar>
+          </w:tcPr>
+          <w:p>
+            <w:r>
+              <w:t>Hiểu dữ liệu và đặt bài toán</w:t>
+            </w:r>
+          </w:p>
+        </w:tc>
+        <w:tc>
+          <w:tcPr>
+            <w:tcW w:type="dxa" w:w="1800"/>
+            <w:vAlign w:val="center"/>
+            <w:tcMar>
+              <w:top w:w="80" w:type="dxa"/>
+              <w:start w:w="120" w:type="dxa"/>
+              <w:bottom w:w="80" w:type="dxa"/>
+              <w:end w:w="120" w:type="dxa"/>
+            </w:tcMar>
+          </w:tcPr>
+          <w:p>
+            <w:r>
+              <w:t>30%</w:t>
+            </w:r>
+          </w:p>
+        </w:tc>
+      </w:tr>
+      <w:tr>
+        <w:trPr>
+          <w:trHeight w:hRule="atLeast"/>
+        </w:trPr>
+        <w:tc>
+          <w:tcPr>
+            <w:tcW w:type="dxa" w:w="7560"/>
+            <w:vAlign w:val="center"/>
+            <w:tcMar>
+              <w:top w:w="80" w:type="dxa"/>
+              <w:start w:w="120" w:type="dxa"/>
+              <w:bottom w:w="80" w:type="dxa"/>
+              <w:end w:w="120" w:type="dxa"/>
+            </w:tcMar>
+          </w:tcPr>
+          <w:p>
+            <w:r>
+              <w:t>Tính đúng và kiểm tra kết quả</w:t>
+            </w:r>
+          </w:p>
+        </w:tc>
+        <w:tc>
+          <w:tcPr>
+            <w:tcW w:type="dxa" w:w="1800"/>
+            <w:vAlign w:val="center"/>
+            <w:tcMar>
+              <w:top w:w="80" w:type="dxa"/>
+              <w:start w:w="120" w:type="dxa"/>
+              <w:bottom w:w="80" w:type="dxa"/>
+              <w:end w:w="120" w:type="dxa"/>
+            </w:tcMar>
+          </w:tcPr>
+          <w:p>
+            <w:r>
+              <w:t>30%</w:t>
+            </w:r>
+          </w:p>
+        </w:tc>
+      </w:tr>
+      <w:tr>
+        <w:trPr>
+          <w:trHeight w:hRule="atLeast"/>
+        </w:trPr>
+        <w:tc>
+          <w:tcPr>
+            <w:tcW w:type="dxa" w:w="7560"/>
+            <w:vAlign w:val="center"/>
+            <w:tcMar>
+              <w:top w:w="80" w:type="dxa"/>
+              <w:start w:w="120" w:type="dxa"/>
+              <w:bottom w:w="80" w:type="dxa"/>
+              <w:end w:w="120" w:type="dxa"/>
+            </w:tcMar>
+          </w:tcPr>
+          <w:p>
+            <w:r>
+              <w:t>Tái lập môi trường</w:t>
+            </w:r>
+          </w:p>
+        </w:tc>
+        <w:tc>
+          <w:tcPr>
+            <w:tcW w:type="dxa" w:w="1800"/>
+            <w:vAlign w:val="center"/>
+            <w:tcMar>
+              <w:top w:w="80" w:type="dxa"/>
+              <w:start w:w="120" w:type="dxa"/>
+              <w:bottom w:w="80" w:type="dxa"/>
+              <w:end w:w="120" w:type="dxa"/>
+            </w:tcMar>
+          </w:tcPr>
+          <w:p>
+            <w:r>
+              <w:t>25%</w:t>
+            </w:r>
+          </w:p>
+        </w:tc>
+      </w:tr>
+      <w:tr>
+        <w:trPr>
+          <w:trHeight w:hRule="atLeast"/>
+        </w:trPr>
+        <w:tc>
+          <w:tcPr>
+            <w:tcW w:type="dxa" w:w="7560"/>
+            <w:vAlign w:val="center"/>
+            <w:tcMar>
+              <w:top w:w="80" w:type="dxa"/>
+              <w:start w:w="120" w:type="dxa"/>
+              <w:bottom w:w="80" w:type="dxa"/>
+              <w:end w:w="120" w:type="dxa"/>
+            </w:tcMar>
+          </w:tcPr>
+          <w:p>
+            <w:r>
+              <w:t>Giải thích giới hạn</w:t>
+            </w:r>
+          </w:p>
+        </w:tc>
+        <w:tc>
+          <w:tcPr>
+            <w:tcW w:type="dxa" w:w="1800"/>
+            <w:vAlign w:val="center"/>
+            <w:tcMar>
+              <w:top w:w="80" w:type="dxa"/>
+              <w:start w:w="120" w:type="dxa"/>
+              <w:bottom w:w="80" w:type="dxa"/>
+              <w:end w:w="120" w:type="dxa"/>
+            </w:tcMar>
+          </w:tcPr>
+          <w:p>
+            <w:r>
+              <w:t>15%</w:t>
+            </w:r>
+          </w:p>
+        </w:tc>
+      </w:tr>
+    </w:tbl>
+    <w:p/>
+    <w:p>
+      <w:pPr>
+        <w:pStyle w:val="Heading2"/>
+      </w:pPr>
+      <w:r>
+        <w:t>Mốc năng lực 02 - tuần 8</w:t>
+      </w:r>
+    </w:p>
+    <w:p>
+      <w:r>
+        <w:t>Trọng tâm: Đánh giá model đáng tin cậy. Điểm đạt: 70/100. Minh chứng đạt mốc: README, code/notebook, test evidence, metric, learning log và limitations; lưu cục bộ để tự kiểm tra.</w:t>
+      </w:r>
+    </w:p>
+    <w:tbl>
+      <w:tblPr>
+        <w:tblStyle w:val="TableGrid"/>
+        <w:tblW w:type="dxa" w:w="9360"/>
+        <w:jc w:val="left"/>
+        <w:tblLayout w:type="fixed"/>
+        <w:tblLook w:firstColumn="1" w:firstRow="1" w:lastColumn="0" w:lastRow="0" w:noHBand="0" w:noVBand="1" w:val="04A0"/>
+        <w:tblInd w:w="120" w:type="dxa"/>
+      </w:tblPr>
+      <w:tblGrid>
+        <w:gridCol w:w="7560"/>
+        <w:gridCol w:w="1800"/>
+      </w:tblGrid>
+      <w:tr>
+        <w:trPr>
+          <w:trHeight w:hRule="atLeast"/>
+          <w:tblHeader/>
+        </w:trPr>
+        <w:tc>
+          <w:tcPr>
+            <w:tcW w:type="dxa" w:w="7560"/>
+            <w:shd w:fill="E8EEF5"/>
+            <w:vAlign w:val="center"/>
+            <w:tcMar>
+              <w:top w:w="80" w:type="dxa"/>
+              <w:start w:w="120" w:type="dxa"/>
+              <w:bottom w:w="80" w:type="dxa"/>
+              <w:end w:w="120" w:type="dxa"/>
+            </w:tcMar>
+          </w:tcPr>
+          <w:p>
+            <w:r>
+              <w:rPr>
+                <w:b/>
+              </w:rPr>
+              <w:t>Tiêu chí</w:t>
+            </w:r>
+          </w:p>
+        </w:tc>
+        <w:tc>
+          <w:tcPr>
+            <w:tcW w:type="dxa" w:w="1800"/>
+            <w:shd w:fill="E8EEF5"/>
+            <w:vAlign w:val="center"/>
+            <w:tcMar>
+              <w:top w:w="80" w:type="dxa"/>
+              <w:start w:w="120" w:type="dxa"/>
+              <w:bottom w:w="80" w:type="dxa"/>
+              <w:end w:w="120" w:type="dxa"/>
+            </w:tcMar>
+          </w:tcPr>
+          <w:p>
+            <w:r>
+              <w:rPr>
+                <w:b/>
+              </w:rPr>
+              <w:t>Trọng số</w:t>
+            </w:r>
+          </w:p>
+        </w:tc>
+      </w:tr>
+      <w:tr>
+        <w:trPr>
+          <w:trHeight w:hRule="atLeast"/>
+        </w:trPr>
+        <w:tc>
+          <w:tcPr>
+            <w:tcW w:type="dxa" w:w="7560"/>
+            <w:vAlign w:val="center"/>
+            <w:tcMar>
+              <w:top w:w="80" w:type="dxa"/>
+              <w:start w:w="120" w:type="dxa"/>
+              <w:bottom w:w="80" w:type="dxa"/>
+              <w:end w:w="120" w:type="dxa"/>
+            </w:tcMar>
+          </w:tcPr>
+          <w:p>
+            <w:r>
+              <w:t>Chia dữ liệu và chống leakage</w:t>
+            </w:r>
+          </w:p>
+        </w:tc>
+        <w:tc>
+          <w:tcPr>
+            <w:tcW w:type="dxa" w:w="1800"/>
+            <w:vAlign w:val="center"/>
+            <w:tcMar>
+              <w:top w:w="80" w:type="dxa"/>
+              <w:start w:w="120" w:type="dxa"/>
+              <w:bottom w:w="80" w:type="dxa"/>
+              <w:end w:w="120" w:type="dxa"/>
+            </w:tcMar>
+          </w:tcPr>
+          <w:p>
+            <w:r>
+              <w:t>30%</w:t>
+            </w:r>
+          </w:p>
+        </w:tc>
+      </w:tr>
+      <w:tr>
+        <w:trPr>
+          <w:trHeight w:hRule="atLeast"/>
+        </w:trPr>
+        <w:tc>
+          <w:tcPr>
+            <w:tcW w:type="dxa" w:w="7560"/>
+            <w:vAlign w:val="center"/>
+            <w:tcMar>
+              <w:top w:w="80" w:type="dxa"/>
+              <w:start w:w="120" w:type="dxa"/>
+              <w:bottom w:w="80" w:type="dxa"/>
+              <w:end w:w="120" w:type="dxa"/>
+            </w:tcMar>
+          </w:tcPr>
+          <w:p>
+            <w:r>
+              <w:t>Chọn metric theo bài toán</w:t>
+            </w:r>
+          </w:p>
+        </w:tc>
+        <w:tc>
+          <w:tcPr>
+            <w:tcW w:type="dxa" w:w="1800"/>
+            <w:vAlign w:val="center"/>
+            <w:tcMar>
+              <w:top w:w="80" w:type="dxa"/>
+              <w:start w:w="120" w:type="dxa"/>
+              <w:bottom w:w="80" w:type="dxa"/>
+              <w:end w:w="120" w:type="dxa"/>
+            </w:tcMar>
+          </w:tcPr>
+          <w:p>
+            <w:r>
+              <w:t>30%</w:t>
+            </w:r>
+          </w:p>
+        </w:tc>
+      </w:tr>
+      <w:tr>
+        <w:trPr>
+          <w:trHeight w:hRule="atLeast"/>
+        </w:trPr>
+        <w:tc>
+          <w:tcPr>
+            <w:tcW w:type="dxa" w:w="7560"/>
+            <w:vAlign w:val="center"/>
+            <w:tcMar>
+              <w:top w:w="80" w:type="dxa"/>
+              <w:start w:w="120" w:type="dxa"/>
+              <w:bottom w:w="80" w:type="dxa"/>
+              <w:end w:w="120" w:type="dxa"/>
+            </w:tcMar>
+          </w:tcPr>
+          <w:p>
+            <w:r>
+              <w:t>Cross-validation và độ ổn định</w:t>
+            </w:r>
+          </w:p>
+        </w:tc>
+        <w:tc>
+          <w:tcPr>
+            <w:tcW w:type="dxa" w:w="1800"/>
+            <w:vAlign w:val="center"/>
+            <w:tcMar>
+              <w:top w:w="80" w:type="dxa"/>
+              <w:start w:w="120" w:type="dxa"/>
+              <w:bottom w:w="80" w:type="dxa"/>
+              <w:end w:w="120" w:type="dxa"/>
+            </w:tcMar>
+          </w:tcPr>
+          <w:p>
+            <w:r>
+              <w:t>25%</w:t>
+            </w:r>
+          </w:p>
+        </w:tc>
+      </w:tr>
+      <w:tr>
+        <w:trPr>
+          <w:trHeight w:hRule="atLeast"/>
+        </w:trPr>
+        <w:tc>
+          <w:tcPr>
+            <w:tcW w:type="dxa" w:w="7560"/>
+            <w:vAlign w:val="center"/>
+            <w:tcMar>
+              <w:top w:w="80" w:type="dxa"/>
+              <w:start w:w="120" w:type="dxa"/>
+              <w:bottom w:w="80" w:type="dxa"/>
+              <w:end w:w="120" w:type="dxa"/>
+            </w:tcMar>
+          </w:tcPr>
+          <w:p>
+            <w:r>
+              <w:t>Kết luận có bằng chứng</w:t>
+            </w:r>
+          </w:p>
+        </w:tc>
+        <w:tc>
+          <w:tcPr>
+            <w:tcW w:type="dxa" w:w="1800"/>
+            <w:vAlign w:val="center"/>
+            <w:tcMar>
+              <w:top w:w="80" w:type="dxa"/>
+              <w:start w:w="120" w:type="dxa"/>
+              <w:bottom w:w="80" w:type="dxa"/>
+              <w:end w:w="120" w:type="dxa"/>
+            </w:tcMar>
+          </w:tcPr>
+          <w:p>
+            <w:r>
+              <w:t>15%</w:t>
+            </w:r>
+          </w:p>
+        </w:tc>
+      </w:tr>
+    </w:tbl>
+    <w:p/>
+    <w:p>
+      <w:pPr>
+        <w:pStyle w:val="Heading2"/>
+      </w:pPr>
+      <w:r>
+        <w:t>Mốc năng lực 03 - tuần 12</w:t>
+      </w:r>
+    </w:p>
+    <w:p>
+      <w:r>
+        <w:t>Trọng tâm: Dự án tabular hoàn chỉnh. Điểm đạt: 70/100. Minh chứng đạt mốc: README, code/notebook, test evidence, metric, learning log và limitations; lưu cục bộ để tự kiểm tra.</w:t>
+      </w:r>
+    </w:p>
+    <w:tbl>
+      <w:tblPr>
+        <w:tblStyle w:val="TableGrid"/>
+        <w:tblW w:type="dxa" w:w="9360"/>
+        <w:jc w:val="left"/>
+        <w:tblLayout w:type="fixed"/>
+        <w:tblLook w:firstColumn="1" w:firstRow="1" w:lastColumn="0" w:lastRow="0" w:noHBand="0" w:noVBand="1" w:val="04A0"/>
+        <w:tblInd w:w="120" w:type="dxa"/>
+      </w:tblPr>
+      <w:tblGrid>
+        <w:gridCol w:w="7560"/>
+        <w:gridCol w:w="1800"/>
+      </w:tblGrid>
+      <w:tr>
+        <w:trPr>
+          <w:trHeight w:hRule="atLeast"/>
+          <w:tblHeader/>
+        </w:trPr>
+        <w:tc>
+          <w:tcPr>
+            <w:tcW w:type="dxa" w:w="7560"/>
+            <w:shd w:fill="E8EEF5"/>
+            <w:vAlign w:val="center"/>
+            <w:tcMar>
+              <w:top w:w="80" w:type="dxa"/>
+              <w:start w:w="120" w:type="dxa"/>
+              <w:bottom w:w="80" w:type="dxa"/>
+              <w:end w:w="120" w:type="dxa"/>
+            </w:tcMar>
+          </w:tcPr>
+          <w:p>
+            <w:r>
+              <w:rPr>
+                <w:b/>
+              </w:rPr>
+              <w:t>Tiêu chí</w:t>
+            </w:r>
+          </w:p>
+        </w:tc>
+        <w:tc>
+          <w:tcPr>
+            <w:tcW w:type="dxa" w:w="1800"/>
+            <w:shd w:fill="E8EEF5"/>
+            <w:vAlign w:val="center"/>
+            <w:tcMar>
+              <w:top w:w="80" w:type="dxa"/>
+              <w:start w:w="120" w:type="dxa"/>
+              <w:bottom w:w="80" w:type="dxa"/>
+              <w:end w:w="120" w:type="dxa"/>
+            </w:tcMar>
+          </w:tcPr>
+          <w:p>
+            <w:r>
+              <w:rPr>
+                <w:b/>
+              </w:rPr>
+              <w:t>Trọng số</w:t>
+            </w:r>
+          </w:p>
+        </w:tc>
+      </w:tr>
+      <w:tr>
+        <w:trPr>
+          <w:trHeight w:hRule="atLeast"/>
+        </w:trPr>
+        <w:tc>
+          <w:tcPr>
+            <w:tcW w:type="dxa" w:w="7560"/>
+            <w:vAlign w:val="center"/>
+            <w:tcMar>
+              <w:top w:w="80" w:type="dxa"/>
+              <w:start w:w="120" w:type="dxa"/>
+              <w:bottom w:w="80" w:type="dxa"/>
+              <w:end w:w="120" w:type="dxa"/>
+            </w:tcMar>
+          </w:tcPr>
+          <w:p>
+            <w:r>
+              <w:t>Pipeline và data contract</w:t>
+            </w:r>
+          </w:p>
+        </w:tc>
+        <w:tc>
+          <w:tcPr>
+            <w:tcW w:type="dxa" w:w="1800"/>
+            <w:vAlign w:val="center"/>
+            <w:tcMar>
+              <w:top w:w="80" w:type="dxa"/>
+              <w:start w:w="120" w:type="dxa"/>
+              <w:bottom w:w="80" w:type="dxa"/>
+              <w:end w:w="120" w:type="dxa"/>
+            </w:tcMar>
+          </w:tcPr>
+          <w:p>
+            <w:r>
+              <w:t>30%</w:t>
+            </w:r>
+          </w:p>
+        </w:tc>
+      </w:tr>
+      <w:tr>
+        <w:trPr>
+          <w:trHeight w:hRule="atLeast"/>
+        </w:trPr>
+        <w:tc>
+          <w:tcPr>
+            <w:tcW w:type="dxa" w:w="7560"/>
+            <w:vAlign w:val="center"/>
+            <w:tcMar>
+              <w:top w:w="80" w:type="dxa"/>
+              <w:start w:w="120" w:type="dxa"/>
+              <w:bottom w:w="80" w:type="dxa"/>
+              <w:end w:w="120" w:type="dxa"/>
+            </w:tcMar>
+          </w:tcPr>
+          <w:p>
+            <w:r>
+              <w:t>Baseline và thí nghiệm có kiểm soát</w:t>
+            </w:r>
+          </w:p>
+        </w:tc>
+        <w:tc>
+          <w:tcPr>
+            <w:tcW w:type="dxa" w:w="1800"/>
+            <w:vAlign w:val="center"/>
+            <w:tcMar>
+              <w:top w:w="80" w:type="dxa"/>
+              <w:start w:w="120" w:type="dxa"/>
+              <w:bottom w:w="80" w:type="dxa"/>
+              <w:end w:w="120" w:type="dxa"/>
+            </w:tcMar>
+          </w:tcPr>
+          <w:p>
+            <w:r>
+              <w:t>25%</w:t>
+            </w:r>
+          </w:p>
+        </w:tc>
+      </w:tr>
+      <w:tr>
+        <w:trPr>
+          <w:trHeight w:hRule="atLeast"/>
+        </w:trPr>
+        <w:tc>
+          <w:tcPr>
+            <w:tcW w:type="dxa" w:w="7560"/>
+            <w:vAlign w:val="center"/>
+            <w:tcMar>
+              <w:top w:w="80" w:type="dxa"/>
+              <w:start w:w="120" w:type="dxa"/>
+              <w:bottom w:w="80" w:type="dxa"/>
+              <w:end w:w="120" w:type="dxa"/>
+            </w:tcMar>
+          </w:tcPr>
+          <w:p>
+            <w:r>
+              <w:t>Error analysis</w:t>
+            </w:r>
+          </w:p>
+        </w:tc>
+        <w:tc>
+          <w:tcPr>
+            <w:tcW w:type="dxa" w:w="1800"/>
+            <w:vAlign w:val="center"/>
+            <w:tcMar>
+              <w:top w:w="80" w:type="dxa"/>
+              <w:start w:w="120" w:type="dxa"/>
+              <w:bottom w:w="80" w:type="dxa"/>
+              <w:end w:w="120" w:type="dxa"/>
+            </w:tcMar>
+          </w:tcPr>
+          <w:p>
+            <w:r>
+              <w:t>25%</w:t>
+            </w:r>
+          </w:p>
+        </w:tc>
+      </w:tr>
+      <w:tr>
+        <w:trPr>
+          <w:trHeight w:hRule="atLeast"/>
+        </w:trPr>
+        <w:tc>
+          <w:tcPr>
+            <w:tcW w:type="dxa" w:w="7560"/>
+            <w:vAlign w:val="center"/>
+            <w:tcMar>
+              <w:top w:w="80" w:type="dxa"/>
+              <w:start w:w="120" w:type="dxa"/>
+              <w:bottom w:w="80" w:type="dxa"/>
+              <w:end w:w="120" w:type="dxa"/>
+            </w:tcMar>
+          </w:tcPr>
+          <w:p>
+            <w:r>
+              <w:t>Tái lập và giao tiếp</w:t>
+            </w:r>
+          </w:p>
+        </w:tc>
+        <w:tc>
+          <w:tcPr>
+            <w:tcW w:type="dxa" w:w="1800"/>
+            <w:vAlign w:val="center"/>
+            <w:tcMar>
+              <w:top w:w="80" w:type="dxa"/>
+              <w:start w:w="120" w:type="dxa"/>
+              <w:bottom w:w="80" w:type="dxa"/>
+              <w:end w:w="120" w:type="dxa"/>
+            </w:tcMar>
+          </w:tcPr>
+          <w:p>
+            <w:r>
+              <w:t>20%</w:t>
+            </w:r>
+          </w:p>
+        </w:tc>
+      </w:tr>
+    </w:tbl>
+    <w:p/>
+    <w:p>
+      <w:pPr>
+        <w:pStyle w:val="Heading2"/>
+      </w:pPr>
+      <w:r>
+        <w:t>Mốc năng lực 04 - tuần 16</w:t>
+      </w:r>
+    </w:p>
+    <w:p>
+      <w:r>
+        <w:t>Trọng tâm: ML engineering. Điểm đạt: 70/100. Minh chứng đạt mốc: README, code/notebook, test evidence, metric, learning log và limitations; lưu cục bộ để tự kiểm tra.</w:t>
+      </w:r>
+    </w:p>
+    <w:tbl>
+      <w:tblPr>
+        <w:tblStyle w:val="TableGrid"/>
+        <w:tblW w:type="dxa" w:w="9360"/>
+        <w:jc w:val="left"/>
+        <w:tblLayout w:type="fixed"/>
+        <w:tblLook w:firstColumn="1" w:firstRow="1" w:lastColumn="0" w:lastRow="0" w:noHBand="0" w:noVBand="1" w:val="04A0"/>
+        <w:tblInd w:w="120" w:type="dxa"/>
+      </w:tblPr>
+      <w:tblGrid>
+        <w:gridCol w:w="7560"/>
+        <w:gridCol w:w="1800"/>
+      </w:tblGrid>
+      <w:tr>
+        <w:trPr>
+          <w:trHeight w:hRule="atLeast"/>
+          <w:tblHeader/>
+        </w:trPr>
+        <w:tc>
+          <w:tcPr>
+            <w:tcW w:type="dxa" w:w="7560"/>
+            <w:shd w:fill="E8EEF5"/>
+            <w:vAlign w:val="center"/>
+            <w:tcMar>
+              <w:top w:w="80" w:type="dxa"/>
+              <w:start w:w="120" w:type="dxa"/>
+              <w:bottom w:w="80" w:type="dxa"/>
+              <w:end w:w="120" w:type="dxa"/>
+            </w:tcMar>
+          </w:tcPr>
+          <w:p>
+            <w:r>
+              <w:rPr>
+                <w:b/>
+              </w:rPr>
+              <w:t>Tiêu chí</w:t>
+            </w:r>
+          </w:p>
+        </w:tc>
+        <w:tc>
+          <w:tcPr>
+            <w:tcW w:type="dxa" w:w="1800"/>
+            <w:shd w:fill="E8EEF5"/>
+            <w:vAlign w:val="center"/>
+            <w:tcMar>
+              <w:top w:w="80" w:type="dxa"/>
+              <w:start w:w="120" w:type="dxa"/>
+              <w:bottom w:w="80" w:type="dxa"/>
+              <w:end w:w="120" w:type="dxa"/>
+            </w:tcMar>
+          </w:tcPr>
+          <w:p>
+            <w:r>
+              <w:rPr>
+                <w:b/>
+              </w:rPr>
+              <w:t>Trọng số</w:t>
+            </w:r>
+          </w:p>
+        </w:tc>
+      </w:tr>
+      <w:tr>
+        <w:trPr>
+          <w:trHeight w:hRule="atLeast"/>
+        </w:trPr>
+        <w:tc>
+          <w:tcPr>
+            <w:tcW w:type="dxa" w:w="7560"/>
+            <w:vAlign w:val="center"/>
+            <w:tcMar>
+              <w:top w:w="80" w:type="dxa"/>
+              <w:start w:w="120" w:type="dxa"/>
+              <w:bottom w:w="80" w:type="dxa"/>
+              <w:end w:w="120" w:type="dxa"/>
+            </w:tcMar>
+          </w:tcPr>
+          <w:p>
+            <w:r>
+              <w:t>Cấu trúc package và CLI</w:t>
+            </w:r>
+          </w:p>
+        </w:tc>
+        <w:tc>
+          <w:tcPr>
+            <w:tcW w:type="dxa" w:w="1800"/>
+            <w:vAlign w:val="center"/>
+            <w:tcMar>
+              <w:top w:w="80" w:type="dxa"/>
+              <w:start w:w="120" w:type="dxa"/>
+              <w:bottom w:w="80" w:type="dxa"/>
+              <w:end w:w="120" w:type="dxa"/>
+            </w:tcMar>
+          </w:tcPr>
+          <w:p>
+            <w:r>
+              <w:t>25%</w:t>
+            </w:r>
+          </w:p>
+        </w:tc>
+      </w:tr>
+      <w:tr>
+        <w:trPr>
+          <w:trHeight w:hRule="atLeast"/>
+        </w:trPr>
+        <w:tc>
+          <w:tcPr>
+            <w:tcW w:type="dxa" w:w="7560"/>
+            <w:vAlign w:val="center"/>
+            <w:tcMar>
+              <w:top w:w="80" w:type="dxa"/>
+              <w:start w:w="120" w:type="dxa"/>
+              <w:bottom w:w="80" w:type="dxa"/>
+              <w:end w:w="120" w:type="dxa"/>
+            </w:tcMar>
+          </w:tcPr>
+          <w:p>
+            <w:r>
+              <w:t>Test và contract inference</w:t>
+            </w:r>
+          </w:p>
+        </w:tc>
+        <w:tc>
+          <w:tcPr>
+            <w:tcW w:type="dxa" w:w="1800"/>
+            <w:vAlign w:val="center"/>
+            <w:tcMar>
+              <w:top w:w="80" w:type="dxa"/>
+              <w:start w:w="120" w:type="dxa"/>
+              <w:bottom w:w="80" w:type="dxa"/>
+              <w:end w:w="120" w:type="dxa"/>
+            </w:tcMar>
+          </w:tcPr>
+          <w:p>
+            <w:r>
+              <w:t>30%</w:t>
+            </w:r>
+          </w:p>
+        </w:tc>
+      </w:tr>
+      <w:tr>
+        <w:trPr>
+          <w:trHeight w:hRule="atLeast"/>
+        </w:trPr>
+        <w:tc>
+          <w:tcPr>
+            <w:tcW w:type="dxa" w:w="7560"/>
+            <w:vAlign w:val="center"/>
+            <w:tcMar>
+              <w:top w:w="80" w:type="dxa"/>
+              <w:start w:w="120" w:type="dxa"/>
+              <w:bottom w:w="80" w:type="dxa"/>
+              <w:end w:w="120" w:type="dxa"/>
+            </w:tcMar>
+          </w:tcPr>
+          <w:p>
+            <w:r>
+              <w:t>CI và artifact versioning</w:t>
+            </w:r>
+          </w:p>
+        </w:tc>
+        <w:tc>
+          <w:tcPr>
+            <w:tcW w:type="dxa" w:w="1800"/>
+            <w:vAlign w:val="center"/>
+            <w:tcMar>
+              <w:top w:w="80" w:type="dxa"/>
+              <w:start w:w="120" w:type="dxa"/>
+              <w:bottom w:w="80" w:type="dxa"/>
+              <w:end w:w="120" w:type="dxa"/>
+            </w:tcMar>
+          </w:tcPr>
+          <w:p>
+            <w:r>
+              <w:t>25%</w:t>
+            </w:r>
+          </w:p>
+        </w:tc>
+      </w:tr>
+      <w:tr>
+        <w:trPr>
+          <w:trHeight w:hRule="atLeast"/>
+        </w:trPr>
+        <w:tc>
+          <w:tcPr>
+            <w:tcW w:type="dxa" w:w="7560"/>
+            <w:vAlign w:val="center"/>
+            <w:tcMar>
+              <w:top w:w="80" w:type="dxa"/>
+              <w:start w:w="120" w:type="dxa"/>
+              <w:bottom w:w="80" w:type="dxa"/>
+              <w:end w:w="120" w:type="dxa"/>
+            </w:tcMar>
+          </w:tcPr>
+          <w:p>
+            <w:r>
+              <w:t>Vận hành và giới hạn</w:t>
+            </w:r>
+          </w:p>
+        </w:tc>
+        <w:tc>
+          <w:tcPr>
+            <w:tcW w:type="dxa" w:w="1800"/>
+            <w:vAlign w:val="center"/>
+            <w:tcMar>
+              <w:top w:w="80" w:type="dxa"/>
+              <w:start w:w="120" w:type="dxa"/>
+              <w:bottom w:w="80" w:type="dxa"/>
+              <w:end w:w="120" w:type="dxa"/>
+            </w:tcMar>
+          </w:tcPr>
+          <w:p>
+            <w:r>
+              <w:t>20%</w:t>
+            </w:r>
+          </w:p>
+        </w:tc>
+      </w:tr>
+    </w:tbl>
+    <w:p/>
+    <w:p>
+      <w:pPr>
+        <w:pStyle w:val="Heading2"/>
+      </w:pPr>
+      <w:r>
+        <w:t>Mốc năng lực 05 - tuần 20</w:t>
+      </w:r>
+    </w:p>
+    <w:p>
+      <w:r>
+        <w:t>Trọng tâm: Computer Vision tiết kiệm compute. Điểm đạt: 70/100. Minh chứng đạt mốc: README, code/notebook, test evidence, metric, learning log và limitations; lưu cục bộ để tự kiểm tra.</w:t>
+      </w:r>
+    </w:p>
+    <w:tbl>
+      <w:tblPr>
+        <w:tblStyle w:val="TableGrid"/>
+        <w:tblW w:type="dxa" w:w="9360"/>
+        <w:jc w:val="left"/>
+        <w:tblLayout w:type="fixed"/>
+        <w:tblLook w:firstColumn="1" w:firstRow="1" w:lastColumn="0" w:lastRow="0" w:noHBand="0" w:noVBand="1" w:val="04A0"/>
+        <w:tblInd w:w="120" w:type="dxa"/>
+      </w:tblPr>
+      <w:tblGrid>
+        <w:gridCol w:w="7560"/>
+        <w:gridCol w:w="1800"/>
+      </w:tblGrid>
+      <w:tr>
+        <w:trPr>
+          <w:trHeight w:hRule="atLeast"/>
+          <w:tblHeader/>
+        </w:trPr>
+        <w:tc>
+          <w:tcPr>
+            <w:tcW w:type="dxa" w:w="7560"/>
+            <w:shd w:fill="E8EEF5"/>
+            <w:vAlign w:val="center"/>
+            <w:tcMar>
+              <w:top w:w="80" w:type="dxa"/>
+              <w:start w:w="120" w:type="dxa"/>
+              <w:bottom w:w="80" w:type="dxa"/>
+              <w:end w:w="120" w:type="dxa"/>
+            </w:tcMar>
+          </w:tcPr>
+          <w:p>
+            <w:r>
+              <w:rPr>
+                <w:b/>
+              </w:rPr>
+              <w:t>Tiêu chí</w:t>
+            </w:r>
+          </w:p>
+        </w:tc>
+        <w:tc>
+          <w:tcPr>
+            <w:tcW w:type="dxa" w:w="1800"/>
+            <w:shd w:fill="E8EEF5"/>
+            <w:vAlign w:val="center"/>
+            <w:tcMar>
+              <w:top w:w="80" w:type="dxa"/>
+              <w:start w:w="120" w:type="dxa"/>
+              <w:bottom w:w="80" w:type="dxa"/>
+              <w:end w:w="120" w:type="dxa"/>
+            </w:tcMar>
+          </w:tcPr>
+          <w:p>
+            <w:r>
+              <w:rPr>
+                <w:b/>
+              </w:rPr>
+              <w:t>Trọng số</w:t>
+            </w:r>
+          </w:p>
+        </w:tc>
+      </w:tr>
+      <w:tr>
+        <w:trPr>
+          <w:trHeight w:hRule="atLeast"/>
+        </w:trPr>
+        <w:tc>
+          <w:tcPr>
+            <w:tcW w:type="dxa" w:w="7560"/>
+            <w:vAlign w:val="center"/>
+            <w:tcMar>
+              <w:top w:w="80" w:type="dxa"/>
+              <w:start w:w="120" w:type="dxa"/>
+              <w:bottom w:w="80" w:type="dxa"/>
+              <w:end w:w="120" w:type="dxa"/>
+            </w:tcMar>
+          </w:tcPr>
+          <w:p>
+            <w:r>
+              <w:t>Transfer learning đúng</w:t>
+            </w:r>
+          </w:p>
+        </w:tc>
+        <w:tc>
+          <w:tcPr>
+            <w:tcW w:type="dxa" w:w="1800"/>
+            <w:vAlign w:val="center"/>
+            <w:tcMar>
+              <w:top w:w="80" w:type="dxa"/>
+              <w:start w:w="120" w:type="dxa"/>
+              <w:bottom w:w="80" w:type="dxa"/>
+              <w:end w:w="120" w:type="dxa"/>
+            </w:tcMar>
+          </w:tcPr>
+          <w:p>
+            <w:r>
+              <w:t>25%</w:t>
+            </w:r>
+          </w:p>
+        </w:tc>
+      </w:tr>
+      <w:tr>
+        <w:trPr>
+          <w:trHeight w:hRule="atLeast"/>
+        </w:trPr>
+        <w:tc>
+          <w:tcPr>
+            <w:tcW w:type="dxa" w:w="7560"/>
+            <w:vAlign w:val="center"/>
+            <w:tcMar>
+              <w:top w:w="80" w:type="dxa"/>
+              <w:start w:w="120" w:type="dxa"/>
+              <w:bottom w:w="80" w:type="dxa"/>
+              <w:end w:w="120" w:type="dxa"/>
+            </w:tcMar>
+          </w:tcPr>
+          <w:p>
+            <w:r>
+              <w:t>Checkpoint và resume</w:t>
+            </w:r>
+          </w:p>
+        </w:tc>
+        <w:tc>
+          <w:tcPr>
+            <w:tcW w:type="dxa" w:w="1800"/>
+            <w:vAlign w:val="center"/>
+            <w:tcMar>
+              <w:top w:w="80" w:type="dxa"/>
+              <w:start w:w="120" w:type="dxa"/>
+              <w:bottom w:w="80" w:type="dxa"/>
+              <w:end w:w="120" w:type="dxa"/>
+            </w:tcMar>
+          </w:tcPr>
+          <w:p>
+            <w:r>
+              <w:t>25%</w:t>
+            </w:r>
+          </w:p>
+        </w:tc>
+      </w:tr>
+      <w:tr>
+        <w:trPr>
+          <w:trHeight w:hRule="atLeast"/>
+        </w:trPr>
+        <w:tc>
+          <w:tcPr>
+            <w:tcW w:type="dxa" w:w="7560"/>
+            <w:vAlign w:val="center"/>
+            <w:tcMar>
+              <w:top w:w="80" w:type="dxa"/>
+              <w:start w:w="120" w:type="dxa"/>
+              <w:bottom w:w="80" w:type="dxa"/>
+              <w:end w:w="120" w:type="dxa"/>
+            </w:tcMar>
+          </w:tcPr>
+          <w:p>
+            <w:r>
+              <w:t>Đánh giá per-class</w:t>
+            </w:r>
+          </w:p>
+        </w:tc>
+        <w:tc>
+          <w:tcPr>
+            <w:tcW w:type="dxa" w:w="1800"/>
+            <w:vAlign w:val="center"/>
+            <w:tcMar>
+              <w:top w:w="80" w:type="dxa"/>
+              <w:start w:w="120" w:type="dxa"/>
+              <w:bottom w:w="80" w:type="dxa"/>
+              <w:end w:w="120" w:type="dxa"/>
+            </w:tcMar>
+          </w:tcPr>
+          <w:p>
+            <w:r>
+              <w:t>30%</w:t>
+            </w:r>
+          </w:p>
+        </w:tc>
+      </w:tr>
+      <w:tr>
+        <w:trPr>
+          <w:trHeight w:hRule="atLeast"/>
+        </w:trPr>
+        <w:tc>
+          <w:tcPr>
+            <w:tcW w:type="dxa" w:w="7560"/>
+            <w:vAlign w:val="center"/>
+            <w:tcMar>
+              <w:top w:w="80" w:type="dxa"/>
+              <w:start w:w="120" w:type="dxa"/>
+              <w:bottom w:w="80" w:type="dxa"/>
+              <w:end w:w="120" w:type="dxa"/>
+            </w:tcMar>
+          </w:tcPr>
+          <w:p>
+            <w:r>
+              <w:t>Failure analysis và giới hạn</w:t>
+            </w:r>
+          </w:p>
+        </w:tc>
+        <w:tc>
+          <w:tcPr>
+            <w:tcW w:type="dxa" w:w="1800"/>
+            <w:vAlign w:val="center"/>
+            <w:tcMar>
+              <w:top w:w="80" w:type="dxa"/>
+              <w:start w:w="120" w:type="dxa"/>
+              <w:bottom w:w="80" w:type="dxa"/>
+              <w:end w:w="120" w:type="dxa"/>
+            </w:tcMar>
+          </w:tcPr>
+          <w:p>
+            <w:r>
+              <w:t>20%</w:t>
+            </w:r>
+          </w:p>
+        </w:tc>
+      </w:tr>
+    </w:tbl>
+    <w:p/>
+    <w:p>
+      <w:pPr>
+        <w:pStyle w:val="Heading2"/>
+      </w:pPr>
+      <w:r>
+        <w:t>Mốc năng lực 06 - tuần 24</w:t>
+      </w:r>
+    </w:p>
+    <w:p>
+      <w:r>
+        <w:t>Trọng tâm: Capstone và an toàn chi phí. Điểm đạt: 75/100. Minh chứng đạt mốc: README, code/notebook, test evidence, metric, learning log và limitations; lưu cục bộ để tự kiểm tra.</w:t>
+      </w:r>
+    </w:p>
+    <w:tbl>
+      <w:tblPr>
+        <w:tblStyle w:val="TableGrid"/>
+        <w:tblW w:type="dxa" w:w="9360"/>
+        <w:jc w:val="left"/>
+        <w:tblLayout w:type="fixed"/>
+        <w:tblLook w:firstColumn="1" w:firstRow="1" w:lastColumn="0" w:lastRow="0" w:noHBand="0" w:noVBand="1" w:val="04A0"/>
+        <w:tblInd w:w="120" w:type="dxa"/>
+      </w:tblPr>
+      <w:tblGrid>
+        <w:gridCol w:w="7560"/>
+        <w:gridCol w:w="1800"/>
+      </w:tblGrid>
+      <w:tr>
+        <w:trPr>
+          <w:trHeight w:hRule="atLeast"/>
+          <w:tblHeader/>
+        </w:trPr>
+        <w:tc>
+          <w:tcPr>
+            <w:tcW w:type="dxa" w:w="7560"/>
+            <w:shd w:fill="E8EEF5"/>
+            <w:vAlign w:val="center"/>
+            <w:tcMar>
+              <w:top w:w="80" w:type="dxa"/>
+              <w:start w:w="120" w:type="dxa"/>
+              <w:bottom w:w="80" w:type="dxa"/>
+              <w:end w:w="120" w:type="dxa"/>
+            </w:tcMar>
+          </w:tcPr>
+          <w:p>
+            <w:r>
+              <w:rPr>
+                <w:b/>
+              </w:rPr>
+              <w:t>Tiêu chí</w:t>
+            </w:r>
+          </w:p>
+        </w:tc>
+        <w:tc>
+          <w:tcPr>
+            <w:tcW w:type="dxa" w:w="1800"/>
+            <w:shd w:fill="E8EEF5"/>
+            <w:vAlign w:val="center"/>
+            <w:tcMar>
+              <w:top w:w="80" w:type="dxa"/>
+              <w:start w:w="120" w:type="dxa"/>
+              <w:bottom w:w="80" w:type="dxa"/>
+              <w:end w:w="120" w:type="dxa"/>
+            </w:tcMar>
+          </w:tcPr>
+          <w:p>
+            <w:r>
+              <w:rPr>
+                <w:b/>
+              </w:rPr>
+              <w:t>Trọng số</w:t>
+            </w:r>
+          </w:p>
+        </w:tc>
+      </w:tr>
+      <w:tr>
+        <w:trPr>
+          <w:trHeight w:hRule="atLeast"/>
+        </w:trPr>
+        <w:tc>
+          <w:tcPr>
+            <w:tcW w:type="dxa" w:w="7560"/>
+            <w:vAlign w:val="center"/>
+            <w:tcMar>
+              <w:top w:w="80" w:type="dxa"/>
+              <w:start w:w="120" w:type="dxa"/>
+              <w:bottom w:w="80" w:type="dxa"/>
+              <w:end w:w="120" w:type="dxa"/>
+            </w:tcMar>
+          </w:tcPr>
+          <w:p>
+            <w:r>
+              <w:t>Tích hợp end-to-end</w:t>
+            </w:r>
+          </w:p>
+        </w:tc>
+        <w:tc>
+          <w:tcPr>
+            <w:tcW w:type="dxa" w:w="1800"/>
+            <w:vAlign w:val="center"/>
+            <w:tcMar>
+              <w:top w:w="80" w:type="dxa"/>
+              <w:start w:w="120" w:type="dxa"/>
+              <w:bottom w:w="80" w:type="dxa"/>
+              <w:end w:w="120" w:type="dxa"/>
+            </w:tcMar>
+          </w:tcPr>
+          <w:p>
+            <w:r>
+              <w:t>25%</w:t>
+            </w:r>
+          </w:p>
+        </w:tc>
+      </w:tr>
+      <w:tr>
+        <w:trPr>
+          <w:trHeight w:hRule="atLeast"/>
+        </w:trPr>
+        <w:tc>
+          <w:tcPr>
+            <w:tcW w:type="dxa" w:w="7560"/>
+            <w:vAlign w:val="center"/>
+            <w:tcMar>
+              <w:top w:w="80" w:type="dxa"/>
+              <w:start w:w="120" w:type="dxa"/>
+              <w:bottom w:w="80" w:type="dxa"/>
+              <w:end w:w="120" w:type="dxa"/>
+            </w:tcMar>
+          </w:tcPr>
+          <w:p>
+            <w:r>
+              <w:t>Kiểm thử và khả năng tái lập</w:t>
+            </w:r>
+          </w:p>
+        </w:tc>
+        <w:tc>
+          <w:tcPr>
+            <w:tcW w:type="dxa" w:w="1800"/>
+            <w:vAlign w:val="center"/>
+            <w:tcMar>
+              <w:top w:w="80" w:type="dxa"/>
+              <w:start w:w="120" w:type="dxa"/>
+              <w:bottom w:w="80" w:type="dxa"/>
+              <w:end w:w="120" w:type="dxa"/>
+            </w:tcMar>
+          </w:tcPr>
+          <w:p>
+            <w:r>
+              <w:t>25%</w:t>
+            </w:r>
+          </w:p>
+        </w:tc>
+      </w:tr>
+      <w:tr>
+        <w:trPr>
+          <w:trHeight w:hRule="atLeast"/>
+        </w:trPr>
+        <w:tc>
+          <w:tcPr>
+            <w:tcW w:type="dxa" w:w="7560"/>
+            <w:vAlign w:val="center"/>
+            <w:tcMar>
+              <w:top w:w="80" w:type="dxa"/>
+              <w:start w:w="120" w:type="dxa"/>
+              <w:bottom w:w="80" w:type="dxa"/>
+              <w:end w:w="120" w:type="dxa"/>
+            </w:tcMar>
+          </w:tcPr>
+          <w:p>
+            <w:r>
+              <w:t>AWS cost safety và cleanup</w:t>
+            </w:r>
+          </w:p>
+        </w:tc>
+        <w:tc>
+          <w:tcPr>
+            <w:tcW w:type="dxa" w:w="1800"/>
+            <w:vAlign w:val="center"/>
+            <w:tcMar>
+              <w:top w:w="80" w:type="dxa"/>
+              <w:start w:w="120" w:type="dxa"/>
+              <w:bottom w:w="80" w:type="dxa"/>
+              <w:end w:w="120" w:type="dxa"/>
+            </w:tcMar>
+          </w:tcPr>
+          <w:p>
+            <w:r>
+              <w:t>30%</w:t>
+            </w:r>
+          </w:p>
+        </w:tc>
+      </w:tr>
+      <w:tr>
+        <w:trPr>
+          <w:trHeight w:hRule="atLeast"/>
+        </w:trPr>
+        <w:tc>
+          <w:tcPr>
+            <w:tcW w:type="dxa" w:w="7560"/>
+            <w:vAlign w:val="center"/>
+            <w:tcMar>
+              <w:top w:w="80" w:type="dxa"/>
+              <w:start w:w="120" w:type="dxa"/>
+              <w:bottom w:w="80" w:type="dxa"/>
+              <w:end w:w="120" w:type="dxa"/>
+            </w:tcMar>
+          </w:tcPr>
+          <w:p>
+            <w:r>
+              <w:t>Demo và retrospective</w:t>
+            </w:r>
+          </w:p>
+        </w:tc>
+        <w:tc>
+          <w:tcPr>
+            <w:tcW w:type="dxa" w:w="1800"/>
+            <w:vAlign w:val="center"/>
+            <w:tcMar>
+              <w:top w:w="80" w:type="dxa"/>
+              <w:start w:w="120" w:type="dxa"/>
+              <w:bottom w:w="80" w:type="dxa"/>
+              <w:end w:w="120" w:type="dxa"/>
+            </w:tcMar>
+          </w:tcPr>
+          <w:p>
+            <w:r>
+              <w:t>20%</w:t>
+            </w:r>
+          </w:p>
+        </w:tc>
+      </w:tr>
+    </w:tbl>
+    <w:p/>
+    <w:p>
+      <w:bookmarkStart w:id="31" w:name="capability-summary"/>
+      <w:pPr>
+        <w:pStyle w:val="Heading1"/>
+      </w:pPr>
+      <w:r>
+        <w:t>6. Tổng kết năng lực</w:t>
+      </w:r>
+      <w:bookmarkEnd w:id="31"/>
     </w:p>
     <w:p>
       <w:pPr>
@@ -12927,16 +15873,1945 @@
         <w:ind w:left="540" w:hanging="271"/>
       </w:pPr>
       <w:r>
+        <w:t>README có problem, architecture, quickstart, metric, demo, limitations và cost note.</w:t>
+      </w:r>
+    </w:p>
+    <w:p>
+      <w:pPr>
+        <w:pStyle w:val="ListBullet"/>
+        <w:spacing w:after="80" w:line="300" w:lineRule="auto"/>
+        <w:ind w:left="540" w:hanging="271"/>
+      </w:pPr>
+      <w:r>
+        <w:t>Repository không chứa secret, raw data/model lớn hoặc notebook output dư thừa.</w:t>
+      </w:r>
+    </w:p>
+    <w:p>
+      <w:pPr>
+        <w:pStyle w:val="ListBullet"/>
+        <w:spacing w:after="80" w:line="300" w:lineRule="auto"/>
+        <w:ind w:left="540" w:hanging="271"/>
+      </w:pPr>
+      <w:r>
+        <w:t>Experiment report ghi baseline, controlled candidates, negative results và reproduction command.</w:t>
+      </w:r>
+    </w:p>
+    <w:p>
+      <w:pPr>
+        <w:pStyle w:val="ListBullet"/>
+        <w:spacing w:after="80" w:line="300" w:lineRule="auto"/>
+        <w:ind w:left="540" w:hanging="271"/>
+      </w:pPr>
+      <w:r>
+        <w:t>Model card ghi intended use, out-of-scope, subgroup/failure behavior, safety/privacy và artifact checksum.</w:t>
+      </w:r>
+    </w:p>
+    <w:p>
+      <w:pPr>
+        <w:pStyle w:val="ListBullet"/>
+        <w:spacing w:after="80" w:line="300" w:lineRule="auto"/>
+        <w:ind w:left="540" w:hanging="271"/>
+      </w:pPr>
+      <w:r>
         <w:t>AWS evidence gồm preflight, cost manifest, deployment manifest, cleanup và zero-residual report.</w:t>
       </w:r>
     </w:p>
     <w:p>
       <w:pPr>
+        <w:pStyle w:val="Heading2"/>
+      </w:pPr>
+      <w:r>
+        <w:t>Ba hướng đi tiếp trong 90 ngày</w:t>
+      </w:r>
+    </w:p>
+    <w:p>
+      <w:r>
+        <w:t>Model Engineering phù hợp nếu bạn thích dữ liệu và thí nghiệm; ML Platform/MLOps phù hợp nếu bạn thích package, test, CI và monitoring; Applied Computer Vision phù hợp nếu bạn muốn đào sâu transfer learning và phân tích lỗi ảnh. Xem roadmap/sau-24-tuan.md để dùng lịch 30-60-90 ngày.</w:t>
+      </w:r>
+    </w:p>
+    <w:p>
+      <w:bookmarkStart w:id="32" w:name="lab-directory"/>
+      <w:pPr>
         <w:pStyle w:val="Heading1"/>
       </w:pPr>
       <w:r>
-        <w:t>7. Glossary và nguồn</w:t>
-      </w:r>
+        <w:t>7. Danh mục lab</w:t>
+      </w:r>
+      <w:bookmarkEnd w:id="32"/>
+    </w:p>
+    <w:p>
+      <w:r>
+        <w:t>Mỗi tuần, mở README của lab trước khi chạy. Lệnh chung dùng số lab trong bảng; output chỉ là bằng chứng tự kiểm tra, không phải bài nộp.</w:t>
+      </w:r>
+    </w:p>
+    <w:tbl>
+      <w:tblPr>
+        <w:tblStyle w:val="TableGrid"/>
+        <w:tblW w:type="dxa" w:w="9360"/>
+        <w:jc w:val="left"/>
+        <w:tblLayout w:type="fixed"/>
+        <w:tblLook w:firstColumn="1" w:firstRow="1" w:lastColumn="0" w:lastRow="0" w:noHBand="0" w:noVBand="1" w:val="04A0"/>
+        <w:tblInd w:w="120" w:type="dxa"/>
+      </w:tblPr>
+      <w:tblGrid>
+        <w:gridCol w:w="720"/>
+        <w:gridCol w:w="1152"/>
+        <w:gridCol w:w="4824"/>
+        <w:gridCol w:w="2664"/>
+      </w:tblGrid>
+      <w:tr>
+        <w:trPr>
+          <w:trHeight w:hRule="atLeast"/>
+          <w:tblHeader/>
+        </w:trPr>
+        <w:tc>
+          <w:tcPr>
+            <w:tcW w:type="dxa" w:w="720"/>
+            <w:shd w:fill="E8EEF5"/>
+            <w:vAlign w:val="center"/>
+            <w:tcMar>
+              <w:top w:w="80" w:type="dxa"/>
+              <w:start w:w="120" w:type="dxa"/>
+              <w:bottom w:w="80" w:type="dxa"/>
+              <w:end w:w="120" w:type="dxa"/>
+            </w:tcMar>
+          </w:tcPr>
+          <w:p>
+            <w:r>
+              <w:rPr>
+                <w:b/>
+              </w:rPr>
+              <w:t>Tuần</w:t>
+            </w:r>
+          </w:p>
+        </w:tc>
+        <w:tc>
+          <w:tcPr>
+            <w:tcW w:type="dxa" w:w="1152"/>
+            <w:shd w:fill="E8EEF5"/>
+            <w:vAlign w:val="center"/>
+            <w:tcMar>
+              <w:top w:w="80" w:type="dxa"/>
+              <w:start w:w="120" w:type="dxa"/>
+              <w:bottom w:w="80" w:type="dxa"/>
+              <w:end w:w="120" w:type="dxa"/>
+            </w:tcMar>
+          </w:tcPr>
+          <w:p>
+            <w:r>
+              <w:rPr>
+                <w:b/>
+              </w:rPr>
+              <w:t>Lab</w:t>
+            </w:r>
+          </w:p>
+        </w:tc>
+        <w:tc>
+          <w:tcPr>
+            <w:tcW w:type="dxa" w:w="4824"/>
+            <w:shd w:fill="E8EEF5"/>
+            <w:vAlign w:val="center"/>
+            <w:tcMar>
+              <w:top w:w="80" w:type="dxa"/>
+              <w:start w:w="120" w:type="dxa"/>
+              <w:bottom w:w="80" w:type="dxa"/>
+              <w:end w:w="120" w:type="dxa"/>
+            </w:tcMar>
+          </w:tcPr>
+          <w:p>
+            <w:r>
+              <w:rPr>
+                <w:b/>
+              </w:rPr>
+              <w:t>Đọc trước</w:t>
+            </w:r>
+          </w:p>
+        </w:tc>
+        <w:tc>
+          <w:tcPr>
+            <w:tcW w:type="dxa" w:w="2664"/>
+            <w:shd w:fill="E8EEF5"/>
+            <w:vAlign w:val="center"/>
+            <w:tcMar>
+              <w:top w:w="80" w:type="dxa"/>
+              <w:start w:w="120" w:type="dxa"/>
+              <w:bottom w:w="80" w:type="dxa"/>
+              <w:end w:w="120" w:type="dxa"/>
+            </w:tcMar>
+          </w:tcPr>
+          <w:p>
+            <w:r>
+              <w:rPr>
+                <w:b/>
+              </w:rPr>
+              <w:t>Lệnh</w:t>
+            </w:r>
+          </w:p>
+        </w:tc>
+      </w:tr>
+      <w:tr>
+        <w:trPr>
+          <w:trHeight w:hRule="atLeast"/>
+        </w:trPr>
+        <w:tc>
+          <w:tcPr>
+            <w:tcW w:type="dxa" w:w="720"/>
+            <w:vAlign w:val="center"/>
+            <w:tcMar>
+              <w:top w:w="80" w:type="dxa"/>
+              <w:start w:w="120" w:type="dxa"/>
+              <w:bottom w:w="80" w:type="dxa"/>
+              <w:end w:w="120" w:type="dxa"/>
+            </w:tcMar>
+          </w:tcPr>
+          <w:p>
+            <w:r>
+              <w:t>01</w:t>
+            </w:r>
+          </w:p>
+        </w:tc>
+        <w:tc>
+          <w:tcPr>
+            <w:tcW w:type="dxa" w:w="1152"/>
+            <w:vAlign w:val="center"/>
+            <w:tcMar>
+              <w:top w:w="80" w:type="dxa"/>
+              <w:start w:w="120" w:type="dxa"/>
+              <w:bottom w:w="80" w:type="dxa"/>
+              <w:end w:w="120" w:type="dxa"/>
+            </w:tcMar>
+          </w:tcPr>
+          <w:p>
+            <w:r>
+              <w:t>lab-00</w:t>
+            </w:r>
+          </w:p>
+        </w:tc>
+        <w:tc>
+          <w:tcPr>
+            <w:tcW w:type="dxa" w:w="4824"/>
+            <w:vAlign w:val="center"/>
+            <w:tcMar>
+              <w:top w:w="80" w:type="dxa"/>
+              <w:start w:w="120" w:type="dxa"/>
+              <w:bottom w:w="80" w:type="dxa"/>
+              <w:end w:w="120" w:type="dxa"/>
+            </w:tcMar>
+          </w:tcPr>
+          <w:p>
+            <w:r>
+              <w:t>labs/lab-00-environment-and-reproducibility/README.md</w:t>
+            </w:r>
+          </w:p>
+        </w:tc>
+        <w:tc>
+          <w:tcPr>
+            <w:tcW w:type="dxa" w:w="2664"/>
+            <w:vAlign w:val="center"/>
+            <w:tcMar>
+              <w:top w:w="80" w:type="dxa"/>
+              <w:start w:w="120" w:type="dxa"/>
+              <w:bottom w:w="80" w:type="dxa"/>
+              <w:end w:w="120" w:type="dxa"/>
+            </w:tcMar>
+          </w:tcPr>
+          <w:p>
+            <w:r>
+              <w:t>scripts/run_lab.py --lab 0</w:t>
+            </w:r>
+          </w:p>
+        </w:tc>
+      </w:tr>
+      <w:tr>
+        <w:trPr>
+          <w:trHeight w:hRule="atLeast"/>
+        </w:trPr>
+        <w:tc>
+          <w:tcPr>
+            <w:tcW w:type="dxa" w:w="720"/>
+            <w:vAlign w:val="center"/>
+            <w:tcMar>
+              <w:top w:w="80" w:type="dxa"/>
+              <w:start w:w="120" w:type="dxa"/>
+              <w:bottom w:w="80" w:type="dxa"/>
+              <w:end w:w="120" w:type="dxa"/>
+            </w:tcMar>
+          </w:tcPr>
+          <w:p>
+            <w:r>
+              <w:t>02</w:t>
+            </w:r>
+          </w:p>
+        </w:tc>
+        <w:tc>
+          <w:tcPr>
+            <w:tcW w:type="dxa" w:w="1152"/>
+            <w:vAlign w:val="center"/>
+            <w:tcMar>
+              <w:top w:w="80" w:type="dxa"/>
+              <w:start w:w="120" w:type="dxa"/>
+              <w:bottom w:w="80" w:type="dxa"/>
+              <w:end w:w="120" w:type="dxa"/>
+            </w:tcMar>
+          </w:tcPr>
+          <w:p>
+            <w:r>
+              <w:t>lab-01</w:t>
+            </w:r>
+          </w:p>
+        </w:tc>
+        <w:tc>
+          <w:tcPr>
+            <w:tcW w:type="dxa" w:w="4824"/>
+            <w:vAlign w:val="center"/>
+            <w:tcMar>
+              <w:top w:w="80" w:type="dxa"/>
+              <w:start w:w="120" w:type="dxa"/>
+              <w:bottom w:w="80" w:type="dxa"/>
+              <w:end w:w="120" w:type="dxa"/>
+            </w:tcMar>
+          </w:tcPr>
+          <w:p>
+            <w:r>
+              <w:t>labs/lab-01-numpy-vectorization/README.md</w:t>
+            </w:r>
+          </w:p>
+        </w:tc>
+        <w:tc>
+          <w:tcPr>
+            <w:tcW w:type="dxa" w:w="2664"/>
+            <w:vAlign w:val="center"/>
+            <w:tcMar>
+              <w:top w:w="80" w:type="dxa"/>
+              <w:start w:w="120" w:type="dxa"/>
+              <w:bottom w:w="80" w:type="dxa"/>
+              <w:end w:w="120" w:type="dxa"/>
+            </w:tcMar>
+          </w:tcPr>
+          <w:p>
+            <w:r>
+              <w:t>scripts/run_lab.py --lab 1</w:t>
+            </w:r>
+          </w:p>
+        </w:tc>
+      </w:tr>
+      <w:tr>
+        <w:trPr>
+          <w:trHeight w:hRule="atLeast"/>
+        </w:trPr>
+        <w:tc>
+          <w:tcPr>
+            <w:tcW w:type="dxa" w:w="720"/>
+            <w:vAlign w:val="center"/>
+            <w:tcMar>
+              <w:top w:w="80" w:type="dxa"/>
+              <w:start w:w="120" w:type="dxa"/>
+              <w:bottom w:w="80" w:type="dxa"/>
+              <w:end w:w="120" w:type="dxa"/>
+            </w:tcMar>
+          </w:tcPr>
+          <w:p>
+            <w:r>
+              <w:t>03</w:t>
+            </w:r>
+          </w:p>
+        </w:tc>
+        <w:tc>
+          <w:tcPr>
+            <w:tcW w:type="dxa" w:w="1152"/>
+            <w:vAlign w:val="center"/>
+            <w:tcMar>
+              <w:top w:w="80" w:type="dxa"/>
+              <w:start w:w="120" w:type="dxa"/>
+              <w:bottom w:w="80" w:type="dxa"/>
+              <w:end w:w="120" w:type="dxa"/>
+            </w:tcMar>
+          </w:tcPr>
+          <w:p>
+            <w:r>
+              <w:t>lab-02</w:t>
+            </w:r>
+          </w:p>
+        </w:tc>
+        <w:tc>
+          <w:tcPr>
+            <w:tcW w:type="dxa" w:w="4824"/>
+            <w:vAlign w:val="center"/>
+            <w:tcMar>
+              <w:top w:w="80" w:type="dxa"/>
+              <w:start w:w="120" w:type="dxa"/>
+              <w:bottom w:w="80" w:type="dxa"/>
+              <w:end w:w="120" w:type="dxa"/>
+            </w:tcMar>
+          </w:tcPr>
+          <w:p>
+            <w:r>
+              <w:t>labs/lab-02-pandas-eda/README.md</w:t>
+            </w:r>
+          </w:p>
+        </w:tc>
+        <w:tc>
+          <w:tcPr>
+            <w:tcW w:type="dxa" w:w="2664"/>
+            <w:vAlign w:val="center"/>
+            <w:tcMar>
+              <w:top w:w="80" w:type="dxa"/>
+              <w:start w:w="120" w:type="dxa"/>
+              <w:bottom w:w="80" w:type="dxa"/>
+              <w:end w:w="120" w:type="dxa"/>
+            </w:tcMar>
+          </w:tcPr>
+          <w:p>
+            <w:r>
+              <w:t>scripts/run_lab.py --lab 2</w:t>
+            </w:r>
+          </w:p>
+        </w:tc>
+      </w:tr>
+      <w:tr>
+        <w:trPr>
+          <w:trHeight w:hRule="atLeast"/>
+        </w:trPr>
+        <w:tc>
+          <w:tcPr>
+            <w:tcW w:type="dxa" w:w="720"/>
+            <w:vAlign w:val="center"/>
+            <w:tcMar>
+              <w:top w:w="80" w:type="dxa"/>
+              <w:start w:w="120" w:type="dxa"/>
+              <w:bottom w:w="80" w:type="dxa"/>
+              <w:end w:w="120" w:type="dxa"/>
+            </w:tcMar>
+          </w:tcPr>
+          <w:p>
+            <w:r>
+              <w:t>04</w:t>
+            </w:r>
+          </w:p>
+        </w:tc>
+        <w:tc>
+          <w:tcPr>
+            <w:tcW w:type="dxa" w:w="1152"/>
+            <w:vAlign w:val="center"/>
+            <w:tcMar>
+              <w:top w:w="80" w:type="dxa"/>
+              <w:start w:w="120" w:type="dxa"/>
+              <w:bottom w:w="80" w:type="dxa"/>
+              <w:end w:w="120" w:type="dxa"/>
+            </w:tcMar>
+          </w:tcPr>
+          <w:p>
+            <w:r>
+              <w:t>lab-03</w:t>
+            </w:r>
+          </w:p>
+        </w:tc>
+        <w:tc>
+          <w:tcPr>
+            <w:tcW w:type="dxa" w:w="4824"/>
+            <w:vAlign w:val="center"/>
+            <w:tcMar>
+              <w:top w:w="80" w:type="dxa"/>
+              <w:start w:w="120" w:type="dxa"/>
+              <w:bottom w:w="80" w:type="dxa"/>
+              <w:end w:w="120" w:type="dxa"/>
+            </w:tcMar>
+          </w:tcPr>
+          <w:p>
+            <w:r>
+              <w:t>labs/lab-03-linear-regression-from-scratch/README.md</w:t>
+            </w:r>
+          </w:p>
+        </w:tc>
+        <w:tc>
+          <w:tcPr>
+            <w:tcW w:type="dxa" w:w="2664"/>
+            <w:vAlign w:val="center"/>
+            <w:tcMar>
+              <w:top w:w="80" w:type="dxa"/>
+              <w:start w:w="120" w:type="dxa"/>
+              <w:bottom w:w="80" w:type="dxa"/>
+              <w:end w:w="120" w:type="dxa"/>
+            </w:tcMar>
+          </w:tcPr>
+          <w:p>
+            <w:r>
+              <w:t>scripts/run_lab.py --lab 3</w:t>
+            </w:r>
+          </w:p>
+        </w:tc>
+      </w:tr>
+      <w:tr>
+        <w:trPr>
+          <w:trHeight w:hRule="atLeast"/>
+        </w:trPr>
+        <w:tc>
+          <w:tcPr>
+            <w:tcW w:type="dxa" w:w="720"/>
+            <w:vAlign w:val="center"/>
+            <w:tcMar>
+              <w:top w:w="80" w:type="dxa"/>
+              <w:start w:w="120" w:type="dxa"/>
+              <w:bottom w:w="80" w:type="dxa"/>
+              <w:end w:w="120" w:type="dxa"/>
+            </w:tcMar>
+          </w:tcPr>
+          <w:p>
+            <w:r>
+              <w:t>05</w:t>
+            </w:r>
+          </w:p>
+        </w:tc>
+        <w:tc>
+          <w:tcPr>
+            <w:tcW w:type="dxa" w:w="1152"/>
+            <w:vAlign w:val="center"/>
+            <w:tcMar>
+              <w:top w:w="80" w:type="dxa"/>
+              <w:start w:w="120" w:type="dxa"/>
+              <w:bottom w:w="80" w:type="dxa"/>
+              <w:end w:w="120" w:type="dxa"/>
+            </w:tcMar>
+          </w:tcPr>
+          <w:p>
+            <w:r>
+              <w:t>lab-04</w:t>
+            </w:r>
+          </w:p>
+        </w:tc>
+        <w:tc>
+          <w:tcPr>
+            <w:tcW w:type="dxa" w:w="4824"/>
+            <w:vAlign w:val="center"/>
+            <w:tcMar>
+              <w:top w:w="80" w:type="dxa"/>
+              <w:start w:w="120" w:type="dxa"/>
+              <w:bottom w:w="80" w:type="dxa"/>
+              <w:end w:w="120" w:type="dxa"/>
+            </w:tcMar>
+          </w:tcPr>
+          <w:p>
+            <w:r>
+              <w:t>labs/lab-04-first-classifier/README.md</w:t>
+            </w:r>
+          </w:p>
+        </w:tc>
+        <w:tc>
+          <w:tcPr>
+            <w:tcW w:type="dxa" w:w="2664"/>
+            <w:vAlign w:val="center"/>
+            <w:tcMar>
+              <w:top w:w="80" w:type="dxa"/>
+              <w:start w:w="120" w:type="dxa"/>
+              <w:bottom w:w="80" w:type="dxa"/>
+              <w:end w:w="120" w:type="dxa"/>
+            </w:tcMar>
+          </w:tcPr>
+          <w:p>
+            <w:r>
+              <w:t>scripts/run_lab.py --lab 4</w:t>
+            </w:r>
+          </w:p>
+        </w:tc>
+      </w:tr>
+      <w:tr>
+        <w:trPr>
+          <w:trHeight w:hRule="atLeast"/>
+        </w:trPr>
+        <w:tc>
+          <w:tcPr>
+            <w:tcW w:type="dxa" w:w="720"/>
+            <w:vAlign w:val="center"/>
+            <w:tcMar>
+              <w:top w:w="80" w:type="dxa"/>
+              <w:start w:w="120" w:type="dxa"/>
+              <w:bottom w:w="80" w:type="dxa"/>
+              <w:end w:w="120" w:type="dxa"/>
+            </w:tcMar>
+          </w:tcPr>
+          <w:p>
+            <w:r>
+              <w:t>06</w:t>
+            </w:r>
+          </w:p>
+        </w:tc>
+        <w:tc>
+          <w:tcPr>
+            <w:tcW w:type="dxa" w:w="1152"/>
+            <w:vAlign w:val="center"/>
+            <w:tcMar>
+              <w:top w:w="80" w:type="dxa"/>
+              <w:start w:w="120" w:type="dxa"/>
+              <w:bottom w:w="80" w:type="dxa"/>
+              <w:end w:w="120" w:type="dxa"/>
+            </w:tcMar>
+          </w:tcPr>
+          <w:p>
+            <w:r>
+              <w:t>lab-05</w:t>
+            </w:r>
+          </w:p>
+        </w:tc>
+        <w:tc>
+          <w:tcPr>
+            <w:tcW w:type="dxa" w:w="4824"/>
+            <w:vAlign w:val="center"/>
+            <w:tcMar>
+              <w:top w:w="80" w:type="dxa"/>
+              <w:start w:w="120" w:type="dxa"/>
+              <w:bottom w:w="80" w:type="dxa"/>
+              <w:end w:w="120" w:type="dxa"/>
+            </w:tcMar>
+          </w:tcPr>
+          <w:p>
+            <w:r>
+              <w:t>labs/lab-05-leakage-safe-preprocessing/README.md</w:t>
+            </w:r>
+          </w:p>
+        </w:tc>
+        <w:tc>
+          <w:tcPr>
+            <w:tcW w:type="dxa" w:w="2664"/>
+            <w:vAlign w:val="center"/>
+            <w:tcMar>
+              <w:top w:w="80" w:type="dxa"/>
+              <w:start w:w="120" w:type="dxa"/>
+              <w:bottom w:w="80" w:type="dxa"/>
+              <w:end w:w="120" w:type="dxa"/>
+            </w:tcMar>
+          </w:tcPr>
+          <w:p>
+            <w:r>
+              <w:t>scripts/run_lab.py --lab 5</w:t>
+            </w:r>
+          </w:p>
+        </w:tc>
+      </w:tr>
+      <w:tr>
+        <w:trPr>
+          <w:trHeight w:hRule="atLeast"/>
+        </w:trPr>
+        <w:tc>
+          <w:tcPr>
+            <w:tcW w:type="dxa" w:w="720"/>
+            <w:vAlign w:val="center"/>
+            <w:tcMar>
+              <w:top w:w="80" w:type="dxa"/>
+              <w:start w:w="120" w:type="dxa"/>
+              <w:bottom w:w="80" w:type="dxa"/>
+              <w:end w:w="120" w:type="dxa"/>
+            </w:tcMar>
+          </w:tcPr>
+          <w:p>
+            <w:r>
+              <w:t>07</w:t>
+            </w:r>
+          </w:p>
+        </w:tc>
+        <w:tc>
+          <w:tcPr>
+            <w:tcW w:type="dxa" w:w="1152"/>
+            <w:vAlign w:val="center"/>
+            <w:tcMar>
+              <w:top w:w="80" w:type="dxa"/>
+              <w:start w:w="120" w:type="dxa"/>
+              <w:bottom w:w="80" w:type="dxa"/>
+              <w:end w:w="120" w:type="dxa"/>
+            </w:tcMar>
+          </w:tcPr>
+          <w:p>
+            <w:r>
+              <w:t>lab-06</w:t>
+            </w:r>
+          </w:p>
+        </w:tc>
+        <w:tc>
+          <w:tcPr>
+            <w:tcW w:type="dxa" w:w="4824"/>
+            <w:vAlign w:val="center"/>
+            <w:tcMar>
+              <w:top w:w="80" w:type="dxa"/>
+              <w:start w:w="120" w:type="dxa"/>
+              <w:bottom w:w="80" w:type="dxa"/>
+              <w:end w:w="120" w:type="dxa"/>
+            </w:tcMar>
+          </w:tcPr>
+          <w:p>
+            <w:r>
+              <w:t>labs/lab-06-metrics-and-threshold/README.md</w:t>
+            </w:r>
+          </w:p>
+        </w:tc>
+        <w:tc>
+          <w:tcPr>
+            <w:tcW w:type="dxa" w:w="2664"/>
+            <w:vAlign w:val="center"/>
+            <w:tcMar>
+              <w:top w:w="80" w:type="dxa"/>
+              <w:start w:w="120" w:type="dxa"/>
+              <w:bottom w:w="80" w:type="dxa"/>
+              <w:end w:w="120" w:type="dxa"/>
+            </w:tcMar>
+          </w:tcPr>
+          <w:p>
+            <w:r>
+              <w:t>scripts/run_lab.py --lab 6</w:t>
+            </w:r>
+          </w:p>
+        </w:tc>
+      </w:tr>
+      <w:tr>
+        <w:trPr>
+          <w:trHeight w:hRule="atLeast"/>
+        </w:trPr>
+        <w:tc>
+          <w:tcPr>
+            <w:tcW w:type="dxa" w:w="720"/>
+            <w:vAlign w:val="center"/>
+            <w:tcMar>
+              <w:top w:w="80" w:type="dxa"/>
+              <w:start w:w="120" w:type="dxa"/>
+              <w:bottom w:w="80" w:type="dxa"/>
+              <w:end w:w="120" w:type="dxa"/>
+            </w:tcMar>
+          </w:tcPr>
+          <w:p>
+            <w:r>
+              <w:t>08</w:t>
+            </w:r>
+          </w:p>
+        </w:tc>
+        <w:tc>
+          <w:tcPr>
+            <w:tcW w:type="dxa" w:w="1152"/>
+            <w:vAlign w:val="center"/>
+            <w:tcMar>
+              <w:top w:w="80" w:type="dxa"/>
+              <w:start w:w="120" w:type="dxa"/>
+              <w:bottom w:w="80" w:type="dxa"/>
+              <w:end w:w="120" w:type="dxa"/>
+            </w:tcMar>
+          </w:tcPr>
+          <w:p>
+            <w:r>
+              <w:t>lab-07</w:t>
+            </w:r>
+          </w:p>
+        </w:tc>
+        <w:tc>
+          <w:tcPr>
+            <w:tcW w:type="dxa" w:w="4824"/>
+            <w:vAlign w:val="center"/>
+            <w:tcMar>
+              <w:top w:w="80" w:type="dxa"/>
+              <w:start w:w="120" w:type="dxa"/>
+              <w:bottom w:w="80" w:type="dxa"/>
+              <w:end w:w="120" w:type="dxa"/>
+            </w:tcMar>
+          </w:tcPr>
+          <w:p>
+            <w:r>
+              <w:t>labs/lab-07-cross-validation/README.md</w:t>
+            </w:r>
+          </w:p>
+        </w:tc>
+        <w:tc>
+          <w:tcPr>
+            <w:tcW w:type="dxa" w:w="2664"/>
+            <w:vAlign w:val="center"/>
+            <w:tcMar>
+              <w:top w:w="80" w:type="dxa"/>
+              <w:start w:w="120" w:type="dxa"/>
+              <w:bottom w:w="80" w:type="dxa"/>
+              <w:end w:w="120" w:type="dxa"/>
+            </w:tcMar>
+          </w:tcPr>
+          <w:p>
+            <w:r>
+              <w:t>scripts/run_lab.py --lab 7</w:t>
+            </w:r>
+          </w:p>
+        </w:tc>
+      </w:tr>
+      <w:tr>
+        <w:trPr>
+          <w:trHeight w:hRule="atLeast"/>
+        </w:trPr>
+        <w:tc>
+          <w:tcPr>
+            <w:tcW w:type="dxa" w:w="720"/>
+            <w:vAlign w:val="center"/>
+            <w:tcMar>
+              <w:top w:w="80" w:type="dxa"/>
+              <w:start w:w="120" w:type="dxa"/>
+              <w:bottom w:w="80" w:type="dxa"/>
+              <w:end w:w="120" w:type="dxa"/>
+            </w:tcMar>
+          </w:tcPr>
+          <w:p>
+            <w:r>
+              <w:t>09</w:t>
+            </w:r>
+          </w:p>
+        </w:tc>
+        <w:tc>
+          <w:tcPr>
+            <w:tcW w:type="dxa" w:w="1152"/>
+            <w:vAlign w:val="center"/>
+            <w:tcMar>
+              <w:top w:w="80" w:type="dxa"/>
+              <w:start w:w="120" w:type="dxa"/>
+              <w:bottom w:w="80" w:type="dxa"/>
+              <w:end w:w="120" w:type="dxa"/>
+            </w:tcMar>
+          </w:tcPr>
+          <w:p>
+            <w:r>
+              <w:t>lab-08</w:t>
+            </w:r>
+          </w:p>
+        </w:tc>
+        <w:tc>
+          <w:tcPr>
+            <w:tcW w:type="dxa" w:w="4824"/>
+            <w:vAlign w:val="center"/>
+            <w:tcMar>
+              <w:top w:w="80" w:type="dxa"/>
+              <w:start w:w="120" w:type="dxa"/>
+              <w:bottom w:w="80" w:type="dxa"/>
+              <w:end w:w="120" w:type="dxa"/>
+            </w:tcMar>
+          </w:tcPr>
+          <w:p>
+            <w:r>
+              <w:t>labs/lab-08-tree-ensemble-comparison/README.md</w:t>
+            </w:r>
+          </w:p>
+        </w:tc>
+        <w:tc>
+          <w:tcPr>
+            <w:tcW w:type="dxa" w:w="2664"/>
+            <w:vAlign w:val="center"/>
+            <w:tcMar>
+              <w:top w:w="80" w:type="dxa"/>
+              <w:start w:w="120" w:type="dxa"/>
+              <w:bottom w:w="80" w:type="dxa"/>
+              <w:end w:w="120" w:type="dxa"/>
+            </w:tcMar>
+          </w:tcPr>
+          <w:p>
+            <w:r>
+              <w:t>scripts/run_lab.py --lab 8</w:t>
+            </w:r>
+          </w:p>
+        </w:tc>
+      </w:tr>
+      <w:tr>
+        <w:trPr>
+          <w:trHeight w:hRule="atLeast"/>
+        </w:trPr>
+        <w:tc>
+          <w:tcPr>
+            <w:tcW w:type="dxa" w:w="720"/>
+            <w:vAlign w:val="center"/>
+            <w:tcMar>
+              <w:top w:w="80" w:type="dxa"/>
+              <w:start w:w="120" w:type="dxa"/>
+              <w:bottom w:w="80" w:type="dxa"/>
+              <w:end w:w="120" w:type="dxa"/>
+            </w:tcMar>
+          </w:tcPr>
+          <w:p>
+            <w:r>
+              <w:t>10</w:t>
+            </w:r>
+          </w:p>
+        </w:tc>
+        <w:tc>
+          <w:tcPr>
+            <w:tcW w:type="dxa" w:w="1152"/>
+            <w:vAlign w:val="center"/>
+            <w:tcMar>
+              <w:top w:w="80" w:type="dxa"/>
+              <w:start w:w="120" w:type="dxa"/>
+              <w:bottom w:w="80" w:type="dxa"/>
+              <w:end w:w="120" w:type="dxa"/>
+            </w:tcMar>
+          </w:tcPr>
+          <w:p>
+            <w:r>
+              <w:t>lab-09</w:t>
+            </w:r>
+          </w:p>
+        </w:tc>
+        <w:tc>
+          <w:tcPr>
+            <w:tcW w:type="dxa" w:w="4824"/>
+            <w:vAlign w:val="center"/>
+            <w:tcMar>
+              <w:top w:w="80" w:type="dxa"/>
+              <w:start w:w="120" w:type="dxa"/>
+              <w:bottom w:w="80" w:type="dxa"/>
+              <w:end w:w="120" w:type="dxa"/>
+            </w:tcMar>
+          </w:tcPr>
+          <w:p>
+            <w:r>
+              <w:t>labs/lab-09-feature-ablation/README.md</w:t>
+            </w:r>
+          </w:p>
+        </w:tc>
+        <w:tc>
+          <w:tcPr>
+            <w:tcW w:type="dxa" w:w="2664"/>
+            <w:vAlign w:val="center"/>
+            <w:tcMar>
+              <w:top w:w="80" w:type="dxa"/>
+              <w:start w:w="120" w:type="dxa"/>
+              <w:bottom w:w="80" w:type="dxa"/>
+              <w:end w:w="120" w:type="dxa"/>
+            </w:tcMar>
+          </w:tcPr>
+          <w:p>
+            <w:r>
+              <w:t>scripts/run_lab.py --lab 9</w:t>
+            </w:r>
+          </w:p>
+        </w:tc>
+      </w:tr>
+      <w:tr>
+        <w:trPr>
+          <w:trHeight w:hRule="atLeast"/>
+        </w:trPr>
+        <w:tc>
+          <w:tcPr>
+            <w:tcW w:type="dxa" w:w="720"/>
+            <w:vAlign w:val="center"/>
+            <w:tcMar>
+              <w:top w:w="80" w:type="dxa"/>
+              <w:start w:w="120" w:type="dxa"/>
+              <w:bottom w:w="80" w:type="dxa"/>
+              <w:end w:w="120" w:type="dxa"/>
+            </w:tcMar>
+          </w:tcPr>
+          <w:p>
+            <w:r>
+              <w:t>11</w:t>
+            </w:r>
+          </w:p>
+        </w:tc>
+        <w:tc>
+          <w:tcPr>
+            <w:tcW w:type="dxa" w:w="1152"/>
+            <w:vAlign w:val="center"/>
+            <w:tcMar>
+              <w:top w:w="80" w:type="dxa"/>
+              <w:start w:w="120" w:type="dxa"/>
+              <w:bottom w:w="80" w:type="dxa"/>
+              <w:end w:w="120" w:type="dxa"/>
+            </w:tcMar>
+          </w:tcPr>
+          <w:p>
+            <w:r>
+              <w:t>lab-10</w:t>
+            </w:r>
+          </w:p>
+        </w:tc>
+        <w:tc>
+          <w:tcPr>
+            <w:tcW w:type="dxa" w:w="4824"/>
+            <w:vAlign w:val="center"/>
+            <w:tcMar>
+              <w:top w:w="80" w:type="dxa"/>
+              <w:start w:w="120" w:type="dxa"/>
+              <w:bottom w:w="80" w:type="dxa"/>
+              <w:end w:w="120" w:type="dxa"/>
+            </w:tcMar>
+          </w:tcPr>
+          <w:p>
+            <w:r>
+              <w:t>labs/lab-10-error-analysis/README.md</w:t>
+            </w:r>
+          </w:p>
+        </w:tc>
+        <w:tc>
+          <w:tcPr>
+            <w:tcW w:type="dxa" w:w="2664"/>
+            <w:vAlign w:val="center"/>
+            <w:tcMar>
+              <w:top w:w="80" w:type="dxa"/>
+              <w:start w:w="120" w:type="dxa"/>
+              <w:bottom w:w="80" w:type="dxa"/>
+              <w:end w:w="120" w:type="dxa"/>
+            </w:tcMar>
+          </w:tcPr>
+          <w:p>
+            <w:r>
+              <w:t>scripts/run_lab.py --lab 10</w:t>
+            </w:r>
+          </w:p>
+        </w:tc>
+      </w:tr>
+      <w:tr>
+        <w:trPr>
+          <w:trHeight w:hRule="atLeast"/>
+        </w:trPr>
+        <w:tc>
+          <w:tcPr>
+            <w:tcW w:type="dxa" w:w="720"/>
+            <w:vAlign w:val="center"/>
+            <w:tcMar>
+              <w:top w:w="80" w:type="dxa"/>
+              <w:start w:w="120" w:type="dxa"/>
+              <w:bottom w:w="80" w:type="dxa"/>
+              <w:end w:w="120" w:type="dxa"/>
+            </w:tcMar>
+          </w:tcPr>
+          <w:p>
+            <w:r>
+              <w:t>12</w:t>
+            </w:r>
+          </w:p>
+        </w:tc>
+        <w:tc>
+          <w:tcPr>
+            <w:tcW w:type="dxa" w:w="1152"/>
+            <w:vAlign w:val="center"/>
+            <w:tcMar>
+              <w:top w:w="80" w:type="dxa"/>
+              <w:start w:w="120" w:type="dxa"/>
+              <w:bottom w:w="80" w:type="dxa"/>
+              <w:end w:w="120" w:type="dxa"/>
+            </w:tcMar>
+          </w:tcPr>
+          <w:p>
+            <w:r>
+              <w:t>lab-11</w:t>
+            </w:r>
+          </w:p>
+        </w:tc>
+        <w:tc>
+          <w:tcPr>
+            <w:tcW w:type="dxa" w:w="4824"/>
+            <w:vAlign w:val="center"/>
+            <w:tcMar>
+              <w:top w:w="80" w:type="dxa"/>
+              <w:start w:w="120" w:type="dxa"/>
+              <w:bottom w:w="80" w:type="dxa"/>
+              <w:end w:w="120" w:type="dxa"/>
+            </w:tcMar>
+          </w:tcPr>
+          <w:p>
+            <w:r>
+              <w:t>labs/lab-11-tabular-mini-project/README.md</w:t>
+            </w:r>
+          </w:p>
+        </w:tc>
+        <w:tc>
+          <w:tcPr>
+            <w:tcW w:type="dxa" w:w="2664"/>
+            <w:vAlign w:val="center"/>
+            <w:tcMar>
+              <w:top w:w="80" w:type="dxa"/>
+              <w:start w:w="120" w:type="dxa"/>
+              <w:bottom w:w="80" w:type="dxa"/>
+              <w:end w:w="120" w:type="dxa"/>
+            </w:tcMar>
+          </w:tcPr>
+          <w:p>
+            <w:r>
+              <w:t>scripts/run_lab.py --lab 11</w:t>
+            </w:r>
+          </w:p>
+        </w:tc>
+      </w:tr>
+      <w:tr>
+        <w:trPr>
+          <w:trHeight w:hRule="atLeast"/>
+        </w:trPr>
+        <w:tc>
+          <w:tcPr>
+            <w:tcW w:type="dxa" w:w="720"/>
+            <w:vAlign w:val="center"/>
+            <w:tcMar>
+              <w:top w:w="80" w:type="dxa"/>
+              <w:start w:w="120" w:type="dxa"/>
+              <w:bottom w:w="80" w:type="dxa"/>
+              <w:end w:w="120" w:type="dxa"/>
+            </w:tcMar>
+          </w:tcPr>
+          <w:p>
+            <w:r>
+              <w:t>13</w:t>
+            </w:r>
+          </w:p>
+        </w:tc>
+        <w:tc>
+          <w:tcPr>
+            <w:tcW w:type="dxa" w:w="1152"/>
+            <w:vAlign w:val="center"/>
+            <w:tcMar>
+              <w:top w:w="80" w:type="dxa"/>
+              <w:start w:w="120" w:type="dxa"/>
+              <w:bottom w:w="80" w:type="dxa"/>
+              <w:end w:w="120" w:type="dxa"/>
+            </w:tcMar>
+          </w:tcPr>
+          <w:p>
+            <w:r>
+              <w:t>lab-12</w:t>
+            </w:r>
+          </w:p>
+        </w:tc>
+        <w:tc>
+          <w:tcPr>
+            <w:tcW w:type="dxa" w:w="4824"/>
+            <w:vAlign w:val="center"/>
+            <w:tcMar>
+              <w:top w:w="80" w:type="dxa"/>
+              <w:start w:w="120" w:type="dxa"/>
+              <w:bottom w:w="80" w:type="dxa"/>
+              <w:end w:w="120" w:type="dxa"/>
+            </w:tcMar>
+          </w:tcPr>
+          <w:p>
+            <w:r>
+              <w:t>labs/lab-12-notebook-to-package/README.md</w:t>
+            </w:r>
+          </w:p>
+        </w:tc>
+        <w:tc>
+          <w:tcPr>
+            <w:tcW w:type="dxa" w:w="2664"/>
+            <w:vAlign w:val="center"/>
+            <w:tcMar>
+              <w:top w:w="80" w:type="dxa"/>
+              <w:start w:w="120" w:type="dxa"/>
+              <w:bottom w:w="80" w:type="dxa"/>
+              <w:end w:w="120" w:type="dxa"/>
+            </w:tcMar>
+          </w:tcPr>
+          <w:p>
+            <w:r>
+              <w:t>scripts/run_lab.py --lab 12</w:t>
+            </w:r>
+          </w:p>
+        </w:tc>
+      </w:tr>
+      <w:tr>
+        <w:trPr>
+          <w:trHeight w:hRule="atLeast"/>
+        </w:trPr>
+        <w:tc>
+          <w:tcPr>
+            <w:tcW w:type="dxa" w:w="720"/>
+            <w:vAlign w:val="center"/>
+            <w:tcMar>
+              <w:top w:w="80" w:type="dxa"/>
+              <w:start w:w="120" w:type="dxa"/>
+              <w:bottom w:w="80" w:type="dxa"/>
+              <w:end w:w="120" w:type="dxa"/>
+            </w:tcMar>
+          </w:tcPr>
+          <w:p>
+            <w:r>
+              <w:t>14</w:t>
+            </w:r>
+          </w:p>
+        </w:tc>
+        <w:tc>
+          <w:tcPr>
+            <w:tcW w:type="dxa" w:w="1152"/>
+            <w:vAlign w:val="center"/>
+            <w:tcMar>
+              <w:top w:w="80" w:type="dxa"/>
+              <w:start w:w="120" w:type="dxa"/>
+              <w:bottom w:w="80" w:type="dxa"/>
+              <w:end w:w="120" w:type="dxa"/>
+            </w:tcMar>
+          </w:tcPr>
+          <w:p>
+            <w:r>
+              <w:t>lab-13</w:t>
+            </w:r>
+          </w:p>
+        </w:tc>
+        <w:tc>
+          <w:tcPr>
+            <w:tcW w:type="dxa" w:w="4824"/>
+            <w:vAlign w:val="center"/>
+            <w:tcMar>
+              <w:top w:w="80" w:type="dxa"/>
+              <w:start w:w="120" w:type="dxa"/>
+              <w:bottom w:w="80" w:type="dxa"/>
+              <w:end w:w="120" w:type="dxa"/>
+            </w:tcMar>
+          </w:tcPr>
+          <w:p>
+            <w:r>
+              <w:t>labs/lab-13-ml-testing/README.md</w:t>
+            </w:r>
+          </w:p>
+        </w:tc>
+        <w:tc>
+          <w:tcPr>
+            <w:tcW w:type="dxa" w:w="2664"/>
+            <w:vAlign w:val="center"/>
+            <w:tcMar>
+              <w:top w:w="80" w:type="dxa"/>
+              <w:start w:w="120" w:type="dxa"/>
+              <w:bottom w:w="80" w:type="dxa"/>
+              <w:end w:w="120" w:type="dxa"/>
+            </w:tcMar>
+          </w:tcPr>
+          <w:p>
+            <w:r>
+              <w:t>scripts/run_lab.py --lab 13</w:t>
+            </w:r>
+          </w:p>
+        </w:tc>
+      </w:tr>
+      <w:tr>
+        <w:trPr>
+          <w:trHeight w:hRule="atLeast"/>
+        </w:trPr>
+        <w:tc>
+          <w:tcPr>
+            <w:tcW w:type="dxa" w:w="720"/>
+            <w:vAlign w:val="center"/>
+            <w:tcMar>
+              <w:top w:w="80" w:type="dxa"/>
+              <w:start w:w="120" w:type="dxa"/>
+              <w:bottom w:w="80" w:type="dxa"/>
+              <w:end w:w="120" w:type="dxa"/>
+            </w:tcMar>
+          </w:tcPr>
+          <w:p>
+            <w:r>
+              <w:t>15</w:t>
+            </w:r>
+          </w:p>
+        </w:tc>
+        <w:tc>
+          <w:tcPr>
+            <w:tcW w:type="dxa" w:w="1152"/>
+            <w:vAlign w:val="center"/>
+            <w:tcMar>
+              <w:top w:w="80" w:type="dxa"/>
+              <w:start w:w="120" w:type="dxa"/>
+              <w:bottom w:w="80" w:type="dxa"/>
+              <w:end w:w="120" w:type="dxa"/>
+            </w:tcMar>
+          </w:tcPr>
+          <w:p>
+            <w:r>
+              <w:t>lab-14</w:t>
+            </w:r>
+          </w:p>
+        </w:tc>
+        <w:tc>
+          <w:tcPr>
+            <w:tcW w:type="dxa" w:w="4824"/>
+            <w:vAlign w:val="center"/>
+            <w:tcMar>
+              <w:top w:w="80" w:type="dxa"/>
+              <w:start w:w="120" w:type="dxa"/>
+              <w:bottom w:w="80" w:type="dxa"/>
+              <w:end w:w="120" w:type="dxa"/>
+            </w:tcMar>
+          </w:tcPr>
+          <w:p>
+            <w:r>
+              <w:t>labs/lab-14-local-inference-api/README.md</w:t>
+            </w:r>
+          </w:p>
+        </w:tc>
+        <w:tc>
+          <w:tcPr>
+            <w:tcW w:type="dxa" w:w="2664"/>
+            <w:vAlign w:val="center"/>
+            <w:tcMar>
+              <w:top w:w="80" w:type="dxa"/>
+              <w:start w:w="120" w:type="dxa"/>
+              <w:bottom w:w="80" w:type="dxa"/>
+              <w:end w:w="120" w:type="dxa"/>
+            </w:tcMar>
+          </w:tcPr>
+          <w:p>
+            <w:r>
+              <w:t>scripts/run_lab.py --lab 14</w:t>
+            </w:r>
+          </w:p>
+        </w:tc>
+      </w:tr>
+      <w:tr>
+        <w:trPr>
+          <w:trHeight w:hRule="atLeast"/>
+        </w:trPr>
+        <w:tc>
+          <w:tcPr>
+            <w:tcW w:type="dxa" w:w="720"/>
+            <w:vAlign w:val="center"/>
+            <w:tcMar>
+              <w:top w:w="80" w:type="dxa"/>
+              <w:start w:w="120" w:type="dxa"/>
+              <w:bottom w:w="80" w:type="dxa"/>
+              <w:end w:w="120" w:type="dxa"/>
+            </w:tcMar>
+          </w:tcPr>
+          <w:p>
+            <w:r>
+              <w:t>16</w:t>
+            </w:r>
+          </w:p>
+        </w:tc>
+        <w:tc>
+          <w:tcPr>
+            <w:tcW w:type="dxa" w:w="1152"/>
+            <w:vAlign w:val="center"/>
+            <w:tcMar>
+              <w:top w:w="80" w:type="dxa"/>
+              <w:start w:w="120" w:type="dxa"/>
+              <w:bottom w:w="80" w:type="dxa"/>
+              <w:end w:w="120" w:type="dxa"/>
+            </w:tcMar>
+          </w:tcPr>
+          <w:p>
+            <w:r>
+              <w:t>lab-15</w:t>
+            </w:r>
+          </w:p>
+        </w:tc>
+        <w:tc>
+          <w:tcPr>
+            <w:tcW w:type="dxa" w:w="4824"/>
+            <w:vAlign w:val="center"/>
+            <w:tcMar>
+              <w:top w:w="80" w:type="dxa"/>
+              <w:start w:w="120" w:type="dxa"/>
+              <w:bottom w:w="80" w:type="dxa"/>
+              <w:end w:w="120" w:type="dxa"/>
+            </w:tcMar>
+          </w:tcPr>
+          <w:p>
+            <w:r>
+              <w:t>labs/lab-15-docker-and-ci/README.md</w:t>
+            </w:r>
+          </w:p>
+        </w:tc>
+        <w:tc>
+          <w:tcPr>
+            <w:tcW w:type="dxa" w:w="2664"/>
+            <w:vAlign w:val="center"/>
+            <w:tcMar>
+              <w:top w:w="80" w:type="dxa"/>
+              <w:start w:w="120" w:type="dxa"/>
+              <w:bottom w:w="80" w:type="dxa"/>
+              <w:end w:w="120" w:type="dxa"/>
+            </w:tcMar>
+          </w:tcPr>
+          <w:p>
+            <w:r>
+              <w:t>scripts/run_lab.py --lab 15</w:t>
+            </w:r>
+          </w:p>
+        </w:tc>
+      </w:tr>
+      <w:tr>
+        <w:trPr>
+          <w:trHeight w:hRule="atLeast"/>
+        </w:trPr>
+        <w:tc>
+          <w:tcPr>
+            <w:tcW w:type="dxa" w:w="720"/>
+            <w:vAlign w:val="center"/>
+            <w:tcMar>
+              <w:top w:w="80" w:type="dxa"/>
+              <w:start w:w="120" w:type="dxa"/>
+              <w:bottom w:w="80" w:type="dxa"/>
+              <w:end w:w="120" w:type="dxa"/>
+            </w:tcMar>
+          </w:tcPr>
+          <w:p>
+            <w:r>
+              <w:t>17</w:t>
+            </w:r>
+          </w:p>
+        </w:tc>
+        <w:tc>
+          <w:tcPr>
+            <w:tcW w:type="dxa" w:w="1152"/>
+            <w:vAlign w:val="center"/>
+            <w:tcMar>
+              <w:top w:w="80" w:type="dxa"/>
+              <w:start w:w="120" w:type="dxa"/>
+              <w:bottom w:w="80" w:type="dxa"/>
+              <w:end w:w="120" w:type="dxa"/>
+            </w:tcMar>
+          </w:tcPr>
+          <w:p>
+            <w:r>
+              <w:t>lab-16</w:t>
+            </w:r>
+          </w:p>
+        </w:tc>
+        <w:tc>
+          <w:tcPr>
+            <w:tcW w:type="dxa" w:w="4824"/>
+            <w:vAlign w:val="center"/>
+            <w:tcMar>
+              <w:top w:w="80" w:type="dxa"/>
+              <w:start w:w="120" w:type="dxa"/>
+              <w:bottom w:w="80" w:type="dxa"/>
+              <w:end w:w="120" w:type="dxa"/>
+            </w:tcMar>
+          </w:tcPr>
+          <w:p>
+            <w:r>
+              <w:t>labs/lab-16-device-aware-mlp/README.md</w:t>
+            </w:r>
+          </w:p>
+        </w:tc>
+        <w:tc>
+          <w:tcPr>
+            <w:tcW w:type="dxa" w:w="2664"/>
+            <w:vAlign w:val="center"/>
+            <w:tcMar>
+              <w:top w:w="80" w:type="dxa"/>
+              <w:start w:w="120" w:type="dxa"/>
+              <w:bottom w:w="80" w:type="dxa"/>
+              <w:end w:w="120" w:type="dxa"/>
+            </w:tcMar>
+          </w:tcPr>
+          <w:p>
+            <w:r>
+              <w:t>scripts/run_lab.py --lab 16</w:t>
+            </w:r>
+          </w:p>
+        </w:tc>
+      </w:tr>
+      <w:tr>
+        <w:trPr>
+          <w:trHeight w:hRule="atLeast"/>
+        </w:trPr>
+        <w:tc>
+          <w:tcPr>
+            <w:tcW w:type="dxa" w:w="720"/>
+            <w:vAlign w:val="center"/>
+            <w:tcMar>
+              <w:top w:w="80" w:type="dxa"/>
+              <w:start w:w="120" w:type="dxa"/>
+              <w:bottom w:w="80" w:type="dxa"/>
+              <w:end w:w="120" w:type="dxa"/>
+            </w:tcMar>
+          </w:tcPr>
+          <w:p>
+            <w:r>
+              <w:t>18</w:t>
+            </w:r>
+          </w:p>
+        </w:tc>
+        <w:tc>
+          <w:tcPr>
+            <w:tcW w:type="dxa" w:w="1152"/>
+            <w:vAlign w:val="center"/>
+            <w:tcMar>
+              <w:top w:w="80" w:type="dxa"/>
+              <w:start w:w="120" w:type="dxa"/>
+              <w:bottom w:w="80" w:type="dxa"/>
+              <w:end w:w="120" w:type="dxa"/>
+            </w:tcMar>
+          </w:tcPr>
+          <w:p>
+            <w:r>
+              <w:t>lab-17</w:t>
+            </w:r>
+          </w:p>
+        </w:tc>
+        <w:tc>
+          <w:tcPr>
+            <w:tcW w:type="dxa" w:w="4824"/>
+            <w:vAlign w:val="center"/>
+            <w:tcMar>
+              <w:top w:w="80" w:type="dxa"/>
+              <w:start w:w="120" w:type="dxa"/>
+              <w:bottom w:w="80" w:type="dxa"/>
+              <w:end w:w="120" w:type="dxa"/>
+            </w:tcMar>
+          </w:tcPr>
+          <w:p>
+            <w:r>
+              <w:t>labs/lab-17-transfer-learning/README.md</w:t>
+            </w:r>
+          </w:p>
+        </w:tc>
+        <w:tc>
+          <w:tcPr>
+            <w:tcW w:type="dxa" w:w="2664"/>
+            <w:vAlign w:val="center"/>
+            <w:tcMar>
+              <w:top w:w="80" w:type="dxa"/>
+              <w:start w:w="120" w:type="dxa"/>
+              <w:bottom w:w="80" w:type="dxa"/>
+              <w:end w:w="120" w:type="dxa"/>
+            </w:tcMar>
+          </w:tcPr>
+          <w:p>
+            <w:r>
+              <w:t>scripts/run_lab.py --lab 17</w:t>
+            </w:r>
+          </w:p>
+        </w:tc>
+      </w:tr>
+      <w:tr>
+        <w:trPr>
+          <w:trHeight w:hRule="atLeast"/>
+        </w:trPr>
+        <w:tc>
+          <w:tcPr>
+            <w:tcW w:type="dxa" w:w="720"/>
+            <w:vAlign w:val="center"/>
+            <w:tcMar>
+              <w:top w:w="80" w:type="dxa"/>
+              <w:start w:w="120" w:type="dxa"/>
+              <w:bottom w:w="80" w:type="dxa"/>
+              <w:end w:w="120" w:type="dxa"/>
+            </w:tcMar>
+          </w:tcPr>
+          <w:p>
+            <w:r>
+              <w:t>19</w:t>
+            </w:r>
+          </w:p>
+        </w:tc>
+        <w:tc>
+          <w:tcPr>
+            <w:tcW w:type="dxa" w:w="1152"/>
+            <w:vAlign w:val="center"/>
+            <w:tcMar>
+              <w:top w:w="80" w:type="dxa"/>
+              <w:start w:w="120" w:type="dxa"/>
+              <w:bottom w:w="80" w:type="dxa"/>
+              <w:end w:w="120" w:type="dxa"/>
+            </w:tcMar>
+          </w:tcPr>
+          <w:p>
+            <w:r>
+              <w:t>lab-18</w:t>
+            </w:r>
+          </w:p>
+        </w:tc>
+        <w:tc>
+          <w:tcPr>
+            <w:tcW w:type="dxa" w:w="4824"/>
+            <w:vAlign w:val="center"/>
+            <w:tcMar>
+              <w:top w:w="80" w:type="dxa"/>
+              <w:start w:w="120" w:type="dxa"/>
+              <w:bottom w:w="80" w:type="dxa"/>
+              <w:end w:w="120" w:type="dxa"/>
+            </w:tcMar>
+          </w:tcPr>
+          <w:p>
+            <w:r>
+              <w:t>labs/lab-18-checkpoint-and-resume/README.md</w:t>
+            </w:r>
+          </w:p>
+        </w:tc>
+        <w:tc>
+          <w:tcPr>
+            <w:tcW w:type="dxa" w:w="2664"/>
+            <w:vAlign w:val="center"/>
+            <w:tcMar>
+              <w:top w:w="80" w:type="dxa"/>
+              <w:start w:w="120" w:type="dxa"/>
+              <w:bottom w:w="80" w:type="dxa"/>
+              <w:end w:w="120" w:type="dxa"/>
+            </w:tcMar>
+          </w:tcPr>
+          <w:p>
+            <w:r>
+              <w:t>scripts/run_lab.py --lab 18</w:t>
+            </w:r>
+          </w:p>
+        </w:tc>
+      </w:tr>
+      <w:tr>
+        <w:trPr>
+          <w:trHeight w:hRule="atLeast"/>
+        </w:trPr>
+        <w:tc>
+          <w:tcPr>
+            <w:tcW w:type="dxa" w:w="720"/>
+            <w:vAlign w:val="center"/>
+            <w:tcMar>
+              <w:top w:w="80" w:type="dxa"/>
+              <w:start w:w="120" w:type="dxa"/>
+              <w:bottom w:w="80" w:type="dxa"/>
+              <w:end w:w="120" w:type="dxa"/>
+            </w:tcMar>
+          </w:tcPr>
+          <w:p>
+            <w:r>
+              <w:t>20</w:t>
+            </w:r>
+          </w:p>
+        </w:tc>
+        <w:tc>
+          <w:tcPr>
+            <w:tcW w:type="dxa" w:w="1152"/>
+            <w:vAlign w:val="center"/>
+            <w:tcMar>
+              <w:top w:w="80" w:type="dxa"/>
+              <w:start w:w="120" w:type="dxa"/>
+              <w:bottom w:w="80" w:type="dxa"/>
+              <w:end w:w="120" w:type="dxa"/>
+            </w:tcMar>
+          </w:tcPr>
+          <w:p>
+            <w:r>
+              <w:t>lab-19</w:t>
+            </w:r>
+          </w:p>
+        </w:tc>
+        <w:tc>
+          <w:tcPr>
+            <w:tcW w:type="dxa" w:w="4824"/>
+            <w:vAlign w:val="center"/>
+            <w:tcMar>
+              <w:top w:w="80" w:type="dxa"/>
+              <w:start w:w="120" w:type="dxa"/>
+              <w:bottom w:w="80" w:type="dxa"/>
+              <w:end w:w="120" w:type="dxa"/>
+            </w:tcMar>
+          </w:tcPr>
+          <w:p>
+            <w:r>
+              <w:t>labs/lab-19-cv-error-analysis/README.md</w:t>
+            </w:r>
+          </w:p>
+        </w:tc>
+        <w:tc>
+          <w:tcPr>
+            <w:tcW w:type="dxa" w:w="2664"/>
+            <w:vAlign w:val="center"/>
+            <w:tcMar>
+              <w:top w:w="80" w:type="dxa"/>
+              <w:start w:w="120" w:type="dxa"/>
+              <w:bottom w:w="80" w:type="dxa"/>
+              <w:end w:w="120" w:type="dxa"/>
+            </w:tcMar>
+          </w:tcPr>
+          <w:p>
+            <w:r>
+              <w:t>scripts/run_lab.py --lab 19</w:t>
+            </w:r>
+          </w:p>
+        </w:tc>
+      </w:tr>
+      <w:tr>
+        <w:trPr>
+          <w:trHeight w:hRule="atLeast"/>
+        </w:trPr>
+        <w:tc>
+          <w:tcPr>
+            <w:tcW w:type="dxa" w:w="720"/>
+            <w:vAlign w:val="center"/>
+            <w:tcMar>
+              <w:top w:w="80" w:type="dxa"/>
+              <w:start w:w="120" w:type="dxa"/>
+              <w:bottom w:w="80" w:type="dxa"/>
+              <w:end w:w="120" w:type="dxa"/>
+            </w:tcMar>
+          </w:tcPr>
+          <w:p>
+            <w:r>
+              <w:t>21</w:t>
+            </w:r>
+          </w:p>
+        </w:tc>
+        <w:tc>
+          <w:tcPr>
+            <w:tcW w:type="dxa" w:w="1152"/>
+            <w:vAlign w:val="center"/>
+            <w:tcMar>
+              <w:top w:w="80" w:type="dxa"/>
+              <w:start w:w="120" w:type="dxa"/>
+              <w:bottom w:w="80" w:type="dxa"/>
+              <w:end w:w="120" w:type="dxa"/>
+            </w:tcMar>
+          </w:tcPr>
+          <w:p>
+            <w:r>
+              <w:t>lab-20</w:t>
+            </w:r>
+          </w:p>
+        </w:tc>
+        <w:tc>
+          <w:tcPr>
+            <w:tcW w:type="dxa" w:w="4824"/>
+            <w:vAlign w:val="center"/>
+            <w:tcMar>
+              <w:top w:w="80" w:type="dxa"/>
+              <w:start w:w="120" w:type="dxa"/>
+              <w:bottom w:w="80" w:type="dxa"/>
+              <w:end w:w="120" w:type="dxa"/>
+            </w:tcMar>
+          </w:tcPr>
+          <w:p>
+            <w:r>
+              <w:t>labs/lab-20-aws-safe-lifecycle/README.md</w:t>
+            </w:r>
+          </w:p>
+        </w:tc>
+        <w:tc>
+          <w:tcPr>
+            <w:tcW w:type="dxa" w:w="2664"/>
+            <w:vAlign w:val="center"/>
+            <w:tcMar>
+              <w:top w:w="80" w:type="dxa"/>
+              <w:start w:w="120" w:type="dxa"/>
+              <w:bottom w:w="80" w:type="dxa"/>
+              <w:end w:w="120" w:type="dxa"/>
+            </w:tcMar>
+          </w:tcPr>
+          <w:p>
+            <w:r>
+              <w:t>scripts/run_lab.py --lab 20</w:t>
+            </w:r>
+          </w:p>
+        </w:tc>
+      </w:tr>
+      <w:tr>
+        <w:trPr>
+          <w:trHeight w:hRule="atLeast"/>
+        </w:trPr>
+        <w:tc>
+          <w:tcPr>
+            <w:tcW w:type="dxa" w:w="720"/>
+            <w:vAlign w:val="center"/>
+            <w:tcMar>
+              <w:top w:w="80" w:type="dxa"/>
+              <w:start w:w="120" w:type="dxa"/>
+              <w:bottom w:w="80" w:type="dxa"/>
+              <w:end w:w="120" w:type="dxa"/>
+            </w:tcMar>
+          </w:tcPr>
+          <w:p>
+            <w:r>
+              <w:t>22</w:t>
+            </w:r>
+          </w:p>
+        </w:tc>
+        <w:tc>
+          <w:tcPr>
+            <w:tcW w:type="dxa" w:w="1152"/>
+            <w:vAlign w:val="center"/>
+            <w:tcMar>
+              <w:top w:w="80" w:type="dxa"/>
+              <w:start w:w="120" w:type="dxa"/>
+              <w:bottom w:w="80" w:type="dxa"/>
+              <w:end w:w="120" w:type="dxa"/>
+            </w:tcMar>
+          </w:tcPr>
+          <w:p>
+            <w:r>
+              <w:t>lab-20</w:t>
+            </w:r>
+          </w:p>
+        </w:tc>
+        <w:tc>
+          <w:tcPr>
+            <w:tcW w:type="dxa" w:w="4824"/>
+            <w:vAlign w:val="center"/>
+            <w:tcMar>
+              <w:top w:w="80" w:type="dxa"/>
+              <w:start w:w="120" w:type="dxa"/>
+              <w:bottom w:w="80" w:type="dxa"/>
+              <w:end w:w="120" w:type="dxa"/>
+            </w:tcMar>
+          </w:tcPr>
+          <w:p>
+            <w:r>
+              <w:t>labs/lab-20-aws-safe-lifecycle/README.md</w:t>
+            </w:r>
+          </w:p>
+        </w:tc>
+        <w:tc>
+          <w:tcPr>
+            <w:tcW w:type="dxa" w:w="2664"/>
+            <w:vAlign w:val="center"/>
+            <w:tcMar>
+              <w:top w:w="80" w:type="dxa"/>
+              <w:start w:w="120" w:type="dxa"/>
+              <w:bottom w:w="80" w:type="dxa"/>
+              <w:end w:w="120" w:type="dxa"/>
+            </w:tcMar>
+          </w:tcPr>
+          <w:p>
+            <w:r>
+              <w:t>scripts/run_lab.py --lab 20</w:t>
+            </w:r>
+          </w:p>
+        </w:tc>
+      </w:tr>
+      <w:tr>
+        <w:trPr>
+          <w:trHeight w:hRule="atLeast"/>
+        </w:trPr>
+        <w:tc>
+          <w:tcPr>
+            <w:tcW w:type="dxa" w:w="720"/>
+            <w:vAlign w:val="center"/>
+            <w:tcMar>
+              <w:top w:w="80" w:type="dxa"/>
+              <w:start w:w="120" w:type="dxa"/>
+              <w:bottom w:w="80" w:type="dxa"/>
+              <w:end w:w="120" w:type="dxa"/>
+            </w:tcMar>
+          </w:tcPr>
+          <w:p>
+            <w:r>
+              <w:t>23</w:t>
+            </w:r>
+          </w:p>
+        </w:tc>
+        <w:tc>
+          <w:tcPr>
+            <w:tcW w:type="dxa" w:w="1152"/>
+            <w:vAlign w:val="center"/>
+            <w:tcMar>
+              <w:top w:w="80" w:type="dxa"/>
+              <w:start w:w="120" w:type="dxa"/>
+              <w:bottom w:w="80" w:type="dxa"/>
+              <w:end w:w="120" w:type="dxa"/>
+            </w:tcMar>
+          </w:tcPr>
+          <w:p>
+            <w:r>
+              <w:t>lab-20</w:t>
+            </w:r>
+          </w:p>
+        </w:tc>
+        <w:tc>
+          <w:tcPr>
+            <w:tcW w:type="dxa" w:w="4824"/>
+            <w:vAlign w:val="center"/>
+            <w:tcMar>
+              <w:top w:w="80" w:type="dxa"/>
+              <w:start w:w="120" w:type="dxa"/>
+              <w:bottom w:w="80" w:type="dxa"/>
+              <w:end w:w="120" w:type="dxa"/>
+            </w:tcMar>
+          </w:tcPr>
+          <w:p>
+            <w:r>
+              <w:t>labs/lab-20-aws-safe-lifecycle/README.md</w:t>
+            </w:r>
+          </w:p>
+        </w:tc>
+        <w:tc>
+          <w:tcPr>
+            <w:tcW w:type="dxa" w:w="2664"/>
+            <w:vAlign w:val="center"/>
+            <w:tcMar>
+              <w:top w:w="80" w:type="dxa"/>
+              <w:start w:w="120" w:type="dxa"/>
+              <w:bottom w:w="80" w:type="dxa"/>
+              <w:end w:w="120" w:type="dxa"/>
+            </w:tcMar>
+          </w:tcPr>
+          <w:p>
+            <w:r>
+              <w:t>scripts/run_lab.py --lab 20</w:t>
+            </w:r>
+          </w:p>
+        </w:tc>
+      </w:tr>
+      <w:tr>
+        <w:trPr>
+          <w:trHeight w:hRule="atLeast"/>
+        </w:trPr>
+        <w:tc>
+          <w:tcPr>
+            <w:tcW w:type="dxa" w:w="720"/>
+            <w:vAlign w:val="center"/>
+            <w:tcMar>
+              <w:top w:w="80" w:type="dxa"/>
+              <w:start w:w="120" w:type="dxa"/>
+              <w:bottom w:w="80" w:type="dxa"/>
+              <w:end w:w="120" w:type="dxa"/>
+            </w:tcMar>
+          </w:tcPr>
+          <w:p>
+            <w:r>
+              <w:t>24</w:t>
+            </w:r>
+          </w:p>
+        </w:tc>
+        <w:tc>
+          <w:tcPr>
+            <w:tcW w:type="dxa" w:w="1152"/>
+            <w:vAlign w:val="center"/>
+            <w:tcMar>
+              <w:top w:w="80" w:type="dxa"/>
+              <w:start w:w="120" w:type="dxa"/>
+              <w:bottom w:w="80" w:type="dxa"/>
+              <w:end w:w="120" w:type="dxa"/>
+            </w:tcMar>
+          </w:tcPr>
+          <w:p>
+            <w:r>
+              <w:t>lab-20</w:t>
+            </w:r>
+          </w:p>
+        </w:tc>
+        <w:tc>
+          <w:tcPr>
+            <w:tcW w:type="dxa" w:w="4824"/>
+            <w:vAlign w:val="center"/>
+            <w:tcMar>
+              <w:top w:w="80" w:type="dxa"/>
+              <w:start w:w="120" w:type="dxa"/>
+              <w:bottom w:w="80" w:type="dxa"/>
+              <w:end w:w="120" w:type="dxa"/>
+            </w:tcMar>
+          </w:tcPr>
+          <w:p>
+            <w:r>
+              <w:t>labs/lab-20-aws-safe-lifecycle/README.md</w:t>
+            </w:r>
+          </w:p>
+        </w:tc>
+        <w:tc>
+          <w:tcPr>
+            <w:tcW w:type="dxa" w:w="2664"/>
+            <w:vAlign w:val="center"/>
+            <w:tcMar>
+              <w:top w:w="80" w:type="dxa"/>
+              <w:start w:w="120" w:type="dxa"/>
+              <w:bottom w:w="80" w:type="dxa"/>
+              <w:end w:w="120" w:type="dxa"/>
+            </w:tcMar>
+          </w:tcPr>
+          <w:p>
+            <w:r>
+              <w:t>scripts/run_lab.py --lab 20</w:t>
+            </w:r>
+          </w:p>
+        </w:tc>
+      </w:tr>
+    </w:tbl>
+    <w:p/>
+    <w:p>
+      <w:bookmarkStart w:id="33" w:name="glossary"/>
+      <w:pPr>
+        <w:pStyle w:val="Heading1"/>
+      </w:pPr>
+      <w:r>
+        <w:t>8. Glossary và nguồn</w:t>
+      </w:r>
+      <w:bookmarkEnd w:id="33"/>
     </w:p>
     <w:tbl>
       <w:tblPr>
@@ -13055,7 +17930,7 @@
           </w:tcPr>
           <w:p>
             <w:r>
-              <w:t>data leakage</w:t>
+              <w:t>feature</w:t>
             </w:r>
           </w:p>
         </w:tc>
@@ -13072,7 +17947,7 @@
           </w:tcPr>
           <w:p>
             <w:r>
-              <w:t>Thông tin không hợp lệ từ validation/test hoặc tương lai lọt vào training.</w:t>
+              <w:t>Thông tin đầu vào mà model dùng để tạo dự đoán.</w:t>
             </w:r>
           </w:p>
         </w:tc>
@@ -13094,7 +17969,7 @@
           </w:tcPr>
           <w:p>
             <w:r>
-              <w:t>artifact</w:t>
+              <w:t>label / target</w:t>
             </w:r>
           </w:p>
         </w:tc>
@@ -13111,7 +17986,7 @@
           </w:tcPr>
           <w:p>
             <w:r>
-              <w:t>Model</w:t>
+              <w:t>Kết quả cần dự đoán và dùng để học hoặc đánh giá model.</w:t>
             </w:r>
           </w:p>
         </w:tc>
@@ -13133,7 +18008,7 @@
           </w:tcPr>
           <w:p>
             <w:r>
-              <w:t>inference</w:t>
+              <w:t>train / validation / test</w:t>
             </w:r>
           </w:p>
         </w:tc>
@@ -13150,7 +18025,7 @@
           </w:tcPr>
           <w:p>
             <w:r>
-              <w:t>Dùng model đã train để tạo dự đoán cho input mới.</w:t>
+              <w:t>Ba phần dữ liệu lần lượt dùng để học</w:t>
             </w:r>
           </w:p>
         </w:tc>
@@ -13172,7 +18047,7 @@
           </w:tcPr>
           <w:p>
             <w:r>
-              <w:t>threshold</w:t>
+              <w:t>overfitting</w:t>
             </w:r>
           </w:p>
         </w:tc>
@@ -13189,7 +18064,7 @@
           </w:tcPr>
           <w:p>
             <w:r>
-              <w:t>Ngưỡng chuyển score/xác suất thành nhãn quyết định.</w:t>
+              <w:t>Model nhớ dữ liệu train nhưng hoạt động kém trên dữ liệu mới.</w:t>
             </w:r>
           </w:p>
         </w:tc>
@@ -13211,7 +18086,7 @@
           </w:tcPr>
           <w:p>
             <w:r>
-              <w:t>drift</w:t>
+              <w:t>data leakage</w:t>
             </w:r>
           </w:p>
         </w:tc>
@@ -13228,7 +18103,7 @@
           </w:tcPr>
           <w:p>
             <w:r>
-              <w:t>Phân phối dữ liệu hoặc quan hệ input-target thay đổi theo thời gian.</w:t>
+              <w:t>Thông tin không hợp lệ từ validation/test hoặc tương lai lọt vào training.</w:t>
             </w:r>
           </w:p>
         </w:tc>
@@ -13250,6 +18125,591 @@
           </w:tcPr>
           <w:p>
             <w:r>
+              <w:t>metric</w:t>
+            </w:r>
+          </w:p>
+        </w:tc>
+        <w:tc>
+          <w:tcPr>
+            <w:tcW w:type="dxa" w:w="6660"/>
+            <w:vAlign w:val="center"/>
+            <w:tcMar>
+              <w:top w:w="80" w:type="dxa"/>
+              <w:start w:w="120" w:type="dxa"/>
+              <w:bottom w:w="80" w:type="dxa"/>
+              <w:end w:w="120" w:type="dxa"/>
+            </w:tcMar>
+          </w:tcPr>
+          <w:p>
+            <w:r>
+              <w:t>Con số đo một khía cạnh chất lượng; phải chọn theo mục tiêu và chi phí lỗi.</w:t>
+            </w:r>
+          </w:p>
+        </w:tc>
+      </w:tr>
+      <w:tr>
+        <w:trPr>
+          <w:trHeight w:hRule="atLeast"/>
+        </w:trPr>
+        <w:tc>
+          <w:tcPr>
+            <w:tcW w:type="dxa" w:w="2700"/>
+            <w:vAlign w:val="center"/>
+            <w:tcMar>
+              <w:top w:w="80" w:type="dxa"/>
+              <w:start w:w="120" w:type="dxa"/>
+              <w:bottom w:w="80" w:type="dxa"/>
+              <w:end w:w="120" w:type="dxa"/>
+            </w:tcMar>
+          </w:tcPr>
+          <w:p>
+            <w:r>
+              <w:t>precision / recall / F1</w:t>
+            </w:r>
+          </w:p>
+        </w:tc>
+        <w:tc>
+          <w:tcPr>
+            <w:tcW w:type="dxa" w:w="6660"/>
+            <w:vAlign w:val="center"/>
+            <w:tcMar>
+              <w:top w:w="80" w:type="dxa"/>
+              <w:start w:w="120" w:type="dxa"/>
+              <w:bottom w:w="80" w:type="dxa"/>
+              <w:end w:w="120" w:type="dxa"/>
+            </w:tcMar>
+          </w:tcPr>
+          <w:p>
+            <w:r>
+              <w:t>Nhóm metric cho classification; precision chú trọng dự đoán dương đúng</w:t>
+            </w:r>
+          </w:p>
+        </w:tc>
+      </w:tr>
+      <w:tr>
+        <w:trPr>
+          <w:trHeight w:hRule="atLeast"/>
+        </w:trPr>
+        <w:tc>
+          <w:tcPr>
+            <w:tcW w:type="dxa" w:w="2700"/>
+            <w:vAlign w:val="center"/>
+            <w:tcMar>
+              <w:top w:w="80" w:type="dxa"/>
+              <w:start w:w="120" w:type="dxa"/>
+              <w:bottom w:w="80" w:type="dxa"/>
+              <w:end w:w="120" w:type="dxa"/>
+            </w:tcMar>
+          </w:tcPr>
+          <w:p>
+            <w:r>
+              <w:t>cross-validation</w:t>
+            </w:r>
+          </w:p>
+        </w:tc>
+        <w:tc>
+          <w:tcPr>
+            <w:tcW w:type="dxa" w:w="6660"/>
+            <w:vAlign w:val="center"/>
+            <w:tcMar>
+              <w:top w:w="80" w:type="dxa"/>
+              <w:start w:w="120" w:type="dxa"/>
+              <w:bottom w:w="80" w:type="dxa"/>
+              <w:end w:w="120" w:type="dxa"/>
+            </w:tcMar>
+          </w:tcPr>
+          <w:p>
+            <w:r>
+              <w:t>Đánh giá lặp qua nhiều fold để ước lượng độ ổn định của model.</w:t>
+            </w:r>
+          </w:p>
+        </w:tc>
+      </w:tr>
+      <w:tr>
+        <w:trPr>
+          <w:trHeight w:hRule="atLeast"/>
+        </w:trPr>
+        <w:tc>
+          <w:tcPr>
+            <w:tcW w:type="dxa" w:w="2700"/>
+            <w:vAlign w:val="center"/>
+            <w:tcMar>
+              <w:top w:w="80" w:type="dxa"/>
+              <w:start w:w="120" w:type="dxa"/>
+              <w:bottom w:w="80" w:type="dxa"/>
+              <w:end w:w="120" w:type="dxa"/>
+            </w:tcMar>
+          </w:tcPr>
+          <w:p>
+            <w:r>
+              <w:t>pipeline</w:t>
+            </w:r>
+          </w:p>
+        </w:tc>
+        <w:tc>
+          <w:tcPr>
+            <w:tcW w:type="dxa" w:w="6660"/>
+            <w:vAlign w:val="center"/>
+            <w:tcMar>
+              <w:top w:w="80" w:type="dxa"/>
+              <w:start w:w="120" w:type="dxa"/>
+              <w:bottom w:w="80" w:type="dxa"/>
+              <w:end w:w="120" w:type="dxa"/>
+            </w:tcMar>
+          </w:tcPr>
+          <w:p>
+            <w:r>
+              <w:t>Chuỗi preprocessing và model chạy theo thứ tự cố định để giảm lỗi và leakage.</w:t>
+            </w:r>
+          </w:p>
+        </w:tc>
+      </w:tr>
+      <w:tr>
+        <w:trPr>
+          <w:trHeight w:hRule="atLeast"/>
+        </w:trPr>
+        <w:tc>
+          <w:tcPr>
+            <w:tcW w:type="dxa" w:w="2700"/>
+            <w:vAlign w:val="center"/>
+            <w:tcMar>
+              <w:top w:w="80" w:type="dxa"/>
+              <w:start w:w="120" w:type="dxa"/>
+              <w:bottom w:w="80" w:type="dxa"/>
+              <w:end w:w="120" w:type="dxa"/>
+            </w:tcMar>
+          </w:tcPr>
+          <w:p>
+            <w:r>
+              <w:t>artifact</w:t>
+            </w:r>
+          </w:p>
+        </w:tc>
+        <w:tc>
+          <w:tcPr>
+            <w:tcW w:type="dxa" w:w="6660"/>
+            <w:vAlign w:val="center"/>
+            <w:tcMar>
+              <w:top w:w="80" w:type="dxa"/>
+              <w:start w:w="120" w:type="dxa"/>
+              <w:bottom w:w="80" w:type="dxa"/>
+              <w:end w:w="120" w:type="dxa"/>
+            </w:tcMar>
+          </w:tcPr>
+          <w:p>
+            <w:r>
+              <w:t>Model</w:t>
+            </w:r>
+          </w:p>
+        </w:tc>
+      </w:tr>
+      <w:tr>
+        <w:trPr>
+          <w:trHeight w:hRule="atLeast"/>
+        </w:trPr>
+        <w:tc>
+          <w:tcPr>
+            <w:tcW w:type="dxa" w:w="2700"/>
+            <w:vAlign w:val="center"/>
+            <w:tcMar>
+              <w:top w:w="80" w:type="dxa"/>
+              <w:start w:w="120" w:type="dxa"/>
+              <w:bottom w:w="80" w:type="dxa"/>
+              <w:end w:w="120" w:type="dxa"/>
+            </w:tcMar>
+          </w:tcPr>
+          <w:p>
+            <w:r>
+              <w:t>checkpoint</w:t>
+            </w:r>
+          </w:p>
+        </w:tc>
+        <w:tc>
+          <w:tcPr>
+            <w:tcW w:type="dxa" w:w="6660"/>
+            <w:vAlign w:val="center"/>
+            <w:tcMar>
+              <w:top w:w="80" w:type="dxa"/>
+              <w:start w:w="120" w:type="dxa"/>
+              <w:bottom w:w="80" w:type="dxa"/>
+              <w:end w:w="120" w:type="dxa"/>
+            </w:tcMar>
+          </w:tcPr>
+          <w:p>
+            <w:r>
+              <w:t>Trạng thái training đã lưu để có thể tiếp tục sau khi runtime bị ngắt.</w:t>
+            </w:r>
+          </w:p>
+        </w:tc>
+      </w:tr>
+      <w:tr>
+        <w:trPr>
+          <w:trHeight w:hRule="atLeast"/>
+        </w:trPr>
+        <w:tc>
+          <w:tcPr>
+            <w:tcW w:type="dxa" w:w="2700"/>
+            <w:vAlign w:val="center"/>
+            <w:tcMar>
+              <w:top w:w="80" w:type="dxa"/>
+              <w:start w:w="120" w:type="dxa"/>
+              <w:bottom w:w="80" w:type="dxa"/>
+              <w:end w:w="120" w:type="dxa"/>
+            </w:tcMar>
+          </w:tcPr>
+          <w:p>
+            <w:r>
+              <w:t>inference</w:t>
+            </w:r>
+          </w:p>
+        </w:tc>
+        <w:tc>
+          <w:tcPr>
+            <w:tcW w:type="dxa" w:w="6660"/>
+            <w:vAlign w:val="center"/>
+            <w:tcMar>
+              <w:top w:w="80" w:type="dxa"/>
+              <w:start w:w="120" w:type="dxa"/>
+              <w:bottom w:w="80" w:type="dxa"/>
+              <w:end w:w="120" w:type="dxa"/>
+            </w:tcMar>
+          </w:tcPr>
+          <w:p>
+            <w:r>
+              <w:t>Dùng model đã train để tạo dự đoán cho input mới.</w:t>
+            </w:r>
+          </w:p>
+        </w:tc>
+      </w:tr>
+      <w:tr>
+        <w:trPr>
+          <w:trHeight w:hRule="atLeast"/>
+        </w:trPr>
+        <w:tc>
+          <w:tcPr>
+            <w:tcW w:type="dxa" w:w="2700"/>
+            <w:vAlign w:val="center"/>
+            <w:tcMar>
+              <w:top w:w="80" w:type="dxa"/>
+              <w:start w:w="120" w:type="dxa"/>
+              <w:bottom w:w="80" w:type="dxa"/>
+              <w:end w:w="120" w:type="dxa"/>
+            </w:tcMar>
+          </w:tcPr>
+          <w:p>
+            <w:r>
+              <w:t>threshold</w:t>
+            </w:r>
+          </w:p>
+        </w:tc>
+        <w:tc>
+          <w:tcPr>
+            <w:tcW w:type="dxa" w:w="6660"/>
+            <w:vAlign w:val="center"/>
+            <w:tcMar>
+              <w:top w:w="80" w:type="dxa"/>
+              <w:start w:w="120" w:type="dxa"/>
+              <w:bottom w:w="80" w:type="dxa"/>
+              <w:end w:w="120" w:type="dxa"/>
+            </w:tcMar>
+          </w:tcPr>
+          <w:p>
+            <w:r>
+              <w:t>Ngưỡng chuyển score/xác suất thành nhãn quyết định.</w:t>
+            </w:r>
+          </w:p>
+        </w:tc>
+      </w:tr>
+      <w:tr>
+        <w:trPr>
+          <w:trHeight w:hRule="atLeast"/>
+        </w:trPr>
+        <w:tc>
+          <w:tcPr>
+            <w:tcW w:type="dxa" w:w="2700"/>
+            <w:vAlign w:val="center"/>
+            <w:tcMar>
+              <w:top w:w="80" w:type="dxa"/>
+              <w:start w:w="120" w:type="dxa"/>
+              <w:bottom w:w="80" w:type="dxa"/>
+              <w:end w:w="120" w:type="dxa"/>
+            </w:tcMar>
+          </w:tcPr>
+          <w:p>
+            <w:r>
+              <w:t>drift</w:t>
+            </w:r>
+          </w:p>
+        </w:tc>
+        <w:tc>
+          <w:tcPr>
+            <w:tcW w:type="dxa" w:w="6660"/>
+            <w:vAlign w:val="center"/>
+            <w:tcMar>
+              <w:top w:w="80" w:type="dxa"/>
+              <w:start w:w="120" w:type="dxa"/>
+              <w:bottom w:w="80" w:type="dxa"/>
+              <w:end w:w="120" w:type="dxa"/>
+            </w:tcMar>
+          </w:tcPr>
+          <w:p>
+            <w:r>
+              <w:t>Phân phối dữ liệu hoặc quan hệ input-target thay đổi theo thời gian.</w:t>
+            </w:r>
+          </w:p>
+        </w:tc>
+      </w:tr>
+      <w:tr>
+        <w:trPr>
+          <w:trHeight w:hRule="atLeast"/>
+        </w:trPr>
+        <w:tc>
+          <w:tcPr>
+            <w:tcW w:type="dxa" w:w="2700"/>
+            <w:vAlign w:val="center"/>
+            <w:tcMar>
+              <w:top w:w="80" w:type="dxa"/>
+              <w:start w:w="120" w:type="dxa"/>
+              <w:bottom w:w="80" w:type="dxa"/>
+              <w:end w:w="120" w:type="dxa"/>
+            </w:tcMar>
+          </w:tcPr>
+          <w:p>
+            <w:r>
+              <w:t>API contract</w:t>
+            </w:r>
+          </w:p>
+        </w:tc>
+        <w:tc>
+          <w:tcPr>
+            <w:tcW w:type="dxa" w:w="6660"/>
+            <w:vAlign w:val="center"/>
+            <w:tcMar>
+              <w:top w:w="80" w:type="dxa"/>
+              <w:start w:w="120" w:type="dxa"/>
+              <w:bottom w:w="80" w:type="dxa"/>
+              <w:end w:w="120" w:type="dxa"/>
+            </w:tcMar>
+          </w:tcPr>
+          <w:p>
+            <w:r>
+              <w:t>Quy ước rõ về input</w:t>
+            </w:r>
+          </w:p>
+        </w:tc>
+      </w:tr>
+      <w:tr>
+        <w:trPr>
+          <w:trHeight w:hRule="atLeast"/>
+        </w:trPr>
+        <w:tc>
+          <w:tcPr>
+            <w:tcW w:type="dxa" w:w="2700"/>
+            <w:vAlign w:val="center"/>
+            <w:tcMar>
+              <w:top w:w="80" w:type="dxa"/>
+              <w:start w:w="120" w:type="dxa"/>
+              <w:bottom w:w="80" w:type="dxa"/>
+              <w:end w:w="120" w:type="dxa"/>
+            </w:tcMar>
+          </w:tcPr>
+          <w:p>
+            <w:r>
+              <w:t>container</w:t>
+            </w:r>
+          </w:p>
+        </w:tc>
+        <w:tc>
+          <w:tcPr>
+            <w:tcW w:type="dxa" w:w="6660"/>
+            <w:vAlign w:val="center"/>
+            <w:tcMar>
+              <w:top w:w="80" w:type="dxa"/>
+              <w:start w:w="120" w:type="dxa"/>
+              <w:bottom w:w="80" w:type="dxa"/>
+              <w:end w:w="120" w:type="dxa"/>
+            </w:tcMar>
+          </w:tcPr>
+          <w:p>
+            <w:r>
+              <w:t>Gói ứng dụng cùng dependency và cấu hình chạy trong môi trường tách biệt.</w:t>
+            </w:r>
+          </w:p>
+        </w:tc>
+      </w:tr>
+      <w:tr>
+        <w:trPr>
+          <w:trHeight w:hRule="atLeast"/>
+        </w:trPr>
+        <w:tc>
+          <w:tcPr>
+            <w:tcW w:type="dxa" w:w="2700"/>
+            <w:vAlign w:val="center"/>
+            <w:tcMar>
+              <w:top w:w="80" w:type="dxa"/>
+              <w:start w:w="120" w:type="dxa"/>
+              <w:bottom w:w="80" w:type="dxa"/>
+              <w:end w:w="120" w:type="dxa"/>
+            </w:tcMar>
+          </w:tcPr>
+          <w:p>
+            <w:r>
+              <w:t>IAM</w:t>
+            </w:r>
+          </w:p>
+        </w:tc>
+        <w:tc>
+          <w:tcPr>
+            <w:tcW w:type="dxa" w:w="6660"/>
+            <w:vAlign w:val="center"/>
+            <w:tcMar>
+              <w:top w:w="80" w:type="dxa"/>
+              <w:start w:w="120" w:type="dxa"/>
+              <w:bottom w:w="80" w:type="dxa"/>
+              <w:end w:w="120" w:type="dxa"/>
+            </w:tcMar>
+          </w:tcPr>
+          <w:p>
+            <w:r>
+              <w:t>Dịch vụ AWS quản danh tính và quyền truy cập; dùng nguyên tắc quyền tối thiểu.</w:t>
+            </w:r>
+          </w:p>
+        </w:tc>
+      </w:tr>
+      <w:tr>
+        <w:trPr>
+          <w:trHeight w:hRule="atLeast"/>
+        </w:trPr>
+        <w:tc>
+          <w:tcPr>
+            <w:tcW w:type="dxa" w:w="2700"/>
+            <w:vAlign w:val="center"/>
+            <w:tcMar>
+              <w:top w:w="80" w:type="dxa"/>
+              <w:start w:w="120" w:type="dxa"/>
+              <w:bottom w:w="80" w:type="dxa"/>
+              <w:end w:w="120" w:type="dxa"/>
+            </w:tcMar>
+          </w:tcPr>
+          <w:p>
+            <w:r>
+              <w:t>S3</w:t>
+            </w:r>
+          </w:p>
+        </w:tc>
+        <w:tc>
+          <w:tcPr>
+            <w:tcW w:type="dxa" w:w="6660"/>
+            <w:vAlign w:val="center"/>
+            <w:tcMar>
+              <w:top w:w="80" w:type="dxa"/>
+              <w:start w:w="120" w:type="dxa"/>
+              <w:bottom w:w="80" w:type="dxa"/>
+              <w:end w:w="120" w:type="dxa"/>
+            </w:tcMar>
+          </w:tcPr>
+          <w:p>
+            <w:r>
+              <w:t>Dịch vụ object storage của AWS dùng cho artifact nhỏ trong capstone.</w:t>
+            </w:r>
+          </w:p>
+        </w:tc>
+      </w:tr>
+      <w:tr>
+        <w:trPr>
+          <w:trHeight w:hRule="atLeast"/>
+        </w:trPr>
+        <w:tc>
+          <w:tcPr>
+            <w:tcW w:type="dxa" w:w="2700"/>
+            <w:vAlign w:val="center"/>
+            <w:tcMar>
+              <w:top w:w="80" w:type="dxa"/>
+              <w:start w:w="120" w:type="dxa"/>
+              <w:bottom w:w="80" w:type="dxa"/>
+              <w:end w:w="120" w:type="dxa"/>
+            </w:tcMar>
+          </w:tcPr>
+          <w:p>
+            <w:r>
+              <w:t>Lambda</w:t>
+            </w:r>
+          </w:p>
+        </w:tc>
+        <w:tc>
+          <w:tcPr>
+            <w:tcW w:type="dxa" w:w="6660"/>
+            <w:vAlign w:val="center"/>
+            <w:tcMar>
+              <w:top w:w="80" w:type="dxa"/>
+              <w:start w:w="120" w:type="dxa"/>
+              <w:bottom w:w="80" w:type="dxa"/>
+              <w:end w:w="120" w:type="dxa"/>
+            </w:tcMar>
+          </w:tcPr>
+          <w:p>
+            <w:r>
+              <w:t>Dịch vụ chạy hàm serverless; roadmap chỉ dùng private invoke với giới hạn chặt.</w:t>
+            </w:r>
+          </w:p>
+        </w:tc>
+      </w:tr>
+      <w:tr>
+        <w:trPr>
+          <w:trHeight w:hRule="atLeast"/>
+        </w:trPr>
+        <w:tc>
+          <w:tcPr>
+            <w:tcW w:type="dxa" w:w="2700"/>
+            <w:vAlign w:val="center"/>
+            <w:tcMar>
+              <w:top w:w="80" w:type="dxa"/>
+              <w:start w:w="120" w:type="dxa"/>
+              <w:bottom w:w="80" w:type="dxa"/>
+              <w:end w:w="120" w:type="dxa"/>
+            </w:tcMar>
+          </w:tcPr>
+          <w:p>
+            <w:r>
+              <w:t>CloudWatch Logs</w:t>
+            </w:r>
+          </w:p>
+        </w:tc>
+        <w:tc>
+          <w:tcPr>
+            <w:tcW w:type="dxa" w:w="6660"/>
+            <w:vAlign w:val="center"/>
+            <w:tcMar>
+              <w:top w:w="80" w:type="dxa"/>
+              <w:start w:w="120" w:type="dxa"/>
+              <w:bottom w:w="80" w:type="dxa"/>
+              <w:end w:w="120" w:type="dxa"/>
+            </w:tcMar>
+          </w:tcPr>
+          <w:p>
+            <w:r>
+              <w:t>Nơi lưu log runtime trên AWS; phải đặt retention và dọn sau lab.</w:t>
+            </w:r>
+          </w:p>
+        </w:tc>
+      </w:tr>
+      <w:tr>
+        <w:trPr>
+          <w:trHeight w:hRule="atLeast"/>
+        </w:trPr>
+        <w:tc>
+          <w:tcPr>
+            <w:tcW w:type="dxa" w:w="2700"/>
+            <w:vAlign w:val="center"/>
+            <w:tcMar>
+              <w:top w:w="80" w:type="dxa"/>
+              <w:start w:w="120" w:type="dxa"/>
+              <w:bottom w:w="80" w:type="dxa"/>
+              <w:end w:w="120" w:type="dxa"/>
+            </w:tcMar>
+          </w:tcPr>
+          <w:p>
+            <w:r>
               <w:t>idempotent cleanup</w:t>
             </w:r>
           </w:p>
@@ -13289,7 +18749,7 @@
         </w:rPr>
         <w:t xml:space="preserve">AWS Free Tier (2026-08-12): </w:t>
       </w:r>
-      <w:hyperlink r:id="rId11">
+      <w:hyperlink r:id="rId12">
         <w:r>
           <w:rPr>
             <w:color w:val="2E74B5"/>
@@ -13306,7 +18766,7 @@
         </w:rPr>
         <w:t xml:space="preserve">Explore AWS services with AWS Free Tier (2026-08-12): </w:t>
       </w:r>
-      <w:hyperlink r:id="rId12">
+      <w:hyperlink r:id="rId13">
         <w:r>
           <w:rPr>
             <w:color w:val="2E74B5"/>
@@ -13323,7 +18783,7 @@
         </w:rPr>
         <w:t xml:space="preserve">Choosing an AWS account plan (2026-08-12): </w:t>
       </w:r>
-      <w:hyperlink r:id="rId13">
+      <w:hyperlink r:id="rId14">
         <w:r>
           <w:rPr>
             <w:color w:val="2E74B5"/>
@@ -13338,9 +18798,43 @@
         <w:rPr>
           <w:b/>
         </w:rPr>
+        <w:t xml:space="preserve">AWS Free Tier FAQ (2026-08-12): </w:t>
+      </w:r>
+      <w:hyperlink r:id="rId15">
+        <w:r>
+          <w:rPr>
+            <w:color w:val="2E74B5"/>
+            <w:u w:val="single"/>
+          </w:rPr>
+          <w:t>Mở tài liệu AWS Free Tier FAQ</w:t>
+        </w:r>
+      </w:hyperlink>
+    </w:p>
+    <w:p>
+      <w:r>
+        <w:rPr>
+          <w:b/>
+        </w:rPr>
+        <w:t xml:space="preserve">Tracking AWS Free Tier usage (2026-08-12): </w:t>
+      </w:r>
+      <w:hyperlink r:id="rId16">
+        <w:r>
+          <w:rPr>
+            <w:color w:val="2E74B5"/>
+            <w:u w:val="single"/>
+          </w:rPr>
+          <w:t>Mở tài liệu Tracking AWS Free Tier usage</w:t>
+        </w:r>
+      </w:hyperlink>
+    </w:p>
+    <w:p>
+      <w:r>
+        <w:rPr>
+          <w:b/>
+        </w:rPr>
         <w:t xml:space="preserve">Managing your costs with AWS Budgets (2026-08-12): </w:t>
       </w:r>
-      <w:hyperlink r:id="rId14">
+      <w:hyperlink r:id="rId17">
         <w:r>
           <w:rPr>
             <w:color w:val="2E74B5"/>
@@ -13355,9 +18849,43 @@
         <w:rPr>
           <w:b/>
         </w:rPr>
+        <w:t xml:space="preserve">AWS Budgets Pricing (2026-08-12): </w:t>
+      </w:r>
+      <w:hyperlink r:id="rId18">
+        <w:r>
+          <w:rPr>
+            <w:color w:val="2E74B5"/>
+            <w:u w:val="single"/>
+          </w:rPr>
+          <w:t>Mở tài liệu AWS Budgets Pricing</w:t>
+        </w:r>
+      </w:hyperlink>
+    </w:p>
+    <w:p>
+      <w:r>
+        <w:rPr>
+          <w:b/>
+        </w:rPr>
+        <w:t xml:space="preserve">AWS Pricing Calculator (2026-08-12): </w:t>
+      </w:r>
+      <w:hyperlink r:id="rId19">
+        <w:r>
+          <w:rPr>
+            <w:color w:val="2E74B5"/>
+            <w:u w:val="single"/>
+          </w:rPr>
+          <w:t>Mở tài liệu AWS Pricing Calculator</w:t>
+        </w:r>
+      </w:hyperlink>
+    </w:p>
+    <w:p>
+      <w:r>
+        <w:rPr>
+          <w:b/>
+        </w:rPr>
         <w:t xml:space="preserve">Amazon SageMaker AI Pricing (2026-08-12): </w:t>
       </w:r>
-      <w:hyperlink r:id="rId15">
+      <w:hyperlink r:id="rId20">
         <w:r>
           <w:rPr>
             <w:color w:val="2E74B5"/>
@@ -13374,7 +18902,7 @@
         </w:rPr>
         <w:t xml:space="preserve">Google Colab FAQ (2026-08-12): </w:t>
       </w:r>
-      <w:hyperlink r:id="rId16">
+      <w:hyperlink r:id="rId21">
         <w:r>
           <w:rPr>
             <w:color w:val="2E74B5"/>
@@ -13391,7 +18919,7 @@
         </w:rPr>
         <w:t xml:space="preserve">Kaggle Notebooks documentation (2026-08-12): </w:t>
       </w:r>
-      <w:hyperlink r:id="rId17">
+      <w:hyperlink r:id="rId22">
         <w:r>
           <w:rPr>
             <w:color w:val="2E74B5"/>
@@ -13408,7 +18936,7 @@
         </w:rPr>
         <w:t xml:space="preserve">scikit-learn User Guide (2026-08-12): </w:t>
       </w:r>
-      <w:hyperlink r:id="rId18">
+      <w:hyperlink r:id="rId23">
         <w:r>
           <w:rPr>
             <w:color w:val="2E74B5"/>
@@ -13425,7 +18953,7 @@
         </w:rPr>
         <w:t xml:space="preserve">Transfer Learning for Computer Vision Tutorial (2026-08-12): </w:t>
       </w:r>
-      <w:hyperlink r:id="rId19">
+      <w:hyperlink r:id="rId24">
         <w:r>
           <w:rPr>
             <w:color w:val="2E74B5"/>

--- a/dist/ML-Roadmap-24-Tuan-AWS-Cloud-Club.docx
+++ b/dist/ML-Roadmap-24-Tuan-AWS-Cloud-Club.docx
@@ -1527,7 +1527,7 @@
         <w:ind w:left="540" w:hanging="271"/>
       </w:pPr>
       <w:r>
-        <w:t>Tách business question khỏi prediction task: xác định đối tượng, nhãn, prediction time và hành động sau dự đoán.</w:t>
+        <w:t>Tách business question khỏi model output task: xác định đối tượng, nhãn, model output time và hành động sau dự đoán.</w:t>
       </w:r>
     </w:p>
     <w:p>
@@ -1537,7 +1537,7 @@
         <w:ind w:left="540" w:hanging="271"/>
       </w:pPr>
       <w:r>
-        <w:t>Workflow tối thiểu: validate data, split, baseline, fit, validate, khóa quyết định, test một lần, phân tích lỗi, đóng gói.</w:t>
+        <w:t>Workflow tối thiểu: validate data, split, simple reference, học, đánh giá, khóa quyết định, test một lần, phân tích lỗi, đóng gói.</w:t>
       </w:r>
     </w:p>
     <w:p>
@@ -1547,7 +1547,7 @@
         <w:ind w:left="540" w:hanging="271"/>
       </w:pPr>
       <w:r>
-        <w:t>Data contract khóa schema/target; experiment contract lưu seed, config, code revision, metric, runtime và limitation.</w:t>
+        <w:t>Quy ước dữ liệu khóa schema/target; experiment contract lưu seed, config, code revision, quality measure, runtime và limitation.</w:t>
       </w:r>
     </w:p>
     <w:p>
@@ -1565,6 +1565,47 @@
         <w:pStyle w:val="Heading3"/>
       </w:pPr>
       <w:r>
+        <w:t>Từ khóa tuần này</w:t>
+      </w:r>
+    </w:p>
+    <w:p>
+      <w:r>
+        <w:rPr>
+          <w:b/>
+        </w:rPr>
+        <w:t xml:space="preserve">Thuật ngữ mới hoặc trọng tâm: </w:t>
+      </w:r>
+      <w:r>
+        <w:t>dataset, sample, schema, reproducibility, seed</w:t>
+      </w:r>
+    </w:p>
+    <w:p>
+      <w:r>
+        <w:rPr>
+          <w:b/>
+        </w:rPr>
+        <w:t xml:space="preserve">Ôn lại: </w:t>
+      </w:r>
+      <w:r>
+        <w:t>Chưa có - đây là lab đầu tiên.</w:t>
+      </w:r>
+    </w:p>
+    <w:p>
+      <w:r>
+        <w:rPr>
+          <w:b/>
+        </w:rPr>
+        <w:t xml:space="preserve">Áp dụng: </w:t>
+      </w:r>
+      <w:r>
+        <w:t>Mở dataset smoke, đếm từng sample, đối chiếu schema, cố định seed rồi chạy hai lần để kiểm reproducibility.</w:t>
+      </w:r>
+    </w:p>
+    <w:p>
+      <w:pPr>
+        <w:pStyle w:val="Heading3"/>
+      </w:pPr>
+      <w:r>
         <w:t>Thực hành có hướng dẫn</w:t>
       </w:r>
     </w:p>
@@ -1585,7 +1626,7 @@
         <w:ind w:left="540" w:hanging="271"/>
       </w:pPr>
       <w:r>
-        <w:t>Vẽ data -&gt; split -&gt; fit -&gt; validate -&gt; test -&gt; artifact; đánh dấu điểm leakage.</w:t>
+        <w:t>Vẽ data -&gt; split -&gt; học -&gt; đánh giá -&gt; test -&gt; saved model bundle; đánh dấu điểm leakage.</w:t>
       </w:r>
     </w:p>
     <w:p>
@@ -1617,7 +1658,7 @@
         <w:t xml:space="preserve">Kết quả hướng tới: </w:t>
       </w:r>
       <w:r>
-        <w:t>environment report lưu cục bộ; lưu kèm lệnh đã chạy, cấu hình, metric, thời gian chạy và một điều còn hạn chế.</w:t>
+        <w:t>environment report lưu cục bộ; lưu kèm lệnh đã chạy, cấu hình, quality measure, thời gian chạy và một điều còn hạn chế.</w:t>
       </w:r>
     </w:p>
     <w:p>
@@ -1645,7 +1686,7 @@
         <w:ind w:left="540" w:hanging="271"/>
       </w:pPr>
       <w:r>
-        <w:t>Bạn có thể trả lời bằng lời của mình: Vì sao test không dùng chọn model/threshold?</w:t>
+        <w:t>Bạn có thể trả lời bằng lời của mình: Vì sao test không dùng chọn model/decision cutoff?</w:t>
       </w:r>
     </w:p>
     <w:p>
@@ -1660,7 +1701,7 @@
     </w:p>
     <w:p>
       <w:r>
-        <w:t>Dấu hiệu bạn đã hiểu: Bạn có thể kể lại đường đi từ câu hỏi đến artifact và chỉ ra test set được mở khi nào.</w:t>
+        <w:t>Dấu hiệu bạn đã hiểu: Bạn có thể kể lại đường đi từ câu hỏi đến saved model bundle và chỉ ra final holdout được mở khi nào.</w:t>
       </w:r>
     </w:p>
     <w:p>
@@ -2022,6 +2063,47 @@
         <w:pStyle w:val="Heading3"/>
       </w:pPr>
       <w:r>
+        <w:t>Từ khóa tuần này</w:t>
+      </w:r>
+    </w:p>
+    <w:p>
+      <w:r>
+        <w:rPr>
+          <w:b/>
+        </w:rPr>
+        <w:t xml:space="preserve">Thuật ngữ mới hoặc trọng tâm: </w:t>
+      </w:r>
+      <w:r>
+        <w:t>feature, label / target, parameter, vectorization</w:t>
+      </w:r>
+    </w:p>
+    <w:p>
+      <w:r>
+        <w:rPr>
+          <w:b/>
+        </w:rPr>
+        <w:t xml:space="preserve">Ôn lại: </w:t>
+      </w:r>
+      <w:r>
+        <w:t>dataset, sample, schema</w:t>
+      </w:r>
+    </w:p>
+    <w:p>
+      <w:r>
+        <w:rPr>
+          <w:b/>
+        </w:rPr>
+        <w:t xml:space="preserve">Áp dụng: </w:t>
+      </w:r>
+      <w:r>
+        <w:t>Biểu diễn mỗi sample thành vector feature, giữ label / target để diễn giải bài toán, dùng vectorization tính model output từ parameter; ghi dataset và schema của mảng.</w:t>
+      </w:r>
+    </w:p>
+    <w:p>
+      <w:pPr>
+        <w:pStyle w:val="Heading3"/>
+      </w:pPr>
+      <w:r>
         <w:t>Thực hành có hướng dẫn</w:t>
       </w:r>
     </w:p>
@@ -2042,7 +2124,7 @@
         <w:ind w:left="540" w:hanging="271"/>
       </w:pPr>
       <w:r>
-        <w:t>Tính confusion matrix và precision/recall bằng NumPy.</w:t>
+        <w:t>Tính error count table và precision/recall bằng NumPy.</w:t>
       </w:r>
     </w:p>
     <w:p>
@@ -2063,7 +2145,7 @@
         <w:t xml:space="preserve">Thực hành: </w:t>
       </w:r>
       <w:r>
-        <w:t>lab-01: NumPy vectorization và metric từ đầu. Môi trường chính: `local`.</w:t>
+        <w:t>lab-01: NumPy vectorization và quality measure từ đầu. Môi trường chính: `local`.</w:t>
       </w:r>
     </w:p>
     <w:p>
@@ -2074,7 +2156,7 @@
         <w:t xml:space="preserve">Kết quả hướng tới: </w:t>
       </w:r>
       <w:r>
-        <w:t>tested NumPy module; lưu kèm lệnh đã chạy, cấu hình, metric, thời gian chạy và một điều còn hạn chế.</w:t>
+        <w:t>tested NumPy module; lưu kèm lệnh đã chạy, cấu hình, quality measure, thời gian chạy và một điều còn hạn chế.</w:t>
       </w:r>
     </w:p>
     <w:p>
@@ -2423,7 +2505,7 @@
         <w:t>EDA không phải cuộc thi vẽ nhiều biểu đồ. Đây là lúc bạn tìm xem dữ liệu có đáng tin để model học hay không.</w:t>
         <w:br/>
         <w:br/>
-        <w:t>Ví dụ gần gũi: Một cột tuổi âm hoặc customer ID bị lặp có thể làm metric đẹp giả, dù biểu đồ trông hoàn toàn bình thường.</w:t>
+        <w:t>Ví dụ gần gũi: Một cột tuổi âm hoặc customer ID bị lặp có thể làm quality measure đẹp giả, dù biểu đồ trông hoàn toàn bình thường.</w:t>
       </w:r>
     </w:p>
     <w:p>
@@ -2471,7 +2553,48 @@
         <w:ind w:left="540" w:hanging="271"/>
       </w:pPr>
       <w:r>
-        <w:t>Thống kê đi vào transform phải học sau split và chỉ trên train.</w:t>
+        <w:t>Thống kê đi vào data operation phải học sau split và chỉ trên train.</w:t>
+      </w:r>
+    </w:p>
+    <w:p>
+      <w:pPr>
+        <w:pStyle w:val="Heading3"/>
+      </w:pPr>
+      <w:r>
+        <w:t>Từ khóa tuần này</w:t>
+      </w:r>
+    </w:p>
+    <w:p>
+      <w:r>
+        <w:rPr>
+          <w:b/>
+        </w:rPr>
+        <w:t xml:space="preserve">Thuật ngữ mới hoặc trọng tâm: </w:t>
+      </w:r>
+      <w:r>
+        <w:t>data validation, EDA, missing value, outlier</w:t>
+      </w:r>
+    </w:p>
+    <w:p>
+      <w:r>
+        <w:rPr>
+          <w:b/>
+        </w:rPr>
+        <w:t xml:space="preserve">Ôn lại: </w:t>
+      </w:r>
+      <w:r>
+        <w:t>dataset, sample, feature, label / target</w:t>
+      </w:r>
+    </w:p>
+    <w:p>
+      <w:r>
+        <w:rPr>
+          <w:b/>
+        </w:rPr>
+        <w:t xml:space="preserve">Áp dụng: </w:t>
+      </w:r>
+      <w:r>
+        <w:t>Chạy data validation trên dataset: kiểm schema, missing value, outlier; dùng EDA mô tả feature và label / target ở cấp sample.</w:t>
       </w:r>
     </w:p>
     <w:p>
@@ -2531,7 +2654,7 @@
         <w:t xml:space="preserve">Kết quả hướng tới: </w:t>
       </w:r>
       <w:r>
-        <w:t>EDA notebook/report; lưu kèm lệnh đã chạy, cấu hình, metric, thời gian chạy và một điều còn hạn chế.</w:t>
+        <w:t>EDA notebook/report; lưu kèm lệnh đã chạy, cấu hình, quality measure, thời gian chạy và một điều còn hạn chế.</w:t>
       </w:r>
     </w:p>
     <w:p>
@@ -2574,7 +2697,7 @@
     </w:p>
     <w:p>
       <w:r>
-        <w:t>Dấu hiệu bạn đã hiểu: Bạn phân biệt được điều quan sát thấy với giả thuyết cần kiểm tra thêm và không dùng test để thiết kế transform.</w:t>
+        <w:t>Dấu hiệu bạn đã hiểu: Bạn phân biệt được điều quan sát thấy với giả thuyết cần kiểm tra thêm và không dùng test để thiết kế data operation.</w:t>
       </w:r>
     </w:p>
     <w:p>
@@ -2946,6 +3069,47 @@
         <w:pStyle w:val="Heading3"/>
       </w:pPr>
       <w:r>
+        <w:t>Từ khóa tuần này</w:t>
+      </w:r>
+    </w:p>
+    <w:p>
+      <w:r>
+        <w:rPr>
+          <w:b/>
+        </w:rPr>
+        <w:t xml:space="preserve">Thuật ngữ mới hoặc trọng tâm: </w:t>
+      </w:r>
+      <w:r>
+        <w:t>prediction, loss, gradient, learning rate</w:t>
+      </w:r>
+    </w:p>
+    <w:p>
+      <w:r>
+        <w:rPr>
+          <w:b/>
+        </w:rPr>
+        <w:t xml:space="preserve">Ôn lại: </w:t>
+      </w:r>
+      <w:r>
+        <w:t>feature, label / target, data validation</w:t>
+      </w:r>
+    </w:p>
+    <w:p>
+      <w:r>
+        <w:rPr>
+          <w:b/>
+        </w:rPr>
+        <w:t xml:space="preserve">Áp dụng: </w:t>
+      </w:r>
+      <w:r>
+        <w:t>Tính prediction, loss, gradient và cập nhật parameter bằng learning rate; giữ feature, label / target và ghi lỗi data validation nếu input sai.</w:t>
+      </w:r>
+    </w:p>
+    <w:p>
+      <w:pPr>
+        <w:pStyle w:val="Heading3"/>
+      </w:pPr>
+      <w:r>
         <w:t>Thực hành có hướng dẫn</w:t>
       </w:r>
     </w:p>
@@ -2998,7 +3162,7 @@
         <w:t xml:space="preserve">Kết quả hướng tới: </w:t>
       </w:r>
       <w:r>
-        <w:t>mốc năng lực 1; lưu kèm lệnh đã chạy, cấu hình, metric, thời gian chạy và một điều còn hạn chế.</w:t>
+        <w:t>mốc năng lực 1; lưu kèm lệnh đã chạy, cấu hình, quality measure, thời gian chạy và một điều còn hạn chế.</w:t>
       </w:r>
     </w:p>
     <w:p>
@@ -3403,6 +3567,47 @@
         <w:pStyle w:val="Heading3"/>
       </w:pPr>
       <w:r>
+        <w:t>Từ khóa tuần này</w:t>
+      </w:r>
+    </w:p>
+    <w:p>
+      <w:r>
+        <w:rPr>
+          <w:b/>
+        </w:rPr>
+        <w:t xml:space="preserve">Thuật ngữ mới hoặc trọng tâm: </w:t>
+      </w:r>
+      <w:r>
+        <w:t>data split, training set, validation set, test set, baseline, model validation</w:t>
+      </w:r>
+    </w:p>
+    <w:p>
+      <w:r>
+        <w:rPr>
+          <w:b/>
+        </w:rPr>
+        <w:t xml:space="preserve">Ôn lại: </w:t>
+      </w:r>
+      <w:r>
+        <w:t>dataset, sample, feature, label / target, prediction</w:t>
+      </w:r>
+    </w:p>
+    <w:p>
+      <w:r>
+        <w:rPr>
+          <w:b/>
+        </w:rPr>
+        <w:t xml:space="preserve">Áp dụng: </w:t>
+      </w:r>
+      <w:r>
+        <w:t>Tạo data split từ dataset không trùng sample thành training set, validation set, test set; fit baseline trên feature, thực hiện model validation, so prediction với label / target.</w:t>
+      </w:r>
+    </w:p>
+    <w:p>
+      <w:pPr>
+        <w:pStyle w:val="Heading3"/>
+      </w:pPr>
+      <w:r>
         <w:t>Thực hành có hướng dẫn</w:t>
       </w:r>
     </w:p>
@@ -3413,7 +3618,7 @@
         <w:ind w:left="540" w:hanging="271"/>
       </w:pPr>
       <w:r>
-        <w:t>So dummy và logistic trên đúng cùng split/pipeline/metric.</w:t>
+        <w:t>So dummy và logistic trên đúng cùng split/workflow/quality measure.</w:t>
       </w:r>
     </w:p>
     <w:p>
@@ -3433,7 +3638,7 @@
         <w:ind w:left="540" w:hanging="271"/>
       </w:pPr>
       <w:r>
-        <w:t>Viết metric gate model phải vượt baseline.</w:t>
+        <w:t>Viết quality measure gate model phải vượt baseline.</w:t>
       </w:r>
     </w:p>
     <w:p>
@@ -3455,7 +3660,7 @@
         <w:t xml:space="preserve">Kết quả hướng tới: </w:t>
       </w:r>
       <w:r>
-        <w:t>baseline report; lưu kèm lệnh đã chạy, cấu hình, metric, thời gian chạy và một điều còn hạn chế.</w:t>
+        <w:t>baseline report; lưu kèm lệnh đã chạy, cấu hình, quality measure, thời gian chạy và một điều còn hạn chế.</w:t>
       </w:r>
     </w:p>
     <w:p>
@@ -3498,7 +3703,7 @@
     </w:p>
     <w:p>
       <w:r>
-        <w:t>Dấu hiệu bạn đã hiểu: Bạn dùng cùng split và metric để so dummy với logistic regression; test set vẫn chưa tham gia chọn model.</w:t>
+        <w:t>Dấu hiệu bạn đã hiểu: Bạn dùng cùng split và quality measure để so dummy với logistic regression; test set vẫn chưa tham gia chọn model.</w:t>
       </w:r>
     </w:p>
     <w:p>
@@ -3801,7 +4006,7 @@
     </w:p>
     <w:p>
       <w:r>
-        <w:t>Preprocessing cũng học từ dữ liệu. Đặt nó trong pipeline giữ ranh giới train/validation sạch và tránh model chạy khác lúc inference.</w:t>
+        <w:t>Preprocessing cũng học từ dữ liệu. Đặt nó trong pipeline giữ ranh giới train/validation sạch và tránh model chạy khác lúc tạo dự đoán mới.</w:t>
         <w:br/>
         <w:br/>
         <w:t>Ví dụ gần gũi: Giá trị trung bình dùng để điền missing phải đến từ train, không được nhìn trước khách hàng trong test.</w:t>
@@ -3842,7 +4047,7 @@
         <w:ind w:left="540" w:hanging="271"/>
       </w:pPr>
       <w:r>
-        <w:t>OneHotEncoder cần xử lý category chưa thấy để inference không vỡ.</w:t>
+        <w:t>OneHotEncoder cần xử lý category chưa thấy để dự đoán input mới không vỡ.</w:t>
       </w:r>
     </w:p>
     <w:p>
@@ -3853,6 +4058,47 @@
       </w:pPr>
       <w:r>
         <w:t>Schema validation bắt thiếu cột, sai dtype/range và target lẫn vào input trước transform.</w:t>
+      </w:r>
+    </w:p>
+    <w:p>
+      <w:pPr>
+        <w:pStyle w:val="Heading3"/>
+      </w:pPr>
+      <w:r>
+        <w:t>Từ khóa tuần này</w:t>
+      </w:r>
+    </w:p>
+    <w:p>
+      <w:r>
+        <w:rPr>
+          <w:b/>
+        </w:rPr>
+        <w:t xml:space="preserve">Thuật ngữ mới hoặc trọng tâm: </w:t>
+      </w:r>
+      <w:r>
+        <w:t>preprocessing, transform, pipeline, data leakage, fit</w:t>
+      </w:r>
+    </w:p>
+    <w:p>
+      <w:r>
+        <w:rPr>
+          <w:b/>
+        </w:rPr>
+        <w:t xml:space="preserve">Ôn lại: </w:t>
+      </w:r>
+      <w:r>
+        <w:t>data split, training set, validation set, test set, schema</w:t>
+      </w:r>
+    </w:p>
+    <w:p>
+      <w:r>
+        <w:rPr>
+          <w:b/>
+        </w:rPr>
+        <w:t xml:space="preserve">Áp dụng: </w:t>
+      </w:r>
+      <w:r>
+        <w:t>Chia bằng data split trước, fit từng bước preprocessing/transform chỉ trên training set, ghép thành pipeline; dùng schema để chứng minh không có data leakage sang validation set/test set.</w:t>
       </w:r>
     </w:p>
     <w:p>
@@ -4327,6 +4573,47 @@
         <w:pStyle w:val="Heading3"/>
       </w:pPr>
       <w:r>
+        <w:t>Từ khóa tuần này</w:t>
+      </w:r>
+    </w:p>
+    <w:p>
+      <w:r>
+        <w:rPr>
+          <w:b/>
+        </w:rPr>
+        <w:t xml:space="preserve">Thuật ngữ mới hoặc trọng tâm: </w:t>
+      </w:r>
+      <w:r>
+        <w:t>metric, precision / recall / F1, threshold, class imbalance</w:t>
+      </w:r>
+    </w:p>
+    <w:p>
+      <w:r>
+        <w:rPr>
+          <w:b/>
+        </w:rPr>
+        <w:t xml:space="preserve">Ôn lại: </w:t>
+      </w:r>
+      <w:r>
+        <w:t>validation set, model validation, baseline</w:t>
+      </w:r>
+    </w:p>
+    <w:p>
+      <w:r>
+        <w:rPr>
+          <w:b/>
+        </w:rPr>
+        <w:t xml:space="preserve">Áp dụng: </w:t>
+      </w:r>
+      <w:r>
+        <w:t>Dùng validation set cho model validation: chọn metric precision / recall / F1 và threshold theo class imbalance, so với baseline; giữ test set đóng đến cuối.</w:t>
+      </w:r>
+    </w:p>
+    <w:p>
+      <w:pPr>
+        <w:pStyle w:val="Heading3"/>
+      </w:pPr>
+      <w:r>
         <w:t>Thực hành có hướng dẫn</w:t>
       </w:r>
     </w:p>
@@ -4794,6 +5081,47 @@
         <w:pStyle w:val="Heading3"/>
       </w:pPr>
       <w:r>
+        <w:t>Từ khóa tuần này</w:t>
+      </w:r>
+    </w:p>
+    <w:p>
+      <w:r>
+        <w:rPr>
+          <w:b/>
+        </w:rPr>
+        <w:t xml:space="preserve">Thuật ngữ mới hoặc trọng tâm: </w:t>
+      </w:r>
+      <w:r>
+        <w:t>cross-validation, fold, overfitting, bias / variance</w:t>
+      </w:r>
+    </w:p>
+    <w:p>
+      <w:r>
+        <w:rPr>
+          <w:b/>
+        </w:rPr>
+        <w:t xml:space="preserve">Ôn lại: </w:t>
+      </w:r>
+      <w:r>
+        <w:t>data split, pipeline, metric</w:t>
+      </w:r>
+    </w:p>
+    <w:p>
+      <w:r>
+        <w:rPr>
+          <w:b/>
+        </w:rPr>
+        <w:t xml:space="preserve">Áp dụng: </w:t>
+      </w:r>
+      <w:r>
+        <w:t>Đặt toàn bộ pipeline trong cross-validation; đọc từng fold, mean/std và learning curve để phân biệt overfitting với bias / variance; giữ metric và data split nhất quán.</w:t>
+      </w:r>
+    </w:p>
+    <w:p>
+      <w:pPr>
+        <w:pStyle w:val="Heading3"/>
+      </w:pPr>
+      <w:r>
         <w:t>Thực hành có hướng dẫn</w:t>
       </w:r>
     </w:p>
@@ -5261,6 +5589,47 @@
         <w:pStyle w:val="Heading3"/>
       </w:pPr>
       <w:r>
+        <w:t>Từ khóa tuần này</w:t>
+      </w:r>
+    </w:p>
+    <w:p>
+      <w:r>
+        <w:rPr>
+          <w:b/>
+        </w:rPr>
+        <w:t xml:space="preserve">Thuật ngữ mới hoặc trọng tâm: </w:t>
+      </w:r>
+      <w:r>
+        <w:t>hyperparameter, ensemble, bagging / boosting</w:t>
+      </w:r>
+    </w:p>
+    <w:p>
+      <w:r>
+        <w:rPr>
+          <w:b/>
+        </w:rPr>
+        <w:t xml:space="preserve">Ôn lại: </w:t>
+      </w:r>
+      <w:r>
+        <w:t>baseline, validation set, metric, overfitting</w:t>
+      </w:r>
+    </w:p>
+    <w:p>
+      <w:r>
+        <w:rPr>
+          <w:b/>
+        </w:rPr>
+        <w:t xml:space="preserve">Áp dụng: </w:t>
+      </w:r>
+      <w:r>
+        <w:t>Giữ dataset, validation set, metric và budget cố định; so ensemble dùng bagging / boosting, đổi đúng một hyperparameter rồi đối chiếu baseline và dấu hiệu overfitting.</w:t>
+      </w:r>
+    </w:p>
+    <w:p>
+      <w:pPr>
+        <w:pStyle w:val="Heading3"/>
+      </w:pPr>
+      <w:r>
         <w:t>Thực hành có hướng dẫn</w:t>
       </w:r>
     </w:p>
@@ -5281,7 +5650,7 @@
         <w:ind w:left="540" w:hanging="271"/>
       </w:pPr>
       <w:r>
-        <w:t>So ROC-AUC, F1, runtime, artifact size.</w:t>
+        <w:t>So ROC-AUC, F1, runtime, saved-model size.</w:t>
       </w:r>
     </w:p>
     <w:p>
@@ -5356,7 +5725,7 @@
     </w:p>
     <w:p>
       <w:r>
-        <w:t>Dấu hiệu bạn đã hiểu: Bạn so ba candidate trên cùng harness, nêu được đổi chác giữa metric, runtime và artifact size.</w:t>
+        <w:t>Dấu hiệu bạn đã hiểu: Bạn so ba candidate trên cùng harness, nêu được đổi chác giữa metric, runtime và saved-model size.</w:t>
       </w:r>
     </w:p>
     <w:p>
@@ -5718,6 +6087,47 @@
         <w:pStyle w:val="Heading3"/>
       </w:pPr>
       <w:r>
+        <w:t>Từ khóa tuần này</w:t>
+      </w:r>
+    </w:p>
+    <w:p>
+      <w:r>
+        <w:rPr>
+          <w:b/>
+        </w:rPr>
+        <w:t xml:space="preserve">Thuật ngữ mới hoặc trọng tâm: </w:t>
+      </w:r>
+      <w:r>
+        <w:t>feature engineering, ablation</w:t>
+      </w:r>
+    </w:p>
+    <w:p>
+      <w:r>
+        <w:rPr>
+          <w:b/>
+        </w:rPr>
+        <w:t xml:space="preserve">Ôn lại: </w:t>
+      </w:r>
+      <w:r>
+        <w:t>feature, baseline, validation set, hyperparameter</w:t>
+      </w:r>
+    </w:p>
+    <w:p>
+      <w:r>
+        <w:rPr>
+          <w:b/>
+        </w:rPr>
+        <w:t xml:space="preserve">Áp dụng: </w:t>
+      </w:r>
+      <w:r>
+        <w:t>Viết giả thuyết feature engineering, chạy ablation thêm/bỏ một feature; khóa baseline, validation set, hyperparameter và data split để metric delta có nghĩa.</w:t>
+      </w:r>
+    </w:p>
+    <w:p>
+      <w:pPr>
+        <w:pStyle w:val="Heading3"/>
+      </w:pPr>
+      <w:r>
         <w:t>Thực hành có hướng dẫn</w:t>
       </w:r>
     </w:p>
@@ -6157,7 +6567,7 @@
         <w:ind w:left="540" w:hanging="271"/>
       </w:pPr>
       <w:r>
-        <w:t>Slice metric luôn kèm support để tránh kết luận từ nhóm quá nhỏ; xem chênh lệch như tín hiệu điều tra fairness, không vội kết luận nguyên nhân.</w:t>
+        <w:t>Slice metric luôn kèm sample count để tránh kết luận từ nhóm quá nhỏ; xem chênh lệch như tín hiệu điều tra fairness, không vội kết luận nguyên nhân.</w:t>
       </w:r>
     </w:p>
     <w:p>
@@ -6178,6 +6588,47 @@
       </w:pPr>
       <w:r>
         <w:t>Failure taxonomy nhóm lỗi thành data quality, boundary, missing signal, label noise hoặc shift.</w:t>
+      </w:r>
+    </w:p>
+    <w:p>
+      <w:pPr>
+        <w:pStyle w:val="Heading3"/>
+      </w:pPr>
+      <w:r>
+        <w:t>Từ khóa tuần này</w:t>
+      </w:r>
+    </w:p>
+    <w:p>
+      <w:r>
+        <w:rPr>
+          <w:b/>
+        </w:rPr>
+        <w:t xml:space="preserve">Thuật ngữ mới hoặc trọng tâm: </w:t>
+      </w:r>
+      <w:r>
+        <w:t>error analysis, slice, failure taxonomy</w:t>
+      </w:r>
+    </w:p>
+    <w:p>
+      <w:r>
+        <w:rPr>
+          <w:b/>
+        </w:rPr>
+        <w:t xml:space="preserve">Ôn lại: </w:t>
+      </w:r>
+      <w:r>
+        <w:t>metric, validation set, feature engineering</w:t>
+      </w:r>
+    </w:p>
+    <w:p>
+      <w:r>
+        <w:rPr>
+          <w:b/>
+        </w:rPr>
+        <w:t xml:space="preserve">Áp dụng: </w:t>
+      </w:r>
+      <w:r>
+        <w:t>Chạy error analysis theo từng slice, luôn ghi sample count; tạo failure taxonomy từ prediction sai, liên hệ feature engineering và metric trên validation set.</w:t>
       </w:r>
     </w:p>
     <w:p>
@@ -6265,7 +6716,7 @@
         <w:ind w:left="540" w:hanging="271"/>
       </w:pPr>
       <w:r>
-        <w:t>Bạn có thể trả lời bằng lời của mình: Support nhỏ gây rủi ro gì?</w:t>
+        <w:t>Bạn có thể trả lời bằng lời của mình: Sample Count nhỏ gây rủi ro gì?</w:t>
       </w:r>
     </w:p>
     <w:p>
@@ -6280,7 +6731,7 @@
     </w:p>
     <w:p>
       <w:r>
-        <w:t>Dấu hiệu bạn đã hiểu: Bạn báo slice metric kèm support, phân nhóm lỗi và đề xuất một data fix cùng một model fix có phép kiểm.</w:t>
+        <w:t>Dấu hiệu bạn đã hiểu: Bạn báo slice metric kèm sample count, phân nhóm lỗi và đề xuất một data fix cùng một model fix có phép kiểm.</w:t>
       </w:r>
     </w:p>
     <w:p>
@@ -6642,6 +7093,47 @@
         <w:pStyle w:val="Heading3"/>
       </w:pPr>
       <w:r>
+        <w:t>Từ khóa tuần này</w:t>
+      </w:r>
+    </w:p>
+    <w:p>
+      <w:r>
+        <w:rPr>
+          <w:b/>
+        </w:rPr>
+        <w:t xml:space="preserve">Thuật ngữ mới hoặc trọng tâm: </w:t>
+      </w:r>
+      <w:r>
+        <w:t>artifact, manifest, inference</w:t>
+      </w:r>
+    </w:p>
+    <w:p>
+      <w:r>
+        <w:rPr>
+          <w:b/>
+        </w:rPr>
+        <w:t xml:space="preserve">Ôn lại: </w:t>
+      </w:r>
+      <w:r>
+        <w:t>schema, data split, pipeline</w:t>
+      </w:r>
+    </w:p>
+    <w:p>
+      <w:r>
+        <w:rPr>
+          <w:b/>
+        </w:rPr>
+        <w:t xml:space="preserve">Áp dụng: </w:t>
+      </w:r>
+      <w:r>
+        <w:t>Khóa schema và data split, chạy pipeline; lưu artifact kèm manifest, load ở process mới để inference, rồi so baseline/metric và checksum.</w:t>
+      </w:r>
+    </w:p>
+    <w:p>
+      <w:pPr>
+        <w:pStyle w:val="Heading3"/>
+      </w:pPr>
+      <w:r>
         <w:t>Thực hành có hướng dẫn</w:t>
       </w:r>
     </w:p>
@@ -6662,7 +7154,7 @@
         <w:ind w:left="540" w:hanging="271"/>
       </w:pPr>
       <w:r>
-        <w:t>Reload artifact ở process mới và kiểm prediction parity.</w:t>
+        <w:t>Reload artifact ở process mới và kiểm prediction output agreement.</w:t>
       </w:r>
     </w:p>
     <w:p>
@@ -6748,7 +7240,7 @@
         <w:t xml:space="preserve">Nếu bạn bị kẹt: </w:t>
       </w:r>
       <w:r>
-        <w:t>Chạy `mini` trước, kiểm từng artifact. Khi parity sai, so config và feature order trước khi train lại.</w:t>
+        <w:t>Chạy `mini` trước, kiểm từng artifact. Khi output agreement sai, so config và feature order trước khi train lại.</w:t>
       </w:r>
     </w:p>
     <w:p>
@@ -7099,6 +7591,47 @@
         <w:pStyle w:val="Heading3"/>
       </w:pPr>
       <w:r>
+        <w:t>Từ khóa tuần này</w:t>
+      </w:r>
+    </w:p>
+    <w:p>
+      <w:r>
+        <w:rPr>
+          <w:b/>
+        </w:rPr>
+        <w:t xml:space="preserve">Thuật ngữ mới hoặc trọng tâm: </w:t>
+      </w:r>
+      <w:r>
+        <w:t>package, configuration</w:t>
+      </w:r>
+    </w:p>
+    <w:p>
+      <w:r>
+        <w:rPr>
+          <w:b/>
+        </w:rPr>
+        <w:t xml:space="preserve">Ôn lại: </w:t>
+      </w:r>
+      <w:r>
+        <w:t>reproducibility, pipeline, artifact</w:t>
+      </w:r>
+    </w:p>
+    <w:p>
+      <w:r>
+        <w:rPr>
+          <w:b/>
+        </w:rPr>
+        <w:t xml:space="preserve">Áp dụng: </w:t>
+      </w:r>
+      <w:r>
+        <w:t>Tách pipeline thành package; đưa seed và hyperparameter vào configuration, chạy lại để giữ reproducibility, artifact và inference không phụ thuộc notebook state.</w:t>
+      </w:r>
+    </w:p>
+    <w:p>
+      <w:pPr>
+        <w:pStyle w:val="Heading3"/>
+      </w:pPr>
+      <w:r>
         <w:t>Thực hành có hướng dẫn</w:t>
       </w:r>
     </w:p>
@@ -7109,7 +7642,7 @@
         <w:ind w:left="540" w:hanging="271"/>
       </w:pPr>
       <w:r>
-        <w:t>Di chuyển train logic vào src nhưng giữ parity.</w:t>
+        <w:t>Di chuyển train logic vào src nhưng giữ output agreement.</w:t>
       </w:r>
     </w:p>
     <w:p>
@@ -7538,7 +8071,7 @@
         <w:ind w:left="540" w:hanging="271"/>
       </w:pPr>
       <w:r>
-        <w:t>Negative cases: thiếu cột, sai dtype, unseen category, NaN/Inf, empty batch, artifact hỏng.</w:t>
+        <w:t>Negative cases: thiếu cột, sai dtype, unseen category, NaN/Inf, empty input group, artifact hỏng.</w:t>
       </w:r>
     </w:p>
     <w:p>
@@ -7549,6 +8082,47 @@
       </w:pPr>
       <w:r>
         <w:t>Metric assertion dùng threshold/tolerance có lý do, không khóa số stochastic mong manh.</w:t>
+      </w:r>
+    </w:p>
+    <w:p>
+      <w:pPr>
+        <w:pStyle w:val="Heading3"/>
+      </w:pPr>
+      <w:r>
+        <w:t>Từ khóa tuần này</w:t>
+      </w:r>
+    </w:p>
+    <w:p>
+      <w:r>
+        <w:rPr>
+          <w:b/>
+        </w:rPr>
+        <w:t xml:space="preserve">Thuật ngữ mới hoặc trọng tâm: </w:t>
+      </w:r>
+      <w:r>
+        <w:t>data contract, parity</w:t>
+      </w:r>
+    </w:p>
+    <w:p>
+      <w:r>
+        <w:rPr>
+          <w:b/>
+        </w:rPr>
+        <w:t xml:space="preserve">Ôn lại: </w:t>
+      </w:r>
+      <w:r>
+        <w:t>schema, pipeline, artifact, reproducibility</w:t>
+      </w:r>
+    </w:p>
+    <w:p>
+      <w:r>
+        <w:rPr>
+          <w:b/>
+        </w:rPr>
+        <w:t xml:space="preserve">Áp dụng: </w:t>
+      </w:r>
+      <w:r>
+        <w:t>Viết data contract cho schema; test parity fit-save-load-predict của pipeline/artifact, negative case cho sample sai và tolerance cho reproducibility.</w:t>
       </w:r>
     </w:p>
     <w:p>
@@ -8005,7 +8579,48 @@
         <w:ind w:left="540" w:hanging="271"/>
       </w:pPr>
       <w:r>
-        <w:t>Batch/payload/timeout limits là guardrail; không log raw sensitive features.</w:t>
+        <w:t>Input Group/payload/timeout limits là guardrail; không log raw sensitive features.</w:t>
+      </w:r>
+    </w:p>
+    <w:p>
+      <w:pPr>
+        <w:pStyle w:val="Heading3"/>
+      </w:pPr>
+      <w:r>
+        <w:t>Từ khóa tuần này</w:t>
+      </w:r>
+    </w:p>
+    <w:p>
+      <w:r>
+        <w:rPr>
+          <w:b/>
+        </w:rPr>
+        <w:t xml:space="preserve">Thuật ngữ mới hoặc trọng tâm: </w:t>
+      </w:r>
+      <w:r>
+        <w:t>API contract, latency</w:t>
+      </w:r>
+    </w:p>
+    <w:p>
+      <w:r>
+        <w:rPr>
+          <w:b/>
+        </w:rPr>
+        <w:t xml:space="preserve">Ôn lại: </w:t>
+      </w:r>
+      <w:r>
+        <w:t>data contract, artifact, inference, schema</w:t>
+      </w:r>
+    </w:p>
+    <w:p>
+      <w:r>
+        <w:rPr>
+          <w:b/>
+        </w:rPr>
+        <w:t xml:space="preserve">Áp dụng: </w:t>
+      </w:r>
+      <w:r>
+        <w:t>Định nghĩa API contract, đo latency, gửi sample hợp lệ/sai qua inference; data contract chặn schema lỗi trước artifact và response không lộ raw feature.</w:t>
       </w:r>
     </w:p>
     <w:p>
@@ -8043,7 +8658,7 @@
         <w:ind w:left="540" w:hanging="271"/>
       </w:pPr>
       <w:r>
-        <w:t>Đo warm latency mini batch và ghi giới hạn phép đo.</w:t>
+        <w:t>Đo warm latency mini input group và ghi giới hạn phép đo.</w:t>
       </w:r>
     </w:p>
     <w:p>
@@ -8480,6 +9095,47 @@
         <w:pStyle w:val="Heading3"/>
       </w:pPr>
       <w:r>
+        <w:t>Từ khóa tuần này</w:t>
+      </w:r>
+    </w:p>
+    <w:p>
+      <w:r>
+        <w:rPr>
+          <w:b/>
+        </w:rPr>
+        <w:t xml:space="preserve">Thuật ngữ mới hoặc trọng tâm: </w:t>
+      </w:r>
+      <w:r>
+        <w:t>container, CI</w:t>
+      </w:r>
+    </w:p>
+    <w:p>
+      <w:r>
+        <w:rPr>
+          <w:b/>
+        </w:rPr>
+        <w:t xml:space="preserve">Ôn lại: </w:t>
+      </w:r>
+      <w:r>
+        <w:t>API contract, artifact, reproducibility, latency</w:t>
+      </w:r>
+    </w:p>
+    <w:p>
+      <w:r>
+        <w:rPr>
+          <w:b/>
+        </w:rPr>
+        <w:t xml:space="preserve">Áp dụng: </w:t>
+      </w:r>
+      <w:r>
+        <w:t>Đóng package/API contract vào container, dùng CI chạy data validation, parity và test artifact; đo latency nhỏ rồi cleanup container để giữ reproducibility.</w:t>
+      </w:r>
+    </w:p>
+    <w:p>
+      <w:pPr>
+        <w:pStyle w:val="Heading3"/>
+      </w:pPr>
+      <w:r>
         <w:t>Thực hành có hướng dẫn</w:t>
       </w:r>
     </w:p>
@@ -8947,6 +9603,47 @@
         <w:pStyle w:val="Heading3"/>
       </w:pPr>
       <w:r>
+        <w:t>Từ khóa tuần này</w:t>
+      </w:r>
+    </w:p>
+    <w:p>
+      <w:r>
+        <w:rPr>
+          <w:b/>
+        </w:rPr>
+        <w:t xml:space="preserve">Thuật ngữ mới hoặc trọng tâm: </w:t>
+      </w:r>
+      <w:r>
+        <w:t>tensor, batch, epoch, optimizer, device</w:t>
+      </w:r>
+    </w:p>
+    <w:p>
+      <w:r>
+        <w:rPr>
+          <w:b/>
+        </w:rPr>
+        <w:t xml:space="preserve">Ôn lại: </w:t>
+      </w:r>
+      <w:r>
+        <w:t>parameter, gradient, loss, validation set</w:t>
+      </w:r>
+    </w:p>
+    <w:p>
+      <w:r>
+        <w:rPr>
+          <w:b/>
+        </w:rPr>
+        <w:t xml:space="preserve">Áp dụng: </w:t>
+      </w:r>
+      <w:r>
+        <w:t>Tạo tensor theo batch, chạy nhiều epoch; dùng optimizer cập nhật parameter từ gradient/loss, kiểm model và input cùng device, đánh giá trên validation set.</w:t>
+      </w:r>
+    </w:p>
+    <w:p>
+      <w:pPr>
+        <w:pStyle w:val="Heading3"/>
+      </w:pPr>
+      <w:r>
         <w:t>Thực hành có hướng dẫn</w:t>
       </w:r>
     </w:p>
@@ -9414,6 +10111,47 @@
         <w:pStyle w:val="Heading3"/>
       </w:pPr>
       <w:r>
+        <w:t>Từ khóa tuần này</w:t>
+      </w:r>
+    </w:p>
+    <w:p>
+      <w:r>
+        <w:rPr>
+          <w:b/>
+        </w:rPr>
+        <w:t xml:space="preserve">Thuật ngữ mới hoặc trọng tâm: </w:t>
+      </w:r>
+      <w:r>
+        <w:t>augmentation, backbone, freeze, transfer learning</w:t>
+      </w:r>
+    </w:p>
+    <w:p>
+      <w:r>
+        <w:rPr>
+          <w:b/>
+        </w:rPr>
+        <w:t xml:space="preserve">Ôn lại: </w:t>
+      </w:r>
+      <w:r>
+        <w:t>tensor, batch, epoch, device, overfitting</w:t>
+      </w:r>
+    </w:p>
+    <w:p>
+      <w:r>
+        <w:rPr>
+          <w:b/>
+        </w:rPr>
+        <w:t xml:space="preserve">Áp dụng: </w:t>
+      </w:r>
+      <w:r>
+        <w:t>Dùng augmentation chỉ cho training batch, giữ validation transform deterministic; tải backbone pretrained lên đúng device, freeze parameter rồi chạy transfer learning trên tensor, theo dõi epoch/loss để phát hiện overfitting.</w:t>
+      </w:r>
+    </w:p>
+    <w:p>
+      <w:pPr>
+        <w:pStyle w:val="Heading3"/>
+      </w:pPr>
+      <w:r>
         <w:t>Thực hành có hướng dẫn</w:t>
       </w:r>
     </w:p>
@@ -9883,6 +10621,47 @@
         <w:pStyle w:val="Heading3"/>
       </w:pPr>
       <w:r>
+        <w:t>Từ khóa tuần này</w:t>
+      </w:r>
+    </w:p>
+    <w:p>
+      <w:r>
+        <w:rPr>
+          <w:b/>
+        </w:rPr>
+        <w:t xml:space="preserve">Thuật ngữ mới hoặc trọng tâm: </w:t>
+      </w:r>
+      <w:r>
+        <w:t>fine-tuning, checkpoint, early stopping</w:t>
+      </w:r>
+    </w:p>
+    <w:p>
+      <w:r>
+        <w:rPr>
+          <w:b/>
+        </w:rPr>
+        <w:t xml:space="preserve">Ôn lại: </w:t>
+      </w:r>
+      <w:r>
+        <w:t>transfer learning, freeze, optimizer, epoch, validation set</w:t>
+      </w:r>
+    </w:p>
+    <w:p>
+      <w:r>
+        <w:rPr>
+          <w:b/>
+        </w:rPr>
+        <w:t xml:space="preserve">Áp dụng: </w:t>
+      </w:r>
+      <w:r>
+        <w:t>Chạy frozen transfer learning baseline với backbone đã freeze, sau đó optional fine-tuning; lưu checkpoint gồm optimizer/epoch và dùng early stopping theo validation set; resume để chứng minh state không mất.</w:t>
+      </w:r>
+    </w:p>
+    <w:p>
+      <w:pPr>
+        <w:pStyle w:val="Heading3"/>
+      </w:pPr>
+      <w:r>
         <w:t>Thực hành có hướng dẫn</w:t>
       </w:r>
     </w:p>
@@ -10350,6 +11129,47 @@
         <w:pStyle w:val="Heading3"/>
       </w:pPr>
       <w:r>
+        <w:t>Từ khóa tuần này</w:t>
+      </w:r>
+    </w:p>
+    <w:p>
+      <w:r>
+        <w:rPr>
+          <w:b/>
+        </w:rPr>
+        <w:t xml:space="preserve">Thuật ngữ mới hoặc trọng tâm: </w:t>
+      </w:r>
+      <w:r>
+        <w:t>confusion matrix, support</w:t>
+      </w:r>
+    </w:p>
+    <w:p>
+      <w:r>
+        <w:rPr>
+          <w:b/>
+        </w:rPr>
+        <w:t xml:space="preserve">Ôn lại: </w:t>
+      </w:r>
+      <w:r>
+        <w:t>metric, validation set, error analysis, failure taxonomy</w:t>
+      </w:r>
+    </w:p>
+    <w:p>
+      <w:r>
+        <w:rPr>
+          <w:b/>
+        </w:rPr>
+        <w:t xml:space="preserve">Áp dụng: </w:t>
+      </w:r>
+      <w:r>
+        <w:t>Tạo confusion matrix, metric precision / recall / F1 và support; làm error analysis trên prediction ở validation set, gán failure taxonomy cho sample thật, không dùng FakeData làm model validation.</w:t>
+      </w:r>
+    </w:p>
+    <w:p>
+      <w:pPr>
+        <w:pStyle w:val="Heading3"/>
+      </w:pPr>
+      <w:r>
         <w:t>Thực hành có hướng dẫn</w:t>
       </w:r>
     </w:p>
@@ -10816,6 +11636,47 @@
         <w:pStyle w:val="Heading3"/>
       </w:pPr>
       <w:r>
+        <w:t>Từ khóa tuần này</w:t>
+      </w:r>
+    </w:p>
+    <w:p>
+      <w:r>
+        <w:rPr>
+          <w:b/>
+        </w:rPr>
+        <w:t xml:space="preserve">Thuật ngữ mới hoặc trọng tâm: </w:t>
+      </w:r>
+      <w:r>
+        <w:t>IAM, S3, Lambda, CloudWatch Logs, budget alert, residual scan, idempotent cleanup</w:t>
+      </w:r>
+    </w:p>
+    <w:p>
+      <w:r>
+        <w:rPr>
+          <w:b/>
+        </w:rPr>
+        <w:t xml:space="preserve">Ôn lại: </w:t>
+      </w:r>
+      <w:r>
+        <w:t>artifact, inference, API contract</w:t>
+      </w:r>
+    </w:p>
+    <w:p>
+      <w:r>
+        <w:rPr>
+          <w:b/>
+        </w:rPr>
+        <w:t xml:space="preserve">Áp dụng: </w:t>
+      </w:r>
+      <w:r>
+        <w:t>Upload artifact lên S3, cấp quyền tối thiểu bằng IAM, gọi inference qua Lambda, đọc CloudWatch Logs; tạo budget alert, chạy idempotent cleanup và residual scan theo API contract.</w:t>
+      </w:r>
+    </w:p>
+    <w:p>
+      <w:pPr>
+        <w:pStyle w:val="Heading3"/>
+      </w:pPr>
+      <w:r>
         <w:t>Thực hành có hướng dẫn</w:t>
       </w:r>
     </w:p>
@@ -11348,6 +12209,47 @@
         <w:pStyle w:val="Heading3"/>
       </w:pPr>
       <w:r>
+        <w:t>Từ khóa tuần này</w:t>
+      </w:r>
+    </w:p>
+    <w:p>
+      <w:r>
+        <w:rPr>
+          <w:b/>
+        </w:rPr>
+        <w:t xml:space="preserve">Thuật ngữ mới hoặc trọng tâm: </w:t>
+      </w:r>
+      <w:r>
+        <w:t>Lambda, CloudWatch Logs, API contract</w:t>
+      </w:r>
+    </w:p>
+    <w:p>
+      <w:r>
+        <w:rPr>
+          <w:b/>
+        </w:rPr>
+        <w:t xml:space="preserve">Ôn lại: </w:t>
+      </w:r>
+      <w:r>
+        <w:t>IAM, S3, budget alert</w:t>
+      </w:r>
+    </w:p>
+    <w:p>
+      <w:r>
+        <w:rPr>
+          <w:b/>
+        </w:rPr>
+        <w:t xml:space="preserve">Áp dụng: </w:t>
+      </w:r>
+      <w:r>
+        <w:t>Dùng Lambda thực hiện inference theo API contract, kiểm CloudWatch Logs không lộ sample nhạy cảm; ôn IAM và S3 từ tuần trước.</w:t>
+      </w:r>
+    </w:p>
+    <w:p>
+      <w:pPr>
+        <w:pStyle w:val="Heading3"/>
+      </w:pPr>
+      <w:r>
         <w:t>Thực hành có hướng dẫn</w:t>
       </w:r>
     </w:p>
@@ -11880,6 +12782,47 @@
         <w:pStyle w:val="Heading3"/>
       </w:pPr>
       <w:r>
+        <w:t>Từ khóa tuần này</w:t>
+      </w:r>
+    </w:p>
+    <w:p>
+      <w:r>
+        <w:rPr>
+          <w:b/>
+        </w:rPr>
+        <w:t xml:space="preserve">Thuật ngữ mới hoặc trọng tâm: </w:t>
+      </w:r>
+      <w:r>
+        <w:t>artifact, inference, residual scan</w:t>
+      </w:r>
+    </w:p>
+    <w:p>
+      <w:r>
+        <w:rPr>
+          <w:b/>
+        </w:rPr>
+        <w:t xml:space="preserve">Ôn lại: </w:t>
+      </w:r>
+      <w:r>
+        <w:t>Lambda, CloudWatch Logs, API contract</w:t>
+      </w:r>
+    </w:p>
+    <w:p>
+      <w:r>
+        <w:rPr>
+          <w:b/>
+        </w:rPr>
+        <w:t xml:space="preserve">Áp dụng: </w:t>
+      </w:r>
+      <w:r>
+        <w:t>Ghép artifact với private inference, sau cleanup chạy residual scan; ôn Lambda, CloudWatch Logs và API contract.</w:t>
+      </w:r>
+    </w:p>
+    <w:p>
+      <w:pPr>
+        <w:pStyle w:val="Heading3"/>
+      </w:pPr>
+      <w:r>
         <w:t>Thực hành có hướng dẫn</w:t>
       </w:r>
     </w:p>
@@ -12405,6 +13348,47 @@
       </w:pPr>
       <w:r>
         <w:t>“Done” nghĩa tests pass, model card cập nhật, secret scan sạch, limitation rõ và zero known residual.</w:t>
+      </w:r>
+    </w:p>
+    <w:p>
+      <w:pPr>
+        <w:pStyle w:val="Heading3"/>
+      </w:pPr>
+      <w:r>
+        <w:t>Từ khóa tuần này</w:t>
+      </w:r>
+    </w:p>
+    <w:p>
+      <w:r>
+        <w:rPr>
+          <w:b/>
+        </w:rPr>
+        <w:t xml:space="preserve">Thuật ngữ mới hoặc trọng tâm: </w:t>
+      </w:r>
+      <w:r>
+        <w:t>idempotent cleanup, budget alert, manifest</w:t>
+      </w:r>
+    </w:p>
+    <w:p>
+      <w:r>
+        <w:rPr>
+          <w:b/>
+        </w:rPr>
+        <w:t xml:space="preserve">Ôn lại: </w:t>
+      </w:r>
+      <w:r>
+        <w:t>artifact, inference, residual scan</w:t>
+      </w:r>
+    </w:p>
+    <w:p>
+      <w:r>
+        <w:rPr>
+          <w:b/>
+        </w:rPr>
+        <w:t xml:space="preserve">Áp dụng: </w:t>
+      </w:r>
+      <w:r>
+        <w:t>Chứng minh idempotent cleanup, đọc lại budget alert, đối chiếu manifest; ôn artifact, inference và residual scan trong demo cuối.</w:t>
       </w:r>
     </w:p>
     <w:p>
@@ -17813,6 +18797,11 @@
       </w:r>
       <w:bookmarkEnd w:id="33"/>
     </w:p>
+    <w:p>
+      <w:r>
+        <w:t>Đừng học thuộc bảng này một lượt. Mỗi thuật ngữ được giới thiệu trong lab, dùng lại ở các lab sau và gắn với một evidence cụ thể. Ba khái niệm dễ nhầm: data validation kiểm dữ liệu, validation set là một phần dữ liệu, model validation là quá trình đánh giá/chọn quyết định.</w:t>
+      </w:r>
+    </w:p>
     <w:tbl>
       <w:tblPr>
         <w:tblStyle w:val="TableGrid"/>
@@ -17823,8 +18812,10 @@
         <w:tblInd w:w="120" w:type="dxa"/>
       </w:tblPr>
       <w:tblGrid>
-        <w:gridCol w:w="2700"/>
-        <w:gridCol w:w="6660"/>
+        <w:gridCol w:w="1872"/>
+        <w:gridCol w:w="3672"/>
+        <w:gridCol w:w="2952"/>
+        <w:gridCol w:w="864"/>
       </w:tblGrid>
       <w:tr>
         <w:trPr>
@@ -17833,7 +18824,7 @@
         </w:trPr>
         <w:tc>
           <w:tcPr>
-            <w:tcW w:type="dxa" w:w="2700"/>
+            <w:tcW w:type="dxa" w:w="1872"/>
             <w:shd w:fill="E8EEF5"/>
             <w:vAlign w:val="center"/>
             <w:tcMar>
@@ -17854,7 +18845,7 @@
         </w:tc>
         <w:tc>
           <w:tcPr>
-            <w:tcW w:type="dxa" w:w="6660"/>
+            <w:tcW w:type="dxa" w:w="3672"/>
             <w:shd w:fill="E8EEF5"/>
             <w:vAlign w:val="center"/>
             <w:tcMar>
@@ -17869,7 +18860,49 @@
               <w:rPr>
                 <w:b/>
               </w:rPr>
-              <w:t>Nghĩa</w:t>
+              <w:t>Nghĩa dễ hiểu</w:t>
+            </w:r>
+          </w:p>
+        </w:tc>
+        <w:tc>
+          <w:tcPr>
+            <w:tcW w:type="dxa" w:w="2952"/>
+            <w:shd w:fill="E8EEF5"/>
+            <w:vAlign w:val="center"/>
+            <w:tcMar>
+              <w:top w:w="80" w:type="dxa"/>
+              <w:start w:w="120" w:type="dxa"/>
+              <w:bottom w:w="80" w:type="dxa"/>
+              <w:end w:w="120" w:type="dxa"/>
+            </w:tcMar>
+          </w:tcPr>
+          <w:p>
+            <w:r>
+              <w:rPr>
+                <w:b/>
+              </w:rPr>
+              <w:t>Ví dụ</w:t>
+            </w:r>
+          </w:p>
+        </w:tc>
+        <w:tc>
+          <w:tcPr>
+            <w:tcW w:type="dxa" w:w="864"/>
+            <w:shd w:fill="E8EEF5"/>
+            <w:vAlign w:val="center"/>
+            <w:tcMar>
+              <w:top w:w="80" w:type="dxa"/>
+              <w:start w:w="120" w:type="dxa"/>
+              <w:bottom w:w="80" w:type="dxa"/>
+              <w:end w:w="120" w:type="dxa"/>
+            </w:tcMar>
+          </w:tcPr>
+          <w:p>
+            <w:r>
+              <w:rPr>
+                <w:b/>
+              </w:rPr>
+              <w:t>Giới thiệu ở</w:t>
             </w:r>
           </w:p>
         </w:tc>
@@ -17880,35 +18913,69 @@
         </w:trPr>
         <w:tc>
           <w:tcPr>
-            <w:tcW w:type="dxa" w:w="2700"/>
-            <w:vAlign w:val="center"/>
-            <w:tcMar>
-              <w:top w:w="80" w:type="dxa"/>
-              <w:start w:w="120" w:type="dxa"/>
-              <w:bottom w:w="80" w:type="dxa"/>
-              <w:end w:w="120" w:type="dxa"/>
-            </w:tcMar>
-          </w:tcPr>
-          <w:p>
-            <w:r>
-              <w:t>baseline</w:t>
-            </w:r>
-          </w:p>
-        </w:tc>
-        <w:tc>
-          <w:tcPr>
-            <w:tcW w:type="dxa" w:w="6660"/>
-            <w:vAlign w:val="center"/>
-            <w:tcMar>
-              <w:top w:w="80" w:type="dxa"/>
-              <w:start w:w="120" w:type="dxa"/>
-              <w:bottom w:w="80" w:type="dxa"/>
-              <w:end w:w="120" w:type="dxa"/>
-            </w:tcMar>
-          </w:tcPr>
-          <w:p>
-            <w:r>
-              <w:t>Mốc đơn giản để biết model phức tạp có thực sự cải thiện hay không.</w:t>
+            <w:tcW w:type="dxa" w:w="1872"/>
+            <w:vAlign w:val="center"/>
+            <w:tcMar>
+              <w:top w:w="80" w:type="dxa"/>
+              <w:start w:w="120" w:type="dxa"/>
+              <w:bottom w:w="80" w:type="dxa"/>
+              <w:end w:w="120" w:type="dxa"/>
+            </w:tcMar>
+          </w:tcPr>
+          <w:p>
+            <w:r>
+              <w:t>dataset</w:t>
+            </w:r>
+          </w:p>
+        </w:tc>
+        <w:tc>
+          <w:tcPr>
+            <w:tcW w:type="dxa" w:w="3672"/>
+            <w:vAlign w:val="center"/>
+            <w:tcMar>
+              <w:top w:w="80" w:type="dxa"/>
+              <w:start w:w="120" w:type="dxa"/>
+              <w:bottom w:w="80" w:type="dxa"/>
+              <w:end w:w="120" w:type="dxa"/>
+            </w:tcMar>
+          </w:tcPr>
+          <w:p>
+            <w:r>
+              <w:t>Tập dữ liệu gồm nhiều mẫu được gom để phân tích hoặc huấn luyện model.</w:t>
+            </w:r>
+          </w:p>
+        </w:tc>
+        <w:tc>
+          <w:tcPr>
+            <w:tcW w:type="dxa" w:w="2952"/>
+            <w:vAlign w:val="center"/>
+            <w:tcMar>
+              <w:top w:w="80" w:type="dxa"/>
+              <w:start w:w="120" w:type="dxa"/>
+              <w:bottom w:w="80" w:type="dxa"/>
+              <w:end w:w="120" w:type="dxa"/>
+            </w:tcMar>
+          </w:tcPr>
+          <w:p>
+            <w:r>
+              <w:t>File churn có 300 khách hàng và các cột mô tả từng khách.</w:t>
+            </w:r>
+          </w:p>
+        </w:tc>
+        <w:tc>
+          <w:tcPr>
+            <w:tcW w:type="dxa" w:w="864"/>
+            <w:vAlign w:val="center"/>
+            <w:tcMar>
+              <w:top w:w="80" w:type="dxa"/>
+              <w:start w:w="120" w:type="dxa"/>
+              <w:bottom w:w="80" w:type="dxa"/>
+              <w:end w:w="120" w:type="dxa"/>
+            </w:tcMar>
+          </w:tcPr>
+          <w:p>
+            <w:r>
+              <w:t>Lab 00</w:t>
             </w:r>
           </w:p>
         </w:tc>
@@ -17919,35 +18986,69 @@
         </w:trPr>
         <w:tc>
           <w:tcPr>
-            <w:tcW w:type="dxa" w:w="2700"/>
-            <w:vAlign w:val="center"/>
-            <w:tcMar>
-              <w:top w:w="80" w:type="dxa"/>
-              <w:start w:w="120" w:type="dxa"/>
-              <w:bottom w:w="80" w:type="dxa"/>
-              <w:end w:w="120" w:type="dxa"/>
-            </w:tcMar>
-          </w:tcPr>
-          <w:p>
-            <w:r>
-              <w:t>feature</w:t>
-            </w:r>
-          </w:p>
-        </w:tc>
-        <w:tc>
-          <w:tcPr>
-            <w:tcW w:type="dxa" w:w="6660"/>
-            <w:vAlign w:val="center"/>
-            <w:tcMar>
-              <w:top w:w="80" w:type="dxa"/>
-              <w:start w:w="120" w:type="dxa"/>
-              <w:bottom w:w="80" w:type="dxa"/>
-              <w:end w:w="120" w:type="dxa"/>
-            </w:tcMar>
-          </w:tcPr>
-          <w:p>
-            <w:r>
-              <w:t>Thông tin đầu vào mà model dùng để tạo dự đoán.</w:t>
+            <w:tcW w:type="dxa" w:w="1872"/>
+            <w:vAlign w:val="center"/>
+            <w:tcMar>
+              <w:top w:w="80" w:type="dxa"/>
+              <w:start w:w="120" w:type="dxa"/>
+              <w:bottom w:w="80" w:type="dxa"/>
+              <w:end w:w="120" w:type="dxa"/>
+            </w:tcMar>
+          </w:tcPr>
+          <w:p>
+            <w:r>
+              <w:t>reproducibility</w:t>
+            </w:r>
+          </w:p>
+        </w:tc>
+        <w:tc>
+          <w:tcPr>
+            <w:tcW w:type="dxa" w:w="3672"/>
+            <w:vAlign w:val="center"/>
+            <w:tcMar>
+              <w:top w:w="80" w:type="dxa"/>
+              <w:start w:w="120" w:type="dxa"/>
+              <w:bottom w:w="80" w:type="dxa"/>
+              <w:end w:w="120" w:type="dxa"/>
+            </w:tcMar>
+          </w:tcPr>
+          <w:p>
+            <w:r>
+              <w:t>Khả năng chạy lại cùng dữ liệu, code và cấu hình để nhận kết quả tương đương.</w:t>
+            </w:r>
+          </w:p>
+        </w:tc>
+        <w:tc>
+          <w:tcPr>
+            <w:tcW w:type="dxa" w:w="2952"/>
+            <w:vAlign w:val="center"/>
+            <w:tcMar>
+              <w:top w:w="80" w:type="dxa"/>
+              <w:start w:w="120" w:type="dxa"/>
+              <w:bottom w:w="80" w:type="dxa"/>
+              <w:end w:w="120" w:type="dxa"/>
+            </w:tcMar>
+          </w:tcPr>
+          <w:p>
+            <w:r>
+              <w:t>Hai terminal dùng cùng seed cho cùng số hàng và metric trong tolerance.</w:t>
+            </w:r>
+          </w:p>
+        </w:tc>
+        <w:tc>
+          <w:tcPr>
+            <w:tcW w:type="dxa" w:w="864"/>
+            <w:vAlign w:val="center"/>
+            <w:tcMar>
+              <w:top w:w="80" w:type="dxa"/>
+              <w:start w:w="120" w:type="dxa"/>
+              <w:bottom w:w="80" w:type="dxa"/>
+              <w:end w:w="120" w:type="dxa"/>
+            </w:tcMar>
+          </w:tcPr>
+          <w:p>
+            <w:r>
+              <w:t>Lab 00</w:t>
             </w:r>
           </w:p>
         </w:tc>
@@ -17958,35 +19059,69 @@
         </w:trPr>
         <w:tc>
           <w:tcPr>
-            <w:tcW w:type="dxa" w:w="2700"/>
-            <w:vAlign w:val="center"/>
-            <w:tcMar>
-              <w:top w:w="80" w:type="dxa"/>
-              <w:start w:w="120" w:type="dxa"/>
-              <w:bottom w:w="80" w:type="dxa"/>
-              <w:end w:w="120" w:type="dxa"/>
-            </w:tcMar>
-          </w:tcPr>
-          <w:p>
-            <w:r>
-              <w:t>label / target</w:t>
-            </w:r>
-          </w:p>
-        </w:tc>
-        <w:tc>
-          <w:tcPr>
-            <w:tcW w:type="dxa" w:w="6660"/>
-            <w:vAlign w:val="center"/>
-            <w:tcMar>
-              <w:top w:w="80" w:type="dxa"/>
-              <w:start w:w="120" w:type="dxa"/>
-              <w:bottom w:w="80" w:type="dxa"/>
-              <w:end w:w="120" w:type="dxa"/>
-            </w:tcMar>
-          </w:tcPr>
-          <w:p>
-            <w:r>
-              <w:t>Kết quả cần dự đoán và dùng để học hoặc đánh giá model.</w:t>
+            <w:tcW w:type="dxa" w:w="1872"/>
+            <w:vAlign w:val="center"/>
+            <w:tcMar>
+              <w:top w:w="80" w:type="dxa"/>
+              <w:start w:w="120" w:type="dxa"/>
+              <w:bottom w:w="80" w:type="dxa"/>
+              <w:end w:w="120" w:type="dxa"/>
+            </w:tcMar>
+          </w:tcPr>
+          <w:p>
+            <w:r>
+              <w:t>sample</w:t>
+            </w:r>
+          </w:p>
+        </w:tc>
+        <w:tc>
+          <w:tcPr>
+            <w:tcW w:type="dxa" w:w="3672"/>
+            <w:vAlign w:val="center"/>
+            <w:tcMar>
+              <w:top w:w="80" w:type="dxa"/>
+              <w:start w:w="120" w:type="dxa"/>
+              <w:bottom w:w="80" w:type="dxa"/>
+              <w:end w:w="120" w:type="dxa"/>
+            </w:tcMar>
+          </w:tcPr>
+          <w:p>
+            <w:r>
+              <w:t>Một đơn vị quan sát trong dataset; thường là một hàng hoặc một ảnh.</w:t>
+            </w:r>
+          </w:p>
+        </w:tc>
+        <w:tc>
+          <w:tcPr>
+            <w:tcW w:type="dxa" w:w="2952"/>
+            <w:vAlign w:val="center"/>
+            <w:tcMar>
+              <w:top w:w="80" w:type="dxa"/>
+              <w:start w:w="120" w:type="dxa"/>
+              <w:bottom w:w="80" w:type="dxa"/>
+              <w:end w:w="120" w:type="dxa"/>
+            </w:tcMar>
+          </w:tcPr>
+          <w:p>
+            <w:r>
+              <w:t>Một khách hàng là một sample trong bảng churn.</w:t>
+            </w:r>
+          </w:p>
+        </w:tc>
+        <w:tc>
+          <w:tcPr>
+            <w:tcW w:type="dxa" w:w="864"/>
+            <w:vAlign w:val="center"/>
+            <w:tcMar>
+              <w:top w:w="80" w:type="dxa"/>
+              <w:start w:w="120" w:type="dxa"/>
+              <w:bottom w:w="80" w:type="dxa"/>
+              <w:end w:w="120" w:type="dxa"/>
+            </w:tcMar>
+          </w:tcPr>
+          <w:p>
+            <w:r>
+              <w:t>Lab 00</w:t>
             </w:r>
           </w:p>
         </w:tc>
@@ -17997,35 +19132,69 @@
         </w:trPr>
         <w:tc>
           <w:tcPr>
-            <w:tcW w:type="dxa" w:w="2700"/>
-            <w:vAlign w:val="center"/>
-            <w:tcMar>
-              <w:top w:w="80" w:type="dxa"/>
-              <w:start w:w="120" w:type="dxa"/>
-              <w:bottom w:w="80" w:type="dxa"/>
-              <w:end w:w="120" w:type="dxa"/>
-            </w:tcMar>
-          </w:tcPr>
-          <w:p>
-            <w:r>
-              <w:t>train / validation / test</w:t>
-            </w:r>
-          </w:p>
-        </w:tc>
-        <w:tc>
-          <w:tcPr>
-            <w:tcW w:type="dxa" w:w="6660"/>
-            <w:vAlign w:val="center"/>
-            <w:tcMar>
-              <w:top w:w="80" w:type="dxa"/>
-              <w:start w:w="120" w:type="dxa"/>
-              <w:bottom w:w="80" w:type="dxa"/>
-              <w:end w:w="120" w:type="dxa"/>
-            </w:tcMar>
-          </w:tcPr>
-          <w:p>
-            <w:r>
-              <w:t>Ba phần dữ liệu lần lượt dùng để học</w:t>
+            <w:tcW w:type="dxa" w:w="1872"/>
+            <w:vAlign w:val="center"/>
+            <w:tcMar>
+              <w:top w:w="80" w:type="dxa"/>
+              <w:start w:w="120" w:type="dxa"/>
+              <w:bottom w:w="80" w:type="dxa"/>
+              <w:end w:w="120" w:type="dxa"/>
+            </w:tcMar>
+          </w:tcPr>
+          <w:p>
+            <w:r>
+              <w:t>schema</w:t>
+            </w:r>
+          </w:p>
+        </w:tc>
+        <w:tc>
+          <w:tcPr>
+            <w:tcW w:type="dxa" w:w="3672"/>
+            <w:vAlign w:val="center"/>
+            <w:tcMar>
+              <w:top w:w="80" w:type="dxa"/>
+              <w:start w:w="120" w:type="dxa"/>
+              <w:bottom w:w="80" w:type="dxa"/>
+              <w:end w:w="120" w:type="dxa"/>
+            </w:tcMar>
+          </w:tcPr>
+          <w:p>
+            <w:r>
+              <w:t>Bản mô tả tên cột, kiểu dữ liệu và quy tắc hợp lệ của input.</w:t>
+            </w:r>
+          </w:p>
+        </w:tc>
+        <w:tc>
+          <w:tcPr>
+            <w:tcW w:type="dxa" w:w="2952"/>
+            <w:vAlign w:val="center"/>
+            <w:tcMar>
+              <w:top w:w="80" w:type="dxa"/>
+              <w:start w:w="120" w:type="dxa"/>
+              <w:bottom w:w="80" w:type="dxa"/>
+              <w:end w:w="120" w:type="dxa"/>
+            </w:tcMar>
+          </w:tcPr>
+          <w:p>
+            <w:r>
+              <w:t>Cột tenure phải là số không âm; churn chỉ nhận 0 hoặc 1.</w:t>
+            </w:r>
+          </w:p>
+        </w:tc>
+        <w:tc>
+          <w:tcPr>
+            <w:tcW w:type="dxa" w:w="864"/>
+            <w:vAlign w:val="center"/>
+            <w:tcMar>
+              <w:top w:w="80" w:type="dxa"/>
+              <w:start w:w="120" w:type="dxa"/>
+              <w:bottom w:w="80" w:type="dxa"/>
+              <w:end w:w="120" w:type="dxa"/>
+            </w:tcMar>
+          </w:tcPr>
+          <w:p>
+            <w:r>
+              <w:t>Lab 00</w:t>
             </w:r>
           </w:p>
         </w:tc>
@@ -18036,35 +19205,69 @@
         </w:trPr>
         <w:tc>
           <w:tcPr>
-            <w:tcW w:type="dxa" w:w="2700"/>
-            <w:vAlign w:val="center"/>
-            <w:tcMar>
-              <w:top w:w="80" w:type="dxa"/>
-              <w:start w:w="120" w:type="dxa"/>
-              <w:bottom w:w="80" w:type="dxa"/>
-              <w:end w:w="120" w:type="dxa"/>
-            </w:tcMar>
-          </w:tcPr>
-          <w:p>
-            <w:r>
-              <w:t>overfitting</w:t>
-            </w:r>
-          </w:p>
-        </w:tc>
-        <w:tc>
-          <w:tcPr>
-            <w:tcW w:type="dxa" w:w="6660"/>
-            <w:vAlign w:val="center"/>
-            <w:tcMar>
-              <w:top w:w="80" w:type="dxa"/>
-              <w:start w:w="120" w:type="dxa"/>
-              <w:bottom w:w="80" w:type="dxa"/>
-              <w:end w:w="120" w:type="dxa"/>
-            </w:tcMar>
-          </w:tcPr>
-          <w:p>
-            <w:r>
-              <w:t>Model nhớ dữ liệu train nhưng hoạt động kém trên dữ liệu mới.</w:t>
+            <w:tcW w:type="dxa" w:w="1872"/>
+            <w:vAlign w:val="center"/>
+            <w:tcMar>
+              <w:top w:w="80" w:type="dxa"/>
+              <w:start w:w="120" w:type="dxa"/>
+              <w:bottom w:w="80" w:type="dxa"/>
+              <w:end w:w="120" w:type="dxa"/>
+            </w:tcMar>
+          </w:tcPr>
+          <w:p>
+            <w:r>
+              <w:t>seed</w:t>
+            </w:r>
+          </w:p>
+        </w:tc>
+        <w:tc>
+          <w:tcPr>
+            <w:tcW w:type="dxa" w:w="3672"/>
+            <w:vAlign w:val="center"/>
+            <w:tcMar>
+              <w:top w:w="80" w:type="dxa"/>
+              <w:start w:w="120" w:type="dxa"/>
+              <w:bottom w:w="80" w:type="dxa"/>
+              <w:end w:w="120" w:type="dxa"/>
+            </w:tcMar>
+          </w:tcPr>
+          <w:p>
+            <w:r>
+              <w:t>Con số khởi tạo bộ sinh ngẫu nhiên để phép chia hoặc khởi tạo có thể lặp lại.</w:t>
+            </w:r>
+          </w:p>
+        </w:tc>
+        <w:tc>
+          <w:tcPr>
+            <w:tcW w:type="dxa" w:w="2952"/>
+            <w:vAlign w:val="center"/>
+            <w:tcMar>
+              <w:top w:w="80" w:type="dxa"/>
+              <w:start w:w="120" w:type="dxa"/>
+              <w:bottom w:w="80" w:type="dxa"/>
+              <w:end w:w="120" w:type="dxa"/>
+            </w:tcMar>
+          </w:tcPr>
+          <w:p>
+            <w:r>
+              <w:t>Đặt seed 42 trước khi tạo dữ liệu mẫu.</w:t>
+            </w:r>
+          </w:p>
+        </w:tc>
+        <w:tc>
+          <w:tcPr>
+            <w:tcW w:type="dxa" w:w="864"/>
+            <w:vAlign w:val="center"/>
+            <w:tcMar>
+              <w:top w:w="80" w:type="dxa"/>
+              <w:start w:w="120" w:type="dxa"/>
+              <w:bottom w:w="80" w:type="dxa"/>
+              <w:end w:w="120" w:type="dxa"/>
+            </w:tcMar>
+          </w:tcPr>
+          <w:p>
+            <w:r>
+              <w:t>Lab 00</w:t>
             </w:r>
           </w:p>
         </w:tc>
@@ -18075,35 +19278,69 @@
         </w:trPr>
         <w:tc>
           <w:tcPr>
-            <w:tcW w:type="dxa" w:w="2700"/>
-            <w:vAlign w:val="center"/>
-            <w:tcMar>
-              <w:top w:w="80" w:type="dxa"/>
-              <w:start w:w="120" w:type="dxa"/>
-              <w:bottom w:w="80" w:type="dxa"/>
-              <w:end w:w="120" w:type="dxa"/>
-            </w:tcMar>
-          </w:tcPr>
-          <w:p>
-            <w:r>
-              <w:t>data leakage</w:t>
-            </w:r>
-          </w:p>
-        </w:tc>
-        <w:tc>
-          <w:tcPr>
-            <w:tcW w:type="dxa" w:w="6660"/>
-            <w:vAlign w:val="center"/>
-            <w:tcMar>
-              <w:top w:w="80" w:type="dxa"/>
-              <w:start w:w="120" w:type="dxa"/>
-              <w:bottom w:w="80" w:type="dxa"/>
-              <w:end w:w="120" w:type="dxa"/>
-            </w:tcMar>
-          </w:tcPr>
-          <w:p>
-            <w:r>
-              <w:t>Thông tin không hợp lệ từ validation/test hoặc tương lai lọt vào training.</w:t>
+            <w:tcW w:type="dxa" w:w="1872"/>
+            <w:vAlign w:val="center"/>
+            <w:tcMar>
+              <w:top w:w="80" w:type="dxa"/>
+              <w:start w:w="120" w:type="dxa"/>
+              <w:bottom w:w="80" w:type="dxa"/>
+              <w:end w:w="120" w:type="dxa"/>
+            </w:tcMar>
+          </w:tcPr>
+          <w:p>
+            <w:r>
+              <w:t>feature</w:t>
+            </w:r>
+          </w:p>
+        </w:tc>
+        <w:tc>
+          <w:tcPr>
+            <w:tcW w:type="dxa" w:w="3672"/>
+            <w:vAlign w:val="center"/>
+            <w:tcMar>
+              <w:top w:w="80" w:type="dxa"/>
+              <w:start w:w="120" w:type="dxa"/>
+              <w:bottom w:w="80" w:type="dxa"/>
+              <w:end w:w="120" w:type="dxa"/>
+            </w:tcMar>
+          </w:tcPr>
+          <w:p>
+            <w:r>
+              <w:t>Thông tin đầu vào model dùng để tạo dự đoán.</w:t>
+            </w:r>
+          </w:p>
+        </w:tc>
+        <w:tc>
+          <w:tcPr>
+            <w:tcW w:type="dxa" w:w="2952"/>
+            <w:vAlign w:val="center"/>
+            <w:tcMar>
+              <w:top w:w="80" w:type="dxa"/>
+              <w:start w:w="120" w:type="dxa"/>
+              <w:bottom w:w="80" w:type="dxa"/>
+              <w:end w:w="120" w:type="dxa"/>
+            </w:tcMar>
+          </w:tcPr>
+          <w:p>
+            <w:r>
+              <w:t>Tenure và monthly_charges là hai feature của bài toán churn.</w:t>
+            </w:r>
+          </w:p>
+        </w:tc>
+        <w:tc>
+          <w:tcPr>
+            <w:tcW w:type="dxa" w:w="864"/>
+            <w:vAlign w:val="center"/>
+            <w:tcMar>
+              <w:top w:w="80" w:type="dxa"/>
+              <w:start w:w="120" w:type="dxa"/>
+              <w:bottom w:w="80" w:type="dxa"/>
+              <w:end w:w="120" w:type="dxa"/>
+            </w:tcMar>
+          </w:tcPr>
+          <w:p>
+            <w:r>
+              <w:t>Lab 01</w:t>
             </w:r>
           </w:p>
         </w:tc>
@@ -18114,35 +19351,69 @@
         </w:trPr>
         <w:tc>
           <w:tcPr>
-            <w:tcW w:type="dxa" w:w="2700"/>
-            <w:vAlign w:val="center"/>
-            <w:tcMar>
-              <w:top w:w="80" w:type="dxa"/>
-              <w:start w:w="120" w:type="dxa"/>
-              <w:bottom w:w="80" w:type="dxa"/>
-              <w:end w:w="120" w:type="dxa"/>
-            </w:tcMar>
-          </w:tcPr>
-          <w:p>
-            <w:r>
-              <w:t>metric</w:t>
-            </w:r>
-          </w:p>
-        </w:tc>
-        <w:tc>
-          <w:tcPr>
-            <w:tcW w:type="dxa" w:w="6660"/>
-            <w:vAlign w:val="center"/>
-            <w:tcMar>
-              <w:top w:w="80" w:type="dxa"/>
-              <w:start w:w="120" w:type="dxa"/>
-              <w:bottom w:w="80" w:type="dxa"/>
-              <w:end w:w="120" w:type="dxa"/>
-            </w:tcMar>
-          </w:tcPr>
-          <w:p>
-            <w:r>
-              <w:t>Con số đo một khía cạnh chất lượng; phải chọn theo mục tiêu và chi phí lỗi.</w:t>
+            <w:tcW w:type="dxa" w:w="1872"/>
+            <w:vAlign w:val="center"/>
+            <w:tcMar>
+              <w:top w:w="80" w:type="dxa"/>
+              <w:start w:w="120" w:type="dxa"/>
+              <w:bottom w:w="80" w:type="dxa"/>
+              <w:end w:w="120" w:type="dxa"/>
+            </w:tcMar>
+          </w:tcPr>
+          <w:p>
+            <w:r>
+              <w:t>label / target</w:t>
+            </w:r>
+          </w:p>
+        </w:tc>
+        <w:tc>
+          <w:tcPr>
+            <w:tcW w:type="dxa" w:w="3672"/>
+            <w:vAlign w:val="center"/>
+            <w:tcMar>
+              <w:top w:w="80" w:type="dxa"/>
+              <w:start w:w="120" w:type="dxa"/>
+              <w:bottom w:w="80" w:type="dxa"/>
+              <w:end w:w="120" w:type="dxa"/>
+            </w:tcMar>
+          </w:tcPr>
+          <w:p>
+            <w:r>
+              <w:t>Kết quả cần dự đoán và dùng để học hoặc đánh giá model.</w:t>
+            </w:r>
+          </w:p>
+        </w:tc>
+        <w:tc>
+          <w:tcPr>
+            <w:tcW w:type="dxa" w:w="2952"/>
+            <w:vAlign w:val="center"/>
+            <w:tcMar>
+              <w:top w:w="80" w:type="dxa"/>
+              <w:start w:w="120" w:type="dxa"/>
+              <w:bottom w:w="80" w:type="dxa"/>
+              <w:end w:w="120" w:type="dxa"/>
+            </w:tcMar>
+          </w:tcPr>
+          <w:p>
+            <w:r>
+              <w:t>Churn=1 là label cho khách đã rời đi.</w:t>
+            </w:r>
+          </w:p>
+        </w:tc>
+        <w:tc>
+          <w:tcPr>
+            <w:tcW w:type="dxa" w:w="864"/>
+            <w:vAlign w:val="center"/>
+            <w:tcMar>
+              <w:top w:w="80" w:type="dxa"/>
+              <w:start w:w="120" w:type="dxa"/>
+              <w:bottom w:w="80" w:type="dxa"/>
+              <w:end w:w="120" w:type="dxa"/>
+            </w:tcMar>
+          </w:tcPr>
+          <w:p>
+            <w:r>
+              <w:t>Lab 01</w:t>
             </w:r>
           </w:p>
         </w:tc>
@@ -18153,35 +19424,69 @@
         </w:trPr>
         <w:tc>
           <w:tcPr>
-            <w:tcW w:type="dxa" w:w="2700"/>
-            <w:vAlign w:val="center"/>
-            <w:tcMar>
-              <w:top w:w="80" w:type="dxa"/>
-              <w:start w:w="120" w:type="dxa"/>
-              <w:bottom w:w="80" w:type="dxa"/>
-              <w:end w:w="120" w:type="dxa"/>
-            </w:tcMar>
-          </w:tcPr>
-          <w:p>
-            <w:r>
-              <w:t>precision / recall / F1</w:t>
-            </w:r>
-          </w:p>
-        </w:tc>
-        <w:tc>
-          <w:tcPr>
-            <w:tcW w:type="dxa" w:w="6660"/>
-            <w:vAlign w:val="center"/>
-            <w:tcMar>
-              <w:top w:w="80" w:type="dxa"/>
-              <w:start w:w="120" w:type="dxa"/>
-              <w:bottom w:w="80" w:type="dxa"/>
-              <w:end w:w="120" w:type="dxa"/>
-            </w:tcMar>
-          </w:tcPr>
-          <w:p>
-            <w:r>
-              <w:t>Nhóm metric cho classification; precision chú trọng dự đoán dương đúng</w:t>
+            <w:tcW w:type="dxa" w:w="1872"/>
+            <w:vAlign w:val="center"/>
+            <w:tcMar>
+              <w:top w:w="80" w:type="dxa"/>
+              <w:start w:w="120" w:type="dxa"/>
+              <w:bottom w:w="80" w:type="dxa"/>
+              <w:end w:w="120" w:type="dxa"/>
+            </w:tcMar>
+          </w:tcPr>
+          <w:p>
+            <w:r>
+              <w:t>parameter</w:t>
+            </w:r>
+          </w:p>
+        </w:tc>
+        <w:tc>
+          <w:tcPr>
+            <w:tcW w:type="dxa" w:w="3672"/>
+            <w:vAlign w:val="center"/>
+            <w:tcMar>
+              <w:top w:w="80" w:type="dxa"/>
+              <w:start w:w="120" w:type="dxa"/>
+              <w:bottom w:w="80" w:type="dxa"/>
+              <w:end w:w="120" w:type="dxa"/>
+            </w:tcMar>
+          </w:tcPr>
+          <w:p>
+            <w:r>
+              <w:t>Giá trị model học từ dữ liệu trong lúc training.</w:t>
+            </w:r>
+          </w:p>
+        </w:tc>
+        <w:tc>
+          <w:tcPr>
+            <w:tcW w:type="dxa" w:w="2952"/>
+            <w:vAlign w:val="center"/>
+            <w:tcMar>
+              <w:top w:w="80" w:type="dxa"/>
+              <w:start w:w="120" w:type="dxa"/>
+              <w:bottom w:w="80" w:type="dxa"/>
+              <w:end w:w="120" w:type="dxa"/>
+            </w:tcMar>
+          </w:tcPr>
+          <w:p>
+            <w:r>
+              <w:t>Các trọng số trong vector w của hồi quy tuyến tính là parameter.</w:t>
+            </w:r>
+          </w:p>
+        </w:tc>
+        <w:tc>
+          <w:tcPr>
+            <w:tcW w:type="dxa" w:w="864"/>
+            <w:vAlign w:val="center"/>
+            <w:tcMar>
+              <w:top w:w="80" w:type="dxa"/>
+              <w:start w:w="120" w:type="dxa"/>
+              <w:bottom w:w="80" w:type="dxa"/>
+              <w:end w:w="120" w:type="dxa"/>
+            </w:tcMar>
+          </w:tcPr>
+          <w:p>
+            <w:r>
+              <w:t>Lab 01</w:t>
             </w:r>
           </w:p>
         </w:tc>
@@ -18192,35 +19497,69 @@
         </w:trPr>
         <w:tc>
           <w:tcPr>
-            <w:tcW w:type="dxa" w:w="2700"/>
-            <w:vAlign w:val="center"/>
-            <w:tcMar>
-              <w:top w:w="80" w:type="dxa"/>
-              <w:start w:w="120" w:type="dxa"/>
-              <w:bottom w:w="80" w:type="dxa"/>
-              <w:end w:w="120" w:type="dxa"/>
-            </w:tcMar>
-          </w:tcPr>
-          <w:p>
-            <w:r>
-              <w:t>cross-validation</w:t>
-            </w:r>
-          </w:p>
-        </w:tc>
-        <w:tc>
-          <w:tcPr>
-            <w:tcW w:type="dxa" w:w="6660"/>
-            <w:vAlign w:val="center"/>
-            <w:tcMar>
-              <w:top w:w="80" w:type="dxa"/>
-              <w:start w:w="120" w:type="dxa"/>
-              <w:bottom w:w="80" w:type="dxa"/>
-              <w:end w:w="120" w:type="dxa"/>
-            </w:tcMar>
-          </w:tcPr>
-          <w:p>
-            <w:r>
-              <w:t>Đánh giá lặp qua nhiều fold để ước lượng độ ổn định của model.</w:t>
+            <w:tcW w:type="dxa" w:w="1872"/>
+            <w:vAlign w:val="center"/>
+            <w:tcMar>
+              <w:top w:w="80" w:type="dxa"/>
+              <w:start w:w="120" w:type="dxa"/>
+              <w:bottom w:w="80" w:type="dxa"/>
+              <w:end w:w="120" w:type="dxa"/>
+            </w:tcMar>
+          </w:tcPr>
+          <w:p>
+            <w:r>
+              <w:t>vectorization</w:t>
+            </w:r>
+          </w:p>
+        </w:tc>
+        <w:tc>
+          <w:tcPr>
+            <w:tcW w:type="dxa" w:w="3672"/>
+            <w:vAlign w:val="center"/>
+            <w:tcMar>
+              <w:top w:w="80" w:type="dxa"/>
+              <w:start w:w="120" w:type="dxa"/>
+              <w:bottom w:w="80" w:type="dxa"/>
+              <w:end w:w="120" w:type="dxa"/>
+            </w:tcMar>
+          </w:tcPr>
+          <w:p>
+            <w:r>
+              <w:t>Thực hiện phép tính trên cả mảng thay vì lặp từng phần tử bằng Python.</w:t>
+            </w:r>
+          </w:p>
+        </w:tc>
+        <w:tc>
+          <w:tcPr>
+            <w:tcW w:type="dxa" w:w="2952"/>
+            <w:vAlign w:val="center"/>
+            <w:tcMar>
+              <w:top w:w="80" w:type="dxa"/>
+              <w:start w:w="120" w:type="dxa"/>
+              <w:bottom w:w="80" w:type="dxa"/>
+              <w:end w:w="120" w:type="dxa"/>
+            </w:tcMar>
+          </w:tcPr>
+          <w:p>
+            <w:r>
+              <w:t>Dùng X @ w để tính score cho mọi sample.</w:t>
+            </w:r>
+          </w:p>
+        </w:tc>
+        <w:tc>
+          <w:tcPr>
+            <w:tcW w:type="dxa" w:w="864"/>
+            <w:vAlign w:val="center"/>
+            <w:tcMar>
+              <w:top w:w="80" w:type="dxa"/>
+              <w:start w:w="120" w:type="dxa"/>
+              <w:bottom w:w="80" w:type="dxa"/>
+              <w:end w:w="120" w:type="dxa"/>
+            </w:tcMar>
+          </w:tcPr>
+          <w:p>
+            <w:r>
+              <w:t>Lab 01</w:t>
             </w:r>
           </w:p>
         </w:tc>
@@ -18231,35 +19570,69 @@
         </w:trPr>
         <w:tc>
           <w:tcPr>
-            <w:tcW w:type="dxa" w:w="2700"/>
-            <w:vAlign w:val="center"/>
-            <w:tcMar>
-              <w:top w:w="80" w:type="dxa"/>
-              <w:start w:w="120" w:type="dxa"/>
-              <w:bottom w:w="80" w:type="dxa"/>
-              <w:end w:w="120" w:type="dxa"/>
-            </w:tcMar>
-          </w:tcPr>
-          <w:p>
-            <w:r>
-              <w:t>pipeline</w:t>
-            </w:r>
-          </w:p>
-        </w:tc>
-        <w:tc>
-          <w:tcPr>
-            <w:tcW w:type="dxa" w:w="6660"/>
-            <w:vAlign w:val="center"/>
-            <w:tcMar>
-              <w:top w:w="80" w:type="dxa"/>
-              <w:start w:w="120" w:type="dxa"/>
-              <w:bottom w:w="80" w:type="dxa"/>
-              <w:end w:w="120" w:type="dxa"/>
-            </w:tcMar>
-          </w:tcPr>
-          <w:p>
-            <w:r>
-              <w:t>Chuỗi preprocessing và model chạy theo thứ tự cố định để giảm lỗi và leakage.</w:t>
+            <w:tcW w:type="dxa" w:w="1872"/>
+            <w:vAlign w:val="center"/>
+            <w:tcMar>
+              <w:top w:w="80" w:type="dxa"/>
+              <w:start w:w="120" w:type="dxa"/>
+              <w:bottom w:w="80" w:type="dxa"/>
+              <w:end w:w="120" w:type="dxa"/>
+            </w:tcMar>
+          </w:tcPr>
+          <w:p>
+            <w:r>
+              <w:t>data validation</w:t>
+            </w:r>
+          </w:p>
+        </w:tc>
+        <w:tc>
+          <w:tcPr>
+            <w:tcW w:type="dxa" w:w="3672"/>
+            <w:vAlign w:val="center"/>
+            <w:tcMar>
+              <w:top w:w="80" w:type="dxa"/>
+              <w:start w:w="120" w:type="dxa"/>
+              <w:bottom w:w="80" w:type="dxa"/>
+              <w:end w:w="120" w:type="dxa"/>
+            </w:tcMar>
+          </w:tcPr>
+          <w:p>
+            <w:r>
+              <w:t>Kiểm dữ liệu có đúng schema và quy tắc chất lượng trước khi dùng hay không.</w:t>
+            </w:r>
+          </w:p>
+        </w:tc>
+        <w:tc>
+          <w:tcPr>
+            <w:tcW w:type="dxa" w:w="2952"/>
+            <w:vAlign w:val="center"/>
+            <w:tcMar>
+              <w:top w:w="80" w:type="dxa"/>
+              <w:start w:w="120" w:type="dxa"/>
+              <w:bottom w:w="80" w:type="dxa"/>
+              <w:end w:w="120" w:type="dxa"/>
+            </w:tcMar>
+          </w:tcPr>
+          <w:p>
+            <w:r>
+              <w:t>Phát hiện ID trùng, tuổi âm hoặc target thiếu.</w:t>
+            </w:r>
+          </w:p>
+        </w:tc>
+        <w:tc>
+          <w:tcPr>
+            <w:tcW w:type="dxa" w:w="864"/>
+            <w:vAlign w:val="center"/>
+            <w:tcMar>
+              <w:top w:w="80" w:type="dxa"/>
+              <w:start w:w="120" w:type="dxa"/>
+              <w:bottom w:w="80" w:type="dxa"/>
+              <w:end w:w="120" w:type="dxa"/>
+            </w:tcMar>
+          </w:tcPr>
+          <w:p>
+            <w:r>
+              <w:t>Lab 02</w:t>
             </w:r>
           </w:p>
         </w:tc>
@@ -18270,35 +19643,69 @@
         </w:trPr>
         <w:tc>
           <w:tcPr>
-            <w:tcW w:type="dxa" w:w="2700"/>
-            <w:vAlign w:val="center"/>
-            <w:tcMar>
-              <w:top w:w="80" w:type="dxa"/>
-              <w:start w:w="120" w:type="dxa"/>
-              <w:bottom w:w="80" w:type="dxa"/>
-              <w:end w:w="120" w:type="dxa"/>
-            </w:tcMar>
-          </w:tcPr>
-          <w:p>
-            <w:r>
-              <w:t>artifact</w:t>
-            </w:r>
-          </w:p>
-        </w:tc>
-        <w:tc>
-          <w:tcPr>
-            <w:tcW w:type="dxa" w:w="6660"/>
-            <w:vAlign w:val="center"/>
-            <w:tcMar>
-              <w:top w:w="80" w:type="dxa"/>
-              <w:start w:w="120" w:type="dxa"/>
-              <w:bottom w:w="80" w:type="dxa"/>
-              <w:end w:w="120" w:type="dxa"/>
-            </w:tcMar>
-          </w:tcPr>
-          <w:p>
-            <w:r>
-              <w:t>Model</w:t>
+            <w:tcW w:type="dxa" w:w="1872"/>
+            <w:vAlign w:val="center"/>
+            <w:tcMar>
+              <w:top w:w="80" w:type="dxa"/>
+              <w:start w:w="120" w:type="dxa"/>
+              <w:bottom w:w="80" w:type="dxa"/>
+              <w:end w:w="120" w:type="dxa"/>
+            </w:tcMar>
+          </w:tcPr>
+          <w:p>
+            <w:r>
+              <w:t>EDA</w:t>
+            </w:r>
+          </w:p>
+        </w:tc>
+        <w:tc>
+          <w:tcPr>
+            <w:tcW w:type="dxa" w:w="3672"/>
+            <w:vAlign w:val="center"/>
+            <w:tcMar>
+              <w:top w:w="80" w:type="dxa"/>
+              <w:start w:w="120" w:type="dxa"/>
+              <w:bottom w:w="80" w:type="dxa"/>
+              <w:end w:w="120" w:type="dxa"/>
+            </w:tcMar>
+          </w:tcPr>
+          <w:p>
+            <w:r>
+              <w:t>Khám phá dữ liệu bằng thống kê và biểu đồ để hiểu chất lượng, phân bố và câu hỏi cần kiểm tiếp.</w:t>
+            </w:r>
+          </w:p>
+        </w:tc>
+        <w:tc>
+          <w:tcPr>
+            <w:tcW w:type="dxa" w:w="2952"/>
+            <w:vAlign w:val="center"/>
+            <w:tcMar>
+              <w:top w:w="80" w:type="dxa"/>
+              <w:start w:w="120" w:type="dxa"/>
+              <w:bottom w:w="80" w:type="dxa"/>
+              <w:end w:w="120" w:type="dxa"/>
+            </w:tcMar>
+          </w:tcPr>
+          <w:p>
+            <w:r>
+              <w:t>So churn rate tổng với từng nhóm hợp đồng.</w:t>
+            </w:r>
+          </w:p>
+        </w:tc>
+        <w:tc>
+          <w:tcPr>
+            <w:tcW w:type="dxa" w:w="864"/>
+            <w:vAlign w:val="center"/>
+            <w:tcMar>
+              <w:top w:w="80" w:type="dxa"/>
+              <w:start w:w="120" w:type="dxa"/>
+              <w:bottom w:w="80" w:type="dxa"/>
+              <w:end w:w="120" w:type="dxa"/>
+            </w:tcMar>
+          </w:tcPr>
+          <w:p>
+            <w:r>
+              <w:t>Lab 02</w:t>
             </w:r>
           </w:p>
         </w:tc>
@@ -18309,35 +19716,69 @@
         </w:trPr>
         <w:tc>
           <w:tcPr>
-            <w:tcW w:type="dxa" w:w="2700"/>
-            <w:vAlign w:val="center"/>
-            <w:tcMar>
-              <w:top w:w="80" w:type="dxa"/>
-              <w:start w:w="120" w:type="dxa"/>
-              <w:bottom w:w="80" w:type="dxa"/>
-              <w:end w:w="120" w:type="dxa"/>
-            </w:tcMar>
-          </w:tcPr>
-          <w:p>
-            <w:r>
-              <w:t>checkpoint</w:t>
-            </w:r>
-          </w:p>
-        </w:tc>
-        <w:tc>
-          <w:tcPr>
-            <w:tcW w:type="dxa" w:w="6660"/>
-            <w:vAlign w:val="center"/>
-            <w:tcMar>
-              <w:top w:w="80" w:type="dxa"/>
-              <w:start w:w="120" w:type="dxa"/>
-              <w:bottom w:w="80" w:type="dxa"/>
-              <w:end w:w="120" w:type="dxa"/>
-            </w:tcMar>
-          </w:tcPr>
-          <w:p>
-            <w:r>
-              <w:t>Trạng thái training đã lưu để có thể tiếp tục sau khi runtime bị ngắt.</w:t>
+            <w:tcW w:type="dxa" w:w="1872"/>
+            <w:vAlign w:val="center"/>
+            <w:tcMar>
+              <w:top w:w="80" w:type="dxa"/>
+              <w:start w:w="120" w:type="dxa"/>
+              <w:bottom w:w="80" w:type="dxa"/>
+              <w:end w:w="120" w:type="dxa"/>
+            </w:tcMar>
+          </w:tcPr>
+          <w:p>
+            <w:r>
+              <w:t>missing value</w:t>
+            </w:r>
+          </w:p>
+        </w:tc>
+        <w:tc>
+          <w:tcPr>
+            <w:tcW w:type="dxa" w:w="3672"/>
+            <w:vAlign w:val="center"/>
+            <w:tcMar>
+              <w:top w:w="80" w:type="dxa"/>
+              <w:start w:w="120" w:type="dxa"/>
+              <w:bottom w:w="80" w:type="dxa"/>
+              <w:end w:w="120" w:type="dxa"/>
+            </w:tcMar>
+          </w:tcPr>
+          <w:p>
+            <w:r>
+              <w:t>Giá trị bị thiếu hoặc không được ghi nhận trong dataset.</w:t>
+            </w:r>
+          </w:p>
+        </w:tc>
+        <w:tc>
+          <w:tcPr>
+            <w:tcW w:type="dxa" w:w="2952"/>
+            <w:vAlign w:val="center"/>
+            <w:tcMar>
+              <w:top w:w="80" w:type="dxa"/>
+              <w:start w:w="120" w:type="dxa"/>
+              <w:bottom w:w="80" w:type="dxa"/>
+              <w:end w:w="120" w:type="dxa"/>
+            </w:tcMar>
+          </w:tcPr>
+          <w:p>
+            <w:r>
+              <w:t>Một số sample không có monthly_charges.</w:t>
+            </w:r>
+          </w:p>
+        </w:tc>
+        <w:tc>
+          <w:tcPr>
+            <w:tcW w:type="dxa" w:w="864"/>
+            <w:vAlign w:val="center"/>
+            <w:tcMar>
+              <w:top w:w="80" w:type="dxa"/>
+              <w:start w:w="120" w:type="dxa"/>
+              <w:bottom w:w="80" w:type="dxa"/>
+              <w:end w:w="120" w:type="dxa"/>
+            </w:tcMar>
+          </w:tcPr>
+          <w:p>
+            <w:r>
+              <w:t>Lab 02</w:t>
             </w:r>
           </w:p>
         </w:tc>
@@ -18348,35 +19789,69 @@
         </w:trPr>
         <w:tc>
           <w:tcPr>
-            <w:tcW w:type="dxa" w:w="2700"/>
-            <w:vAlign w:val="center"/>
-            <w:tcMar>
-              <w:top w:w="80" w:type="dxa"/>
-              <w:start w:w="120" w:type="dxa"/>
-              <w:bottom w:w="80" w:type="dxa"/>
-              <w:end w:w="120" w:type="dxa"/>
-            </w:tcMar>
-          </w:tcPr>
-          <w:p>
-            <w:r>
-              <w:t>inference</w:t>
-            </w:r>
-          </w:p>
-        </w:tc>
-        <w:tc>
-          <w:tcPr>
-            <w:tcW w:type="dxa" w:w="6660"/>
-            <w:vAlign w:val="center"/>
-            <w:tcMar>
-              <w:top w:w="80" w:type="dxa"/>
-              <w:start w:w="120" w:type="dxa"/>
-              <w:bottom w:w="80" w:type="dxa"/>
-              <w:end w:w="120" w:type="dxa"/>
-            </w:tcMar>
-          </w:tcPr>
-          <w:p>
-            <w:r>
-              <w:t>Dùng model đã train để tạo dự đoán cho input mới.</w:t>
+            <w:tcW w:type="dxa" w:w="1872"/>
+            <w:vAlign w:val="center"/>
+            <w:tcMar>
+              <w:top w:w="80" w:type="dxa"/>
+              <w:start w:w="120" w:type="dxa"/>
+              <w:bottom w:w="80" w:type="dxa"/>
+              <w:end w:w="120" w:type="dxa"/>
+            </w:tcMar>
+          </w:tcPr>
+          <w:p>
+            <w:r>
+              <w:t>outlier</w:t>
+            </w:r>
+          </w:p>
+        </w:tc>
+        <w:tc>
+          <w:tcPr>
+            <w:tcW w:type="dxa" w:w="3672"/>
+            <w:vAlign w:val="center"/>
+            <w:tcMar>
+              <w:top w:w="80" w:type="dxa"/>
+              <w:start w:w="120" w:type="dxa"/>
+              <w:bottom w:w="80" w:type="dxa"/>
+              <w:end w:w="120" w:type="dxa"/>
+            </w:tcMar>
+          </w:tcPr>
+          <w:p>
+            <w:r>
+              <w:t>Quan sát khác xa phần lớn dữ liệu; cần điều tra trước khi xóa hoặc sửa.</w:t>
+            </w:r>
+          </w:p>
+        </w:tc>
+        <w:tc>
+          <w:tcPr>
+            <w:tcW w:type="dxa" w:w="2952"/>
+            <w:vAlign w:val="center"/>
+            <w:tcMar>
+              <w:top w:w="80" w:type="dxa"/>
+              <w:start w:w="120" w:type="dxa"/>
+              <w:bottom w:w="80" w:type="dxa"/>
+              <w:end w:w="120" w:type="dxa"/>
+            </w:tcMar>
+          </w:tcPr>
+          <w:p>
+            <w:r>
+              <w:t>Một hóa đơn cao bất thường có thể là lỗi hoặc khách doanh nghiệp thật.</w:t>
+            </w:r>
+          </w:p>
+        </w:tc>
+        <w:tc>
+          <w:tcPr>
+            <w:tcW w:type="dxa" w:w="864"/>
+            <w:vAlign w:val="center"/>
+            <w:tcMar>
+              <w:top w:w="80" w:type="dxa"/>
+              <w:start w:w="120" w:type="dxa"/>
+              <w:bottom w:w="80" w:type="dxa"/>
+              <w:end w:w="120" w:type="dxa"/>
+            </w:tcMar>
+          </w:tcPr>
+          <w:p>
+            <w:r>
+              <w:t>Lab 02</w:t>
             </w:r>
           </w:p>
         </w:tc>
@@ -18387,35 +19862,69 @@
         </w:trPr>
         <w:tc>
           <w:tcPr>
-            <w:tcW w:type="dxa" w:w="2700"/>
-            <w:vAlign w:val="center"/>
-            <w:tcMar>
-              <w:top w:w="80" w:type="dxa"/>
-              <w:start w:w="120" w:type="dxa"/>
-              <w:bottom w:w="80" w:type="dxa"/>
-              <w:end w:w="120" w:type="dxa"/>
-            </w:tcMar>
-          </w:tcPr>
-          <w:p>
-            <w:r>
-              <w:t>threshold</w:t>
-            </w:r>
-          </w:p>
-        </w:tc>
-        <w:tc>
-          <w:tcPr>
-            <w:tcW w:type="dxa" w:w="6660"/>
-            <w:vAlign w:val="center"/>
-            <w:tcMar>
-              <w:top w:w="80" w:type="dxa"/>
-              <w:start w:w="120" w:type="dxa"/>
-              <w:bottom w:w="80" w:type="dxa"/>
-              <w:end w:w="120" w:type="dxa"/>
-            </w:tcMar>
-          </w:tcPr>
-          <w:p>
-            <w:r>
-              <w:t>Ngưỡng chuyển score/xác suất thành nhãn quyết định.</w:t>
+            <w:tcW w:type="dxa" w:w="1872"/>
+            <w:vAlign w:val="center"/>
+            <w:tcMar>
+              <w:top w:w="80" w:type="dxa"/>
+              <w:start w:w="120" w:type="dxa"/>
+              <w:bottom w:w="80" w:type="dxa"/>
+              <w:end w:w="120" w:type="dxa"/>
+            </w:tcMar>
+          </w:tcPr>
+          <w:p>
+            <w:r>
+              <w:t>gradient</w:t>
+            </w:r>
+          </w:p>
+        </w:tc>
+        <w:tc>
+          <w:tcPr>
+            <w:tcW w:type="dxa" w:w="3672"/>
+            <w:vAlign w:val="center"/>
+            <w:tcMar>
+              <w:top w:w="80" w:type="dxa"/>
+              <w:start w:w="120" w:type="dxa"/>
+              <w:bottom w:w="80" w:type="dxa"/>
+              <w:end w:w="120" w:type="dxa"/>
+            </w:tcMar>
+          </w:tcPr>
+          <w:p>
+            <w:r>
+              <w:t>Hướng và độ lớn cho biết loss thay đổi thế nào khi parameter thay đổi.</w:t>
+            </w:r>
+          </w:p>
+        </w:tc>
+        <w:tc>
+          <w:tcPr>
+            <w:tcW w:type="dxa" w:w="2952"/>
+            <w:vAlign w:val="center"/>
+            <w:tcMar>
+              <w:top w:w="80" w:type="dxa"/>
+              <w:start w:w="120" w:type="dxa"/>
+              <w:bottom w:w="80" w:type="dxa"/>
+              <w:end w:w="120" w:type="dxa"/>
+            </w:tcMar>
+          </w:tcPr>
+          <w:p>
+            <w:r>
+              <w:t>Gradient dương gợi ý giảm parameter theo learning rate.</w:t>
+            </w:r>
+          </w:p>
+        </w:tc>
+        <w:tc>
+          <w:tcPr>
+            <w:tcW w:type="dxa" w:w="864"/>
+            <w:vAlign w:val="center"/>
+            <w:tcMar>
+              <w:top w:w="80" w:type="dxa"/>
+              <w:start w:w="120" w:type="dxa"/>
+              <w:bottom w:w="80" w:type="dxa"/>
+              <w:end w:w="120" w:type="dxa"/>
+            </w:tcMar>
+          </w:tcPr>
+          <w:p>
+            <w:r>
+              <w:t>Lab 03</w:t>
             </w:r>
           </w:p>
         </w:tc>
@@ -18426,35 +19935,69 @@
         </w:trPr>
         <w:tc>
           <w:tcPr>
-            <w:tcW w:type="dxa" w:w="2700"/>
-            <w:vAlign w:val="center"/>
-            <w:tcMar>
-              <w:top w:w="80" w:type="dxa"/>
-              <w:start w:w="120" w:type="dxa"/>
-              <w:bottom w:w="80" w:type="dxa"/>
-              <w:end w:w="120" w:type="dxa"/>
-            </w:tcMar>
-          </w:tcPr>
-          <w:p>
-            <w:r>
-              <w:t>drift</w:t>
-            </w:r>
-          </w:p>
-        </w:tc>
-        <w:tc>
-          <w:tcPr>
-            <w:tcW w:type="dxa" w:w="6660"/>
-            <w:vAlign w:val="center"/>
-            <w:tcMar>
-              <w:top w:w="80" w:type="dxa"/>
-              <w:start w:w="120" w:type="dxa"/>
-              <w:bottom w:w="80" w:type="dxa"/>
-              <w:end w:w="120" w:type="dxa"/>
-            </w:tcMar>
-          </w:tcPr>
-          <w:p>
-            <w:r>
-              <w:t>Phân phối dữ liệu hoặc quan hệ input-target thay đổi theo thời gian.</w:t>
+            <w:tcW w:type="dxa" w:w="1872"/>
+            <w:vAlign w:val="center"/>
+            <w:tcMar>
+              <w:top w:w="80" w:type="dxa"/>
+              <w:start w:w="120" w:type="dxa"/>
+              <w:bottom w:w="80" w:type="dxa"/>
+              <w:end w:w="120" w:type="dxa"/>
+            </w:tcMar>
+          </w:tcPr>
+          <w:p>
+            <w:r>
+              <w:t>learning rate</w:t>
+            </w:r>
+          </w:p>
+        </w:tc>
+        <w:tc>
+          <w:tcPr>
+            <w:tcW w:type="dxa" w:w="3672"/>
+            <w:vAlign w:val="center"/>
+            <w:tcMar>
+              <w:top w:w="80" w:type="dxa"/>
+              <w:start w:w="120" w:type="dxa"/>
+              <w:bottom w:w="80" w:type="dxa"/>
+              <w:end w:w="120" w:type="dxa"/>
+            </w:tcMar>
+          </w:tcPr>
+          <w:p>
+            <w:r>
+              <w:t>Độ lớn mỗi bước cập nhật parameter.</w:t>
+            </w:r>
+          </w:p>
+        </w:tc>
+        <w:tc>
+          <w:tcPr>
+            <w:tcW w:type="dxa" w:w="2952"/>
+            <w:vAlign w:val="center"/>
+            <w:tcMar>
+              <w:top w:w="80" w:type="dxa"/>
+              <w:start w:w="120" w:type="dxa"/>
+              <w:bottom w:w="80" w:type="dxa"/>
+              <w:end w:w="120" w:type="dxa"/>
+            </w:tcMar>
+          </w:tcPr>
+          <w:p>
+            <w:r>
+              <w:t>Learning rate quá lớn làm loss dao động hoặc tăng.</w:t>
+            </w:r>
+          </w:p>
+        </w:tc>
+        <w:tc>
+          <w:tcPr>
+            <w:tcW w:type="dxa" w:w="864"/>
+            <w:vAlign w:val="center"/>
+            <w:tcMar>
+              <w:top w:w="80" w:type="dxa"/>
+              <w:start w:w="120" w:type="dxa"/>
+              <w:bottom w:w="80" w:type="dxa"/>
+              <w:end w:w="120" w:type="dxa"/>
+            </w:tcMar>
+          </w:tcPr>
+          <w:p>
+            <w:r>
+              <w:t>Lab 03</w:t>
             </w:r>
           </w:p>
         </w:tc>
@@ -18465,35 +20008,69 @@
         </w:trPr>
         <w:tc>
           <w:tcPr>
-            <w:tcW w:type="dxa" w:w="2700"/>
-            <w:vAlign w:val="center"/>
-            <w:tcMar>
-              <w:top w:w="80" w:type="dxa"/>
-              <w:start w:w="120" w:type="dxa"/>
-              <w:bottom w:w="80" w:type="dxa"/>
-              <w:end w:w="120" w:type="dxa"/>
-            </w:tcMar>
-          </w:tcPr>
-          <w:p>
-            <w:r>
-              <w:t>API contract</w:t>
-            </w:r>
-          </w:p>
-        </w:tc>
-        <w:tc>
-          <w:tcPr>
-            <w:tcW w:type="dxa" w:w="6660"/>
-            <w:vAlign w:val="center"/>
-            <w:tcMar>
-              <w:top w:w="80" w:type="dxa"/>
-              <w:start w:w="120" w:type="dxa"/>
-              <w:bottom w:w="80" w:type="dxa"/>
-              <w:end w:w="120" w:type="dxa"/>
-            </w:tcMar>
-          </w:tcPr>
-          <w:p>
-            <w:r>
-              <w:t>Quy ước rõ về input</w:t>
+            <w:tcW w:type="dxa" w:w="1872"/>
+            <w:vAlign w:val="center"/>
+            <w:tcMar>
+              <w:top w:w="80" w:type="dxa"/>
+              <w:start w:w="120" w:type="dxa"/>
+              <w:bottom w:w="80" w:type="dxa"/>
+              <w:end w:w="120" w:type="dxa"/>
+            </w:tcMar>
+          </w:tcPr>
+          <w:p>
+            <w:r>
+              <w:t>loss</w:t>
+            </w:r>
+          </w:p>
+        </w:tc>
+        <w:tc>
+          <w:tcPr>
+            <w:tcW w:type="dxa" w:w="3672"/>
+            <w:vAlign w:val="center"/>
+            <w:tcMar>
+              <w:top w:w="80" w:type="dxa"/>
+              <w:start w:w="120" w:type="dxa"/>
+              <w:bottom w:w="80" w:type="dxa"/>
+              <w:end w:w="120" w:type="dxa"/>
+            </w:tcMar>
+          </w:tcPr>
+          <w:p>
+            <w:r>
+              <w:t>Con số model cố giảm trong training để đo sai lệch trên dữ liệu học.</w:t>
+            </w:r>
+          </w:p>
+        </w:tc>
+        <w:tc>
+          <w:tcPr>
+            <w:tcW w:type="dxa" w:w="2952"/>
+            <w:vAlign w:val="center"/>
+            <w:tcMar>
+              <w:top w:w="80" w:type="dxa"/>
+              <w:start w:w="120" w:type="dxa"/>
+              <w:bottom w:w="80" w:type="dxa"/>
+              <w:end w:w="120" w:type="dxa"/>
+            </w:tcMar>
+          </w:tcPr>
+          <w:p>
+            <w:r>
+              <w:t>MSE phạt bình phương khoảng cách giữa prediction và target.</w:t>
+            </w:r>
+          </w:p>
+        </w:tc>
+        <w:tc>
+          <w:tcPr>
+            <w:tcW w:type="dxa" w:w="864"/>
+            <w:vAlign w:val="center"/>
+            <w:tcMar>
+              <w:top w:w="80" w:type="dxa"/>
+              <w:start w:w="120" w:type="dxa"/>
+              <w:bottom w:w="80" w:type="dxa"/>
+              <w:end w:w="120" w:type="dxa"/>
+            </w:tcMar>
+          </w:tcPr>
+          <w:p>
+            <w:r>
+              <w:t>Lab 03</w:t>
             </w:r>
           </w:p>
         </w:tc>
@@ -18504,35 +20081,69 @@
         </w:trPr>
         <w:tc>
           <w:tcPr>
-            <w:tcW w:type="dxa" w:w="2700"/>
-            <w:vAlign w:val="center"/>
-            <w:tcMar>
-              <w:top w:w="80" w:type="dxa"/>
-              <w:start w:w="120" w:type="dxa"/>
-              <w:bottom w:w="80" w:type="dxa"/>
-              <w:end w:w="120" w:type="dxa"/>
-            </w:tcMar>
-          </w:tcPr>
-          <w:p>
-            <w:r>
-              <w:t>container</w:t>
-            </w:r>
-          </w:p>
-        </w:tc>
-        <w:tc>
-          <w:tcPr>
-            <w:tcW w:type="dxa" w:w="6660"/>
-            <w:vAlign w:val="center"/>
-            <w:tcMar>
-              <w:top w:w="80" w:type="dxa"/>
-              <w:start w:w="120" w:type="dxa"/>
-              <w:bottom w:w="80" w:type="dxa"/>
-              <w:end w:w="120" w:type="dxa"/>
-            </w:tcMar>
-          </w:tcPr>
-          <w:p>
-            <w:r>
-              <w:t>Gói ứng dụng cùng dependency và cấu hình chạy trong môi trường tách biệt.</w:t>
+            <w:tcW w:type="dxa" w:w="1872"/>
+            <w:vAlign w:val="center"/>
+            <w:tcMar>
+              <w:top w:w="80" w:type="dxa"/>
+              <w:start w:w="120" w:type="dxa"/>
+              <w:bottom w:w="80" w:type="dxa"/>
+              <w:end w:w="120" w:type="dxa"/>
+            </w:tcMar>
+          </w:tcPr>
+          <w:p>
+            <w:r>
+              <w:t>prediction</w:t>
+            </w:r>
+          </w:p>
+        </w:tc>
+        <w:tc>
+          <w:tcPr>
+            <w:tcW w:type="dxa" w:w="3672"/>
+            <w:vAlign w:val="center"/>
+            <w:tcMar>
+              <w:top w:w="80" w:type="dxa"/>
+              <w:start w:w="120" w:type="dxa"/>
+              <w:bottom w:w="80" w:type="dxa"/>
+              <w:end w:w="120" w:type="dxa"/>
+            </w:tcMar>
+          </w:tcPr>
+          <w:p>
+            <w:r>
+              <w:t>Giá trị model tạo ra cho một sample.</w:t>
+            </w:r>
+          </w:p>
+        </w:tc>
+        <w:tc>
+          <w:tcPr>
+            <w:tcW w:type="dxa" w:w="2952"/>
+            <w:vAlign w:val="center"/>
+            <w:tcMar>
+              <w:top w:w="80" w:type="dxa"/>
+              <w:start w:w="120" w:type="dxa"/>
+              <w:bottom w:w="80" w:type="dxa"/>
+              <w:end w:w="120" w:type="dxa"/>
+            </w:tcMar>
+          </w:tcPr>
+          <w:p>
+            <w:r>
+              <w:t>Model dự đoán monthly_charges là 42.5.</w:t>
+            </w:r>
+          </w:p>
+        </w:tc>
+        <w:tc>
+          <w:tcPr>
+            <w:tcW w:type="dxa" w:w="864"/>
+            <w:vAlign w:val="center"/>
+            <w:tcMar>
+              <w:top w:w="80" w:type="dxa"/>
+              <w:start w:w="120" w:type="dxa"/>
+              <w:bottom w:w="80" w:type="dxa"/>
+              <w:end w:w="120" w:type="dxa"/>
+            </w:tcMar>
+          </w:tcPr>
+          <w:p>
+            <w:r>
+              <w:t>Lab 03</w:t>
             </w:r>
           </w:p>
         </w:tc>
@@ -18543,35 +20154,69 @@
         </w:trPr>
         <w:tc>
           <w:tcPr>
-            <w:tcW w:type="dxa" w:w="2700"/>
-            <w:vAlign w:val="center"/>
-            <w:tcMar>
-              <w:top w:w="80" w:type="dxa"/>
-              <w:start w:w="120" w:type="dxa"/>
-              <w:bottom w:w="80" w:type="dxa"/>
-              <w:end w:w="120" w:type="dxa"/>
-            </w:tcMar>
-          </w:tcPr>
-          <w:p>
-            <w:r>
-              <w:t>IAM</w:t>
-            </w:r>
-          </w:p>
-        </w:tc>
-        <w:tc>
-          <w:tcPr>
-            <w:tcW w:type="dxa" w:w="6660"/>
-            <w:vAlign w:val="center"/>
-            <w:tcMar>
-              <w:top w:w="80" w:type="dxa"/>
-              <w:start w:w="120" w:type="dxa"/>
-              <w:bottom w:w="80" w:type="dxa"/>
-              <w:end w:w="120" w:type="dxa"/>
-            </w:tcMar>
-          </w:tcPr>
-          <w:p>
-            <w:r>
-              <w:t>Dịch vụ AWS quản danh tính và quyền truy cập; dùng nguyên tắc quyền tối thiểu.</w:t>
+            <w:tcW w:type="dxa" w:w="1872"/>
+            <w:vAlign w:val="center"/>
+            <w:tcMar>
+              <w:top w:w="80" w:type="dxa"/>
+              <w:start w:w="120" w:type="dxa"/>
+              <w:bottom w:w="80" w:type="dxa"/>
+              <w:end w:w="120" w:type="dxa"/>
+            </w:tcMar>
+          </w:tcPr>
+          <w:p>
+            <w:r>
+              <w:t>baseline</w:t>
+            </w:r>
+          </w:p>
+        </w:tc>
+        <w:tc>
+          <w:tcPr>
+            <w:tcW w:type="dxa" w:w="3672"/>
+            <w:vAlign w:val="center"/>
+            <w:tcMar>
+              <w:top w:w="80" w:type="dxa"/>
+              <w:start w:w="120" w:type="dxa"/>
+              <w:bottom w:w="80" w:type="dxa"/>
+              <w:end w:w="120" w:type="dxa"/>
+            </w:tcMar>
+          </w:tcPr>
+          <w:p>
+            <w:r>
+              <w:t>Mốc đơn giản để biết model phức tạp có thực sự cải thiện hay không.</w:t>
+            </w:r>
+          </w:p>
+        </w:tc>
+        <w:tc>
+          <w:tcPr>
+            <w:tcW w:type="dxa" w:w="2952"/>
+            <w:vAlign w:val="center"/>
+            <w:tcMar>
+              <w:top w:w="80" w:type="dxa"/>
+              <w:start w:w="120" w:type="dxa"/>
+              <w:bottom w:w="80" w:type="dxa"/>
+              <w:end w:w="120" w:type="dxa"/>
+            </w:tcMar>
+          </w:tcPr>
+          <w:p>
+            <w:r>
+              <w:t>Dummy classifier luôn đoán class phổ biến.</w:t>
+            </w:r>
+          </w:p>
+        </w:tc>
+        <w:tc>
+          <w:tcPr>
+            <w:tcW w:type="dxa" w:w="864"/>
+            <w:vAlign w:val="center"/>
+            <w:tcMar>
+              <w:top w:w="80" w:type="dxa"/>
+              <w:start w:w="120" w:type="dxa"/>
+              <w:bottom w:w="80" w:type="dxa"/>
+              <w:end w:w="120" w:type="dxa"/>
+            </w:tcMar>
+          </w:tcPr>
+          <w:p>
+            <w:r>
+              <w:t>Lab 04</w:t>
             </w:r>
           </w:p>
         </w:tc>
@@ -18582,35 +20227,69 @@
         </w:trPr>
         <w:tc>
           <w:tcPr>
-            <w:tcW w:type="dxa" w:w="2700"/>
-            <w:vAlign w:val="center"/>
-            <w:tcMar>
-              <w:top w:w="80" w:type="dxa"/>
-              <w:start w:w="120" w:type="dxa"/>
-              <w:bottom w:w="80" w:type="dxa"/>
-              <w:end w:w="120" w:type="dxa"/>
-            </w:tcMar>
-          </w:tcPr>
-          <w:p>
-            <w:r>
-              <w:t>S3</w:t>
-            </w:r>
-          </w:p>
-        </w:tc>
-        <w:tc>
-          <w:tcPr>
-            <w:tcW w:type="dxa" w:w="6660"/>
-            <w:vAlign w:val="center"/>
-            <w:tcMar>
-              <w:top w:w="80" w:type="dxa"/>
-              <w:start w:w="120" w:type="dxa"/>
-              <w:bottom w:w="80" w:type="dxa"/>
-              <w:end w:w="120" w:type="dxa"/>
-            </w:tcMar>
-          </w:tcPr>
-          <w:p>
-            <w:r>
-              <w:t>Dịch vụ object storage của AWS dùng cho artifact nhỏ trong capstone.</w:t>
+            <w:tcW w:type="dxa" w:w="1872"/>
+            <w:vAlign w:val="center"/>
+            <w:tcMar>
+              <w:top w:w="80" w:type="dxa"/>
+              <w:start w:w="120" w:type="dxa"/>
+              <w:bottom w:w="80" w:type="dxa"/>
+              <w:end w:w="120" w:type="dxa"/>
+            </w:tcMar>
+          </w:tcPr>
+          <w:p>
+            <w:r>
+              <w:t>confusion matrix</w:t>
+            </w:r>
+          </w:p>
+        </w:tc>
+        <w:tc>
+          <w:tcPr>
+            <w:tcW w:type="dxa" w:w="3672"/>
+            <w:vAlign w:val="center"/>
+            <w:tcMar>
+              <w:top w:w="80" w:type="dxa"/>
+              <w:start w:w="120" w:type="dxa"/>
+              <w:bottom w:w="80" w:type="dxa"/>
+              <w:end w:w="120" w:type="dxa"/>
+            </w:tcMar>
+          </w:tcPr>
+          <w:p>
+            <w:r>
+              <w:t>Bảng đếm truth và prediction để thấy model nhầm class nào với class nào.</w:t>
+            </w:r>
+          </w:p>
+        </w:tc>
+        <w:tc>
+          <w:tcPr>
+            <w:tcW w:type="dxa" w:w="2952"/>
+            <w:vAlign w:val="center"/>
+            <w:tcMar>
+              <w:top w:w="80" w:type="dxa"/>
+              <w:start w:w="120" w:type="dxa"/>
+              <w:bottom w:w="80" w:type="dxa"/>
+              <w:end w:w="120" w:type="dxa"/>
+            </w:tcMar>
+          </w:tcPr>
+          <w:p>
+            <w:r>
+              <w:t>Hàng churn=1 cho biết bao nhiêu mẫu bị đoán thành 0.</w:t>
+            </w:r>
+          </w:p>
+        </w:tc>
+        <w:tc>
+          <w:tcPr>
+            <w:tcW w:type="dxa" w:w="864"/>
+            <w:vAlign w:val="center"/>
+            <w:tcMar>
+              <w:top w:w="80" w:type="dxa"/>
+              <w:start w:w="120" w:type="dxa"/>
+              <w:bottom w:w="80" w:type="dxa"/>
+              <w:end w:w="120" w:type="dxa"/>
+            </w:tcMar>
+          </w:tcPr>
+          <w:p>
+            <w:r>
+              <w:t>Lab 04</w:t>
             </w:r>
           </w:p>
         </w:tc>
@@ -18621,35 +20300,69 @@
         </w:trPr>
         <w:tc>
           <w:tcPr>
-            <w:tcW w:type="dxa" w:w="2700"/>
-            <w:vAlign w:val="center"/>
-            <w:tcMar>
-              <w:top w:w="80" w:type="dxa"/>
-              <w:start w:w="120" w:type="dxa"/>
-              <w:bottom w:w="80" w:type="dxa"/>
-              <w:end w:w="120" w:type="dxa"/>
-            </w:tcMar>
-          </w:tcPr>
-          <w:p>
-            <w:r>
-              <w:t>Lambda</w:t>
-            </w:r>
-          </w:p>
-        </w:tc>
-        <w:tc>
-          <w:tcPr>
-            <w:tcW w:type="dxa" w:w="6660"/>
-            <w:vAlign w:val="center"/>
-            <w:tcMar>
-              <w:top w:w="80" w:type="dxa"/>
-              <w:start w:w="120" w:type="dxa"/>
-              <w:bottom w:w="80" w:type="dxa"/>
-              <w:end w:w="120" w:type="dxa"/>
-            </w:tcMar>
-          </w:tcPr>
-          <w:p>
-            <w:r>
-              <w:t>Dịch vụ chạy hàm serverless; roadmap chỉ dùng private invoke với giới hạn chặt.</w:t>
+            <w:tcW w:type="dxa" w:w="1872"/>
+            <w:vAlign w:val="center"/>
+            <w:tcMar>
+              <w:top w:w="80" w:type="dxa"/>
+              <w:start w:w="120" w:type="dxa"/>
+              <w:bottom w:w="80" w:type="dxa"/>
+              <w:end w:w="120" w:type="dxa"/>
+            </w:tcMar>
+          </w:tcPr>
+          <w:p>
+            <w:r>
+              <w:t>data split</w:t>
+            </w:r>
+          </w:p>
+        </w:tc>
+        <w:tc>
+          <w:tcPr>
+            <w:tcW w:type="dxa" w:w="3672"/>
+            <w:vAlign w:val="center"/>
+            <w:tcMar>
+              <w:top w:w="80" w:type="dxa"/>
+              <w:start w:w="120" w:type="dxa"/>
+              <w:bottom w:w="80" w:type="dxa"/>
+              <w:end w:w="120" w:type="dxa"/>
+            </w:tcMar>
+          </w:tcPr>
+          <w:p>
+            <w:r>
+              <w:t>Cách chia dataset thành các phần có vai trò khác nhau và không chồng lặp.</w:t>
+            </w:r>
+          </w:p>
+        </w:tc>
+        <w:tc>
+          <w:tcPr>
+            <w:tcW w:type="dxa" w:w="2952"/>
+            <w:vAlign w:val="center"/>
+            <w:tcMar>
+              <w:top w:w="80" w:type="dxa"/>
+              <w:start w:w="120" w:type="dxa"/>
+              <w:bottom w:w="80" w:type="dxa"/>
+              <w:end w:w="120" w:type="dxa"/>
+            </w:tcMar>
+          </w:tcPr>
+          <w:p>
+            <w:r>
+              <w:t>Chia 70% train, 15% validation, 15% test.</w:t>
+            </w:r>
+          </w:p>
+        </w:tc>
+        <w:tc>
+          <w:tcPr>
+            <w:tcW w:type="dxa" w:w="864"/>
+            <w:vAlign w:val="center"/>
+            <w:tcMar>
+              <w:top w:w="80" w:type="dxa"/>
+              <w:start w:w="120" w:type="dxa"/>
+              <w:bottom w:w="80" w:type="dxa"/>
+              <w:end w:w="120" w:type="dxa"/>
+            </w:tcMar>
+          </w:tcPr>
+          <w:p>
+            <w:r>
+              <w:t>Lab 04</w:t>
             </w:r>
           </w:p>
         </w:tc>
@@ -18660,35 +20373,69 @@
         </w:trPr>
         <w:tc>
           <w:tcPr>
-            <w:tcW w:type="dxa" w:w="2700"/>
-            <w:vAlign w:val="center"/>
-            <w:tcMar>
-              <w:top w:w="80" w:type="dxa"/>
-              <w:start w:w="120" w:type="dxa"/>
-              <w:bottom w:w="80" w:type="dxa"/>
-              <w:end w:w="120" w:type="dxa"/>
-            </w:tcMar>
-          </w:tcPr>
-          <w:p>
-            <w:r>
-              <w:t>CloudWatch Logs</w:t>
-            </w:r>
-          </w:p>
-        </w:tc>
-        <w:tc>
-          <w:tcPr>
-            <w:tcW w:type="dxa" w:w="6660"/>
-            <w:vAlign w:val="center"/>
-            <w:tcMar>
-              <w:top w:w="80" w:type="dxa"/>
-              <w:start w:w="120" w:type="dxa"/>
-              <w:bottom w:w="80" w:type="dxa"/>
-              <w:end w:w="120" w:type="dxa"/>
-            </w:tcMar>
-          </w:tcPr>
-          <w:p>
-            <w:r>
-              <w:t>Nơi lưu log runtime trên AWS; phải đặt retention và dọn sau lab.</w:t>
+            <w:tcW w:type="dxa" w:w="1872"/>
+            <w:vAlign w:val="center"/>
+            <w:tcMar>
+              <w:top w:w="80" w:type="dxa"/>
+              <w:start w:w="120" w:type="dxa"/>
+              <w:bottom w:w="80" w:type="dxa"/>
+              <w:end w:w="120" w:type="dxa"/>
+            </w:tcMar>
+          </w:tcPr>
+          <w:p>
+            <w:r>
+              <w:t>fit</w:t>
+            </w:r>
+          </w:p>
+        </w:tc>
+        <w:tc>
+          <w:tcPr>
+            <w:tcW w:type="dxa" w:w="3672"/>
+            <w:vAlign w:val="center"/>
+            <w:tcMar>
+              <w:top w:w="80" w:type="dxa"/>
+              <w:start w:w="120" w:type="dxa"/>
+              <w:bottom w:w="80" w:type="dxa"/>
+              <w:end w:w="120" w:type="dxa"/>
+            </w:tcMar>
+          </w:tcPr>
+          <w:p>
+            <w:r>
+              <w:t>Bước học parameter hoặc trạng thái transform từ training data.</w:t>
+            </w:r>
+          </w:p>
+        </w:tc>
+        <w:tc>
+          <w:tcPr>
+            <w:tcW w:type="dxa" w:w="2952"/>
+            <w:vAlign w:val="center"/>
+            <w:tcMar>
+              <w:top w:w="80" w:type="dxa"/>
+              <w:start w:w="120" w:type="dxa"/>
+              <w:bottom w:w="80" w:type="dxa"/>
+              <w:end w:w="120" w:type="dxa"/>
+            </w:tcMar>
+          </w:tcPr>
+          <w:p>
+            <w:r>
+              <w:t>Gọi pipeline.fit(X_train, y_train).</w:t>
+            </w:r>
+          </w:p>
+        </w:tc>
+        <w:tc>
+          <w:tcPr>
+            <w:tcW w:type="dxa" w:w="864"/>
+            <w:vAlign w:val="center"/>
+            <w:tcMar>
+              <w:top w:w="80" w:type="dxa"/>
+              <w:start w:w="120" w:type="dxa"/>
+              <w:bottom w:w="80" w:type="dxa"/>
+              <w:end w:w="120" w:type="dxa"/>
+            </w:tcMar>
+          </w:tcPr>
+          <w:p>
+            <w:r>
+              <w:t>Lab 04</w:t>
             </w:r>
           </w:p>
         </w:tc>
@@ -18699,7 +20446,3876 @@
         </w:trPr>
         <w:tc>
           <w:tcPr>
-            <w:tcW w:type="dxa" w:w="2700"/>
+            <w:tcW w:type="dxa" w:w="1872"/>
+            <w:vAlign w:val="center"/>
+            <w:tcMar>
+              <w:top w:w="80" w:type="dxa"/>
+              <w:start w:w="120" w:type="dxa"/>
+              <w:bottom w:w="80" w:type="dxa"/>
+              <w:end w:w="120" w:type="dxa"/>
+            </w:tcMar>
+          </w:tcPr>
+          <w:p>
+            <w:r>
+              <w:t>metric</w:t>
+            </w:r>
+          </w:p>
+        </w:tc>
+        <w:tc>
+          <w:tcPr>
+            <w:tcW w:type="dxa" w:w="3672"/>
+            <w:vAlign w:val="center"/>
+            <w:tcMar>
+              <w:top w:w="80" w:type="dxa"/>
+              <w:start w:w="120" w:type="dxa"/>
+              <w:bottom w:w="80" w:type="dxa"/>
+              <w:end w:w="120" w:type="dxa"/>
+            </w:tcMar>
+          </w:tcPr>
+          <w:p>
+            <w:r>
+              <w:t>Con số đo một khía cạnh chất lượng; phải chọn theo mục tiêu và chi phí lỗi.</w:t>
+            </w:r>
+          </w:p>
+        </w:tc>
+        <w:tc>
+          <w:tcPr>
+            <w:tcW w:type="dxa" w:w="2952"/>
+            <w:vAlign w:val="center"/>
+            <w:tcMar>
+              <w:top w:w="80" w:type="dxa"/>
+              <w:start w:w="120" w:type="dxa"/>
+              <w:bottom w:w="80" w:type="dxa"/>
+              <w:end w:w="120" w:type="dxa"/>
+            </w:tcMar>
+          </w:tcPr>
+          <w:p>
+            <w:r>
+              <w:t>Recall đo tỷ lệ khách churn được tìm thấy.</w:t>
+            </w:r>
+          </w:p>
+        </w:tc>
+        <w:tc>
+          <w:tcPr>
+            <w:tcW w:type="dxa" w:w="864"/>
+            <w:vAlign w:val="center"/>
+            <w:tcMar>
+              <w:top w:w="80" w:type="dxa"/>
+              <w:start w:w="120" w:type="dxa"/>
+              <w:bottom w:w="80" w:type="dxa"/>
+              <w:end w:w="120" w:type="dxa"/>
+            </w:tcMar>
+          </w:tcPr>
+          <w:p>
+            <w:r>
+              <w:t>Lab 04</w:t>
+            </w:r>
+          </w:p>
+        </w:tc>
+      </w:tr>
+      <w:tr>
+        <w:trPr>
+          <w:trHeight w:hRule="atLeast"/>
+        </w:trPr>
+        <w:tc>
+          <w:tcPr>
+            <w:tcW w:type="dxa" w:w="1872"/>
+            <w:vAlign w:val="center"/>
+            <w:tcMar>
+              <w:top w:w="80" w:type="dxa"/>
+              <w:start w:w="120" w:type="dxa"/>
+              <w:bottom w:w="80" w:type="dxa"/>
+              <w:end w:w="120" w:type="dxa"/>
+            </w:tcMar>
+          </w:tcPr>
+          <w:p>
+            <w:r>
+              <w:t>model validation</w:t>
+            </w:r>
+          </w:p>
+        </w:tc>
+        <w:tc>
+          <w:tcPr>
+            <w:tcW w:type="dxa" w:w="3672"/>
+            <w:vAlign w:val="center"/>
+            <w:tcMar>
+              <w:top w:w="80" w:type="dxa"/>
+              <w:start w:w="120" w:type="dxa"/>
+              <w:bottom w:w="80" w:type="dxa"/>
+              <w:end w:w="120" w:type="dxa"/>
+            </w:tcMar>
+          </w:tcPr>
+          <w:p>
+            <w:r>
+              <w:t>Quá trình kiểm model trên dữ liệu chưa dùng để fit nhằm đánh giá và chọn quyết định.</w:t>
+            </w:r>
+          </w:p>
+        </w:tc>
+        <w:tc>
+          <w:tcPr>
+            <w:tcW w:type="dxa" w:w="2952"/>
+            <w:vAlign w:val="center"/>
+            <w:tcMar>
+              <w:top w:w="80" w:type="dxa"/>
+              <w:start w:w="120" w:type="dxa"/>
+              <w:bottom w:w="80" w:type="dxa"/>
+              <w:end w:w="120" w:type="dxa"/>
+            </w:tcMar>
+          </w:tcPr>
+          <w:p>
+            <w:r>
+              <w:t>So F1 trên validation set trước khi mở test.</w:t>
+            </w:r>
+          </w:p>
+        </w:tc>
+        <w:tc>
+          <w:tcPr>
+            <w:tcW w:type="dxa" w:w="864"/>
+            <w:vAlign w:val="center"/>
+            <w:tcMar>
+              <w:top w:w="80" w:type="dxa"/>
+              <w:start w:w="120" w:type="dxa"/>
+              <w:bottom w:w="80" w:type="dxa"/>
+              <w:end w:w="120" w:type="dxa"/>
+            </w:tcMar>
+          </w:tcPr>
+          <w:p>
+            <w:r>
+              <w:t>Lab 04</w:t>
+            </w:r>
+          </w:p>
+        </w:tc>
+      </w:tr>
+      <w:tr>
+        <w:trPr>
+          <w:trHeight w:hRule="atLeast"/>
+        </w:trPr>
+        <w:tc>
+          <w:tcPr>
+            <w:tcW w:type="dxa" w:w="1872"/>
+            <w:vAlign w:val="center"/>
+            <w:tcMar>
+              <w:top w:w="80" w:type="dxa"/>
+              <w:start w:w="120" w:type="dxa"/>
+              <w:bottom w:w="80" w:type="dxa"/>
+              <w:end w:w="120" w:type="dxa"/>
+            </w:tcMar>
+          </w:tcPr>
+          <w:p>
+            <w:r>
+              <w:t>precision / recall / F1</w:t>
+            </w:r>
+          </w:p>
+        </w:tc>
+        <w:tc>
+          <w:tcPr>
+            <w:tcW w:type="dxa" w:w="3672"/>
+            <w:vAlign w:val="center"/>
+            <w:tcMar>
+              <w:top w:w="80" w:type="dxa"/>
+              <w:start w:w="120" w:type="dxa"/>
+              <w:bottom w:w="80" w:type="dxa"/>
+              <w:end w:w="120" w:type="dxa"/>
+            </w:tcMar>
+          </w:tcPr>
+          <w:p>
+            <w:r>
+              <w:t>Precision chú trọng dự đoán dương đúng, recall chú trọng tìm đủ mẫu dương, F1 cân bằng hai phía.</w:t>
+            </w:r>
+          </w:p>
+        </w:tc>
+        <w:tc>
+          <w:tcPr>
+            <w:tcW w:type="dxa" w:w="2952"/>
+            <w:vAlign w:val="center"/>
+            <w:tcMar>
+              <w:top w:w="80" w:type="dxa"/>
+              <w:start w:w="120" w:type="dxa"/>
+              <w:bottom w:w="80" w:type="dxa"/>
+              <w:end w:w="120" w:type="dxa"/>
+            </w:tcMar>
+          </w:tcPr>
+          <w:p>
+            <w:r>
+              <w:t>Bài churn ưu tiên recall nhưng vẫn theo dõi precision.</w:t>
+            </w:r>
+          </w:p>
+        </w:tc>
+        <w:tc>
+          <w:tcPr>
+            <w:tcW w:type="dxa" w:w="864"/>
+            <w:vAlign w:val="center"/>
+            <w:tcMar>
+              <w:top w:w="80" w:type="dxa"/>
+              <w:start w:w="120" w:type="dxa"/>
+              <w:bottom w:w="80" w:type="dxa"/>
+              <w:end w:w="120" w:type="dxa"/>
+            </w:tcMar>
+          </w:tcPr>
+          <w:p>
+            <w:r>
+              <w:t>Lab 04</w:t>
+            </w:r>
+          </w:p>
+        </w:tc>
+      </w:tr>
+      <w:tr>
+        <w:trPr>
+          <w:trHeight w:hRule="atLeast"/>
+        </w:trPr>
+        <w:tc>
+          <w:tcPr>
+            <w:tcW w:type="dxa" w:w="1872"/>
+            <w:vAlign w:val="center"/>
+            <w:tcMar>
+              <w:top w:w="80" w:type="dxa"/>
+              <w:start w:w="120" w:type="dxa"/>
+              <w:bottom w:w="80" w:type="dxa"/>
+              <w:end w:w="120" w:type="dxa"/>
+            </w:tcMar>
+          </w:tcPr>
+          <w:p>
+            <w:r>
+              <w:t>test set</w:t>
+            </w:r>
+          </w:p>
+        </w:tc>
+        <w:tc>
+          <w:tcPr>
+            <w:tcW w:type="dxa" w:w="3672"/>
+            <w:vAlign w:val="center"/>
+            <w:tcMar>
+              <w:top w:w="80" w:type="dxa"/>
+              <w:start w:w="120" w:type="dxa"/>
+              <w:bottom w:w="80" w:type="dxa"/>
+              <w:end w:w="120" w:type="dxa"/>
+            </w:tcMar>
+          </w:tcPr>
+          <w:p>
+            <w:r>
+              <w:t>Phần dữ liệu chỉ mở sau khi đã khóa quyết định để ước lượng kết quả cuối.</w:t>
+            </w:r>
+          </w:p>
+        </w:tc>
+        <w:tc>
+          <w:tcPr>
+            <w:tcW w:type="dxa" w:w="2952"/>
+            <w:vAlign w:val="center"/>
+            <w:tcMar>
+              <w:top w:w="80" w:type="dxa"/>
+              <w:start w:w="120" w:type="dxa"/>
+              <w:bottom w:w="80" w:type="dxa"/>
+              <w:end w:w="120" w:type="dxa"/>
+            </w:tcMar>
+          </w:tcPr>
+          <w:p>
+            <w:r>
+              <w:t>Chạy test một lần sau khi chọn logistic regression.</w:t>
+            </w:r>
+          </w:p>
+        </w:tc>
+        <w:tc>
+          <w:tcPr>
+            <w:tcW w:type="dxa" w:w="864"/>
+            <w:vAlign w:val="center"/>
+            <w:tcMar>
+              <w:top w:w="80" w:type="dxa"/>
+              <w:start w:w="120" w:type="dxa"/>
+              <w:bottom w:w="80" w:type="dxa"/>
+              <w:end w:w="120" w:type="dxa"/>
+            </w:tcMar>
+          </w:tcPr>
+          <w:p>
+            <w:r>
+              <w:t>Lab 04</w:t>
+            </w:r>
+          </w:p>
+        </w:tc>
+      </w:tr>
+      <w:tr>
+        <w:trPr>
+          <w:trHeight w:hRule="atLeast"/>
+        </w:trPr>
+        <w:tc>
+          <w:tcPr>
+            <w:tcW w:type="dxa" w:w="1872"/>
+            <w:vAlign w:val="center"/>
+            <w:tcMar>
+              <w:top w:w="80" w:type="dxa"/>
+              <w:start w:w="120" w:type="dxa"/>
+              <w:bottom w:w="80" w:type="dxa"/>
+              <w:end w:w="120" w:type="dxa"/>
+            </w:tcMar>
+          </w:tcPr>
+          <w:p>
+            <w:r>
+              <w:t>training set</w:t>
+            </w:r>
+          </w:p>
+        </w:tc>
+        <w:tc>
+          <w:tcPr>
+            <w:tcW w:type="dxa" w:w="3672"/>
+            <w:vAlign w:val="center"/>
+            <w:tcMar>
+              <w:top w:w="80" w:type="dxa"/>
+              <w:start w:w="120" w:type="dxa"/>
+              <w:bottom w:w="80" w:type="dxa"/>
+              <w:end w:w="120" w:type="dxa"/>
+            </w:tcMar>
+          </w:tcPr>
+          <w:p>
+            <w:r>
+              <w:t>Phần dữ liệu dùng để model học parameter.</w:t>
+            </w:r>
+          </w:p>
+        </w:tc>
+        <w:tc>
+          <w:tcPr>
+            <w:tcW w:type="dxa" w:w="2952"/>
+            <w:vAlign w:val="center"/>
+            <w:tcMar>
+              <w:top w:w="80" w:type="dxa"/>
+              <w:start w:w="120" w:type="dxa"/>
+              <w:bottom w:w="80" w:type="dxa"/>
+              <w:end w:w="120" w:type="dxa"/>
+            </w:tcMar>
+          </w:tcPr>
+          <w:p>
+            <w:r>
+              <w:t>Logistic regression gọi fit chỉ với training set.</w:t>
+            </w:r>
+          </w:p>
+        </w:tc>
+        <w:tc>
+          <w:tcPr>
+            <w:tcW w:type="dxa" w:w="864"/>
+            <w:vAlign w:val="center"/>
+            <w:tcMar>
+              <w:top w:w="80" w:type="dxa"/>
+              <w:start w:w="120" w:type="dxa"/>
+              <w:bottom w:w="80" w:type="dxa"/>
+              <w:end w:w="120" w:type="dxa"/>
+            </w:tcMar>
+          </w:tcPr>
+          <w:p>
+            <w:r>
+              <w:t>Lab 04</w:t>
+            </w:r>
+          </w:p>
+        </w:tc>
+      </w:tr>
+      <w:tr>
+        <w:trPr>
+          <w:trHeight w:hRule="atLeast"/>
+        </w:trPr>
+        <w:tc>
+          <w:tcPr>
+            <w:tcW w:type="dxa" w:w="1872"/>
+            <w:vAlign w:val="center"/>
+            <w:tcMar>
+              <w:top w:w="80" w:type="dxa"/>
+              <w:start w:w="120" w:type="dxa"/>
+              <w:bottom w:w="80" w:type="dxa"/>
+              <w:end w:w="120" w:type="dxa"/>
+            </w:tcMar>
+          </w:tcPr>
+          <w:p>
+            <w:r>
+              <w:t>validation set</w:t>
+            </w:r>
+          </w:p>
+        </w:tc>
+        <w:tc>
+          <w:tcPr>
+            <w:tcW w:type="dxa" w:w="3672"/>
+            <w:vAlign w:val="center"/>
+            <w:tcMar>
+              <w:top w:w="80" w:type="dxa"/>
+              <w:start w:w="120" w:type="dxa"/>
+              <w:bottom w:w="80" w:type="dxa"/>
+              <w:end w:w="120" w:type="dxa"/>
+            </w:tcMar>
+          </w:tcPr>
+          <w:p>
+            <w:r>
+              <w:t>Phần dữ liệu dùng chọn model, threshold hoặc hyperparameter; không dùng fit parameter.</w:t>
+            </w:r>
+          </w:p>
+        </w:tc>
+        <w:tc>
+          <w:tcPr>
+            <w:tcW w:type="dxa" w:w="2952"/>
+            <w:vAlign w:val="center"/>
+            <w:tcMar>
+              <w:top w:w="80" w:type="dxa"/>
+              <w:start w:w="120" w:type="dxa"/>
+              <w:bottom w:w="80" w:type="dxa"/>
+              <w:end w:w="120" w:type="dxa"/>
+            </w:tcMar>
+          </w:tcPr>
+          <w:p>
+            <w:r>
+              <w:t>Chọn threshold có recall đạt yêu cầu trên validation set.</w:t>
+            </w:r>
+          </w:p>
+        </w:tc>
+        <w:tc>
+          <w:tcPr>
+            <w:tcW w:type="dxa" w:w="864"/>
+            <w:vAlign w:val="center"/>
+            <w:tcMar>
+              <w:top w:w="80" w:type="dxa"/>
+              <w:start w:w="120" w:type="dxa"/>
+              <w:bottom w:w="80" w:type="dxa"/>
+              <w:end w:w="120" w:type="dxa"/>
+            </w:tcMar>
+          </w:tcPr>
+          <w:p>
+            <w:r>
+              <w:t>Lab 04</w:t>
+            </w:r>
+          </w:p>
+        </w:tc>
+      </w:tr>
+      <w:tr>
+        <w:trPr>
+          <w:trHeight w:hRule="atLeast"/>
+        </w:trPr>
+        <w:tc>
+          <w:tcPr>
+            <w:tcW w:type="dxa" w:w="1872"/>
+            <w:vAlign w:val="center"/>
+            <w:tcMar>
+              <w:top w:w="80" w:type="dxa"/>
+              <w:start w:w="120" w:type="dxa"/>
+              <w:bottom w:w="80" w:type="dxa"/>
+              <w:end w:w="120" w:type="dxa"/>
+            </w:tcMar>
+          </w:tcPr>
+          <w:p>
+            <w:r>
+              <w:t>data leakage</w:t>
+            </w:r>
+          </w:p>
+        </w:tc>
+        <w:tc>
+          <w:tcPr>
+            <w:tcW w:type="dxa" w:w="3672"/>
+            <w:vAlign w:val="center"/>
+            <w:tcMar>
+              <w:top w:w="80" w:type="dxa"/>
+              <w:start w:w="120" w:type="dxa"/>
+              <w:bottom w:w="80" w:type="dxa"/>
+              <w:end w:w="120" w:type="dxa"/>
+            </w:tcMar>
+          </w:tcPr>
+          <w:p>
+            <w:r>
+              <w:t>Thông tin không hợp lệ từ validation, test hoặc tương lai lọt vào training.</w:t>
+            </w:r>
+          </w:p>
+        </w:tc>
+        <w:tc>
+          <w:tcPr>
+            <w:tcW w:type="dxa" w:w="2952"/>
+            <w:vAlign w:val="center"/>
+            <w:tcMar>
+              <w:top w:w="80" w:type="dxa"/>
+              <w:start w:w="120" w:type="dxa"/>
+              <w:bottom w:w="80" w:type="dxa"/>
+              <w:end w:w="120" w:type="dxa"/>
+            </w:tcMar>
+          </w:tcPr>
+          <w:p>
+            <w:r>
+              <w:t>Fit scaler trên toàn dataset trước split làm rò thông tin test.</w:t>
+            </w:r>
+          </w:p>
+        </w:tc>
+        <w:tc>
+          <w:tcPr>
+            <w:tcW w:type="dxa" w:w="864"/>
+            <w:vAlign w:val="center"/>
+            <w:tcMar>
+              <w:top w:w="80" w:type="dxa"/>
+              <w:start w:w="120" w:type="dxa"/>
+              <w:bottom w:w="80" w:type="dxa"/>
+              <w:end w:w="120" w:type="dxa"/>
+            </w:tcMar>
+          </w:tcPr>
+          <w:p>
+            <w:r>
+              <w:t>Lab 05</w:t>
+            </w:r>
+          </w:p>
+        </w:tc>
+      </w:tr>
+      <w:tr>
+        <w:trPr>
+          <w:trHeight w:hRule="atLeast"/>
+        </w:trPr>
+        <w:tc>
+          <w:tcPr>
+            <w:tcW w:type="dxa" w:w="1872"/>
+            <w:vAlign w:val="center"/>
+            <w:tcMar>
+              <w:top w:w="80" w:type="dxa"/>
+              <w:start w:w="120" w:type="dxa"/>
+              <w:bottom w:w="80" w:type="dxa"/>
+              <w:end w:w="120" w:type="dxa"/>
+            </w:tcMar>
+          </w:tcPr>
+          <w:p>
+            <w:r>
+              <w:t>pipeline</w:t>
+            </w:r>
+          </w:p>
+        </w:tc>
+        <w:tc>
+          <w:tcPr>
+            <w:tcW w:type="dxa" w:w="3672"/>
+            <w:vAlign w:val="center"/>
+            <w:tcMar>
+              <w:top w:w="80" w:type="dxa"/>
+              <w:start w:w="120" w:type="dxa"/>
+              <w:bottom w:w="80" w:type="dxa"/>
+              <w:end w:w="120" w:type="dxa"/>
+            </w:tcMar>
+          </w:tcPr>
+          <w:p>
+            <w:r>
+              <w:t>Chuỗi preprocessing và model chạy theo thứ tự cố định để giảm lỗi và leakage.</w:t>
+            </w:r>
+          </w:p>
+        </w:tc>
+        <w:tc>
+          <w:tcPr>
+            <w:tcW w:type="dxa" w:w="2952"/>
+            <w:vAlign w:val="center"/>
+            <w:tcMar>
+              <w:top w:w="80" w:type="dxa"/>
+              <w:start w:w="120" w:type="dxa"/>
+              <w:bottom w:w="80" w:type="dxa"/>
+              <w:end w:w="120" w:type="dxa"/>
+            </w:tcMar>
+          </w:tcPr>
+          <w:p>
+            <w:r>
+              <w:t>ColumnTransformer nối với logistic regression trong một Pipeline.</w:t>
+            </w:r>
+          </w:p>
+        </w:tc>
+        <w:tc>
+          <w:tcPr>
+            <w:tcW w:type="dxa" w:w="864"/>
+            <w:vAlign w:val="center"/>
+            <w:tcMar>
+              <w:top w:w="80" w:type="dxa"/>
+              <w:start w:w="120" w:type="dxa"/>
+              <w:bottom w:w="80" w:type="dxa"/>
+              <w:end w:w="120" w:type="dxa"/>
+            </w:tcMar>
+          </w:tcPr>
+          <w:p>
+            <w:r>
+              <w:t>Lab 05</w:t>
+            </w:r>
+          </w:p>
+        </w:tc>
+      </w:tr>
+      <w:tr>
+        <w:trPr>
+          <w:trHeight w:hRule="atLeast"/>
+        </w:trPr>
+        <w:tc>
+          <w:tcPr>
+            <w:tcW w:type="dxa" w:w="1872"/>
+            <w:vAlign w:val="center"/>
+            <w:tcMar>
+              <w:top w:w="80" w:type="dxa"/>
+              <w:start w:w="120" w:type="dxa"/>
+              <w:bottom w:w="80" w:type="dxa"/>
+              <w:end w:w="120" w:type="dxa"/>
+            </w:tcMar>
+          </w:tcPr>
+          <w:p>
+            <w:r>
+              <w:t>preprocessing</w:t>
+            </w:r>
+          </w:p>
+        </w:tc>
+        <w:tc>
+          <w:tcPr>
+            <w:tcW w:type="dxa" w:w="3672"/>
+            <w:vAlign w:val="center"/>
+            <w:tcMar>
+              <w:top w:w="80" w:type="dxa"/>
+              <w:start w:w="120" w:type="dxa"/>
+              <w:bottom w:w="80" w:type="dxa"/>
+              <w:end w:w="120" w:type="dxa"/>
+            </w:tcMar>
+          </w:tcPr>
+          <w:p>
+            <w:r>
+              <w:t>Các bước chuẩn bị dữ liệu trước model như điền thiếu, scale hoặc encode.</w:t>
+            </w:r>
+          </w:p>
+        </w:tc>
+        <w:tc>
+          <w:tcPr>
+            <w:tcW w:type="dxa" w:w="2952"/>
+            <w:vAlign w:val="center"/>
+            <w:tcMar>
+              <w:top w:w="80" w:type="dxa"/>
+              <w:start w:w="120" w:type="dxa"/>
+              <w:bottom w:w="80" w:type="dxa"/>
+              <w:end w:w="120" w:type="dxa"/>
+            </w:tcMar>
+          </w:tcPr>
+          <w:p>
+            <w:r>
+              <w:t>Điền median rồi one-hot encode cột hợp đồng.</w:t>
+            </w:r>
+          </w:p>
+        </w:tc>
+        <w:tc>
+          <w:tcPr>
+            <w:tcW w:type="dxa" w:w="864"/>
+            <w:vAlign w:val="center"/>
+            <w:tcMar>
+              <w:top w:w="80" w:type="dxa"/>
+              <w:start w:w="120" w:type="dxa"/>
+              <w:bottom w:w="80" w:type="dxa"/>
+              <w:end w:w="120" w:type="dxa"/>
+            </w:tcMar>
+          </w:tcPr>
+          <w:p>
+            <w:r>
+              <w:t>Lab 05</w:t>
+            </w:r>
+          </w:p>
+        </w:tc>
+      </w:tr>
+      <w:tr>
+        <w:trPr>
+          <w:trHeight w:hRule="atLeast"/>
+        </w:trPr>
+        <w:tc>
+          <w:tcPr>
+            <w:tcW w:type="dxa" w:w="1872"/>
+            <w:vAlign w:val="center"/>
+            <w:tcMar>
+              <w:top w:w="80" w:type="dxa"/>
+              <w:start w:w="120" w:type="dxa"/>
+              <w:bottom w:w="80" w:type="dxa"/>
+              <w:end w:w="120" w:type="dxa"/>
+            </w:tcMar>
+          </w:tcPr>
+          <w:p>
+            <w:r>
+              <w:t>transform</w:t>
+            </w:r>
+          </w:p>
+        </w:tc>
+        <w:tc>
+          <w:tcPr>
+            <w:tcW w:type="dxa" w:w="3672"/>
+            <w:vAlign w:val="center"/>
+            <w:tcMar>
+              <w:top w:w="80" w:type="dxa"/>
+              <w:start w:w="120" w:type="dxa"/>
+              <w:bottom w:w="80" w:type="dxa"/>
+              <w:end w:w="120" w:type="dxa"/>
+            </w:tcMar>
+          </w:tcPr>
+          <w:p>
+            <w:r>
+              <w:t>Phép biến đổi input; một số transform phải học trạng thái chỉ từ training set.</w:t>
+            </w:r>
+          </w:p>
+        </w:tc>
+        <w:tc>
+          <w:tcPr>
+            <w:tcW w:type="dxa" w:w="2952"/>
+            <w:vAlign w:val="center"/>
+            <w:tcMar>
+              <w:top w:w="80" w:type="dxa"/>
+              <w:start w:w="120" w:type="dxa"/>
+              <w:bottom w:w="80" w:type="dxa"/>
+              <w:end w:w="120" w:type="dxa"/>
+            </w:tcMar>
+          </w:tcPr>
+          <w:p>
+            <w:r>
+              <w:t>StandardScaler học mean và std từ train rồi áp sang validation.</w:t>
+            </w:r>
+          </w:p>
+        </w:tc>
+        <w:tc>
+          <w:tcPr>
+            <w:tcW w:type="dxa" w:w="864"/>
+            <w:vAlign w:val="center"/>
+            <w:tcMar>
+              <w:top w:w="80" w:type="dxa"/>
+              <w:start w:w="120" w:type="dxa"/>
+              <w:bottom w:w="80" w:type="dxa"/>
+              <w:end w:w="120" w:type="dxa"/>
+            </w:tcMar>
+          </w:tcPr>
+          <w:p>
+            <w:r>
+              <w:t>Lab 05</w:t>
+            </w:r>
+          </w:p>
+        </w:tc>
+      </w:tr>
+      <w:tr>
+        <w:trPr>
+          <w:trHeight w:hRule="atLeast"/>
+        </w:trPr>
+        <w:tc>
+          <w:tcPr>
+            <w:tcW w:type="dxa" w:w="1872"/>
+            <w:vAlign w:val="center"/>
+            <w:tcMar>
+              <w:top w:w="80" w:type="dxa"/>
+              <w:start w:w="120" w:type="dxa"/>
+              <w:bottom w:w="80" w:type="dxa"/>
+              <w:end w:w="120" w:type="dxa"/>
+            </w:tcMar>
+          </w:tcPr>
+          <w:p>
+            <w:r>
+              <w:t>class imbalance</w:t>
+            </w:r>
+          </w:p>
+        </w:tc>
+        <w:tc>
+          <w:tcPr>
+            <w:tcW w:type="dxa" w:w="3672"/>
+            <w:vAlign w:val="center"/>
+            <w:tcMar>
+              <w:top w:w="80" w:type="dxa"/>
+              <w:start w:w="120" w:type="dxa"/>
+              <w:bottom w:w="80" w:type="dxa"/>
+              <w:end w:w="120" w:type="dxa"/>
+            </w:tcMar>
+          </w:tcPr>
+          <w:p>
+            <w:r>
+              <w:t>Tình trạng số mẫu giữa các class chênh lệch lớn.</w:t>
+            </w:r>
+          </w:p>
+        </w:tc>
+        <w:tc>
+          <w:tcPr>
+            <w:tcW w:type="dxa" w:w="2952"/>
+            <w:vAlign w:val="center"/>
+            <w:tcMar>
+              <w:top w:w="80" w:type="dxa"/>
+              <w:start w:w="120" w:type="dxa"/>
+              <w:bottom w:w="80" w:type="dxa"/>
+              <w:end w:w="120" w:type="dxa"/>
+            </w:tcMar>
+          </w:tcPr>
+          <w:p>
+            <w:r>
+              <w:t>Chỉ 8% khách churn nên accuracy dễ gây hiểu nhầm.</w:t>
+            </w:r>
+          </w:p>
+        </w:tc>
+        <w:tc>
+          <w:tcPr>
+            <w:tcW w:type="dxa" w:w="864"/>
+            <w:vAlign w:val="center"/>
+            <w:tcMar>
+              <w:top w:w="80" w:type="dxa"/>
+              <w:start w:w="120" w:type="dxa"/>
+              <w:bottom w:w="80" w:type="dxa"/>
+              <w:end w:w="120" w:type="dxa"/>
+            </w:tcMar>
+          </w:tcPr>
+          <w:p>
+            <w:r>
+              <w:t>Lab 06</w:t>
+            </w:r>
+          </w:p>
+        </w:tc>
+      </w:tr>
+      <w:tr>
+        <w:trPr>
+          <w:trHeight w:hRule="atLeast"/>
+        </w:trPr>
+        <w:tc>
+          <w:tcPr>
+            <w:tcW w:type="dxa" w:w="1872"/>
+            <w:vAlign w:val="center"/>
+            <w:tcMar>
+              <w:top w:w="80" w:type="dxa"/>
+              <w:start w:w="120" w:type="dxa"/>
+              <w:bottom w:w="80" w:type="dxa"/>
+              <w:end w:w="120" w:type="dxa"/>
+            </w:tcMar>
+          </w:tcPr>
+          <w:p>
+            <w:r>
+              <w:t>threshold</w:t>
+            </w:r>
+          </w:p>
+        </w:tc>
+        <w:tc>
+          <w:tcPr>
+            <w:tcW w:type="dxa" w:w="3672"/>
+            <w:vAlign w:val="center"/>
+            <w:tcMar>
+              <w:top w:w="80" w:type="dxa"/>
+              <w:start w:w="120" w:type="dxa"/>
+              <w:bottom w:w="80" w:type="dxa"/>
+              <w:end w:w="120" w:type="dxa"/>
+            </w:tcMar>
+          </w:tcPr>
+          <w:p>
+            <w:r>
+              <w:t>Ngưỡng chuyển score hoặc xác suất thành nhãn quyết định.</w:t>
+            </w:r>
+          </w:p>
+        </w:tc>
+        <w:tc>
+          <w:tcPr>
+            <w:tcW w:type="dxa" w:w="2952"/>
+            <w:vAlign w:val="center"/>
+            <w:tcMar>
+              <w:top w:w="80" w:type="dxa"/>
+              <w:start w:w="120" w:type="dxa"/>
+              <w:bottom w:w="80" w:type="dxa"/>
+              <w:end w:w="120" w:type="dxa"/>
+            </w:tcMar>
+          </w:tcPr>
+          <w:p>
+            <w:r>
+              <w:t>Xác suất từ 0.35 trở lên được gắn nhãn churn.</w:t>
+            </w:r>
+          </w:p>
+        </w:tc>
+        <w:tc>
+          <w:tcPr>
+            <w:tcW w:type="dxa" w:w="864"/>
+            <w:vAlign w:val="center"/>
+            <w:tcMar>
+              <w:top w:w="80" w:type="dxa"/>
+              <w:start w:w="120" w:type="dxa"/>
+              <w:bottom w:w="80" w:type="dxa"/>
+              <w:end w:w="120" w:type="dxa"/>
+            </w:tcMar>
+          </w:tcPr>
+          <w:p>
+            <w:r>
+              <w:t>Lab 06</w:t>
+            </w:r>
+          </w:p>
+        </w:tc>
+      </w:tr>
+      <w:tr>
+        <w:trPr>
+          <w:trHeight w:hRule="atLeast"/>
+        </w:trPr>
+        <w:tc>
+          <w:tcPr>
+            <w:tcW w:type="dxa" w:w="1872"/>
+            <w:vAlign w:val="center"/>
+            <w:tcMar>
+              <w:top w:w="80" w:type="dxa"/>
+              <w:start w:w="120" w:type="dxa"/>
+              <w:bottom w:w="80" w:type="dxa"/>
+              <w:end w:w="120" w:type="dxa"/>
+            </w:tcMar>
+          </w:tcPr>
+          <w:p>
+            <w:r>
+              <w:t>bias / variance</w:t>
+            </w:r>
+          </w:p>
+        </w:tc>
+        <w:tc>
+          <w:tcPr>
+            <w:tcW w:type="dxa" w:w="3672"/>
+            <w:vAlign w:val="center"/>
+            <w:tcMar>
+              <w:top w:w="80" w:type="dxa"/>
+              <w:start w:w="120" w:type="dxa"/>
+              <w:bottom w:w="80" w:type="dxa"/>
+              <w:end w:w="120" w:type="dxa"/>
+            </w:tcMar>
+          </w:tcPr>
+          <w:p>
+            <w:r>
+              <w:t>Bias cao thường do model quá đơn giản; variance cao do model quá nhạy với training data.</w:t>
+            </w:r>
+          </w:p>
+        </w:tc>
+        <w:tc>
+          <w:tcPr>
+            <w:tcW w:type="dxa" w:w="2952"/>
+            <w:vAlign w:val="center"/>
+            <w:tcMar>
+              <w:top w:w="80" w:type="dxa"/>
+              <w:start w:w="120" w:type="dxa"/>
+              <w:bottom w:w="80" w:type="dxa"/>
+              <w:end w:w="120" w:type="dxa"/>
+            </w:tcMar>
+          </w:tcPr>
+          <w:p>
+            <w:r>
+              <w:t>Learning curve có cả train và validation thấp gợi ý bias cao.</w:t>
+            </w:r>
+          </w:p>
+        </w:tc>
+        <w:tc>
+          <w:tcPr>
+            <w:tcW w:type="dxa" w:w="864"/>
+            <w:vAlign w:val="center"/>
+            <w:tcMar>
+              <w:top w:w="80" w:type="dxa"/>
+              <w:start w:w="120" w:type="dxa"/>
+              <w:bottom w:w="80" w:type="dxa"/>
+              <w:end w:w="120" w:type="dxa"/>
+            </w:tcMar>
+          </w:tcPr>
+          <w:p>
+            <w:r>
+              <w:t>Lab 07</w:t>
+            </w:r>
+          </w:p>
+        </w:tc>
+      </w:tr>
+      <w:tr>
+        <w:trPr>
+          <w:trHeight w:hRule="atLeast"/>
+        </w:trPr>
+        <w:tc>
+          <w:tcPr>
+            <w:tcW w:type="dxa" w:w="1872"/>
+            <w:vAlign w:val="center"/>
+            <w:tcMar>
+              <w:top w:w="80" w:type="dxa"/>
+              <w:start w:w="120" w:type="dxa"/>
+              <w:bottom w:w="80" w:type="dxa"/>
+              <w:end w:w="120" w:type="dxa"/>
+            </w:tcMar>
+          </w:tcPr>
+          <w:p>
+            <w:r>
+              <w:t>cross-validation</w:t>
+            </w:r>
+          </w:p>
+        </w:tc>
+        <w:tc>
+          <w:tcPr>
+            <w:tcW w:type="dxa" w:w="3672"/>
+            <w:vAlign w:val="center"/>
+            <w:tcMar>
+              <w:top w:w="80" w:type="dxa"/>
+              <w:start w:w="120" w:type="dxa"/>
+              <w:bottom w:w="80" w:type="dxa"/>
+              <w:end w:w="120" w:type="dxa"/>
+            </w:tcMar>
+          </w:tcPr>
+          <w:p>
+            <w:r>
+              <w:t>Đánh giá lặp qua nhiều fold để ước lượng độ ổn định của model.</w:t>
+            </w:r>
+          </w:p>
+        </w:tc>
+        <w:tc>
+          <w:tcPr>
+            <w:tcW w:type="dxa" w:w="2952"/>
+            <w:vAlign w:val="center"/>
+            <w:tcMar>
+              <w:top w:w="80" w:type="dxa"/>
+              <w:start w:w="120" w:type="dxa"/>
+              <w:bottom w:w="80" w:type="dxa"/>
+              <w:end w:w="120" w:type="dxa"/>
+            </w:tcMar>
+          </w:tcPr>
+          <w:p>
+            <w:r>
+              <w:t>3-fold CV tạo ba validation score.</w:t>
+            </w:r>
+          </w:p>
+        </w:tc>
+        <w:tc>
+          <w:tcPr>
+            <w:tcW w:type="dxa" w:w="864"/>
+            <w:vAlign w:val="center"/>
+            <w:tcMar>
+              <w:top w:w="80" w:type="dxa"/>
+              <w:start w:w="120" w:type="dxa"/>
+              <w:bottom w:w="80" w:type="dxa"/>
+              <w:end w:w="120" w:type="dxa"/>
+            </w:tcMar>
+          </w:tcPr>
+          <w:p>
+            <w:r>
+              <w:t>Lab 07</w:t>
+            </w:r>
+          </w:p>
+        </w:tc>
+      </w:tr>
+      <w:tr>
+        <w:trPr>
+          <w:trHeight w:hRule="atLeast"/>
+        </w:trPr>
+        <w:tc>
+          <w:tcPr>
+            <w:tcW w:type="dxa" w:w="1872"/>
+            <w:vAlign w:val="center"/>
+            <w:tcMar>
+              <w:top w:w="80" w:type="dxa"/>
+              <w:start w:w="120" w:type="dxa"/>
+              <w:bottom w:w="80" w:type="dxa"/>
+              <w:end w:w="120" w:type="dxa"/>
+            </w:tcMar>
+          </w:tcPr>
+          <w:p>
+            <w:r>
+              <w:t>fold</w:t>
+            </w:r>
+          </w:p>
+        </w:tc>
+        <w:tc>
+          <w:tcPr>
+            <w:tcW w:type="dxa" w:w="3672"/>
+            <w:vAlign w:val="center"/>
+            <w:tcMar>
+              <w:top w:w="80" w:type="dxa"/>
+              <w:start w:w="120" w:type="dxa"/>
+              <w:bottom w:w="80" w:type="dxa"/>
+              <w:end w:w="120" w:type="dxa"/>
+            </w:tcMar>
+          </w:tcPr>
+          <w:p>
+            <w:r>
+              <w:t>Một phần dữ liệu lần lượt làm validation trong cross-validation.</w:t>
+            </w:r>
+          </w:p>
+        </w:tc>
+        <w:tc>
+          <w:tcPr>
+            <w:tcW w:type="dxa" w:w="2952"/>
+            <w:vAlign w:val="center"/>
+            <w:tcMar>
+              <w:top w:w="80" w:type="dxa"/>
+              <w:start w:w="120" w:type="dxa"/>
+              <w:bottom w:w="80" w:type="dxa"/>
+              <w:end w:w="120" w:type="dxa"/>
+            </w:tcMar>
+          </w:tcPr>
+          <w:p>
+            <w:r>
+              <w:t>Ở fold 2, nhóm thứ hai được giữ lại để đánh giá.</w:t>
+            </w:r>
+          </w:p>
+        </w:tc>
+        <w:tc>
+          <w:tcPr>
+            <w:tcW w:type="dxa" w:w="864"/>
+            <w:vAlign w:val="center"/>
+            <w:tcMar>
+              <w:top w:w="80" w:type="dxa"/>
+              <w:start w:w="120" w:type="dxa"/>
+              <w:bottom w:w="80" w:type="dxa"/>
+              <w:end w:w="120" w:type="dxa"/>
+            </w:tcMar>
+          </w:tcPr>
+          <w:p>
+            <w:r>
+              <w:t>Lab 07</w:t>
+            </w:r>
+          </w:p>
+        </w:tc>
+      </w:tr>
+      <w:tr>
+        <w:trPr>
+          <w:trHeight w:hRule="atLeast"/>
+        </w:trPr>
+        <w:tc>
+          <w:tcPr>
+            <w:tcW w:type="dxa" w:w="1872"/>
+            <w:vAlign w:val="center"/>
+            <w:tcMar>
+              <w:top w:w="80" w:type="dxa"/>
+              <w:start w:w="120" w:type="dxa"/>
+              <w:bottom w:w="80" w:type="dxa"/>
+              <w:end w:w="120" w:type="dxa"/>
+            </w:tcMar>
+          </w:tcPr>
+          <w:p>
+            <w:r>
+              <w:t>overfitting</w:t>
+            </w:r>
+          </w:p>
+        </w:tc>
+        <w:tc>
+          <w:tcPr>
+            <w:tcW w:type="dxa" w:w="3672"/>
+            <w:vAlign w:val="center"/>
+            <w:tcMar>
+              <w:top w:w="80" w:type="dxa"/>
+              <w:start w:w="120" w:type="dxa"/>
+              <w:bottom w:w="80" w:type="dxa"/>
+              <w:end w:w="120" w:type="dxa"/>
+            </w:tcMar>
+          </w:tcPr>
+          <w:p>
+            <w:r>
+              <w:t>Model nhớ training data nhưng hoạt động kém trên dữ liệu mới.</w:t>
+            </w:r>
+          </w:p>
+        </w:tc>
+        <w:tc>
+          <w:tcPr>
+            <w:tcW w:type="dxa" w:w="2952"/>
+            <w:vAlign w:val="center"/>
+            <w:tcMar>
+              <w:top w:w="80" w:type="dxa"/>
+              <w:start w:w="120" w:type="dxa"/>
+              <w:bottom w:w="80" w:type="dxa"/>
+              <w:end w:w="120" w:type="dxa"/>
+            </w:tcMar>
+          </w:tcPr>
+          <w:p>
+            <w:r>
+              <w:t>Train score tăng còn validation score giảm.</w:t>
+            </w:r>
+          </w:p>
+        </w:tc>
+        <w:tc>
+          <w:tcPr>
+            <w:tcW w:type="dxa" w:w="864"/>
+            <w:vAlign w:val="center"/>
+            <w:tcMar>
+              <w:top w:w="80" w:type="dxa"/>
+              <w:start w:w="120" w:type="dxa"/>
+              <w:bottom w:w="80" w:type="dxa"/>
+              <w:end w:w="120" w:type="dxa"/>
+            </w:tcMar>
+          </w:tcPr>
+          <w:p>
+            <w:r>
+              <w:t>Lab 07</w:t>
+            </w:r>
+          </w:p>
+        </w:tc>
+      </w:tr>
+      <w:tr>
+        <w:trPr>
+          <w:trHeight w:hRule="atLeast"/>
+        </w:trPr>
+        <w:tc>
+          <w:tcPr>
+            <w:tcW w:type="dxa" w:w="1872"/>
+            <w:vAlign w:val="center"/>
+            <w:tcMar>
+              <w:top w:w="80" w:type="dxa"/>
+              <w:start w:w="120" w:type="dxa"/>
+              <w:bottom w:w="80" w:type="dxa"/>
+              <w:end w:w="120" w:type="dxa"/>
+            </w:tcMar>
+          </w:tcPr>
+          <w:p>
+            <w:r>
+              <w:t>bagging / boosting</w:t>
+            </w:r>
+          </w:p>
+        </w:tc>
+        <w:tc>
+          <w:tcPr>
+            <w:tcW w:type="dxa" w:w="3672"/>
+            <w:vAlign w:val="center"/>
+            <w:tcMar>
+              <w:top w:w="80" w:type="dxa"/>
+              <w:start w:w="120" w:type="dxa"/>
+              <w:bottom w:w="80" w:type="dxa"/>
+              <w:end w:w="120" w:type="dxa"/>
+            </w:tcMar>
+          </w:tcPr>
+          <w:p>
+            <w:r>
+              <w:t>Bagging học nhiều model tương đối độc lập; boosting học tuần tự để sửa lỗi trước.</w:t>
+            </w:r>
+          </w:p>
+        </w:tc>
+        <w:tc>
+          <w:tcPr>
+            <w:tcW w:type="dxa" w:w="2952"/>
+            <w:vAlign w:val="center"/>
+            <w:tcMar>
+              <w:top w:w="80" w:type="dxa"/>
+              <w:start w:w="120" w:type="dxa"/>
+              <w:bottom w:w="80" w:type="dxa"/>
+              <w:end w:w="120" w:type="dxa"/>
+            </w:tcMar>
+          </w:tcPr>
+          <w:p>
+            <w:r>
+              <w:t>Random forest dùng bagging, gradient boosting dùng boosting.</w:t>
+            </w:r>
+          </w:p>
+        </w:tc>
+        <w:tc>
+          <w:tcPr>
+            <w:tcW w:type="dxa" w:w="864"/>
+            <w:vAlign w:val="center"/>
+            <w:tcMar>
+              <w:top w:w="80" w:type="dxa"/>
+              <w:start w:w="120" w:type="dxa"/>
+              <w:bottom w:w="80" w:type="dxa"/>
+              <w:end w:w="120" w:type="dxa"/>
+            </w:tcMar>
+          </w:tcPr>
+          <w:p>
+            <w:r>
+              <w:t>Lab 08</w:t>
+            </w:r>
+          </w:p>
+        </w:tc>
+      </w:tr>
+      <w:tr>
+        <w:trPr>
+          <w:trHeight w:hRule="atLeast"/>
+        </w:trPr>
+        <w:tc>
+          <w:tcPr>
+            <w:tcW w:type="dxa" w:w="1872"/>
+            <w:vAlign w:val="center"/>
+            <w:tcMar>
+              <w:top w:w="80" w:type="dxa"/>
+              <w:start w:w="120" w:type="dxa"/>
+              <w:bottom w:w="80" w:type="dxa"/>
+              <w:end w:w="120" w:type="dxa"/>
+            </w:tcMar>
+          </w:tcPr>
+          <w:p>
+            <w:r>
+              <w:t>ensemble</w:t>
+            </w:r>
+          </w:p>
+        </w:tc>
+        <w:tc>
+          <w:tcPr>
+            <w:tcW w:type="dxa" w:w="3672"/>
+            <w:vAlign w:val="center"/>
+            <w:tcMar>
+              <w:top w:w="80" w:type="dxa"/>
+              <w:start w:w="120" w:type="dxa"/>
+              <w:bottom w:w="80" w:type="dxa"/>
+              <w:end w:w="120" w:type="dxa"/>
+            </w:tcMar>
+          </w:tcPr>
+          <w:p>
+            <w:r>
+              <w:t>Model kết hợp nhiều model con để tạo dự đoán chung.</w:t>
+            </w:r>
+          </w:p>
+        </w:tc>
+        <w:tc>
+          <w:tcPr>
+            <w:tcW w:type="dxa" w:w="2952"/>
+            <w:vAlign w:val="center"/>
+            <w:tcMar>
+              <w:top w:w="80" w:type="dxa"/>
+              <w:start w:w="120" w:type="dxa"/>
+              <w:bottom w:w="80" w:type="dxa"/>
+              <w:end w:w="120" w:type="dxa"/>
+            </w:tcMar>
+          </w:tcPr>
+          <w:p>
+            <w:r>
+              <w:t>Random forest lấy kết quả từ nhiều decision tree.</w:t>
+            </w:r>
+          </w:p>
+        </w:tc>
+        <w:tc>
+          <w:tcPr>
+            <w:tcW w:type="dxa" w:w="864"/>
+            <w:vAlign w:val="center"/>
+            <w:tcMar>
+              <w:top w:w="80" w:type="dxa"/>
+              <w:start w:w="120" w:type="dxa"/>
+              <w:bottom w:w="80" w:type="dxa"/>
+              <w:end w:w="120" w:type="dxa"/>
+            </w:tcMar>
+          </w:tcPr>
+          <w:p>
+            <w:r>
+              <w:t>Lab 08</w:t>
+            </w:r>
+          </w:p>
+        </w:tc>
+      </w:tr>
+      <w:tr>
+        <w:trPr>
+          <w:trHeight w:hRule="atLeast"/>
+        </w:trPr>
+        <w:tc>
+          <w:tcPr>
+            <w:tcW w:type="dxa" w:w="1872"/>
+            <w:vAlign w:val="center"/>
+            <w:tcMar>
+              <w:top w:w="80" w:type="dxa"/>
+              <w:start w:w="120" w:type="dxa"/>
+              <w:bottom w:w="80" w:type="dxa"/>
+              <w:end w:w="120" w:type="dxa"/>
+            </w:tcMar>
+          </w:tcPr>
+          <w:p>
+            <w:r>
+              <w:t>hyperparameter</w:t>
+            </w:r>
+          </w:p>
+        </w:tc>
+        <w:tc>
+          <w:tcPr>
+            <w:tcW w:type="dxa" w:w="3672"/>
+            <w:vAlign w:val="center"/>
+            <w:tcMar>
+              <w:top w:w="80" w:type="dxa"/>
+              <w:start w:w="120" w:type="dxa"/>
+              <w:bottom w:w="80" w:type="dxa"/>
+              <w:end w:w="120" w:type="dxa"/>
+            </w:tcMar>
+          </w:tcPr>
+          <w:p>
+            <w:r>
+              <w:t>Cấu hình do người làm chọn, không phải parameter model tự học.</w:t>
+            </w:r>
+          </w:p>
+        </w:tc>
+        <w:tc>
+          <w:tcPr>
+            <w:tcW w:type="dxa" w:w="2952"/>
+            <w:vAlign w:val="center"/>
+            <w:tcMar>
+              <w:top w:w="80" w:type="dxa"/>
+              <w:start w:w="120" w:type="dxa"/>
+              <w:bottom w:w="80" w:type="dxa"/>
+              <w:end w:w="120" w:type="dxa"/>
+            </w:tcMar>
+          </w:tcPr>
+          <w:p>
+            <w:r>
+              <w:t>Số cây và độ sâu tối đa của random forest.</w:t>
+            </w:r>
+          </w:p>
+        </w:tc>
+        <w:tc>
+          <w:tcPr>
+            <w:tcW w:type="dxa" w:w="864"/>
+            <w:vAlign w:val="center"/>
+            <w:tcMar>
+              <w:top w:w="80" w:type="dxa"/>
+              <w:start w:w="120" w:type="dxa"/>
+              <w:bottom w:w="80" w:type="dxa"/>
+              <w:end w:w="120" w:type="dxa"/>
+            </w:tcMar>
+          </w:tcPr>
+          <w:p>
+            <w:r>
+              <w:t>Lab 08</w:t>
+            </w:r>
+          </w:p>
+        </w:tc>
+      </w:tr>
+      <w:tr>
+        <w:trPr>
+          <w:trHeight w:hRule="atLeast"/>
+        </w:trPr>
+        <w:tc>
+          <w:tcPr>
+            <w:tcW w:type="dxa" w:w="1872"/>
+            <w:vAlign w:val="center"/>
+            <w:tcMar>
+              <w:top w:w="80" w:type="dxa"/>
+              <w:start w:w="120" w:type="dxa"/>
+              <w:bottom w:w="80" w:type="dxa"/>
+              <w:end w:w="120" w:type="dxa"/>
+            </w:tcMar>
+          </w:tcPr>
+          <w:p>
+            <w:r>
+              <w:t>ablation</w:t>
+            </w:r>
+          </w:p>
+        </w:tc>
+        <w:tc>
+          <w:tcPr>
+            <w:tcW w:type="dxa" w:w="3672"/>
+            <w:vAlign w:val="center"/>
+            <w:tcMar>
+              <w:top w:w="80" w:type="dxa"/>
+              <w:start w:w="120" w:type="dxa"/>
+              <w:bottom w:w="80" w:type="dxa"/>
+              <w:end w:w="120" w:type="dxa"/>
+            </w:tcMar>
+          </w:tcPr>
+          <w:p>
+            <w:r>
+              <w:t>Thí nghiệm thêm hoặc bỏ đúng một thành phần để đo tác động của nó.</w:t>
+            </w:r>
+          </w:p>
+        </w:tc>
+        <w:tc>
+          <w:tcPr>
+            <w:tcW w:type="dxa" w:w="2952"/>
+            <w:vAlign w:val="center"/>
+            <w:tcMar>
+              <w:top w:w="80" w:type="dxa"/>
+              <w:start w:w="120" w:type="dxa"/>
+              <w:bottom w:w="80" w:type="dxa"/>
+              <w:end w:w="120" w:type="dxa"/>
+            </w:tcMar>
+          </w:tcPr>
+          <w:p>
+            <w:r>
+              <w:t>Bỏ nhóm feature hành vi rồi so validation AUC.</w:t>
+            </w:r>
+          </w:p>
+        </w:tc>
+        <w:tc>
+          <w:tcPr>
+            <w:tcW w:type="dxa" w:w="864"/>
+            <w:vAlign w:val="center"/>
+            <w:tcMar>
+              <w:top w:w="80" w:type="dxa"/>
+              <w:start w:w="120" w:type="dxa"/>
+              <w:bottom w:w="80" w:type="dxa"/>
+              <w:end w:w="120" w:type="dxa"/>
+            </w:tcMar>
+          </w:tcPr>
+          <w:p>
+            <w:r>
+              <w:t>Lab 09</w:t>
+            </w:r>
+          </w:p>
+        </w:tc>
+      </w:tr>
+      <w:tr>
+        <w:trPr>
+          <w:trHeight w:hRule="atLeast"/>
+        </w:trPr>
+        <w:tc>
+          <w:tcPr>
+            <w:tcW w:type="dxa" w:w="1872"/>
+            <w:vAlign w:val="center"/>
+            <w:tcMar>
+              <w:top w:w="80" w:type="dxa"/>
+              <w:start w:w="120" w:type="dxa"/>
+              <w:bottom w:w="80" w:type="dxa"/>
+              <w:end w:w="120" w:type="dxa"/>
+            </w:tcMar>
+          </w:tcPr>
+          <w:p>
+            <w:r>
+              <w:t>feature engineering</w:t>
+            </w:r>
+          </w:p>
+        </w:tc>
+        <w:tc>
+          <w:tcPr>
+            <w:tcW w:type="dxa" w:w="3672"/>
+            <w:vAlign w:val="center"/>
+            <w:tcMar>
+              <w:top w:w="80" w:type="dxa"/>
+              <w:start w:w="120" w:type="dxa"/>
+              <w:bottom w:w="80" w:type="dxa"/>
+              <w:end w:w="120" w:type="dxa"/>
+            </w:tcMar>
+          </w:tcPr>
+          <w:p>
+            <w:r>
+              <w:t>Tạo hoặc biến đổi feature dựa trên hiểu biết bài toán và thời điểm dự đoán.</w:t>
+            </w:r>
+          </w:p>
+        </w:tc>
+        <w:tc>
+          <w:tcPr>
+            <w:tcW w:type="dxa" w:w="2952"/>
+            <w:vAlign w:val="center"/>
+            <w:tcMar>
+              <w:top w:w="80" w:type="dxa"/>
+              <w:start w:w="120" w:type="dxa"/>
+              <w:bottom w:w="80" w:type="dxa"/>
+              <w:end w:w="120" w:type="dxa"/>
+            </w:tcMar>
+          </w:tcPr>
+          <w:p>
+            <w:r>
+              <w:t>Tạo tenure_bucket từ tenure nếu dùng được lúc inference.</w:t>
+            </w:r>
+          </w:p>
+        </w:tc>
+        <w:tc>
+          <w:tcPr>
+            <w:tcW w:type="dxa" w:w="864"/>
+            <w:vAlign w:val="center"/>
+            <w:tcMar>
+              <w:top w:w="80" w:type="dxa"/>
+              <w:start w:w="120" w:type="dxa"/>
+              <w:bottom w:w="80" w:type="dxa"/>
+              <w:end w:w="120" w:type="dxa"/>
+            </w:tcMar>
+          </w:tcPr>
+          <w:p>
+            <w:r>
+              <w:t>Lab 09</w:t>
+            </w:r>
+          </w:p>
+        </w:tc>
+      </w:tr>
+      <w:tr>
+        <w:trPr>
+          <w:trHeight w:hRule="atLeast"/>
+        </w:trPr>
+        <w:tc>
+          <w:tcPr>
+            <w:tcW w:type="dxa" w:w="1872"/>
+            <w:vAlign w:val="center"/>
+            <w:tcMar>
+              <w:top w:w="80" w:type="dxa"/>
+              <w:start w:w="120" w:type="dxa"/>
+              <w:bottom w:w="80" w:type="dxa"/>
+              <w:end w:w="120" w:type="dxa"/>
+            </w:tcMar>
+          </w:tcPr>
+          <w:p>
+            <w:r>
+              <w:t>error analysis</w:t>
+            </w:r>
+          </w:p>
+        </w:tc>
+        <w:tc>
+          <w:tcPr>
+            <w:tcW w:type="dxa" w:w="3672"/>
+            <w:vAlign w:val="center"/>
+            <w:tcMar>
+              <w:top w:w="80" w:type="dxa"/>
+              <w:start w:w="120" w:type="dxa"/>
+              <w:bottom w:w="80" w:type="dxa"/>
+              <w:end w:w="120" w:type="dxa"/>
+            </w:tcMar>
+          </w:tcPr>
+          <w:p>
+            <w:r>
+              <w:t>Phân tích có hệ thống các dự đoán sai để tạo giả thuyết và bước kiểm tiếp.</w:t>
+            </w:r>
+          </w:p>
+        </w:tc>
+        <w:tc>
+          <w:tcPr>
+            <w:tcW w:type="dxa" w:w="2952"/>
+            <w:vAlign w:val="center"/>
+            <w:tcMar>
+              <w:top w:w="80" w:type="dxa"/>
+              <w:start w:w="120" w:type="dxa"/>
+              <w:bottom w:w="80" w:type="dxa"/>
+              <w:end w:w="120" w:type="dxa"/>
+            </w:tcMar>
+          </w:tcPr>
+          <w:p>
+            <w:r>
+              <w:t>Xem false negative theo loại hợp đồng.</w:t>
+            </w:r>
+          </w:p>
+        </w:tc>
+        <w:tc>
+          <w:tcPr>
+            <w:tcW w:type="dxa" w:w="864"/>
+            <w:vAlign w:val="center"/>
+            <w:tcMar>
+              <w:top w:w="80" w:type="dxa"/>
+              <w:start w:w="120" w:type="dxa"/>
+              <w:bottom w:w="80" w:type="dxa"/>
+              <w:end w:w="120" w:type="dxa"/>
+            </w:tcMar>
+          </w:tcPr>
+          <w:p>
+            <w:r>
+              <w:t>Lab 10</w:t>
+            </w:r>
+          </w:p>
+        </w:tc>
+      </w:tr>
+      <w:tr>
+        <w:trPr>
+          <w:trHeight w:hRule="atLeast"/>
+        </w:trPr>
+        <w:tc>
+          <w:tcPr>
+            <w:tcW w:type="dxa" w:w="1872"/>
+            <w:vAlign w:val="center"/>
+            <w:tcMar>
+              <w:top w:w="80" w:type="dxa"/>
+              <w:start w:w="120" w:type="dxa"/>
+              <w:bottom w:w="80" w:type="dxa"/>
+              <w:end w:w="120" w:type="dxa"/>
+            </w:tcMar>
+          </w:tcPr>
+          <w:p>
+            <w:r>
+              <w:t>failure taxonomy</w:t>
+            </w:r>
+          </w:p>
+        </w:tc>
+        <w:tc>
+          <w:tcPr>
+            <w:tcW w:type="dxa" w:w="3672"/>
+            <w:vAlign w:val="center"/>
+            <w:tcMar>
+              <w:top w:w="80" w:type="dxa"/>
+              <w:start w:w="120" w:type="dxa"/>
+              <w:bottom w:w="80" w:type="dxa"/>
+              <w:end w:w="120" w:type="dxa"/>
+            </w:tcMar>
+          </w:tcPr>
+          <w:p>
+            <w:r>
+              <w:t>Cách phân nhóm lỗi theo nguyên nhân quan sát được thay vì gom mọi lỗi chung.</w:t>
+            </w:r>
+          </w:p>
+        </w:tc>
+        <w:tc>
+          <w:tcPr>
+            <w:tcW w:type="dxa" w:w="2952"/>
+            <w:vAlign w:val="center"/>
+            <w:tcMar>
+              <w:top w:w="80" w:type="dxa"/>
+              <w:start w:w="120" w:type="dxa"/>
+              <w:bottom w:w="80" w:type="dxa"/>
+              <w:end w:w="120" w:type="dxa"/>
+            </w:tcMar>
+          </w:tcPr>
+          <w:p>
+            <w:r>
+              <w:t>Gắn lỗi vào data, boundary, missing signal hoặc label noise.</w:t>
+            </w:r>
+          </w:p>
+        </w:tc>
+        <w:tc>
+          <w:tcPr>
+            <w:tcW w:type="dxa" w:w="864"/>
+            <w:vAlign w:val="center"/>
+            <w:tcMar>
+              <w:top w:w="80" w:type="dxa"/>
+              <w:start w:w="120" w:type="dxa"/>
+              <w:bottom w:w="80" w:type="dxa"/>
+              <w:end w:w="120" w:type="dxa"/>
+            </w:tcMar>
+          </w:tcPr>
+          <w:p>
+            <w:r>
+              <w:t>Lab 10</w:t>
+            </w:r>
+          </w:p>
+        </w:tc>
+      </w:tr>
+      <w:tr>
+        <w:trPr>
+          <w:trHeight w:hRule="atLeast"/>
+        </w:trPr>
+        <w:tc>
+          <w:tcPr>
+            <w:tcW w:type="dxa" w:w="1872"/>
+            <w:vAlign w:val="center"/>
+            <w:tcMar>
+              <w:top w:w="80" w:type="dxa"/>
+              <w:start w:w="120" w:type="dxa"/>
+              <w:bottom w:w="80" w:type="dxa"/>
+              <w:end w:w="120" w:type="dxa"/>
+            </w:tcMar>
+          </w:tcPr>
+          <w:p>
+            <w:r>
+              <w:t>slice</w:t>
+            </w:r>
+          </w:p>
+        </w:tc>
+        <w:tc>
+          <w:tcPr>
+            <w:tcW w:type="dxa" w:w="3672"/>
+            <w:vAlign w:val="center"/>
+            <w:tcMar>
+              <w:top w:w="80" w:type="dxa"/>
+              <w:start w:w="120" w:type="dxa"/>
+              <w:bottom w:w="80" w:type="dxa"/>
+              <w:end w:w="120" w:type="dxa"/>
+            </w:tcMar>
+          </w:tcPr>
+          <w:p>
+            <w:r>
+              <w:t>Nhóm sample có đặc điểm chung được tách ra để kiểm hành vi model.</w:t>
+            </w:r>
+          </w:p>
+        </w:tc>
+        <w:tc>
+          <w:tcPr>
+            <w:tcW w:type="dxa" w:w="2952"/>
+            <w:vAlign w:val="center"/>
+            <w:tcMar>
+              <w:top w:w="80" w:type="dxa"/>
+              <w:start w:w="120" w:type="dxa"/>
+              <w:bottom w:w="80" w:type="dxa"/>
+              <w:end w:w="120" w:type="dxa"/>
+            </w:tcMar>
+          </w:tcPr>
+          <w:p>
+            <w:r>
+              <w:t>Slice khách mới có tenure dưới ba tháng.</w:t>
+            </w:r>
+          </w:p>
+        </w:tc>
+        <w:tc>
+          <w:tcPr>
+            <w:tcW w:type="dxa" w:w="864"/>
+            <w:vAlign w:val="center"/>
+            <w:tcMar>
+              <w:top w:w="80" w:type="dxa"/>
+              <w:start w:w="120" w:type="dxa"/>
+              <w:bottom w:w="80" w:type="dxa"/>
+              <w:end w:w="120" w:type="dxa"/>
+            </w:tcMar>
+          </w:tcPr>
+          <w:p>
+            <w:r>
+              <w:t>Lab 10</w:t>
+            </w:r>
+          </w:p>
+        </w:tc>
+      </w:tr>
+      <w:tr>
+        <w:trPr>
+          <w:trHeight w:hRule="atLeast"/>
+        </w:trPr>
+        <w:tc>
+          <w:tcPr>
+            <w:tcW w:type="dxa" w:w="1872"/>
+            <w:vAlign w:val="center"/>
+            <w:tcMar>
+              <w:top w:w="80" w:type="dxa"/>
+              <w:start w:w="120" w:type="dxa"/>
+              <w:bottom w:w="80" w:type="dxa"/>
+              <w:end w:w="120" w:type="dxa"/>
+            </w:tcMar>
+          </w:tcPr>
+          <w:p>
+            <w:r>
+              <w:t>support</w:t>
+            </w:r>
+          </w:p>
+        </w:tc>
+        <w:tc>
+          <w:tcPr>
+            <w:tcW w:type="dxa" w:w="3672"/>
+            <w:vAlign w:val="center"/>
+            <w:tcMar>
+              <w:top w:w="80" w:type="dxa"/>
+              <w:start w:w="120" w:type="dxa"/>
+              <w:bottom w:w="80" w:type="dxa"/>
+              <w:end w:w="120" w:type="dxa"/>
+            </w:tcMar>
+          </w:tcPr>
+          <w:p>
+            <w:r>
+              <w:t>Số sample thật của một class hoặc slice dùng để đọc metric có ngữ cảnh.</w:t>
+            </w:r>
+          </w:p>
+        </w:tc>
+        <w:tc>
+          <w:tcPr>
+            <w:tcW w:type="dxa" w:w="2952"/>
+            <w:vAlign w:val="center"/>
+            <w:tcMar>
+              <w:top w:w="80" w:type="dxa"/>
+              <w:start w:w="120" w:type="dxa"/>
+              <w:bottom w:w="80" w:type="dxa"/>
+              <w:end w:w="120" w:type="dxa"/>
+            </w:tcMar>
+          </w:tcPr>
+          <w:p>
+            <w:r>
+              <w:t>Recall 100% trên support=2 chưa đủ kết luận mạnh.</w:t>
+            </w:r>
+          </w:p>
+        </w:tc>
+        <w:tc>
+          <w:tcPr>
+            <w:tcW w:type="dxa" w:w="864"/>
+            <w:vAlign w:val="center"/>
+            <w:tcMar>
+              <w:top w:w="80" w:type="dxa"/>
+              <w:start w:w="120" w:type="dxa"/>
+              <w:bottom w:w="80" w:type="dxa"/>
+              <w:end w:w="120" w:type="dxa"/>
+            </w:tcMar>
+          </w:tcPr>
+          <w:p>
+            <w:r>
+              <w:t>Lab 10</w:t>
+            </w:r>
+          </w:p>
+        </w:tc>
+      </w:tr>
+      <w:tr>
+        <w:trPr>
+          <w:trHeight w:hRule="atLeast"/>
+        </w:trPr>
+        <w:tc>
+          <w:tcPr>
+            <w:tcW w:type="dxa" w:w="1872"/>
+            <w:vAlign w:val="center"/>
+            <w:tcMar>
+              <w:top w:w="80" w:type="dxa"/>
+              <w:start w:w="120" w:type="dxa"/>
+              <w:bottom w:w="80" w:type="dxa"/>
+              <w:end w:w="120" w:type="dxa"/>
+            </w:tcMar>
+          </w:tcPr>
+          <w:p>
+            <w:r>
+              <w:t>artifact</w:t>
+            </w:r>
+          </w:p>
+        </w:tc>
+        <w:tc>
+          <w:tcPr>
+            <w:tcW w:type="dxa" w:w="3672"/>
+            <w:vAlign w:val="center"/>
+            <w:tcMar>
+              <w:top w:w="80" w:type="dxa"/>
+              <w:start w:w="120" w:type="dxa"/>
+              <w:bottom w:w="80" w:type="dxa"/>
+              <w:end w:w="120" w:type="dxa"/>
+            </w:tcMar>
+          </w:tcPr>
+          <w:p>
+            <w:r>
+              <w:t>File model, config, metric và metadata cần để tái tạo hoặc phục vụ dự đoán.</w:t>
+            </w:r>
+          </w:p>
+        </w:tc>
+        <w:tc>
+          <w:tcPr>
+            <w:tcW w:type="dxa" w:w="2952"/>
+            <w:vAlign w:val="center"/>
+            <w:tcMar>
+              <w:top w:w="80" w:type="dxa"/>
+              <w:start w:w="120" w:type="dxa"/>
+              <w:bottom w:w="80" w:type="dxa"/>
+              <w:end w:w="120" w:type="dxa"/>
+            </w:tcMar>
+          </w:tcPr>
+          <w:p>
+            <w:r>
+              <w:t>model.joblib và manifest.json tạo thành artifact.</w:t>
+            </w:r>
+          </w:p>
+        </w:tc>
+        <w:tc>
+          <w:tcPr>
+            <w:tcW w:type="dxa" w:w="864"/>
+            <w:vAlign w:val="center"/>
+            <w:tcMar>
+              <w:top w:w="80" w:type="dxa"/>
+              <w:start w:w="120" w:type="dxa"/>
+              <w:bottom w:w="80" w:type="dxa"/>
+              <w:end w:w="120" w:type="dxa"/>
+            </w:tcMar>
+          </w:tcPr>
+          <w:p>
+            <w:r>
+              <w:t>Lab 11</w:t>
+            </w:r>
+          </w:p>
+        </w:tc>
+      </w:tr>
+      <w:tr>
+        <w:trPr>
+          <w:trHeight w:hRule="atLeast"/>
+        </w:trPr>
+        <w:tc>
+          <w:tcPr>
+            <w:tcW w:type="dxa" w:w="1872"/>
+            <w:vAlign w:val="center"/>
+            <w:tcMar>
+              <w:top w:w="80" w:type="dxa"/>
+              <w:start w:w="120" w:type="dxa"/>
+              <w:bottom w:w="80" w:type="dxa"/>
+              <w:end w:w="120" w:type="dxa"/>
+            </w:tcMar>
+          </w:tcPr>
+          <w:p>
+            <w:r>
+              <w:t>inference</w:t>
+            </w:r>
+          </w:p>
+        </w:tc>
+        <w:tc>
+          <w:tcPr>
+            <w:tcW w:type="dxa" w:w="3672"/>
+            <w:vAlign w:val="center"/>
+            <w:tcMar>
+              <w:top w:w="80" w:type="dxa"/>
+              <w:start w:w="120" w:type="dxa"/>
+              <w:bottom w:w="80" w:type="dxa"/>
+              <w:end w:w="120" w:type="dxa"/>
+            </w:tcMar>
+          </w:tcPr>
+          <w:p>
+            <w:r>
+              <w:t>Dùng model đã train để tạo prediction cho input mới.</w:t>
+            </w:r>
+          </w:p>
+        </w:tc>
+        <w:tc>
+          <w:tcPr>
+            <w:tcW w:type="dxa" w:w="2952"/>
+            <w:vAlign w:val="center"/>
+            <w:tcMar>
+              <w:top w:w="80" w:type="dxa"/>
+              <w:start w:w="120" w:type="dxa"/>
+              <w:bottom w:w="80" w:type="dxa"/>
+              <w:end w:w="120" w:type="dxa"/>
+            </w:tcMar>
+          </w:tcPr>
+          <w:p>
+            <w:r>
+              <w:t>Load artifact rồi dự đoán một khách chưa thấy.</w:t>
+            </w:r>
+          </w:p>
+        </w:tc>
+        <w:tc>
+          <w:tcPr>
+            <w:tcW w:type="dxa" w:w="864"/>
+            <w:vAlign w:val="center"/>
+            <w:tcMar>
+              <w:top w:w="80" w:type="dxa"/>
+              <w:start w:w="120" w:type="dxa"/>
+              <w:bottom w:w="80" w:type="dxa"/>
+              <w:end w:w="120" w:type="dxa"/>
+            </w:tcMar>
+          </w:tcPr>
+          <w:p>
+            <w:r>
+              <w:t>Lab 11</w:t>
+            </w:r>
+          </w:p>
+        </w:tc>
+      </w:tr>
+      <w:tr>
+        <w:trPr>
+          <w:trHeight w:hRule="atLeast"/>
+        </w:trPr>
+        <w:tc>
+          <w:tcPr>
+            <w:tcW w:type="dxa" w:w="1872"/>
+            <w:vAlign w:val="center"/>
+            <w:tcMar>
+              <w:top w:w="80" w:type="dxa"/>
+              <w:start w:w="120" w:type="dxa"/>
+              <w:bottom w:w="80" w:type="dxa"/>
+              <w:end w:w="120" w:type="dxa"/>
+            </w:tcMar>
+          </w:tcPr>
+          <w:p>
+            <w:r>
+              <w:t>manifest</w:t>
+            </w:r>
+          </w:p>
+        </w:tc>
+        <w:tc>
+          <w:tcPr>
+            <w:tcW w:type="dxa" w:w="3672"/>
+            <w:vAlign w:val="center"/>
+            <w:tcMar>
+              <w:top w:w="80" w:type="dxa"/>
+              <w:start w:w="120" w:type="dxa"/>
+              <w:bottom w:w="80" w:type="dxa"/>
+              <w:end w:w="120" w:type="dxa"/>
+            </w:tcMar>
+          </w:tcPr>
+          <w:p>
+            <w:r>
+              <w:t>Bản kê mô tả nội dung, phiên bản, checksum và nguồn gốc artifact.</w:t>
+            </w:r>
+          </w:p>
+        </w:tc>
+        <w:tc>
+          <w:tcPr>
+            <w:tcW w:type="dxa" w:w="2952"/>
+            <w:vAlign w:val="center"/>
+            <w:tcMar>
+              <w:top w:w="80" w:type="dxa"/>
+              <w:start w:w="120" w:type="dxa"/>
+              <w:bottom w:w="80" w:type="dxa"/>
+              <w:end w:w="120" w:type="dxa"/>
+            </w:tcMar>
+          </w:tcPr>
+          <w:p>
+            <w:r>
+              <w:t>Manifest ghi seed, feature order và SHA-256.</w:t>
+            </w:r>
+          </w:p>
+        </w:tc>
+        <w:tc>
+          <w:tcPr>
+            <w:tcW w:type="dxa" w:w="864"/>
+            <w:vAlign w:val="center"/>
+            <w:tcMar>
+              <w:top w:w="80" w:type="dxa"/>
+              <w:start w:w="120" w:type="dxa"/>
+              <w:bottom w:w="80" w:type="dxa"/>
+              <w:end w:w="120" w:type="dxa"/>
+            </w:tcMar>
+          </w:tcPr>
+          <w:p>
+            <w:r>
+              <w:t>Lab 11</w:t>
+            </w:r>
+          </w:p>
+        </w:tc>
+      </w:tr>
+      <w:tr>
+        <w:trPr>
+          <w:trHeight w:hRule="atLeast"/>
+        </w:trPr>
+        <w:tc>
+          <w:tcPr>
+            <w:tcW w:type="dxa" w:w="1872"/>
+            <w:vAlign w:val="center"/>
+            <w:tcMar>
+              <w:top w:w="80" w:type="dxa"/>
+              <w:start w:w="120" w:type="dxa"/>
+              <w:bottom w:w="80" w:type="dxa"/>
+              <w:end w:w="120" w:type="dxa"/>
+            </w:tcMar>
+          </w:tcPr>
+          <w:p>
+            <w:r>
+              <w:t>configuration</w:t>
+            </w:r>
+          </w:p>
+        </w:tc>
+        <w:tc>
+          <w:tcPr>
+            <w:tcW w:type="dxa" w:w="3672"/>
+            <w:vAlign w:val="center"/>
+            <w:tcMar>
+              <w:top w:w="80" w:type="dxa"/>
+              <w:start w:w="120" w:type="dxa"/>
+              <w:bottom w:w="80" w:type="dxa"/>
+              <w:end w:w="120" w:type="dxa"/>
+            </w:tcMar>
+          </w:tcPr>
+          <w:p>
+            <w:r>
+              <w:t>Các giá trị điều khiển một run, được lưu riêng để chạy lại và so sánh.</w:t>
+            </w:r>
+          </w:p>
+        </w:tc>
+        <w:tc>
+          <w:tcPr>
+            <w:tcW w:type="dxa" w:w="2952"/>
+            <w:vAlign w:val="center"/>
+            <w:tcMar>
+              <w:top w:w="80" w:type="dxa"/>
+              <w:start w:w="120" w:type="dxa"/>
+              <w:bottom w:w="80" w:type="dxa"/>
+              <w:end w:w="120" w:type="dxa"/>
+            </w:tcMar>
+          </w:tcPr>
+          <w:p>
+            <w:r>
+              <w:t>Config YAML ghi seed, feature và threshold.</w:t>
+            </w:r>
+          </w:p>
+        </w:tc>
+        <w:tc>
+          <w:tcPr>
+            <w:tcW w:type="dxa" w:w="864"/>
+            <w:vAlign w:val="center"/>
+            <w:tcMar>
+              <w:top w:w="80" w:type="dxa"/>
+              <w:start w:w="120" w:type="dxa"/>
+              <w:bottom w:w="80" w:type="dxa"/>
+              <w:end w:w="120" w:type="dxa"/>
+            </w:tcMar>
+          </w:tcPr>
+          <w:p>
+            <w:r>
+              <w:t>Lab 12</w:t>
+            </w:r>
+          </w:p>
+        </w:tc>
+      </w:tr>
+      <w:tr>
+        <w:trPr>
+          <w:trHeight w:hRule="atLeast"/>
+        </w:trPr>
+        <w:tc>
+          <w:tcPr>
+            <w:tcW w:type="dxa" w:w="1872"/>
+            <w:vAlign w:val="center"/>
+            <w:tcMar>
+              <w:top w:w="80" w:type="dxa"/>
+              <w:start w:w="120" w:type="dxa"/>
+              <w:bottom w:w="80" w:type="dxa"/>
+              <w:end w:w="120" w:type="dxa"/>
+            </w:tcMar>
+          </w:tcPr>
+          <w:p>
+            <w:r>
+              <w:t>package</w:t>
+            </w:r>
+          </w:p>
+        </w:tc>
+        <w:tc>
+          <w:tcPr>
+            <w:tcW w:type="dxa" w:w="3672"/>
+            <w:vAlign w:val="center"/>
+            <w:tcMar>
+              <w:top w:w="80" w:type="dxa"/>
+              <w:start w:w="120" w:type="dxa"/>
+              <w:bottom w:w="80" w:type="dxa"/>
+              <w:end w:w="120" w:type="dxa"/>
+            </w:tcMar>
+          </w:tcPr>
+          <w:p>
+            <w:r>
+              <w:t>Mã Python được tổ chức thành module có thể import, kiểm thử và gọi từ CLI.</w:t>
+            </w:r>
+          </w:p>
+        </w:tc>
+        <w:tc>
+          <w:tcPr>
+            <w:tcW w:type="dxa" w:w="2952"/>
+            <w:vAlign w:val="center"/>
+            <w:tcMar>
+              <w:top w:w="80" w:type="dxa"/>
+              <w:start w:w="120" w:type="dxa"/>
+              <w:bottom w:w="80" w:type="dxa"/>
+              <w:end w:w="120" w:type="dxa"/>
+            </w:tcMar>
+          </w:tcPr>
+          <w:p>
+            <w:r>
+              <w:t>Đưa logic train vào src/ml_roadmap thay vì copy giữa notebook.</w:t>
+            </w:r>
+          </w:p>
+        </w:tc>
+        <w:tc>
+          <w:tcPr>
+            <w:tcW w:type="dxa" w:w="864"/>
+            <w:vAlign w:val="center"/>
+            <w:tcMar>
+              <w:top w:w="80" w:type="dxa"/>
+              <w:start w:w="120" w:type="dxa"/>
+              <w:bottom w:w="80" w:type="dxa"/>
+              <w:end w:w="120" w:type="dxa"/>
+            </w:tcMar>
+          </w:tcPr>
+          <w:p>
+            <w:r>
+              <w:t>Lab 12</w:t>
+            </w:r>
+          </w:p>
+        </w:tc>
+      </w:tr>
+      <w:tr>
+        <w:trPr>
+          <w:trHeight w:hRule="atLeast"/>
+        </w:trPr>
+        <w:tc>
+          <w:tcPr>
+            <w:tcW w:type="dxa" w:w="1872"/>
+            <w:vAlign w:val="center"/>
+            <w:tcMar>
+              <w:top w:w="80" w:type="dxa"/>
+              <w:start w:w="120" w:type="dxa"/>
+              <w:bottom w:w="80" w:type="dxa"/>
+              <w:end w:w="120" w:type="dxa"/>
+            </w:tcMar>
+          </w:tcPr>
+          <w:p>
+            <w:r>
+              <w:t>data contract</w:t>
+            </w:r>
+          </w:p>
+        </w:tc>
+        <w:tc>
+          <w:tcPr>
+            <w:tcW w:type="dxa" w:w="3672"/>
+            <w:vAlign w:val="center"/>
+            <w:tcMar>
+              <w:top w:w="80" w:type="dxa"/>
+              <w:start w:w="120" w:type="dxa"/>
+              <w:bottom w:w="80" w:type="dxa"/>
+              <w:end w:w="120" w:type="dxa"/>
+            </w:tcMar>
+          </w:tcPr>
+          <w:p>
+            <w:r>
+              <w:t>Quy ước máy đọc được về schema, phạm vi và lỗi của dữ liệu.</w:t>
+            </w:r>
+          </w:p>
+        </w:tc>
+        <w:tc>
+          <w:tcPr>
+            <w:tcW w:type="dxa" w:w="2952"/>
+            <w:vAlign w:val="center"/>
+            <w:tcMar>
+              <w:top w:w="80" w:type="dxa"/>
+              <w:start w:w="120" w:type="dxa"/>
+              <w:bottom w:w="80" w:type="dxa"/>
+              <w:end w:w="120" w:type="dxa"/>
+            </w:tcMar>
+          </w:tcPr>
+          <w:p>
+            <w:r>
+              <w:t>Thiếu cột tenure phải bị từ chối trước model.</w:t>
+            </w:r>
+          </w:p>
+        </w:tc>
+        <w:tc>
+          <w:tcPr>
+            <w:tcW w:type="dxa" w:w="864"/>
+            <w:vAlign w:val="center"/>
+            <w:tcMar>
+              <w:top w:w="80" w:type="dxa"/>
+              <w:start w:w="120" w:type="dxa"/>
+              <w:bottom w:w="80" w:type="dxa"/>
+              <w:end w:w="120" w:type="dxa"/>
+            </w:tcMar>
+          </w:tcPr>
+          <w:p>
+            <w:r>
+              <w:t>Lab 13</w:t>
+            </w:r>
+          </w:p>
+        </w:tc>
+      </w:tr>
+      <w:tr>
+        <w:trPr>
+          <w:trHeight w:hRule="atLeast"/>
+        </w:trPr>
+        <w:tc>
+          <w:tcPr>
+            <w:tcW w:type="dxa" w:w="1872"/>
+            <w:vAlign w:val="center"/>
+            <w:tcMar>
+              <w:top w:w="80" w:type="dxa"/>
+              <w:start w:w="120" w:type="dxa"/>
+              <w:bottom w:w="80" w:type="dxa"/>
+              <w:end w:w="120" w:type="dxa"/>
+            </w:tcMar>
+          </w:tcPr>
+          <w:p>
+            <w:r>
+              <w:t>parity</w:t>
+            </w:r>
+          </w:p>
+        </w:tc>
+        <w:tc>
+          <w:tcPr>
+            <w:tcW w:type="dxa" w:w="3672"/>
+            <w:vAlign w:val="center"/>
+            <w:tcMar>
+              <w:top w:w="80" w:type="dxa"/>
+              <w:start w:w="120" w:type="dxa"/>
+              <w:bottom w:w="80" w:type="dxa"/>
+              <w:end w:w="120" w:type="dxa"/>
+            </w:tcMar>
+          </w:tcPr>
+          <w:p>
+            <w:r>
+              <w:t>Mức nhất quán giữa hai cách chạy được kỳ vọng cho cùng input.</w:t>
+            </w:r>
+          </w:p>
+        </w:tc>
+        <w:tc>
+          <w:tcPr>
+            <w:tcW w:type="dxa" w:w="2952"/>
+            <w:vAlign w:val="center"/>
+            <w:tcMar>
+              <w:top w:w="80" w:type="dxa"/>
+              <w:start w:w="120" w:type="dxa"/>
+              <w:bottom w:w="80" w:type="dxa"/>
+              <w:end w:w="120" w:type="dxa"/>
+            </w:tcMar>
+          </w:tcPr>
+          <w:p>
+            <w:r>
+              <w:t>Prediction trước và sau save/load phải khớp trong tolerance.</w:t>
+            </w:r>
+          </w:p>
+        </w:tc>
+        <w:tc>
+          <w:tcPr>
+            <w:tcW w:type="dxa" w:w="864"/>
+            <w:vAlign w:val="center"/>
+            <w:tcMar>
+              <w:top w:w="80" w:type="dxa"/>
+              <w:start w:w="120" w:type="dxa"/>
+              <w:bottom w:w="80" w:type="dxa"/>
+              <w:end w:w="120" w:type="dxa"/>
+            </w:tcMar>
+          </w:tcPr>
+          <w:p>
+            <w:r>
+              <w:t>Lab 13</w:t>
+            </w:r>
+          </w:p>
+        </w:tc>
+      </w:tr>
+      <w:tr>
+        <w:trPr>
+          <w:trHeight w:hRule="atLeast"/>
+        </w:trPr>
+        <w:tc>
+          <w:tcPr>
+            <w:tcW w:type="dxa" w:w="1872"/>
+            <w:vAlign w:val="center"/>
+            <w:tcMar>
+              <w:top w:w="80" w:type="dxa"/>
+              <w:start w:w="120" w:type="dxa"/>
+              <w:bottom w:w="80" w:type="dxa"/>
+              <w:end w:w="120" w:type="dxa"/>
+            </w:tcMar>
+          </w:tcPr>
+          <w:p>
+            <w:r>
+              <w:t>API contract</w:t>
+            </w:r>
+          </w:p>
+        </w:tc>
+        <w:tc>
+          <w:tcPr>
+            <w:tcW w:type="dxa" w:w="3672"/>
+            <w:vAlign w:val="center"/>
+            <w:tcMar>
+              <w:top w:w="80" w:type="dxa"/>
+              <w:start w:w="120" w:type="dxa"/>
+              <w:bottom w:w="80" w:type="dxa"/>
+              <w:end w:w="120" w:type="dxa"/>
+            </w:tcMar>
+          </w:tcPr>
+          <w:p>
+            <w:r>
+              <w:t>Quy ước rõ về input, output, status code và lỗi của inference service.</w:t>
+            </w:r>
+          </w:p>
+        </w:tc>
+        <w:tc>
+          <w:tcPr>
+            <w:tcW w:type="dxa" w:w="2952"/>
+            <w:vAlign w:val="center"/>
+            <w:tcMar>
+              <w:top w:w="80" w:type="dxa"/>
+              <w:start w:w="120" w:type="dxa"/>
+              <w:bottom w:w="80" w:type="dxa"/>
+              <w:end w:w="120" w:type="dxa"/>
+            </w:tcMar>
+          </w:tcPr>
+          <w:p>
+            <w:r>
+              <w:t>Payload thiếu tenure trả 422 thay vì 500.</w:t>
+            </w:r>
+          </w:p>
+        </w:tc>
+        <w:tc>
+          <w:tcPr>
+            <w:tcW w:type="dxa" w:w="864"/>
+            <w:vAlign w:val="center"/>
+            <w:tcMar>
+              <w:top w:w="80" w:type="dxa"/>
+              <w:start w:w="120" w:type="dxa"/>
+              <w:bottom w:w="80" w:type="dxa"/>
+              <w:end w:w="120" w:type="dxa"/>
+            </w:tcMar>
+          </w:tcPr>
+          <w:p>
+            <w:r>
+              <w:t>Lab 14</w:t>
+            </w:r>
+          </w:p>
+        </w:tc>
+      </w:tr>
+      <w:tr>
+        <w:trPr>
+          <w:trHeight w:hRule="atLeast"/>
+        </w:trPr>
+        <w:tc>
+          <w:tcPr>
+            <w:tcW w:type="dxa" w:w="1872"/>
+            <w:vAlign w:val="center"/>
+            <w:tcMar>
+              <w:top w:w="80" w:type="dxa"/>
+              <w:start w:w="120" w:type="dxa"/>
+              <w:bottom w:w="80" w:type="dxa"/>
+              <w:end w:w="120" w:type="dxa"/>
+            </w:tcMar>
+          </w:tcPr>
+          <w:p>
+            <w:r>
+              <w:t>latency</w:t>
+            </w:r>
+          </w:p>
+        </w:tc>
+        <w:tc>
+          <w:tcPr>
+            <w:tcW w:type="dxa" w:w="3672"/>
+            <w:vAlign w:val="center"/>
+            <w:tcMar>
+              <w:top w:w="80" w:type="dxa"/>
+              <w:start w:w="120" w:type="dxa"/>
+              <w:bottom w:w="80" w:type="dxa"/>
+              <w:end w:w="120" w:type="dxa"/>
+            </w:tcMar>
+          </w:tcPr>
+          <w:p>
+            <w:r>
+              <w:t>Thời gian từ khi nhận request đến khi trả response.</w:t>
+            </w:r>
+          </w:p>
+        </w:tc>
+        <w:tc>
+          <w:tcPr>
+            <w:tcW w:type="dxa" w:w="2952"/>
+            <w:vAlign w:val="center"/>
+            <w:tcMar>
+              <w:top w:w="80" w:type="dxa"/>
+              <w:start w:w="120" w:type="dxa"/>
+              <w:bottom w:w="80" w:type="dxa"/>
+              <w:end w:w="120" w:type="dxa"/>
+            </w:tcMar>
+          </w:tcPr>
+          <w:p>
+            <w:r>
+              <w:t>Đo warm latency cho mini batch 16 sample.</w:t>
+            </w:r>
+          </w:p>
+        </w:tc>
+        <w:tc>
+          <w:tcPr>
+            <w:tcW w:type="dxa" w:w="864"/>
+            <w:vAlign w:val="center"/>
+            <w:tcMar>
+              <w:top w:w="80" w:type="dxa"/>
+              <w:start w:w="120" w:type="dxa"/>
+              <w:bottom w:w="80" w:type="dxa"/>
+              <w:end w:w="120" w:type="dxa"/>
+            </w:tcMar>
+          </w:tcPr>
+          <w:p>
+            <w:r>
+              <w:t>Lab 14</w:t>
+            </w:r>
+          </w:p>
+        </w:tc>
+      </w:tr>
+      <w:tr>
+        <w:trPr>
+          <w:trHeight w:hRule="atLeast"/>
+        </w:trPr>
+        <w:tc>
+          <w:tcPr>
+            <w:tcW w:type="dxa" w:w="1872"/>
+            <w:vAlign w:val="center"/>
+            <w:tcMar>
+              <w:top w:w="80" w:type="dxa"/>
+              <w:start w:w="120" w:type="dxa"/>
+              <w:bottom w:w="80" w:type="dxa"/>
+              <w:end w:w="120" w:type="dxa"/>
+            </w:tcMar>
+          </w:tcPr>
+          <w:p>
+            <w:r>
+              <w:t>CI</w:t>
+            </w:r>
+          </w:p>
+        </w:tc>
+        <w:tc>
+          <w:tcPr>
+            <w:tcW w:type="dxa" w:w="3672"/>
+            <w:vAlign w:val="center"/>
+            <w:tcMar>
+              <w:top w:w="80" w:type="dxa"/>
+              <w:start w:w="120" w:type="dxa"/>
+              <w:bottom w:w="80" w:type="dxa"/>
+              <w:end w:w="120" w:type="dxa"/>
+            </w:tcMar>
+          </w:tcPr>
+          <w:p>
+            <w:r>
+              <w:t>Quy trình tự động chạy validation và test khi code thay đổi.</w:t>
+            </w:r>
+          </w:p>
+        </w:tc>
+        <w:tc>
+          <w:tcPr>
+            <w:tcW w:type="dxa" w:w="2952"/>
+            <w:vAlign w:val="center"/>
+            <w:tcMar>
+              <w:top w:w="80" w:type="dxa"/>
+              <w:start w:w="120" w:type="dxa"/>
+              <w:bottom w:w="80" w:type="dxa"/>
+              <w:end w:w="120" w:type="dxa"/>
+            </w:tcMar>
+          </w:tcPr>
+          <w:p>
+            <w:r>
+              <w:t>Một pipeline CI chạy pytest, Ruff và mypy mà không deploy AWS.</w:t>
+            </w:r>
+          </w:p>
+        </w:tc>
+        <w:tc>
+          <w:tcPr>
+            <w:tcW w:type="dxa" w:w="864"/>
+            <w:vAlign w:val="center"/>
+            <w:tcMar>
+              <w:top w:w="80" w:type="dxa"/>
+              <w:start w:w="120" w:type="dxa"/>
+              <w:bottom w:w="80" w:type="dxa"/>
+              <w:end w:w="120" w:type="dxa"/>
+            </w:tcMar>
+          </w:tcPr>
+          <w:p>
+            <w:r>
+              <w:t>Lab 15</w:t>
+            </w:r>
+          </w:p>
+        </w:tc>
+      </w:tr>
+      <w:tr>
+        <w:trPr>
+          <w:trHeight w:hRule="atLeast"/>
+        </w:trPr>
+        <w:tc>
+          <w:tcPr>
+            <w:tcW w:type="dxa" w:w="1872"/>
+            <w:vAlign w:val="center"/>
+            <w:tcMar>
+              <w:top w:w="80" w:type="dxa"/>
+              <w:start w:w="120" w:type="dxa"/>
+              <w:bottom w:w="80" w:type="dxa"/>
+              <w:end w:w="120" w:type="dxa"/>
+            </w:tcMar>
+          </w:tcPr>
+          <w:p>
+            <w:r>
+              <w:t>container</w:t>
+            </w:r>
+          </w:p>
+        </w:tc>
+        <w:tc>
+          <w:tcPr>
+            <w:tcW w:type="dxa" w:w="3672"/>
+            <w:vAlign w:val="center"/>
+            <w:tcMar>
+              <w:top w:w="80" w:type="dxa"/>
+              <w:start w:w="120" w:type="dxa"/>
+              <w:bottom w:w="80" w:type="dxa"/>
+              <w:end w:w="120" w:type="dxa"/>
+            </w:tcMar>
+          </w:tcPr>
+          <w:p>
+            <w:r>
+              <w:t>Gói ứng dụng cùng dependency và cấu hình chạy trong môi trường tách biệt.</w:t>
+            </w:r>
+          </w:p>
+        </w:tc>
+        <w:tc>
+          <w:tcPr>
+            <w:tcW w:type="dxa" w:w="2952"/>
+            <w:vAlign w:val="center"/>
+            <w:tcMar>
+              <w:top w:w="80" w:type="dxa"/>
+              <w:start w:w="120" w:type="dxa"/>
+              <w:bottom w:w="80" w:type="dxa"/>
+              <w:end w:w="120" w:type="dxa"/>
+            </w:tcMar>
+          </w:tcPr>
+          <w:p>
+            <w:r>
+              <w:t>Docker image chạy API bằng non-root user.</w:t>
+            </w:r>
+          </w:p>
+        </w:tc>
+        <w:tc>
+          <w:tcPr>
+            <w:tcW w:type="dxa" w:w="864"/>
+            <w:vAlign w:val="center"/>
+            <w:tcMar>
+              <w:top w:w="80" w:type="dxa"/>
+              <w:start w:w="120" w:type="dxa"/>
+              <w:bottom w:w="80" w:type="dxa"/>
+              <w:end w:w="120" w:type="dxa"/>
+            </w:tcMar>
+          </w:tcPr>
+          <w:p>
+            <w:r>
+              <w:t>Lab 15</w:t>
+            </w:r>
+          </w:p>
+        </w:tc>
+      </w:tr>
+      <w:tr>
+        <w:trPr>
+          <w:trHeight w:hRule="atLeast"/>
+        </w:trPr>
+        <w:tc>
+          <w:tcPr>
+            <w:tcW w:type="dxa" w:w="1872"/>
+            <w:vAlign w:val="center"/>
+            <w:tcMar>
+              <w:top w:w="80" w:type="dxa"/>
+              <w:start w:w="120" w:type="dxa"/>
+              <w:bottom w:w="80" w:type="dxa"/>
+              <w:end w:w="120" w:type="dxa"/>
+            </w:tcMar>
+          </w:tcPr>
+          <w:p>
+            <w:r>
+              <w:t>batch</w:t>
+            </w:r>
+          </w:p>
+        </w:tc>
+        <w:tc>
+          <w:tcPr>
+            <w:tcW w:type="dxa" w:w="3672"/>
+            <w:vAlign w:val="center"/>
+            <w:tcMar>
+              <w:top w:w="80" w:type="dxa"/>
+              <w:start w:w="120" w:type="dxa"/>
+              <w:bottom w:w="80" w:type="dxa"/>
+              <w:end w:w="120" w:type="dxa"/>
+            </w:tcMar>
+          </w:tcPr>
+          <w:p>
+            <w:r>
+              <w:t>Nhóm sample được xử lý cùng một lần trước khi cập nhật parameter.</w:t>
+            </w:r>
+          </w:p>
+        </w:tc>
+        <w:tc>
+          <w:tcPr>
+            <w:tcW w:type="dxa" w:w="2952"/>
+            <w:vAlign w:val="center"/>
+            <w:tcMar>
+              <w:top w:w="80" w:type="dxa"/>
+              <w:start w:w="120" w:type="dxa"/>
+              <w:bottom w:w="80" w:type="dxa"/>
+              <w:end w:w="120" w:type="dxa"/>
+            </w:tcMar>
+          </w:tcPr>
+          <w:p>
+            <w:r>
+              <w:t>Batch size 32 nghĩa là model đọc 32 ảnh mỗi bước.</w:t>
+            </w:r>
+          </w:p>
+        </w:tc>
+        <w:tc>
+          <w:tcPr>
+            <w:tcW w:type="dxa" w:w="864"/>
+            <w:vAlign w:val="center"/>
+            <w:tcMar>
+              <w:top w:w="80" w:type="dxa"/>
+              <w:start w:w="120" w:type="dxa"/>
+              <w:bottom w:w="80" w:type="dxa"/>
+              <w:end w:w="120" w:type="dxa"/>
+            </w:tcMar>
+          </w:tcPr>
+          <w:p>
+            <w:r>
+              <w:t>Lab 16</w:t>
+            </w:r>
+          </w:p>
+        </w:tc>
+      </w:tr>
+      <w:tr>
+        <w:trPr>
+          <w:trHeight w:hRule="atLeast"/>
+        </w:trPr>
+        <w:tc>
+          <w:tcPr>
+            <w:tcW w:type="dxa" w:w="1872"/>
+            <w:vAlign w:val="center"/>
+            <w:tcMar>
+              <w:top w:w="80" w:type="dxa"/>
+              <w:start w:w="120" w:type="dxa"/>
+              <w:bottom w:w="80" w:type="dxa"/>
+              <w:end w:w="120" w:type="dxa"/>
+            </w:tcMar>
+          </w:tcPr>
+          <w:p>
+            <w:r>
+              <w:t>device</w:t>
+            </w:r>
+          </w:p>
+        </w:tc>
+        <w:tc>
+          <w:tcPr>
+            <w:tcW w:type="dxa" w:w="3672"/>
+            <w:vAlign w:val="center"/>
+            <w:tcMar>
+              <w:top w:w="80" w:type="dxa"/>
+              <w:start w:w="120" w:type="dxa"/>
+              <w:bottom w:w="80" w:type="dxa"/>
+              <w:end w:w="120" w:type="dxa"/>
+            </w:tcMar>
+          </w:tcPr>
+          <w:p>
+            <w:r>
+              <w:t>Phần cứng nơi tensor và model thực hiện phép tính.</w:t>
+            </w:r>
+          </w:p>
+        </w:tc>
+        <w:tc>
+          <w:tcPr>
+            <w:tcW w:type="dxa" w:w="2952"/>
+            <w:vAlign w:val="center"/>
+            <w:tcMar>
+              <w:top w:w="80" w:type="dxa"/>
+              <w:start w:w="120" w:type="dxa"/>
+              <w:bottom w:w="80" w:type="dxa"/>
+              <w:end w:w="120" w:type="dxa"/>
+            </w:tcMar>
+          </w:tcPr>
+          <w:p>
+            <w:r>
+              <w:t>Model và input cùng ở cpu hoặc cuda.</w:t>
+            </w:r>
+          </w:p>
+        </w:tc>
+        <w:tc>
+          <w:tcPr>
+            <w:tcW w:type="dxa" w:w="864"/>
+            <w:vAlign w:val="center"/>
+            <w:tcMar>
+              <w:top w:w="80" w:type="dxa"/>
+              <w:start w:w="120" w:type="dxa"/>
+              <w:bottom w:w="80" w:type="dxa"/>
+              <w:end w:w="120" w:type="dxa"/>
+            </w:tcMar>
+          </w:tcPr>
+          <w:p>
+            <w:r>
+              <w:t>Lab 16</w:t>
+            </w:r>
+          </w:p>
+        </w:tc>
+      </w:tr>
+      <w:tr>
+        <w:trPr>
+          <w:trHeight w:hRule="atLeast"/>
+        </w:trPr>
+        <w:tc>
+          <w:tcPr>
+            <w:tcW w:type="dxa" w:w="1872"/>
+            <w:vAlign w:val="center"/>
+            <w:tcMar>
+              <w:top w:w="80" w:type="dxa"/>
+              <w:start w:w="120" w:type="dxa"/>
+              <w:bottom w:w="80" w:type="dxa"/>
+              <w:end w:w="120" w:type="dxa"/>
+            </w:tcMar>
+          </w:tcPr>
+          <w:p>
+            <w:r>
+              <w:t>epoch</w:t>
+            </w:r>
+          </w:p>
+        </w:tc>
+        <w:tc>
+          <w:tcPr>
+            <w:tcW w:type="dxa" w:w="3672"/>
+            <w:vAlign w:val="center"/>
+            <w:tcMar>
+              <w:top w:w="80" w:type="dxa"/>
+              <w:start w:w="120" w:type="dxa"/>
+              <w:bottom w:w="80" w:type="dxa"/>
+              <w:end w:w="120" w:type="dxa"/>
+            </w:tcMar>
+          </w:tcPr>
+          <w:p>
+            <w:r>
+              <w:t>Một lượt model đi qua toàn bộ training set.</w:t>
+            </w:r>
+          </w:p>
+        </w:tc>
+        <w:tc>
+          <w:tcPr>
+            <w:tcW w:type="dxa" w:w="2952"/>
+            <w:vAlign w:val="center"/>
+            <w:tcMar>
+              <w:top w:w="80" w:type="dxa"/>
+              <w:start w:w="120" w:type="dxa"/>
+              <w:bottom w:w="80" w:type="dxa"/>
+              <w:end w:w="120" w:type="dxa"/>
+            </w:tcMar>
+          </w:tcPr>
+          <w:p>
+            <w:r>
+              <w:t>Ba epoch nghĩa là mỗi sample train được dùng khoảng ba lượt.</w:t>
+            </w:r>
+          </w:p>
+        </w:tc>
+        <w:tc>
+          <w:tcPr>
+            <w:tcW w:type="dxa" w:w="864"/>
+            <w:vAlign w:val="center"/>
+            <w:tcMar>
+              <w:top w:w="80" w:type="dxa"/>
+              <w:start w:w="120" w:type="dxa"/>
+              <w:bottom w:w="80" w:type="dxa"/>
+              <w:end w:w="120" w:type="dxa"/>
+            </w:tcMar>
+          </w:tcPr>
+          <w:p>
+            <w:r>
+              <w:t>Lab 16</w:t>
+            </w:r>
+          </w:p>
+        </w:tc>
+      </w:tr>
+      <w:tr>
+        <w:trPr>
+          <w:trHeight w:hRule="atLeast"/>
+        </w:trPr>
+        <w:tc>
+          <w:tcPr>
+            <w:tcW w:type="dxa" w:w="1872"/>
+            <w:vAlign w:val="center"/>
+            <w:tcMar>
+              <w:top w:w="80" w:type="dxa"/>
+              <w:start w:w="120" w:type="dxa"/>
+              <w:bottom w:w="80" w:type="dxa"/>
+              <w:end w:w="120" w:type="dxa"/>
+            </w:tcMar>
+          </w:tcPr>
+          <w:p>
+            <w:r>
+              <w:t>optimizer</w:t>
+            </w:r>
+          </w:p>
+        </w:tc>
+        <w:tc>
+          <w:tcPr>
+            <w:tcW w:type="dxa" w:w="3672"/>
+            <w:vAlign w:val="center"/>
+            <w:tcMar>
+              <w:top w:w="80" w:type="dxa"/>
+              <w:start w:w="120" w:type="dxa"/>
+              <w:bottom w:w="80" w:type="dxa"/>
+              <w:end w:w="120" w:type="dxa"/>
+            </w:tcMar>
+          </w:tcPr>
+          <w:p>
+            <w:r>
+              <w:t>Thuật toán dùng gradient để cập nhật parameter.</w:t>
+            </w:r>
+          </w:p>
+        </w:tc>
+        <w:tc>
+          <w:tcPr>
+            <w:tcW w:type="dxa" w:w="2952"/>
+            <w:vAlign w:val="center"/>
+            <w:tcMar>
+              <w:top w:w="80" w:type="dxa"/>
+              <w:start w:w="120" w:type="dxa"/>
+              <w:bottom w:w="80" w:type="dxa"/>
+              <w:end w:w="120" w:type="dxa"/>
+            </w:tcMar>
+          </w:tcPr>
+          <w:p>
+            <w:r>
+              <w:t>Adam cập nhật classifier head sau loss.backward().</w:t>
+            </w:r>
+          </w:p>
+        </w:tc>
+        <w:tc>
+          <w:tcPr>
+            <w:tcW w:type="dxa" w:w="864"/>
+            <w:vAlign w:val="center"/>
+            <w:tcMar>
+              <w:top w:w="80" w:type="dxa"/>
+              <w:start w:w="120" w:type="dxa"/>
+              <w:bottom w:w="80" w:type="dxa"/>
+              <w:end w:w="120" w:type="dxa"/>
+            </w:tcMar>
+          </w:tcPr>
+          <w:p>
+            <w:r>
+              <w:t>Lab 16</w:t>
+            </w:r>
+          </w:p>
+        </w:tc>
+      </w:tr>
+      <w:tr>
+        <w:trPr>
+          <w:trHeight w:hRule="atLeast"/>
+        </w:trPr>
+        <w:tc>
+          <w:tcPr>
+            <w:tcW w:type="dxa" w:w="1872"/>
+            <w:vAlign w:val="center"/>
+            <w:tcMar>
+              <w:top w:w="80" w:type="dxa"/>
+              <w:start w:w="120" w:type="dxa"/>
+              <w:bottom w:w="80" w:type="dxa"/>
+              <w:end w:w="120" w:type="dxa"/>
+            </w:tcMar>
+          </w:tcPr>
+          <w:p>
+            <w:r>
+              <w:t>tensor</w:t>
+            </w:r>
+          </w:p>
+        </w:tc>
+        <w:tc>
+          <w:tcPr>
+            <w:tcW w:type="dxa" w:w="3672"/>
+            <w:vAlign w:val="center"/>
+            <w:tcMar>
+              <w:top w:w="80" w:type="dxa"/>
+              <w:start w:w="120" w:type="dxa"/>
+              <w:bottom w:w="80" w:type="dxa"/>
+              <w:end w:w="120" w:type="dxa"/>
+            </w:tcMar>
+          </w:tcPr>
+          <w:p>
+            <w:r>
+              <w:t>Mảng nhiều chiều dùng để biểu diễn dữ liệu và phép tính trong neural network.</w:t>
+            </w:r>
+          </w:p>
+        </w:tc>
+        <w:tc>
+          <w:tcPr>
+            <w:tcW w:type="dxa" w:w="2952"/>
+            <w:vAlign w:val="center"/>
+            <w:tcMar>
+              <w:top w:w="80" w:type="dxa"/>
+              <w:start w:w="120" w:type="dxa"/>
+              <w:bottom w:w="80" w:type="dxa"/>
+              <w:end w:w="120" w:type="dxa"/>
+            </w:tcMar>
+          </w:tcPr>
+          <w:p>
+            <w:r>
+              <w:t>Batch ảnh có shape [32, 3, 160, 160].</w:t>
+            </w:r>
+          </w:p>
+        </w:tc>
+        <w:tc>
+          <w:tcPr>
+            <w:tcW w:type="dxa" w:w="864"/>
+            <w:vAlign w:val="center"/>
+            <w:tcMar>
+              <w:top w:w="80" w:type="dxa"/>
+              <w:start w:w="120" w:type="dxa"/>
+              <w:bottom w:w="80" w:type="dxa"/>
+              <w:end w:w="120" w:type="dxa"/>
+            </w:tcMar>
+          </w:tcPr>
+          <w:p>
+            <w:r>
+              <w:t>Lab 16</w:t>
+            </w:r>
+          </w:p>
+        </w:tc>
+      </w:tr>
+      <w:tr>
+        <w:trPr>
+          <w:trHeight w:hRule="atLeast"/>
+        </w:trPr>
+        <w:tc>
+          <w:tcPr>
+            <w:tcW w:type="dxa" w:w="1872"/>
+            <w:vAlign w:val="center"/>
+            <w:tcMar>
+              <w:top w:w="80" w:type="dxa"/>
+              <w:start w:w="120" w:type="dxa"/>
+              <w:bottom w:w="80" w:type="dxa"/>
+              <w:end w:w="120" w:type="dxa"/>
+            </w:tcMar>
+          </w:tcPr>
+          <w:p>
+            <w:r>
+              <w:t>augmentation</w:t>
+            </w:r>
+          </w:p>
+        </w:tc>
+        <w:tc>
+          <w:tcPr>
+            <w:tcW w:type="dxa" w:w="3672"/>
+            <w:vAlign w:val="center"/>
+            <w:tcMar>
+              <w:top w:w="80" w:type="dxa"/>
+              <w:start w:w="120" w:type="dxa"/>
+              <w:bottom w:w="80" w:type="dxa"/>
+              <w:end w:w="120" w:type="dxa"/>
+            </w:tcMar>
+          </w:tcPr>
+          <w:p>
+            <w:r>
+              <w:t>Biến đổi ngẫu nhiên hợp lý trên training sample để tăng độ đa dạng mà không đổi label.</w:t>
+            </w:r>
+          </w:p>
+        </w:tc>
+        <w:tc>
+          <w:tcPr>
+            <w:tcW w:type="dxa" w:w="2952"/>
+            <w:vAlign w:val="center"/>
+            <w:tcMar>
+              <w:top w:w="80" w:type="dxa"/>
+              <w:start w:w="120" w:type="dxa"/>
+              <w:bottom w:w="80" w:type="dxa"/>
+              <w:end w:w="120" w:type="dxa"/>
+            </w:tcMar>
+          </w:tcPr>
+          <w:p>
+            <w:r>
+              <w:t>Lật ngang ảnh train; validation chỉ resize deterministic.</w:t>
+            </w:r>
+          </w:p>
+        </w:tc>
+        <w:tc>
+          <w:tcPr>
+            <w:tcW w:type="dxa" w:w="864"/>
+            <w:vAlign w:val="center"/>
+            <w:tcMar>
+              <w:top w:w="80" w:type="dxa"/>
+              <w:start w:w="120" w:type="dxa"/>
+              <w:bottom w:w="80" w:type="dxa"/>
+              <w:end w:w="120" w:type="dxa"/>
+            </w:tcMar>
+          </w:tcPr>
+          <w:p>
+            <w:r>
+              <w:t>Lab 17</w:t>
+            </w:r>
+          </w:p>
+        </w:tc>
+      </w:tr>
+      <w:tr>
+        <w:trPr>
+          <w:trHeight w:hRule="atLeast"/>
+        </w:trPr>
+        <w:tc>
+          <w:tcPr>
+            <w:tcW w:type="dxa" w:w="1872"/>
+            <w:vAlign w:val="center"/>
+            <w:tcMar>
+              <w:top w:w="80" w:type="dxa"/>
+              <w:start w:w="120" w:type="dxa"/>
+              <w:bottom w:w="80" w:type="dxa"/>
+              <w:end w:w="120" w:type="dxa"/>
+            </w:tcMar>
+          </w:tcPr>
+          <w:p>
+            <w:r>
+              <w:t>backbone</w:t>
+            </w:r>
+          </w:p>
+        </w:tc>
+        <w:tc>
+          <w:tcPr>
+            <w:tcW w:type="dxa" w:w="3672"/>
+            <w:vAlign w:val="center"/>
+            <w:tcMar>
+              <w:top w:w="80" w:type="dxa"/>
+              <w:start w:w="120" w:type="dxa"/>
+              <w:bottom w:w="80" w:type="dxa"/>
+              <w:end w:w="120" w:type="dxa"/>
+            </w:tcMar>
+          </w:tcPr>
+          <w:p>
+            <w:r>
+              <w:t>Phần mạng chính trích xuất đặc trưng trước classifier head.</w:t>
+            </w:r>
+          </w:p>
+        </w:tc>
+        <w:tc>
+          <w:tcPr>
+            <w:tcW w:type="dxa" w:w="2952"/>
+            <w:vAlign w:val="center"/>
+            <w:tcMar>
+              <w:top w:w="80" w:type="dxa"/>
+              <w:start w:w="120" w:type="dxa"/>
+              <w:bottom w:w="80" w:type="dxa"/>
+              <w:end w:w="120" w:type="dxa"/>
+            </w:tcMar>
+          </w:tcPr>
+          <w:p>
+            <w:r>
+              <w:t>ResNet18 pretrained làm backbone.</w:t>
+            </w:r>
+          </w:p>
+        </w:tc>
+        <w:tc>
+          <w:tcPr>
+            <w:tcW w:type="dxa" w:w="864"/>
+            <w:vAlign w:val="center"/>
+            <w:tcMar>
+              <w:top w:w="80" w:type="dxa"/>
+              <w:start w:w="120" w:type="dxa"/>
+              <w:bottom w:w="80" w:type="dxa"/>
+              <w:end w:w="120" w:type="dxa"/>
+            </w:tcMar>
+          </w:tcPr>
+          <w:p>
+            <w:r>
+              <w:t>Lab 17</w:t>
+            </w:r>
+          </w:p>
+        </w:tc>
+      </w:tr>
+      <w:tr>
+        <w:trPr>
+          <w:trHeight w:hRule="atLeast"/>
+        </w:trPr>
+        <w:tc>
+          <w:tcPr>
+            <w:tcW w:type="dxa" w:w="1872"/>
+            <w:vAlign w:val="center"/>
+            <w:tcMar>
+              <w:top w:w="80" w:type="dxa"/>
+              <w:start w:w="120" w:type="dxa"/>
+              <w:bottom w:w="80" w:type="dxa"/>
+              <w:end w:w="120" w:type="dxa"/>
+            </w:tcMar>
+          </w:tcPr>
+          <w:p>
+            <w:r>
+              <w:t>checkpoint</w:t>
+            </w:r>
+          </w:p>
+        </w:tc>
+        <w:tc>
+          <w:tcPr>
+            <w:tcW w:type="dxa" w:w="3672"/>
+            <w:vAlign w:val="center"/>
+            <w:tcMar>
+              <w:top w:w="80" w:type="dxa"/>
+              <w:start w:w="120" w:type="dxa"/>
+              <w:bottom w:w="80" w:type="dxa"/>
+              <w:end w:w="120" w:type="dxa"/>
+            </w:tcMar>
+          </w:tcPr>
+          <w:p>
+            <w:r>
+              <w:t>Trạng thái training đã lưu để có thể tiếp tục sau khi runtime bị ngắt.</w:t>
+            </w:r>
+          </w:p>
+        </w:tc>
+        <w:tc>
+          <w:tcPr>
+            <w:tcW w:type="dxa" w:w="2952"/>
+            <w:vAlign w:val="center"/>
+            <w:tcMar>
+              <w:top w:w="80" w:type="dxa"/>
+              <w:start w:w="120" w:type="dxa"/>
+              <w:bottom w:w="80" w:type="dxa"/>
+              <w:end w:w="120" w:type="dxa"/>
+            </w:tcMar>
+          </w:tcPr>
+          <w:p>
+            <w:r>
+              <w:t>Last checkpoint chứa model, optimizer, epoch và history.</w:t>
+            </w:r>
+          </w:p>
+        </w:tc>
+        <w:tc>
+          <w:tcPr>
+            <w:tcW w:type="dxa" w:w="864"/>
+            <w:vAlign w:val="center"/>
+            <w:tcMar>
+              <w:top w:w="80" w:type="dxa"/>
+              <w:start w:w="120" w:type="dxa"/>
+              <w:bottom w:w="80" w:type="dxa"/>
+              <w:end w:w="120" w:type="dxa"/>
+            </w:tcMar>
+          </w:tcPr>
+          <w:p>
+            <w:r>
+              <w:t>Lab 17</w:t>
+            </w:r>
+          </w:p>
+        </w:tc>
+      </w:tr>
+      <w:tr>
+        <w:trPr>
+          <w:trHeight w:hRule="atLeast"/>
+        </w:trPr>
+        <w:tc>
+          <w:tcPr>
+            <w:tcW w:type="dxa" w:w="1872"/>
+            <w:vAlign w:val="center"/>
+            <w:tcMar>
+              <w:top w:w="80" w:type="dxa"/>
+              <w:start w:w="120" w:type="dxa"/>
+              <w:bottom w:w="80" w:type="dxa"/>
+              <w:end w:w="120" w:type="dxa"/>
+            </w:tcMar>
+          </w:tcPr>
+          <w:p>
+            <w:r>
+              <w:t>freeze</w:t>
+            </w:r>
+          </w:p>
+        </w:tc>
+        <w:tc>
+          <w:tcPr>
+            <w:tcW w:type="dxa" w:w="3672"/>
+            <w:vAlign w:val="center"/>
+            <w:tcMar>
+              <w:top w:w="80" w:type="dxa"/>
+              <w:start w:w="120" w:type="dxa"/>
+              <w:bottom w:w="80" w:type="dxa"/>
+              <w:end w:w="120" w:type="dxa"/>
+            </w:tcMar>
+          </w:tcPr>
+          <w:p>
+            <w:r>
+              <w:t>Tạm không cập nhật parameter của một phần model trong training.</w:t>
+            </w:r>
+          </w:p>
+        </w:tc>
+        <w:tc>
+          <w:tcPr>
+            <w:tcW w:type="dxa" w:w="2952"/>
+            <w:vAlign w:val="center"/>
+            <w:tcMar>
+              <w:top w:w="80" w:type="dxa"/>
+              <w:start w:w="120" w:type="dxa"/>
+              <w:bottom w:w="80" w:type="dxa"/>
+              <w:end w:w="120" w:type="dxa"/>
+            </w:tcMar>
+          </w:tcPr>
+          <w:p>
+            <w:r>
+              <w:t>Đặt requires_grad=False cho backbone.</w:t>
+            </w:r>
+          </w:p>
+        </w:tc>
+        <w:tc>
+          <w:tcPr>
+            <w:tcW w:type="dxa" w:w="864"/>
+            <w:vAlign w:val="center"/>
+            <w:tcMar>
+              <w:top w:w="80" w:type="dxa"/>
+              <w:start w:w="120" w:type="dxa"/>
+              <w:bottom w:w="80" w:type="dxa"/>
+              <w:end w:w="120" w:type="dxa"/>
+            </w:tcMar>
+          </w:tcPr>
+          <w:p>
+            <w:r>
+              <w:t>Lab 17</w:t>
+            </w:r>
+          </w:p>
+        </w:tc>
+      </w:tr>
+      <w:tr>
+        <w:trPr>
+          <w:trHeight w:hRule="atLeast"/>
+        </w:trPr>
+        <w:tc>
+          <w:tcPr>
+            <w:tcW w:type="dxa" w:w="1872"/>
+            <w:vAlign w:val="center"/>
+            <w:tcMar>
+              <w:top w:w="80" w:type="dxa"/>
+              <w:start w:w="120" w:type="dxa"/>
+              <w:bottom w:w="80" w:type="dxa"/>
+              <w:end w:w="120" w:type="dxa"/>
+            </w:tcMar>
+          </w:tcPr>
+          <w:p>
+            <w:r>
+              <w:t>transfer learning</w:t>
+            </w:r>
+          </w:p>
+        </w:tc>
+        <w:tc>
+          <w:tcPr>
+            <w:tcW w:type="dxa" w:w="3672"/>
+            <w:vAlign w:val="center"/>
+            <w:tcMar>
+              <w:top w:w="80" w:type="dxa"/>
+              <w:start w:w="120" w:type="dxa"/>
+              <w:bottom w:w="80" w:type="dxa"/>
+              <w:end w:w="120" w:type="dxa"/>
+            </w:tcMar>
+          </w:tcPr>
+          <w:p>
+            <w:r>
+              <w:t>Tái sử dụng kiến thức từ model pretrained cho bài toán mới.</w:t>
+            </w:r>
+          </w:p>
+        </w:tc>
+        <w:tc>
+          <w:tcPr>
+            <w:tcW w:type="dxa" w:w="2952"/>
+            <w:vAlign w:val="center"/>
+            <w:tcMar>
+              <w:top w:w="80" w:type="dxa"/>
+              <w:start w:w="120" w:type="dxa"/>
+              <w:bottom w:w="80" w:type="dxa"/>
+              <w:end w:w="120" w:type="dxa"/>
+            </w:tcMar>
+          </w:tcPr>
+          <w:p>
+            <w:r>
+              <w:t>Giữ ResNet18 backbone và thay classifier head.</w:t>
+            </w:r>
+          </w:p>
+        </w:tc>
+        <w:tc>
+          <w:tcPr>
+            <w:tcW w:type="dxa" w:w="864"/>
+            <w:vAlign w:val="center"/>
+            <w:tcMar>
+              <w:top w:w="80" w:type="dxa"/>
+              <w:start w:w="120" w:type="dxa"/>
+              <w:bottom w:w="80" w:type="dxa"/>
+              <w:end w:w="120" w:type="dxa"/>
+            </w:tcMar>
+          </w:tcPr>
+          <w:p>
+            <w:r>
+              <w:t>Lab 17</w:t>
+            </w:r>
+          </w:p>
+        </w:tc>
+      </w:tr>
+      <w:tr>
+        <w:trPr>
+          <w:trHeight w:hRule="atLeast"/>
+        </w:trPr>
+        <w:tc>
+          <w:tcPr>
+            <w:tcW w:type="dxa" w:w="1872"/>
+            <w:vAlign w:val="center"/>
+            <w:tcMar>
+              <w:top w:w="80" w:type="dxa"/>
+              <w:start w:w="120" w:type="dxa"/>
+              <w:bottom w:w="80" w:type="dxa"/>
+              <w:end w:w="120" w:type="dxa"/>
+            </w:tcMar>
+          </w:tcPr>
+          <w:p>
+            <w:r>
+              <w:t>early stopping</w:t>
+            </w:r>
+          </w:p>
+        </w:tc>
+        <w:tc>
+          <w:tcPr>
+            <w:tcW w:type="dxa" w:w="3672"/>
+            <w:vAlign w:val="center"/>
+            <w:tcMar>
+              <w:top w:w="80" w:type="dxa"/>
+              <w:start w:w="120" w:type="dxa"/>
+              <w:bottom w:w="80" w:type="dxa"/>
+              <w:end w:w="120" w:type="dxa"/>
+            </w:tcMar>
+          </w:tcPr>
+          <w:p>
+            <w:r>
+              <w:t>Dừng training khi validation không cải thiện qua số epoch đã định.</w:t>
+            </w:r>
+          </w:p>
+        </w:tc>
+        <w:tc>
+          <w:tcPr>
+            <w:tcW w:type="dxa" w:w="2952"/>
+            <w:vAlign w:val="center"/>
+            <w:tcMar>
+              <w:top w:w="80" w:type="dxa"/>
+              <w:start w:w="120" w:type="dxa"/>
+              <w:bottom w:w="80" w:type="dxa"/>
+              <w:end w:w="120" w:type="dxa"/>
+            </w:tcMar>
+          </w:tcPr>
+          <w:p>
+            <w:r>
+              <w:t>Dừng sau hai epoch validation loss không tốt hơn.</w:t>
+            </w:r>
+          </w:p>
+        </w:tc>
+        <w:tc>
+          <w:tcPr>
+            <w:tcW w:type="dxa" w:w="864"/>
+            <w:vAlign w:val="center"/>
+            <w:tcMar>
+              <w:top w:w="80" w:type="dxa"/>
+              <w:start w:w="120" w:type="dxa"/>
+              <w:bottom w:w="80" w:type="dxa"/>
+              <w:end w:w="120" w:type="dxa"/>
+            </w:tcMar>
+          </w:tcPr>
+          <w:p>
+            <w:r>
+              <w:t>Lab 18</w:t>
+            </w:r>
+          </w:p>
+        </w:tc>
+      </w:tr>
+      <w:tr>
+        <w:trPr>
+          <w:trHeight w:hRule="atLeast"/>
+        </w:trPr>
+        <w:tc>
+          <w:tcPr>
+            <w:tcW w:type="dxa" w:w="1872"/>
+            <w:vAlign w:val="center"/>
+            <w:tcMar>
+              <w:top w:w="80" w:type="dxa"/>
+              <w:start w:w="120" w:type="dxa"/>
+              <w:bottom w:w="80" w:type="dxa"/>
+              <w:end w:w="120" w:type="dxa"/>
+            </w:tcMar>
+          </w:tcPr>
+          <w:p>
+            <w:r>
+              <w:t>fine-tuning</w:t>
+            </w:r>
+          </w:p>
+        </w:tc>
+        <w:tc>
+          <w:tcPr>
+            <w:tcW w:type="dxa" w:w="3672"/>
+            <w:vAlign w:val="center"/>
+            <w:tcMar>
+              <w:top w:w="80" w:type="dxa"/>
+              <w:start w:w="120" w:type="dxa"/>
+              <w:bottom w:w="80" w:type="dxa"/>
+              <w:end w:w="120" w:type="dxa"/>
+            </w:tcMar>
+          </w:tcPr>
+          <w:p>
+            <w:r>
+              <w:t>Tiếp tục train một phần model pretrained bằng learning rate nhỏ cho bài toán mới.</w:t>
+            </w:r>
+          </w:p>
+        </w:tc>
+        <w:tc>
+          <w:tcPr>
+            <w:tcW w:type="dxa" w:w="2952"/>
+            <w:vAlign w:val="center"/>
+            <w:tcMar>
+              <w:top w:w="80" w:type="dxa"/>
+              <w:start w:w="120" w:type="dxa"/>
+              <w:bottom w:w="80" w:type="dxa"/>
+              <w:end w:w="120" w:type="dxa"/>
+            </w:tcMar>
+          </w:tcPr>
+          <w:p>
+            <w:r>
+              <w:t>Unfreeze layer4 sau frozen-head baseline.</w:t>
+            </w:r>
+          </w:p>
+        </w:tc>
+        <w:tc>
+          <w:tcPr>
+            <w:tcW w:type="dxa" w:w="864"/>
+            <w:vAlign w:val="center"/>
+            <w:tcMar>
+              <w:top w:w="80" w:type="dxa"/>
+              <w:start w:w="120" w:type="dxa"/>
+              <w:bottom w:w="80" w:type="dxa"/>
+              <w:end w:w="120" w:type="dxa"/>
+            </w:tcMar>
+          </w:tcPr>
+          <w:p>
+            <w:r>
+              <w:t>Lab 18</w:t>
+            </w:r>
+          </w:p>
+        </w:tc>
+      </w:tr>
+      <w:tr>
+        <w:trPr>
+          <w:trHeight w:hRule="atLeast"/>
+        </w:trPr>
+        <w:tc>
+          <w:tcPr>
+            <w:tcW w:type="dxa" w:w="1872"/>
+            <w:vAlign w:val="center"/>
+            <w:tcMar>
+              <w:top w:w="80" w:type="dxa"/>
+              <w:start w:w="120" w:type="dxa"/>
+              <w:bottom w:w="80" w:type="dxa"/>
+              <w:end w:w="120" w:type="dxa"/>
+            </w:tcMar>
+          </w:tcPr>
+          <w:p>
+            <w:r>
+              <w:t>macro average</w:t>
+            </w:r>
+          </w:p>
+        </w:tc>
+        <w:tc>
+          <w:tcPr>
+            <w:tcW w:type="dxa" w:w="3672"/>
+            <w:vAlign w:val="center"/>
+            <w:tcMar>
+              <w:top w:w="80" w:type="dxa"/>
+              <w:start w:w="120" w:type="dxa"/>
+              <w:bottom w:w="80" w:type="dxa"/>
+              <w:end w:w="120" w:type="dxa"/>
+            </w:tcMar>
+          </w:tcPr>
+          <w:p>
+            <w:r>
+              <w:t>Cách tính metric bằng cách cho mỗi class trọng số ngang nhau, dù số mẫu khác nhau.</w:t>
+            </w:r>
+          </w:p>
+        </w:tc>
+        <w:tc>
+          <w:tcPr>
+            <w:tcW w:type="dxa" w:w="2952"/>
+            <w:vAlign w:val="center"/>
+            <w:tcMar>
+              <w:top w:w="80" w:type="dxa"/>
+              <w:start w:w="120" w:type="dxa"/>
+              <w:bottom w:w="80" w:type="dxa"/>
+              <w:end w:w="120" w:type="dxa"/>
+            </w:tcMar>
+          </w:tcPr>
+          <w:p>
+            <w:r>
+              <w:t>Macro F1 trung bình F1 của churn và non-churn như hai class ngang nhau.</w:t>
+            </w:r>
+          </w:p>
+        </w:tc>
+        <w:tc>
+          <w:tcPr>
+            <w:tcW w:type="dxa" w:w="864"/>
+            <w:vAlign w:val="center"/>
+            <w:tcMar>
+              <w:top w:w="80" w:type="dxa"/>
+              <w:start w:w="120" w:type="dxa"/>
+              <w:bottom w:w="80" w:type="dxa"/>
+              <w:end w:w="120" w:type="dxa"/>
+            </w:tcMar>
+          </w:tcPr>
+          <w:p>
+            <w:r>
+              <w:t>Lab 19</w:t>
+            </w:r>
+          </w:p>
+        </w:tc>
+      </w:tr>
+      <w:tr>
+        <w:trPr>
+          <w:trHeight w:hRule="atLeast"/>
+        </w:trPr>
+        <w:tc>
+          <w:tcPr>
+            <w:tcW w:type="dxa" w:w="1872"/>
+            <w:vAlign w:val="center"/>
+            <w:tcMar>
+              <w:top w:w="80" w:type="dxa"/>
+              <w:start w:w="120" w:type="dxa"/>
+              <w:bottom w:w="80" w:type="dxa"/>
+              <w:end w:w="120" w:type="dxa"/>
+            </w:tcMar>
+          </w:tcPr>
+          <w:p>
+            <w:r>
+              <w:t>weighted average</w:t>
+            </w:r>
+          </w:p>
+        </w:tc>
+        <w:tc>
+          <w:tcPr>
+            <w:tcW w:type="dxa" w:w="3672"/>
+            <w:vAlign w:val="center"/>
+            <w:tcMar>
+              <w:top w:w="80" w:type="dxa"/>
+              <w:start w:w="120" w:type="dxa"/>
+              <w:bottom w:w="80" w:type="dxa"/>
+              <w:end w:w="120" w:type="dxa"/>
+            </w:tcMar>
+          </w:tcPr>
+          <w:p>
+            <w:r>
+              <w:t>Cách tính metric bằng cách cho class nhiều sample trọng số lớn hơn theo support.</w:t>
+            </w:r>
+          </w:p>
+        </w:tc>
+        <w:tc>
+          <w:tcPr>
+            <w:tcW w:type="dxa" w:w="2952"/>
+            <w:vAlign w:val="center"/>
+            <w:tcMar>
+              <w:top w:w="80" w:type="dxa"/>
+              <w:start w:w="120" w:type="dxa"/>
+              <w:bottom w:w="80" w:type="dxa"/>
+              <w:end w:w="120" w:type="dxa"/>
+            </w:tcMar>
+          </w:tcPr>
+          <w:p>
+            <w:r>
+              <w:t>Weighted F1 có thể trông cao khi class phổ biến làm tốt nhưng class hiếm làm kém.</w:t>
+            </w:r>
+          </w:p>
+        </w:tc>
+        <w:tc>
+          <w:tcPr>
+            <w:tcW w:type="dxa" w:w="864"/>
+            <w:vAlign w:val="center"/>
+            <w:tcMar>
+              <w:top w:w="80" w:type="dxa"/>
+              <w:start w:w="120" w:type="dxa"/>
+              <w:bottom w:w="80" w:type="dxa"/>
+              <w:end w:w="120" w:type="dxa"/>
+            </w:tcMar>
+          </w:tcPr>
+          <w:p>
+            <w:r>
+              <w:t>Lab 19</w:t>
+            </w:r>
+          </w:p>
+        </w:tc>
+      </w:tr>
+      <w:tr>
+        <w:trPr>
+          <w:trHeight w:hRule="atLeast"/>
+        </w:trPr>
+        <w:tc>
+          <w:tcPr>
+            <w:tcW w:type="dxa" w:w="1872"/>
+            <w:vAlign w:val="center"/>
+            <w:tcMar>
+              <w:top w:w="80" w:type="dxa"/>
+              <w:start w:w="120" w:type="dxa"/>
+              <w:bottom w:w="80" w:type="dxa"/>
+              <w:end w:w="120" w:type="dxa"/>
+            </w:tcMar>
+          </w:tcPr>
+          <w:p>
+            <w:r>
+              <w:t>budget alert</w:t>
+            </w:r>
+          </w:p>
+        </w:tc>
+        <w:tc>
+          <w:tcPr>
+            <w:tcW w:type="dxa" w:w="3672"/>
+            <w:vAlign w:val="center"/>
+            <w:tcMar>
+              <w:top w:w="80" w:type="dxa"/>
+              <w:start w:w="120" w:type="dxa"/>
+              <w:bottom w:w="80" w:type="dxa"/>
+              <w:end w:w="120" w:type="dxa"/>
+            </w:tcMar>
+          </w:tcPr>
+          <w:p>
+            <w:r>
+              <w:t>Cảnh báo khi chi phí thực tế hoặc dự báo chạm ngưỡng; không phải hard cap.</w:t>
+            </w:r>
+          </w:p>
+        </w:tc>
+        <w:tc>
+          <w:tcPr>
+            <w:tcW w:type="dxa" w:w="2952"/>
+            <w:vAlign w:val="center"/>
+            <w:tcMar>
+              <w:top w:w="80" w:type="dxa"/>
+              <w:start w:w="120" w:type="dxa"/>
+              <w:bottom w:w="80" w:type="dxa"/>
+              <w:end w:w="120" w:type="dxa"/>
+            </w:tcMar>
+          </w:tcPr>
+          <w:p>
+            <w:r>
+              <w:t>Email cảnh báo Actual và Forecasted Budget.</w:t>
+            </w:r>
+          </w:p>
+        </w:tc>
+        <w:tc>
+          <w:tcPr>
+            <w:tcW w:type="dxa" w:w="864"/>
+            <w:vAlign w:val="center"/>
+            <w:tcMar>
+              <w:top w:w="80" w:type="dxa"/>
+              <w:start w:w="120" w:type="dxa"/>
+              <w:bottom w:w="80" w:type="dxa"/>
+              <w:end w:w="120" w:type="dxa"/>
+            </w:tcMar>
+          </w:tcPr>
+          <w:p>
+            <w:r>
+              <w:t>Lab 20</w:t>
+            </w:r>
+          </w:p>
+        </w:tc>
+      </w:tr>
+      <w:tr>
+        <w:trPr>
+          <w:trHeight w:hRule="atLeast"/>
+        </w:trPr>
+        <w:tc>
+          <w:tcPr>
+            <w:tcW w:type="dxa" w:w="1872"/>
+            <w:vAlign w:val="center"/>
+            <w:tcMar>
+              <w:top w:w="80" w:type="dxa"/>
+              <w:start w:w="120" w:type="dxa"/>
+              <w:bottom w:w="80" w:type="dxa"/>
+              <w:end w:w="120" w:type="dxa"/>
+            </w:tcMar>
+          </w:tcPr>
+          <w:p>
+            <w:r>
+              <w:t>CloudWatch Logs</w:t>
+            </w:r>
+          </w:p>
+        </w:tc>
+        <w:tc>
+          <w:tcPr>
+            <w:tcW w:type="dxa" w:w="3672"/>
+            <w:vAlign w:val="center"/>
+            <w:tcMar>
+              <w:top w:w="80" w:type="dxa"/>
+              <w:start w:w="120" w:type="dxa"/>
+              <w:bottom w:w="80" w:type="dxa"/>
+              <w:end w:w="120" w:type="dxa"/>
+            </w:tcMar>
+          </w:tcPr>
+          <w:p>
+            <w:r>
+              <w:t>Nơi lưu log runtime trên AWS; cần tránh dữ liệu nhạy cảm và đặt retention.</w:t>
+            </w:r>
+          </w:p>
+        </w:tc>
+        <w:tc>
+          <w:tcPr>
+            <w:tcW w:type="dxa" w:w="2952"/>
+            <w:vAlign w:val="center"/>
+            <w:tcMar>
+              <w:top w:w="80" w:type="dxa"/>
+              <w:start w:w="120" w:type="dxa"/>
+              <w:bottom w:w="80" w:type="dxa"/>
+              <w:end w:w="120" w:type="dxa"/>
+            </w:tcMar>
+          </w:tcPr>
+          <w:p>
+            <w:r>
+              <w:t>Log group Lambda giữ một ngày.</w:t>
+            </w:r>
+          </w:p>
+        </w:tc>
+        <w:tc>
+          <w:tcPr>
+            <w:tcW w:type="dxa" w:w="864"/>
+            <w:vAlign w:val="center"/>
+            <w:tcMar>
+              <w:top w:w="80" w:type="dxa"/>
+              <w:start w:w="120" w:type="dxa"/>
+              <w:bottom w:w="80" w:type="dxa"/>
+              <w:end w:w="120" w:type="dxa"/>
+            </w:tcMar>
+          </w:tcPr>
+          <w:p>
+            <w:r>
+              <w:t>Lab 20</w:t>
+            </w:r>
+          </w:p>
+        </w:tc>
+      </w:tr>
+      <w:tr>
+        <w:trPr>
+          <w:trHeight w:hRule="atLeast"/>
+        </w:trPr>
+        <w:tc>
+          <w:tcPr>
+            <w:tcW w:type="dxa" w:w="1872"/>
+            <w:vAlign w:val="center"/>
+            <w:tcMar>
+              <w:top w:w="80" w:type="dxa"/>
+              <w:start w:w="120" w:type="dxa"/>
+              <w:bottom w:w="80" w:type="dxa"/>
+              <w:end w:w="120" w:type="dxa"/>
+            </w:tcMar>
+          </w:tcPr>
+          <w:p>
+            <w:r>
+              <w:t>IAM</w:t>
+            </w:r>
+          </w:p>
+        </w:tc>
+        <w:tc>
+          <w:tcPr>
+            <w:tcW w:type="dxa" w:w="3672"/>
+            <w:vAlign w:val="center"/>
+            <w:tcMar>
+              <w:top w:w="80" w:type="dxa"/>
+              <w:start w:w="120" w:type="dxa"/>
+              <w:bottom w:w="80" w:type="dxa"/>
+              <w:end w:w="120" w:type="dxa"/>
+            </w:tcMar>
+          </w:tcPr>
+          <w:p>
+            <w:r>
+              <w:t>Dịch vụ AWS quản danh tính và quyền truy cập theo nguyên tắc quyền tối thiểu.</w:t>
+            </w:r>
+          </w:p>
+        </w:tc>
+        <w:tc>
+          <w:tcPr>
+            <w:tcW w:type="dxa" w:w="2952"/>
+            <w:vAlign w:val="center"/>
+            <w:tcMar>
+              <w:top w:w="80" w:type="dxa"/>
+              <w:start w:w="120" w:type="dxa"/>
+              <w:bottom w:w="80" w:type="dxa"/>
+              <w:end w:w="120" w:type="dxa"/>
+            </w:tcMar>
+          </w:tcPr>
+          <w:p>
+            <w:r>
+              <w:t>Lambda role chỉ được đọc đúng object model trong S3.</w:t>
+            </w:r>
+          </w:p>
+        </w:tc>
+        <w:tc>
+          <w:tcPr>
+            <w:tcW w:type="dxa" w:w="864"/>
+            <w:vAlign w:val="center"/>
+            <w:tcMar>
+              <w:top w:w="80" w:type="dxa"/>
+              <w:start w:w="120" w:type="dxa"/>
+              <w:bottom w:w="80" w:type="dxa"/>
+              <w:end w:w="120" w:type="dxa"/>
+            </w:tcMar>
+          </w:tcPr>
+          <w:p>
+            <w:r>
+              <w:t>Lab 20</w:t>
+            </w:r>
+          </w:p>
+        </w:tc>
+      </w:tr>
+      <w:tr>
+        <w:trPr>
+          <w:trHeight w:hRule="atLeast"/>
+        </w:trPr>
+        <w:tc>
+          <w:tcPr>
+            <w:tcW w:type="dxa" w:w="1872"/>
             <w:vAlign w:val="center"/>
             <w:tcMar>
               <w:top w:w="80" w:type="dxa"/>
@@ -18716,18 +24332,271 @@
         </w:tc>
         <w:tc>
           <w:tcPr>
-            <w:tcW w:type="dxa" w:w="6660"/>
-            <w:vAlign w:val="center"/>
-            <w:tcMar>
-              <w:top w:w="80" w:type="dxa"/>
-              <w:start w:w="120" w:type="dxa"/>
-              <w:bottom w:w="80" w:type="dxa"/>
-              <w:end w:w="120" w:type="dxa"/>
-            </w:tcMar>
-          </w:tcPr>
-          <w:p>
-            <w:r>
-              <w:t>Dọn tài nguyên nhiều lần vẫn cho trạng thái sạch</w:t>
+            <w:tcW w:type="dxa" w:w="3672"/>
+            <w:vAlign w:val="center"/>
+            <w:tcMar>
+              <w:top w:w="80" w:type="dxa"/>
+              <w:start w:w="120" w:type="dxa"/>
+              <w:bottom w:w="80" w:type="dxa"/>
+              <w:end w:w="120" w:type="dxa"/>
+            </w:tcMar>
+          </w:tcPr>
+          <w:p>
+            <w:r>
+              <w:t>Quy trình dọn có thể chạy lại an toàn và vẫn hướng tới trạng thái sạch.</w:t>
+            </w:r>
+          </w:p>
+        </w:tc>
+        <w:tc>
+          <w:tcPr>
+            <w:tcW w:type="dxa" w:w="2952"/>
+            <w:vAlign w:val="center"/>
+            <w:tcMar>
+              <w:top w:w="80" w:type="dxa"/>
+              <w:start w:w="120" w:type="dxa"/>
+              <w:bottom w:w="80" w:type="dxa"/>
+              <w:end w:w="120" w:type="dxa"/>
+            </w:tcMar>
+          </w:tcPr>
+          <w:p>
+            <w:r>
+              <w:t>Cleanup exact project ID rồi scan lại.</w:t>
+            </w:r>
+          </w:p>
+        </w:tc>
+        <w:tc>
+          <w:tcPr>
+            <w:tcW w:type="dxa" w:w="864"/>
+            <w:vAlign w:val="center"/>
+            <w:tcMar>
+              <w:top w:w="80" w:type="dxa"/>
+              <w:start w:w="120" w:type="dxa"/>
+              <w:bottom w:w="80" w:type="dxa"/>
+              <w:end w:w="120" w:type="dxa"/>
+            </w:tcMar>
+          </w:tcPr>
+          <w:p>
+            <w:r>
+              <w:t>Lab 20</w:t>
+            </w:r>
+          </w:p>
+        </w:tc>
+      </w:tr>
+      <w:tr>
+        <w:trPr>
+          <w:trHeight w:hRule="atLeast"/>
+        </w:trPr>
+        <w:tc>
+          <w:tcPr>
+            <w:tcW w:type="dxa" w:w="1872"/>
+            <w:vAlign w:val="center"/>
+            <w:tcMar>
+              <w:top w:w="80" w:type="dxa"/>
+              <w:start w:w="120" w:type="dxa"/>
+              <w:bottom w:w="80" w:type="dxa"/>
+              <w:end w:w="120" w:type="dxa"/>
+            </w:tcMar>
+          </w:tcPr>
+          <w:p>
+            <w:r>
+              <w:t>Lambda</w:t>
+            </w:r>
+          </w:p>
+        </w:tc>
+        <w:tc>
+          <w:tcPr>
+            <w:tcW w:type="dxa" w:w="3672"/>
+            <w:vAlign w:val="center"/>
+            <w:tcMar>
+              <w:top w:w="80" w:type="dxa"/>
+              <w:start w:w="120" w:type="dxa"/>
+              <w:bottom w:w="80" w:type="dxa"/>
+              <w:end w:w="120" w:type="dxa"/>
+            </w:tcMar>
+          </w:tcPr>
+          <w:p>
+            <w:r>
+              <w:t>Dịch vụ chạy hàm serverless theo request mà không quản máy chủ.</w:t>
+            </w:r>
+          </w:p>
+        </w:tc>
+        <w:tc>
+          <w:tcPr>
+            <w:tcW w:type="dxa" w:w="2952"/>
+            <w:vAlign w:val="center"/>
+            <w:tcMar>
+              <w:top w:w="80" w:type="dxa"/>
+              <w:start w:w="120" w:type="dxa"/>
+              <w:bottom w:w="80" w:type="dxa"/>
+              <w:end w:w="120" w:type="dxa"/>
+            </w:tcMar>
+          </w:tcPr>
+          <w:p>
+            <w:r>
+              <w:t>Gọi private invoke để chạy inference tabular.</w:t>
+            </w:r>
+          </w:p>
+        </w:tc>
+        <w:tc>
+          <w:tcPr>
+            <w:tcW w:type="dxa" w:w="864"/>
+            <w:vAlign w:val="center"/>
+            <w:tcMar>
+              <w:top w:w="80" w:type="dxa"/>
+              <w:start w:w="120" w:type="dxa"/>
+              <w:bottom w:w="80" w:type="dxa"/>
+              <w:end w:w="120" w:type="dxa"/>
+            </w:tcMar>
+          </w:tcPr>
+          <w:p>
+            <w:r>
+              <w:t>Lab 20</w:t>
+            </w:r>
+          </w:p>
+        </w:tc>
+      </w:tr>
+      <w:tr>
+        <w:trPr>
+          <w:trHeight w:hRule="atLeast"/>
+        </w:trPr>
+        <w:tc>
+          <w:tcPr>
+            <w:tcW w:type="dxa" w:w="1872"/>
+            <w:vAlign w:val="center"/>
+            <w:tcMar>
+              <w:top w:w="80" w:type="dxa"/>
+              <w:start w:w="120" w:type="dxa"/>
+              <w:bottom w:w="80" w:type="dxa"/>
+              <w:end w:w="120" w:type="dxa"/>
+            </w:tcMar>
+          </w:tcPr>
+          <w:p>
+            <w:r>
+              <w:t>residual scan</w:t>
+            </w:r>
+          </w:p>
+        </w:tc>
+        <w:tc>
+          <w:tcPr>
+            <w:tcW w:type="dxa" w:w="3672"/>
+            <w:vAlign w:val="center"/>
+            <w:tcMar>
+              <w:top w:w="80" w:type="dxa"/>
+              <w:start w:w="120" w:type="dxa"/>
+              <w:bottom w:w="80" w:type="dxa"/>
+              <w:end w:w="120" w:type="dxa"/>
+            </w:tcMar>
+          </w:tcPr>
+          <w:p>
+            <w:r>
+              <w:t>Bước kiểm sau cleanup để tìm tài nguyên project còn sót.</w:t>
+            </w:r>
+          </w:p>
+        </w:tc>
+        <w:tc>
+          <w:tcPr>
+            <w:tcW w:type="dxa" w:w="2952"/>
+            <w:vAlign w:val="center"/>
+            <w:tcMar>
+              <w:top w:w="80" w:type="dxa"/>
+              <w:start w:w="120" w:type="dxa"/>
+              <w:bottom w:w="80" w:type="dxa"/>
+              <w:end w:w="120" w:type="dxa"/>
+            </w:tcMar>
+          </w:tcPr>
+          <w:p>
+            <w:r>
+              <w:t>Scan CloudFormation, S3, Lambda, Logs và IAM.</w:t>
+            </w:r>
+          </w:p>
+        </w:tc>
+        <w:tc>
+          <w:tcPr>
+            <w:tcW w:type="dxa" w:w="864"/>
+            <w:vAlign w:val="center"/>
+            <w:tcMar>
+              <w:top w:w="80" w:type="dxa"/>
+              <w:start w:w="120" w:type="dxa"/>
+              <w:bottom w:w="80" w:type="dxa"/>
+              <w:end w:w="120" w:type="dxa"/>
+            </w:tcMar>
+          </w:tcPr>
+          <w:p>
+            <w:r>
+              <w:t>Lab 20</w:t>
+            </w:r>
+          </w:p>
+        </w:tc>
+      </w:tr>
+      <w:tr>
+        <w:trPr>
+          <w:trHeight w:hRule="atLeast"/>
+        </w:trPr>
+        <w:tc>
+          <w:tcPr>
+            <w:tcW w:type="dxa" w:w="1872"/>
+            <w:vAlign w:val="center"/>
+            <w:tcMar>
+              <w:top w:w="80" w:type="dxa"/>
+              <w:start w:w="120" w:type="dxa"/>
+              <w:bottom w:w="80" w:type="dxa"/>
+              <w:end w:w="120" w:type="dxa"/>
+            </w:tcMar>
+          </w:tcPr>
+          <w:p>
+            <w:r>
+              <w:t>S3</w:t>
+            </w:r>
+          </w:p>
+        </w:tc>
+        <w:tc>
+          <w:tcPr>
+            <w:tcW w:type="dxa" w:w="3672"/>
+            <w:vAlign w:val="center"/>
+            <w:tcMar>
+              <w:top w:w="80" w:type="dxa"/>
+              <w:start w:w="120" w:type="dxa"/>
+              <w:bottom w:w="80" w:type="dxa"/>
+              <w:end w:w="120" w:type="dxa"/>
+            </w:tcMar>
+          </w:tcPr>
+          <w:p>
+            <w:r>
+              <w:t>Dịch vụ object storage của AWS dùng để lưu artifact nhỏ.</w:t>
+            </w:r>
+          </w:p>
+        </w:tc>
+        <w:tc>
+          <w:tcPr>
+            <w:tcW w:type="dxa" w:w="2952"/>
+            <w:vAlign w:val="center"/>
+            <w:tcMar>
+              <w:top w:w="80" w:type="dxa"/>
+              <w:start w:w="120" w:type="dxa"/>
+              <w:bottom w:w="80" w:type="dxa"/>
+              <w:end w:w="120" w:type="dxa"/>
+            </w:tcMar>
+          </w:tcPr>
+          <w:p>
+            <w:r>
+              <w:t>Upload portable_model.json vào bucket private.</w:t>
+            </w:r>
+          </w:p>
+        </w:tc>
+        <w:tc>
+          <w:tcPr>
+            <w:tcW w:type="dxa" w:w="864"/>
+            <w:vAlign w:val="center"/>
+            <w:tcMar>
+              <w:top w:w="80" w:type="dxa"/>
+              <w:start w:w="120" w:type="dxa"/>
+              <w:bottom w:w="80" w:type="dxa"/>
+              <w:end w:w="120" w:type="dxa"/>
+            </w:tcMar>
+          </w:tcPr>
+          <w:p>
+            <w:r>
+              <w:t>Lab 20</w:t>
             </w:r>
           </w:p>
         </w:tc>

--- a/dist/ML-Roadmap-24-Tuan-AWS-Cloud-Club.docx
+++ b/dist/ML-Roadmap-24-Tuan-AWS-Cloud-Club.docx
@@ -15281,7 +15281,7 @@
           </w:tcPr>
           <w:p>
             <w:r>
-              <w:t>Chạy được nhưng bằng chứng</w:t>
+              <w:t>Chạy được nhưng bằng chứng, kiểm thử hoặc khả năng tái lập còn thiếu.</w:t>
             </w:r>
           </w:p>
         </w:tc>
@@ -15337,7 +15337,7 @@
           </w:tcPr>
           <w:p>
             <w:r>
-              <w:t>Đúng</w:t>
+              <w:t>Đúng, tái lập, có đánh giá và giải thích quyết định.</w:t>
             </w:r>
           </w:p>
         </w:tc>
@@ -15393,7 +15393,7 @@
           </w:tcPr>
           <w:p>
             <w:r>
-              <w:t>Có phân tích lỗi sâu</w:t>
+              <w:t>Có phân tích lỗi sâu, trade-off rõ và một cải tiến có kiểm soát.</w:t>
             </w:r>
           </w:p>
         </w:tc>
